--- a/docs/submission/playIT_SPMP_v2.0.docx
+++ b/docs/submission/playIT_SPMP_v2.0.docx
@@ -357,7 +357,7 @@
           <w:kern w:val="2"/>
           <w:sz w:val="24"/>
           <w:szCs w:val="24"/>
-          <w:lang w:val="en-PH" w:eastAsia="ja-JP"/>
+          <w:lang w:val="en-PH" w:eastAsia="en-PH"/>
           <w14:ligatures w14:val="standardContextual"/>
         </w:rPr>
       </w:pPr>
@@ -370,7 +370,7 @@
       <w:r>
         <w:fldChar w:fldCharType="separate"/>
       </w:r>
-      <w:hyperlink w:anchor="_Toc242537968" w:history="1">
+      <w:hyperlink w:anchor="_Toc242629068" w:history="1">
         <w:r>
           <w:rPr>
             <w:rStyle w:val="Hyperlink"/>
@@ -397,7 +397,7 @@
             <w:noProof/>
             <w:webHidden/>
           </w:rPr>
-          <w:instrText xml:space="preserve"> PAGEREF _Toc242537968 \h </w:instrText>
+          <w:instrText xml:space="preserve"> PAGEREF _Toc242629068 \h </w:instrText>
         </w:r>
         <w:r>
           <w:rPr>
@@ -441,11 +441,11 @@
           <w:kern w:val="2"/>
           <w:sz w:val="24"/>
           <w:szCs w:val="24"/>
-          <w:lang w:val="en-PH" w:eastAsia="ja-JP"/>
+          <w:lang w:val="en-PH" w:eastAsia="en-PH"/>
           <w14:ligatures w14:val="standardContextual"/>
         </w:rPr>
       </w:pPr>
-      <w:hyperlink w:anchor="_Toc242537969" w:history="1">
+      <w:hyperlink w:anchor="_Toc242629069" w:history="1">
         <w:r>
           <w:rPr>
             <w:rStyle w:val="Hyperlink"/>
@@ -472,7 +472,7 @@
             <w:noProof/>
             <w:webHidden/>
           </w:rPr>
-          <w:instrText xml:space="preserve"> PAGEREF _Toc242537969 \h </w:instrText>
+          <w:instrText xml:space="preserve"> PAGEREF _Toc242629069 \h </w:instrText>
         </w:r>
         <w:r>
           <w:rPr>
@@ -516,11 +516,11 @@
           <w:kern w:val="2"/>
           <w:sz w:val="24"/>
           <w:szCs w:val="24"/>
-          <w:lang w:val="en-PH" w:eastAsia="ja-JP"/>
+          <w:lang w:val="en-PH" w:eastAsia="en-PH"/>
           <w14:ligatures w14:val="standardContextual"/>
         </w:rPr>
       </w:pPr>
-      <w:hyperlink w:anchor="_Toc242537970" w:history="1">
+      <w:hyperlink w:anchor="_Toc242629070" w:history="1">
         <w:r>
           <w:rPr>
             <w:rStyle w:val="Hyperlink"/>
@@ -547,7 +547,7 @@
             <w:noProof/>
             <w:webHidden/>
           </w:rPr>
-          <w:instrText xml:space="preserve"> PAGEREF _Toc242537970 \h </w:instrText>
+          <w:instrText xml:space="preserve"> PAGEREF _Toc242629070 \h </w:instrText>
         </w:r>
         <w:r>
           <w:rPr>
@@ -591,11 +591,11 @@
           <w:kern w:val="2"/>
           <w:sz w:val="24"/>
           <w:szCs w:val="24"/>
-          <w:lang w:val="en-PH" w:eastAsia="ja-JP"/>
+          <w:lang w:val="en-PH" w:eastAsia="en-PH"/>
           <w14:ligatures w14:val="standardContextual"/>
         </w:rPr>
       </w:pPr>
-      <w:hyperlink w:anchor="_Toc242537971" w:history="1">
+      <w:hyperlink w:anchor="_Toc242629071" w:history="1">
         <w:r>
           <w:rPr>
             <w:rStyle w:val="Hyperlink"/>
@@ -622,7 +622,7 @@
             <w:noProof/>
             <w:webHidden/>
           </w:rPr>
-          <w:instrText xml:space="preserve"> PAGEREF _Toc242537971 \h </w:instrText>
+          <w:instrText xml:space="preserve"> PAGEREF _Toc242629071 \h </w:instrText>
         </w:r>
         <w:r>
           <w:rPr>
@@ -666,11 +666,11 @@
           <w:kern w:val="2"/>
           <w:sz w:val="24"/>
           <w:szCs w:val="24"/>
-          <w:lang w:val="en-PH" w:eastAsia="ja-JP"/>
+          <w:lang w:val="en-PH" w:eastAsia="en-PH"/>
           <w14:ligatures w14:val="standardContextual"/>
         </w:rPr>
       </w:pPr>
-      <w:hyperlink w:anchor="_Toc242537972" w:history="1">
+      <w:hyperlink w:anchor="_Toc242629072" w:history="1">
         <w:r>
           <w:rPr>
             <w:rStyle w:val="Hyperlink"/>
@@ -697,7 +697,7 @@
             <w:noProof/>
             <w:webHidden/>
           </w:rPr>
-          <w:instrText xml:space="preserve"> PAGEREF _Toc242537972 \h </w:instrText>
+          <w:instrText xml:space="preserve"> PAGEREF _Toc242629072 \h </w:instrText>
         </w:r>
         <w:r>
           <w:rPr>
@@ -741,11 +741,11 @@
           <w:kern w:val="2"/>
           <w:sz w:val="24"/>
           <w:szCs w:val="24"/>
-          <w:lang w:val="en-PH" w:eastAsia="ja-JP"/>
+          <w:lang w:val="en-PH" w:eastAsia="en-PH"/>
           <w14:ligatures w14:val="standardContextual"/>
         </w:rPr>
       </w:pPr>
-      <w:hyperlink w:anchor="_Toc242537973" w:history="1">
+      <w:hyperlink w:anchor="_Toc242629073" w:history="1">
         <w:r>
           <w:rPr>
             <w:rStyle w:val="Hyperlink"/>
@@ -772,7 +772,7 @@
             <w:noProof/>
             <w:webHidden/>
           </w:rPr>
-          <w:instrText xml:space="preserve"> PAGEREF _Toc242537973 \h </w:instrText>
+          <w:instrText xml:space="preserve"> PAGEREF _Toc242629073 \h </w:instrText>
         </w:r>
         <w:r>
           <w:rPr>
@@ -816,11 +816,11 @@
           <w:kern w:val="2"/>
           <w:sz w:val="24"/>
           <w:szCs w:val="24"/>
-          <w:lang w:val="en-PH" w:eastAsia="ja-JP"/>
+          <w:lang w:val="en-PH" w:eastAsia="en-PH"/>
           <w14:ligatures w14:val="standardContextual"/>
         </w:rPr>
       </w:pPr>
-      <w:hyperlink w:anchor="_Toc242537974" w:history="1">
+      <w:hyperlink w:anchor="_Toc242629074" w:history="1">
         <w:r>
           <w:rPr>
             <w:rStyle w:val="Hyperlink"/>
@@ -847,7 +847,7 @@
             <w:noProof/>
             <w:webHidden/>
           </w:rPr>
-          <w:instrText xml:space="preserve"> PAGEREF _Toc242537974 \h </w:instrText>
+          <w:instrText xml:space="preserve"> PAGEREF _Toc242629074 \h </w:instrText>
         </w:r>
         <w:r>
           <w:rPr>
@@ -891,11 +891,11 @@
           <w:kern w:val="2"/>
           <w:sz w:val="24"/>
           <w:szCs w:val="24"/>
-          <w:lang w:val="en-PH" w:eastAsia="ja-JP"/>
+          <w:lang w:val="en-PH" w:eastAsia="en-PH"/>
           <w14:ligatures w14:val="standardContextual"/>
         </w:rPr>
       </w:pPr>
-      <w:hyperlink w:anchor="_Toc242537975" w:history="1">
+      <w:hyperlink w:anchor="_Toc242629075" w:history="1">
         <w:r>
           <w:rPr>
             <w:rStyle w:val="Hyperlink"/>
@@ -922,7 +922,7 @@
             <w:noProof/>
             <w:webHidden/>
           </w:rPr>
-          <w:instrText xml:space="preserve"> PAGEREF _Toc242537975 \h </w:instrText>
+          <w:instrText xml:space="preserve"> PAGEREF _Toc242629075 \h </w:instrText>
         </w:r>
         <w:r>
           <w:rPr>
@@ -966,11 +966,11 @@
           <w:kern w:val="2"/>
           <w:sz w:val="24"/>
           <w:szCs w:val="24"/>
-          <w:lang w:val="en-PH" w:eastAsia="ja-JP"/>
+          <w:lang w:val="en-PH" w:eastAsia="en-PH"/>
           <w14:ligatures w14:val="standardContextual"/>
         </w:rPr>
       </w:pPr>
-      <w:hyperlink w:anchor="_Toc242537976" w:history="1">
+      <w:hyperlink w:anchor="_Toc242629076" w:history="1">
         <w:r>
           <w:rPr>
             <w:rStyle w:val="Hyperlink"/>
@@ -997,7 +997,7 @@
             <w:noProof/>
             <w:webHidden/>
           </w:rPr>
-          <w:instrText xml:space="preserve"> PAGEREF _Toc242537976 \h </w:instrText>
+          <w:instrText xml:space="preserve"> PAGEREF _Toc242629076 \h </w:instrText>
         </w:r>
         <w:r>
           <w:rPr>
@@ -1041,11 +1041,11 @@
           <w:kern w:val="2"/>
           <w:sz w:val="24"/>
           <w:szCs w:val="24"/>
-          <w:lang w:val="en-PH" w:eastAsia="ja-JP"/>
+          <w:lang w:val="en-PH" w:eastAsia="en-PH"/>
           <w14:ligatures w14:val="standardContextual"/>
         </w:rPr>
       </w:pPr>
-      <w:hyperlink w:anchor="_Toc242537977" w:history="1">
+      <w:hyperlink w:anchor="_Toc242629077" w:history="1">
         <w:r>
           <w:rPr>
             <w:rStyle w:val="Hyperlink"/>
@@ -1072,7 +1072,7 @@
             <w:noProof/>
             <w:webHidden/>
           </w:rPr>
-          <w:instrText xml:space="preserve"> PAGEREF _Toc242537977 \h </w:instrText>
+          <w:instrText xml:space="preserve"> PAGEREF _Toc242629077 \h </w:instrText>
         </w:r>
         <w:r>
           <w:rPr>
@@ -1116,11 +1116,11 @@
           <w:kern w:val="2"/>
           <w:sz w:val="24"/>
           <w:szCs w:val="24"/>
-          <w:lang w:val="en-PH" w:eastAsia="ja-JP"/>
+          <w:lang w:val="en-PH" w:eastAsia="en-PH"/>
           <w14:ligatures w14:val="standardContextual"/>
         </w:rPr>
       </w:pPr>
-      <w:hyperlink w:anchor="_Toc242537978" w:history="1">
+      <w:hyperlink w:anchor="_Toc242629078" w:history="1">
         <w:r>
           <w:rPr>
             <w:rStyle w:val="Hyperlink"/>
@@ -1147,7 +1147,7 @@
             <w:noProof/>
             <w:webHidden/>
           </w:rPr>
-          <w:instrText xml:space="preserve"> PAGEREF _Toc242537978 \h </w:instrText>
+          <w:instrText xml:space="preserve"> PAGEREF _Toc242629078 \h </w:instrText>
         </w:r>
         <w:r>
           <w:rPr>
@@ -1191,11 +1191,11 @@
           <w:kern w:val="2"/>
           <w:sz w:val="24"/>
           <w:szCs w:val="24"/>
-          <w:lang w:val="en-PH" w:eastAsia="ja-JP"/>
+          <w:lang w:val="en-PH" w:eastAsia="en-PH"/>
           <w14:ligatures w14:val="standardContextual"/>
         </w:rPr>
       </w:pPr>
-      <w:hyperlink w:anchor="_Toc242537979" w:history="1">
+      <w:hyperlink w:anchor="_Toc242629079" w:history="1">
         <w:r>
           <w:rPr>
             <w:rStyle w:val="Hyperlink"/>
@@ -1222,7 +1222,7 @@
             <w:noProof/>
             <w:webHidden/>
           </w:rPr>
-          <w:instrText xml:space="preserve"> PAGEREF _Toc242537979 \h </w:instrText>
+          <w:instrText xml:space="preserve"> PAGEREF _Toc242629079 \h </w:instrText>
         </w:r>
         <w:r>
           <w:rPr>
@@ -1266,11 +1266,11 @@
           <w:kern w:val="2"/>
           <w:sz w:val="24"/>
           <w:szCs w:val="24"/>
-          <w:lang w:val="en-PH" w:eastAsia="ja-JP"/>
+          <w:lang w:val="en-PH" w:eastAsia="en-PH"/>
           <w14:ligatures w14:val="standardContextual"/>
         </w:rPr>
       </w:pPr>
-      <w:hyperlink w:anchor="_Toc242537980" w:history="1">
+      <w:hyperlink w:anchor="_Toc242629080" w:history="1">
         <w:r>
           <w:rPr>
             <w:rStyle w:val="Hyperlink"/>
@@ -1297,7 +1297,7 @@
             <w:noProof/>
             <w:webHidden/>
           </w:rPr>
-          <w:instrText xml:space="preserve"> PAGEREF _Toc242537980 \h </w:instrText>
+          <w:instrText xml:space="preserve"> PAGEREF _Toc242629080 \h </w:instrText>
         </w:r>
         <w:r>
           <w:rPr>
@@ -1341,11 +1341,11 @@
           <w:kern w:val="2"/>
           <w:sz w:val="24"/>
           <w:szCs w:val="24"/>
-          <w:lang w:val="en-PH" w:eastAsia="ja-JP"/>
+          <w:lang w:val="en-PH" w:eastAsia="en-PH"/>
           <w14:ligatures w14:val="standardContextual"/>
         </w:rPr>
       </w:pPr>
-      <w:hyperlink w:anchor="_Toc242537981" w:history="1">
+      <w:hyperlink w:anchor="_Toc242629081" w:history="1">
         <w:r>
           <w:rPr>
             <w:rStyle w:val="Hyperlink"/>
@@ -1372,7 +1372,7 @@
             <w:noProof/>
             <w:webHidden/>
           </w:rPr>
-          <w:instrText xml:space="preserve"> PAGEREF _Toc242537981 \h </w:instrText>
+          <w:instrText xml:space="preserve"> PAGEREF _Toc242629081 \h </w:instrText>
         </w:r>
         <w:r>
           <w:rPr>
@@ -1416,11 +1416,11 @@
           <w:kern w:val="2"/>
           <w:sz w:val="24"/>
           <w:szCs w:val="24"/>
-          <w:lang w:val="en-PH" w:eastAsia="ja-JP"/>
+          <w:lang w:val="en-PH" w:eastAsia="en-PH"/>
           <w14:ligatures w14:val="standardContextual"/>
         </w:rPr>
       </w:pPr>
-      <w:hyperlink w:anchor="_Toc242537982" w:history="1">
+      <w:hyperlink w:anchor="_Toc242629082" w:history="1">
         <w:r>
           <w:rPr>
             <w:rStyle w:val="Hyperlink"/>
@@ -1447,7 +1447,7 @@
             <w:noProof/>
             <w:webHidden/>
           </w:rPr>
-          <w:instrText xml:space="preserve"> PAGEREF _Toc242537982 \h </w:instrText>
+          <w:instrText xml:space="preserve"> PAGEREF _Toc242629082 \h </w:instrText>
         </w:r>
         <w:r>
           <w:rPr>
@@ -1491,11 +1491,11 @@
           <w:kern w:val="2"/>
           <w:sz w:val="24"/>
           <w:szCs w:val="24"/>
-          <w:lang w:val="en-PH" w:eastAsia="ja-JP"/>
+          <w:lang w:val="en-PH" w:eastAsia="en-PH"/>
           <w14:ligatures w14:val="standardContextual"/>
         </w:rPr>
       </w:pPr>
-      <w:hyperlink w:anchor="_Toc242537983" w:history="1">
+      <w:hyperlink w:anchor="_Toc242629083" w:history="1">
         <w:r>
           <w:rPr>
             <w:rStyle w:val="Hyperlink"/>
@@ -1522,7 +1522,7 @@
             <w:noProof/>
             <w:webHidden/>
           </w:rPr>
-          <w:instrText xml:space="preserve"> PAGEREF _Toc242537983 \h </w:instrText>
+          <w:instrText xml:space="preserve"> PAGEREF _Toc242629083 \h </w:instrText>
         </w:r>
         <w:r>
           <w:rPr>
@@ -1567,7 +1567,7 @@
       <w:pPr>
         <w:pStyle w:val="Heading1"/>
       </w:pPr>
-      <w:bookmarkStart w:id="0" w:name="_Toc242537968"/>
+      <w:bookmarkStart w:id="0" w:name="_Toc242629068"/>
       <w:r>
         <w:t>Document Revision History</w:t>
       </w:r>
@@ -2288,7 +2288,7 @@
       <w:pPr>
         <w:pStyle w:val="Heading1"/>
       </w:pPr>
-      <w:bookmarkStart w:id="1" w:name="_Toc242537969"/>
+      <w:bookmarkStart w:id="1" w:name="_Toc242629069"/>
       <w:r>
         <w:t>1. Project Overview &amp; Scope Refactoring</w:t>
       </w:r>
@@ -2298,7 +2298,7 @@
       <w:pPr>
         <w:pStyle w:val="Heading2"/>
       </w:pPr>
-      <w:bookmarkStart w:id="2" w:name="_Toc242537970"/>
+      <w:bookmarkStart w:id="2" w:name="_Toc242629070"/>
       <w:r>
         <w:t>1.1 Project Purpose &amp; Executive Summary</w:t>
       </w:r>
@@ -2316,7 +2316,7 @@
       <w:pPr>
         <w:pStyle w:val="Heading2"/>
       </w:pPr>
-      <w:bookmarkStart w:id="3" w:name="_Toc242537971"/>
+      <w:bookmarkStart w:id="3" w:name="_Toc242629071"/>
       <w:r>
         <w:t>1.2 Interconnected Deliverables Traceability Baseline</w:t>
       </w:r>
@@ -3581,7 +3581,7 @@
       <w:pPr>
         <w:pStyle w:val="Heading2"/>
       </w:pPr>
-      <w:bookmarkStart w:id="4" w:name="_Toc242537972"/>
+      <w:bookmarkStart w:id="4" w:name="_Toc242629072"/>
       <w:r>
         <w:t>1.3 Scope Baseline &amp; Phased Implementation Strategy</w:t>
       </w:r>
@@ -3694,7 +3694,7 @@
       <w:pPr>
         <w:pStyle w:val="Heading1"/>
       </w:pPr>
-      <w:bookmarkStart w:id="5" w:name="_Toc242537973"/>
+      <w:bookmarkStart w:id="5" w:name="_Toc242629073"/>
       <w:r>
         <w:t>2. Work Breakdown Structure (WBS) &amp; Deliverables</w:t>
       </w:r>
@@ -4060,7 +4060,7 @@
       <w:pPr>
         <w:pStyle w:val="Heading1"/>
       </w:pPr>
-      <w:bookmarkStart w:id="6" w:name="_Toc242537974"/>
+      <w:bookmarkStart w:id="6" w:name="_Toc242629074"/>
       <w:r>
         <w:t>3. Activities, Milestones &amp; Revised Master Schedule</w:t>
       </w:r>
@@ -5274,7 +5274,7 @@
       <w:pPr>
         <w:pStyle w:val="Heading1"/>
       </w:pPr>
-      <w:bookmarkStart w:id="7" w:name="_Toc242537975"/>
+      <w:bookmarkStart w:id="7" w:name="_Toc242629075"/>
       <w:r>
         <w:t>4. Resource Allocation &amp; Infrastructure</w:t>
       </w:r>
@@ -5284,7 +5284,7 @@
       <w:pPr>
         <w:pStyle w:val="Heading2"/>
       </w:pPr>
-      <w:bookmarkStart w:id="8" w:name="_Toc242537976"/>
+      <w:bookmarkStart w:id="8" w:name="_Toc242629076"/>
       <w:r>
         <w:t>4.1 Development &amp; Processing Infrastructure</w:t>
       </w:r>
@@ -5366,7 +5366,7 @@
       <w:pPr>
         <w:pStyle w:val="Heading2"/>
       </w:pPr>
-      <w:bookmarkStart w:id="9" w:name="_Toc242537977"/>
+      <w:bookmarkStart w:id="9" w:name="_Toc242629077"/>
       <w:r>
         <w:t>4.2 Target Hardware &amp; Test Fleet</w:t>
       </w:r>
@@ -5424,7 +5424,7 @@
       <w:pPr>
         <w:pStyle w:val="Heading2"/>
       </w:pPr>
-      <w:bookmarkStart w:id="10" w:name="_Toc242537978"/>
+      <w:bookmarkStart w:id="10" w:name="_Toc242629078"/>
       <w:r>
         <w:t>4.3 Software Libraries &amp; Frameworks</w:t>
       </w:r>
@@ -5587,7 +5587,7 @@
       <w:pPr>
         <w:pStyle w:val="Heading1"/>
       </w:pPr>
-      <w:bookmarkStart w:id="11" w:name="_Toc242537979"/>
+      <w:bookmarkStart w:id="11" w:name="_Toc242629079"/>
       <w:r>
         <w:t>5. Team Roles and Responsibilities</w:t>
       </w:r>
@@ -6206,7 +6206,7 @@
       <w:pPr>
         <w:pStyle w:val="Heading1"/>
       </w:pPr>
-      <w:bookmarkStart w:id="12" w:name="_Toc242537980"/>
+      <w:bookmarkStart w:id="12" w:name="_Toc242629080"/>
       <w:r>
         <w:t>6. Comprehensive Risk Management &amp; Mitigation Matrix</w:t>
       </w:r>
@@ -7662,7 +7662,7 @@
       <w:pPr>
         <w:pStyle w:val="Heading1"/>
       </w:pPr>
-      <w:bookmarkStart w:id="13" w:name="_Toc242537981"/>
+      <w:bookmarkStart w:id="13" w:name="_Toc242629081"/>
       <w:r>
         <w:t>7. Configuration Management &amp; Quality Assurance</w:t>
       </w:r>
@@ -7672,7 +7672,7 @@
       <w:pPr>
         <w:pStyle w:val="Heading2"/>
       </w:pPr>
-      <w:bookmarkStart w:id="14" w:name="_Toc242537982"/>
+      <w:bookmarkStart w:id="14" w:name="_Toc242629082"/>
       <w:r>
         <w:t>7.1 Configuration Management &amp; Asset Versioning</w:t>
       </w:r>
@@ -7855,7 +7855,7 @@
       <w:pPr>
         <w:pStyle w:val="Heading2"/>
       </w:pPr>
-      <w:bookmarkStart w:id="15" w:name="_Toc242537983"/>
+      <w:bookmarkStart w:id="15" w:name="_Toc242629083"/>
       <w:r>
         <w:t>7.2 Quality Assurance &amp; Verification Protocol</w:t>
       </w:r>
@@ -8362,31 +8362,31 @@
       </w:rPr>
     </w:lvl>
   </w:abstractNum>
-  <w:num w:numId="1" w16cid:durableId="1627463506">
+  <w:num w:numId="1" w16cid:durableId="275452504">
     <w:abstractNumId w:val="8"/>
   </w:num>
-  <w:num w:numId="2" w16cid:durableId="961308877">
+  <w:num w:numId="2" w16cid:durableId="292171746">
     <w:abstractNumId w:val="6"/>
   </w:num>
-  <w:num w:numId="3" w16cid:durableId="591665649">
+  <w:num w:numId="3" w16cid:durableId="56438609">
     <w:abstractNumId w:val="5"/>
   </w:num>
-  <w:num w:numId="4" w16cid:durableId="568996873">
+  <w:num w:numId="4" w16cid:durableId="872498849">
     <w:abstractNumId w:val="4"/>
   </w:num>
-  <w:num w:numId="5" w16cid:durableId="1260681548">
+  <w:num w:numId="5" w16cid:durableId="1111818397">
     <w:abstractNumId w:val="7"/>
   </w:num>
-  <w:num w:numId="6" w16cid:durableId="1750497256">
+  <w:num w:numId="6" w16cid:durableId="475297678">
     <w:abstractNumId w:val="3"/>
   </w:num>
-  <w:num w:numId="7" w16cid:durableId="1985043093">
+  <w:num w:numId="7" w16cid:durableId="522400095">
     <w:abstractNumId w:val="2"/>
   </w:num>
-  <w:num w:numId="8" w16cid:durableId="804395583">
+  <w:num w:numId="8" w16cid:durableId="2036035152">
     <w:abstractNumId w:val="1"/>
   </w:num>
-  <w:num w:numId="9" w16cid:durableId="252855786">
+  <w:num w:numId="9" w16cid:durableId="376396983">
     <w:abstractNumId w:val="0"/>
   </w:num>
 </w:numbering>
@@ -19781,7 +19781,7 @@
     <w:autoRedefine/>
     <w:uiPriority w:val="39"/>
     <w:unhideWhenUsed/>
-    <w:rsid w:val="00E47774"/>
+    <w:rsid w:val="00F93019"/>
     <w:pPr>
       <w:spacing w:after="100"/>
     </w:pPr>
@@ -19793,7 +19793,7 @@
     <w:autoRedefine/>
     <w:uiPriority w:val="39"/>
     <w:unhideWhenUsed/>
-    <w:rsid w:val="00E47774"/>
+    <w:rsid w:val="00F93019"/>
     <w:pPr>
       <w:spacing w:after="100"/>
       <w:ind w:left="200"/>
@@ -19804,7 +19804,7 @@
     <w:basedOn w:val="DefaultParagraphFont"/>
     <w:uiPriority w:val="99"/>
     <w:unhideWhenUsed/>
-    <w:rsid w:val="00E47774"/>
+    <w:rsid w:val="00F93019"/>
     <w:rPr>
       <w:color w:val="0000FF" w:themeColor="hyperlink"/>
       <w:u w:val="single"/>

--- a/docs/submission/playIT_SPMP_v2.0.docx
+++ b/docs/submission/playIT_SPMP_v2.0.docx
@@ -163,7 +163,7 @@
               <w:rPr>
                 <w:sz w:val="19"/>
               </w:rPr>
-              <w:t>2.3 (Refactored Post-MVP Validation; sprint progress synchronized 2026-10-09; reviewed for submission 2026-10-10)</w:t>
+              <w:t>2.0 (Post-MVP Refactored Baseline)</w:t>
             </w:r>
           </w:p>
         </w:tc>
@@ -199,7 +199,7 @@
               <w:rPr>
                 <w:sz w:val="19"/>
               </w:rPr>
-              <w:t>September 26, 2026</w:t>
+              <w:t>September 26, 2026 (Revised October 11, 2026)</w:t>
             </w:r>
           </w:p>
         </w:tc>
@@ -219,7 +219,7 @@
                 <w:color w:val="1F3A3D"/>
                 <w:sz w:val="19"/>
               </w:rPr>
-              <w:t>Status</w:t>
+              <w:t>Document Status</w:t>
             </w:r>
           </w:p>
         </w:tc>
@@ -235,20 +235,7 @@
               <w:rPr>
                 <w:sz w:val="19"/>
               </w:rPr>
-              <w:t xml:space="preserve">Draft for adviser review (revised 2026-10-05, 2026-10-09 and 2026-10-10; items marked </w:t>
-            </w:r>
-            <w:r>
-              <w:rPr>
-                <w:b/>
-                <w:sz w:val="19"/>
-              </w:rPr>
-              <w:t>[proposed]</w:t>
-            </w:r>
-            <w:r>
-              <w:rPr>
-                <w:sz w:val="19"/>
-              </w:rPr>
-              <w:t xml:space="preserve"> await adviser approval)</w:t>
+              <w:t>Submitted for Adviser Review and Evaluation</w:t>
             </w:r>
           </w:p>
         </w:tc>
@@ -284,7 +271,7 @@
               <w:rPr>
                 <w:sz w:val="19"/>
               </w:rPr>
-              <w:t>Group 56 — PlayIT Capstone Team: Riva, Z. (Team Lead); Palis, J. J.; Miel, K.; Durano, A. S.; Bien, E. S.</w:t>
+              <w:t>Group 56 — PlayIT Capstone Team: Riva, Zendrix (Team Lead); Palis, John James; Miel, Kaysean; Durano, Ashlee Skye; Bien, Erik Samuel</w:t>
             </w:r>
           </w:p>
         </w:tc>
@@ -370,7 +357,7 @@
       <w:r>
         <w:fldChar w:fldCharType="separate"/>
       </w:r>
-      <w:hyperlink w:anchor="_Toc242629068" w:history="1">
+      <w:hyperlink w:anchor="_Toc242630474" w:history="1">
         <w:r>
           <w:rPr>
             <w:rStyle w:val="Hyperlink"/>
@@ -397,7 +384,7 @@
             <w:noProof/>
             <w:webHidden/>
           </w:rPr>
-          <w:instrText xml:space="preserve"> PAGEREF _Toc242629068 \h </w:instrText>
+          <w:instrText xml:space="preserve"> PAGEREF _Toc242630474 \h </w:instrText>
         </w:r>
         <w:r>
           <w:rPr>
@@ -445,7 +432,7 @@
           <w14:ligatures w14:val="standardContextual"/>
         </w:rPr>
       </w:pPr>
-      <w:hyperlink w:anchor="_Toc242629069" w:history="1">
+      <w:hyperlink w:anchor="_Toc242630475" w:history="1">
         <w:r>
           <w:rPr>
             <w:rStyle w:val="Hyperlink"/>
@@ -472,7 +459,7 @@
             <w:noProof/>
             <w:webHidden/>
           </w:rPr>
-          <w:instrText xml:space="preserve"> PAGEREF _Toc242629069 \h </w:instrText>
+          <w:instrText xml:space="preserve"> PAGEREF _Toc242630475 \h </w:instrText>
         </w:r>
         <w:r>
           <w:rPr>
@@ -520,7 +507,7 @@
           <w14:ligatures w14:val="standardContextual"/>
         </w:rPr>
       </w:pPr>
-      <w:hyperlink w:anchor="_Toc242629070" w:history="1">
+      <w:hyperlink w:anchor="_Toc242630476" w:history="1">
         <w:r>
           <w:rPr>
             <w:rStyle w:val="Hyperlink"/>
@@ -547,7 +534,7 @@
             <w:noProof/>
             <w:webHidden/>
           </w:rPr>
-          <w:instrText xml:space="preserve"> PAGEREF _Toc242629070 \h </w:instrText>
+          <w:instrText xml:space="preserve"> PAGEREF _Toc242630476 \h </w:instrText>
         </w:r>
         <w:r>
           <w:rPr>
@@ -595,7 +582,7 @@
           <w14:ligatures w14:val="standardContextual"/>
         </w:rPr>
       </w:pPr>
-      <w:hyperlink w:anchor="_Toc242629071" w:history="1">
+      <w:hyperlink w:anchor="_Toc242630477" w:history="1">
         <w:r>
           <w:rPr>
             <w:rStyle w:val="Hyperlink"/>
@@ -622,7 +609,7 @@
             <w:noProof/>
             <w:webHidden/>
           </w:rPr>
-          <w:instrText xml:space="preserve"> PAGEREF _Toc242629071 \h </w:instrText>
+          <w:instrText xml:space="preserve"> PAGEREF _Toc242630477 \h </w:instrText>
         </w:r>
         <w:r>
           <w:rPr>
@@ -670,7 +657,7 @@
           <w14:ligatures w14:val="standardContextual"/>
         </w:rPr>
       </w:pPr>
-      <w:hyperlink w:anchor="_Toc242629072" w:history="1">
+      <w:hyperlink w:anchor="_Toc242630478" w:history="1">
         <w:r>
           <w:rPr>
             <w:rStyle w:val="Hyperlink"/>
@@ -697,7 +684,7 @@
             <w:noProof/>
             <w:webHidden/>
           </w:rPr>
-          <w:instrText xml:space="preserve"> PAGEREF _Toc242629072 \h </w:instrText>
+          <w:instrText xml:space="preserve"> PAGEREF _Toc242630478 \h </w:instrText>
         </w:r>
         <w:r>
           <w:rPr>
@@ -745,7 +732,7 @@
           <w14:ligatures w14:val="standardContextual"/>
         </w:rPr>
       </w:pPr>
-      <w:hyperlink w:anchor="_Toc242629073" w:history="1">
+      <w:hyperlink w:anchor="_Toc242630479" w:history="1">
         <w:r>
           <w:rPr>
             <w:rStyle w:val="Hyperlink"/>
@@ -772,7 +759,7 @@
             <w:noProof/>
             <w:webHidden/>
           </w:rPr>
-          <w:instrText xml:space="preserve"> PAGEREF _Toc242629073 \h </w:instrText>
+          <w:instrText xml:space="preserve"> PAGEREF _Toc242630479 \h </w:instrText>
         </w:r>
         <w:r>
           <w:rPr>
@@ -820,7 +807,7 @@
           <w14:ligatures w14:val="standardContextual"/>
         </w:rPr>
       </w:pPr>
-      <w:hyperlink w:anchor="_Toc242629074" w:history="1">
+      <w:hyperlink w:anchor="_Toc242630480" w:history="1">
         <w:r>
           <w:rPr>
             <w:rStyle w:val="Hyperlink"/>
@@ -847,7 +834,7 @@
             <w:noProof/>
             <w:webHidden/>
           </w:rPr>
-          <w:instrText xml:space="preserve"> PAGEREF _Toc242629074 \h </w:instrText>
+          <w:instrText xml:space="preserve"> PAGEREF _Toc242630480 \h </w:instrText>
         </w:r>
         <w:r>
           <w:rPr>
@@ -895,7 +882,7 @@
           <w14:ligatures w14:val="standardContextual"/>
         </w:rPr>
       </w:pPr>
-      <w:hyperlink w:anchor="_Toc242629075" w:history="1">
+      <w:hyperlink w:anchor="_Toc242630481" w:history="1">
         <w:r>
           <w:rPr>
             <w:rStyle w:val="Hyperlink"/>
@@ -922,7 +909,7 @@
             <w:noProof/>
             <w:webHidden/>
           </w:rPr>
-          <w:instrText xml:space="preserve"> PAGEREF _Toc242629075 \h </w:instrText>
+          <w:instrText xml:space="preserve"> PAGEREF _Toc242630481 \h </w:instrText>
         </w:r>
         <w:r>
           <w:rPr>
@@ -970,7 +957,7 @@
           <w14:ligatures w14:val="standardContextual"/>
         </w:rPr>
       </w:pPr>
-      <w:hyperlink w:anchor="_Toc242629076" w:history="1">
+      <w:hyperlink w:anchor="_Toc242630482" w:history="1">
         <w:r>
           <w:rPr>
             <w:rStyle w:val="Hyperlink"/>
@@ -997,7 +984,7 @@
             <w:noProof/>
             <w:webHidden/>
           </w:rPr>
-          <w:instrText xml:space="preserve"> PAGEREF _Toc242629076 \h </w:instrText>
+          <w:instrText xml:space="preserve"> PAGEREF _Toc242630482 \h </w:instrText>
         </w:r>
         <w:r>
           <w:rPr>
@@ -1045,7 +1032,7 @@
           <w14:ligatures w14:val="standardContextual"/>
         </w:rPr>
       </w:pPr>
-      <w:hyperlink w:anchor="_Toc242629077" w:history="1">
+      <w:hyperlink w:anchor="_Toc242630483" w:history="1">
         <w:r>
           <w:rPr>
             <w:rStyle w:val="Hyperlink"/>
@@ -1072,7 +1059,7 @@
             <w:noProof/>
             <w:webHidden/>
           </w:rPr>
-          <w:instrText xml:space="preserve"> PAGEREF _Toc242629077 \h </w:instrText>
+          <w:instrText xml:space="preserve"> PAGEREF _Toc242630483 \h </w:instrText>
         </w:r>
         <w:r>
           <w:rPr>
@@ -1120,7 +1107,7 @@
           <w14:ligatures w14:val="standardContextual"/>
         </w:rPr>
       </w:pPr>
-      <w:hyperlink w:anchor="_Toc242629078" w:history="1">
+      <w:hyperlink w:anchor="_Toc242630484" w:history="1">
         <w:r>
           <w:rPr>
             <w:rStyle w:val="Hyperlink"/>
@@ -1147,7 +1134,7 @@
             <w:noProof/>
             <w:webHidden/>
           </w:rPr>
-          <w:instrText xml:space="preserve"> PAGEREF _Toc242629078 \h </w:instrText>
+          <w:instrText xml:space="preserve"> PAGEREF _Toc242630484 \h </w:instrText>
         </w:r>
         <w:r>
           <w:rPr>
@@ -1195,7 +1182,7 @@
           <w14:ligatures w14:val="standardContextual"/>
         </w:rPr>
       </w:pPr>
-      <w:hyperlink w:anchor="_Toc242629079" w:history="1">
+      <w:hyperlink w:anchor="_Toc242630485" w:history="1">
         <w:r>
           <w:rPr>
             <w:rStyle w:val="Hyperlink"/>
@@ -1222,7 +1209,7 @@
             <w:noProof/>
             <w:webHidden/>
           </w:rPr>
-          <w:instrText xml:space="preserve"> PAGEREF _Toc242629079 \h </w:instrText>
+          <w:instrText xml:space="preserve"> PAGEREF _Toc242630485 \h </w:instrText>
         </w:r>
         <w:r>
           <w:rPr>
@@ -1270,7 +1257,7 @@
           <w14:ligatures w14:val="standardContextual"/>
         </w:rPr>
       </w:pPr>
-      <w:hyperlink w:anchor="_Toc242629080" w:history="1">
+      <w:hyperlink w:anchor="_Toc242630486" w:history="1">
         <w:r>
           <w:rPr>
             <w:rStyle w:val="Hyperlink"/>
@@ -1297,7 +1284,7 @@
             <w:noProof/>
             <w:webHidden/>
           </w:rPr>
-          <w:instrText xml:space="preserve"> PAGEREF _Toc242629080 \h </w:instrText>
+          <w:instrText xml:space="preserve"> PAGEREF _Toc242630486 \h </w:instrText>
         </w:r>
         <w:r>
           <w:rPr>
@@ -1345,7 +1332,7 @@
           <w14:ligatures w14:val="standardContextual"/>
         </w:rPr>
       </w:pPr>
-      <w:hyperlink w:anchor="_Toc242629081" w:history="1">
+      <w:hyperlink w:anchor="_Toc242630487" w:history="1">
         <w:r>
           <w:rPr>
             <w:rStyle w:val="Hyperlink"/>
@@ -1372,7 +1359,7 @@
             <w:noProof/>
             <w:webHidden/>
           </w:rPr>
-          <w:instrText xml:space="preserve"> PAGEREF _Toc242629081 \h </w:instrText>
+          <w:instrText xml:space="preserve"> PAGEREF _Toc242630487 \h </w:instrText>
         </w:r>
         <w:r>
           <w:rPr>
@@ -1420,7 +1407,7 @@
           <w14:ligatures w14:val="standardContextual"/>
         </w:rPr>
       </w:pPr>
-      <w:hyperlink w:anchor="_Toc242629082" w:history="1">
+      <w:hyperlink w:anchor="_Toc242630488" w:history="1">
         <w:r>
           <w:rPr>
             <w:rStyle w:val="Hyperlink"/>
@@ -1447,7 +1434,7 @@
             <w:noProof/>
             <w:webHidden/>
           </w:rPr>
-          <w:instrText xml:space="preserve"> PAGEREF _Toc242629082 \h </w:instrText>
+          <w:instrText xml:space="preserve"> PAGEREF _Toc242630488 \h </w:instrText>
         </w:r>
         <w:r>
           <w:rPr>
@@ -1495,7 +1482,7 @@
           <w14:ligatures w14:val="standardContextual"/>
         </w:rPr>
       </w:pPr>
-      <w:hyperlink w:anchor="_Toc242629083" w:history="1">
+      <w:hyperlink w:anchor="_Toc242630489" w:history="1">
         <w:r>
           <w:rPr>
             <w:rStyle w:val="Hyperlink"/>
@@ -1522,7 +1509,7 @@
             <w:noProof/>
             <w:webHidden/>
           </w:rPr>
-          <w:instrText xml:space="preserve"> PAGEREF _Toc242629083 \h </w:instrText>
+          <w:instrText xml:space="preserve"> PAGEREF _Toc242630489 \h </w:instrText>
         </w:r>
         <w:r>
           <w:rPr>
@@ -1567,7 +1554,7 @@
       <w:pPr>
         <w:pStyle w:val="Heading1"/>
       </w:pPr>
-      <w:bookmarkStart w:id="0" w:name="_Toc242629068"/>
+      <w:bookmarkStart w:id="0" w:name="_Toc242630474"/>
       <w:r>
         <w:t>Document Revision History</w:t>
       </w:r>
@@ -2288,7 +2275,7 @@
       <w:pPr>
         <w:pStyle w:val="Heading1"/>
       </w:pPr>
-      <w:bookmarkStart w:id="1" w:name="_Toc242629069"/>
+      <w:bookmarkStart w:id="1" w:name="_Toc242630475"/>
       <w:r>
         <w:t>1. Project Overview &amp; Scope Refactoring</w:t>
       </w:r>
@@ -2298,7 +2285,7 @@
       <w:pPr>
         <w:pStyle w:val="Heading2"/>
       </w:pPr>
-      <w:bookmarkStart w:id="2" w:name="_Toc242629070"/>
+      <w:bookmarkStart w:id="2" w:name="_Toc242630476"/>
       <w:r>
         <w:t>1.1 Project Purpose &amp; Executive Summary</w:t>
       </w:r>
@@ -2316,7 +2303,7 @@
       <w:pPr>
         <w:pStyle w:val="Heading2"/>
       </w:pPr>
-      <w:bookmarkStart w:id="3" w:name="_Toc242629071"/>
+      <w:bookmarkStart w:id="3" w:name="_Toc242630477"/>
       <w:r>
         <w:t>1.2 Interconnected Deliverables Traceability Baseline</w:t>
       </w:r>
@@ -3581,7 +3568,7 @@
       <w:pPr>
         <w:pStyle w:val="Heading2"/>
       </w:pPr>
-      <w:bookmarkStart w:id="4" w:name="_Toc242629072"/>
+      <w:bookmarkStart w:id="4" w:name="_Toc242630478"/>
       <w:r>
         <w:t>1.3 Scope Baseline &amp; Phased Implementation Strategy</w:t>
       </w:r>
@@ -3694,7 +3681,7 @@
       <w:pPr>
         <w:pStyle w:val="Heading1"/>
       </w:pPr>
-      <w:bookmarkStart w:id="5" w:name="_Toc242629073"/>
+      <w:bookmarkStart w:id="5" w:name="_Toc242630479"/>
       <w:r>
         <w:t>2. Work Breakdown Structure (WBS) &amp; Deliverables</w:t>
       </w:r>
@@ -4060,7 +4047,7 @@
       <w:pPr>
         <w:pStyle w:val="Heading1"/>
       </w:pPr>
-      <w:bookmarkStart w:id="6" w:name="_Toc242629074"/>
+      <w:bookmarkStart w:id="6" w:name="_Toc242630480"/>
       <w:r>
         <w:t>3. Activities, Milestones &amp; Revised Master Schedule</w:t>
       </w:r>
@@ -5274,7 +5261,7 @@
       <w:pPr>
         <w:pStyle w:val="Heading1"/>
       </w:pPr>
-      <w:bookmarkStart w:id="7" w:name="_Toc242629075"/>
+      <w:bookmarkStart w:id="7" w:name="_Toc242630481"/>
       <w:r>
         <w:t>4. Resource Allocation &amp; Infrastructure</w:t>
       </w:r>
@@ -5284,7 +5271,7 @@
       <w:pPr>
         <w:pStyle w:val="Heading2"/>
       </w:pPr>
-      <w:bookmarkStart w:id="8" w:name="_Toc242629076"/>
+      <w:bookmarkStart w:id="8" w:name="_Toc242630482"/>
       <w:r>
         <w:t>4.1 Development &amp; Processing Infrastructure</w:t>
       </w:r>
@@ -5366,7 +5353,7 @@
       <w:pPr>
         <w:pStyle w:val="Heading2"/>
       </w:pPr>
-      <w:bookmarkStart w:id="9" w:name="_Toc242629077"/>
+      <w:bookmarkStart w:id="9" w:name="_Toc242630483"/>
       <w:r>
         <w:t>4.2 Target Hardware &amp; Test Fleet</w:t>
       </w:r>
@@ -5424,7 +5411,7 @@
       <w:pPr>
         <w:pStyle w:val="Heading2"/>
       </w:pPr>
-      <w:bookmarkStart w:id="10" w:name="_Toc242629078"/>
+      <w:bookmarkStart w:id="10" w:name="_Toc242630484"/>
       <w:r>
         <w:t>4.3 Software Libraries &amp; Frameworks</w:t>
       </w:r>
@@ -5587,7 +5574,7 @@
       <w:pPr>
         <w:pStyle w:val="Heading1"/>
       </w:pPr>
-      <w:bookmarkStart w:id="11" w:name="_Toc242629079"/>
+      <w:bookmarkStart w:id="11" w:name="_Toc242630485"/>
       <w:r>
         <w:t>5. Team Roles and Responsibilities</w:t>
       </w:r>
@@ -6206,7 +6193,7 @@
       <w:pPr>
         <w:pStyle w:val="Heading1"/>
       </w:pPr>
-      <w:bookmarkStart w:id="12" w:name="_Toc242629080"/>
+      <w:bookmarkStart w:id="12" w:name="_Toc242630486"/>
       <w:r>
         <w:t>6. Comprehensive Risk Management &amp; Mitigation Matrix</w:t>
       </w:r>
@@ -7662,7 +7649,7 @@
       <w:pPr>
         <w:pStyle w:val="Heading1"/>
       </w:pPr>
-      <w:bookmarkStart w:id="13" w:name="_Toc242629081"/>
+      <w:bookmarkStart w:id="13" w:name="_Toc242630487"/>
       <w:r>
         <w:t>7. Configuration Management &amp; Quality Assurance</w:t>
       </w:r>
@@ -7672,7 +7659,7 @@
       <w:pPr>
         <w:pStyle w:val="Heading2"/>
       </w:pPr>
-      <w:bookmarkStart w:id="14" w:name="_Toc242629082"/>
+      <w:bookmarkStart w:id="14" w:name="_Toc242630488"/>
       <w:r>
         <w:t>7.1 Configuration Management &amp; Asset Versioning</w:t>
       </w:r>
@@ -7855,7 +7842,7 @@
       <w:pPr>
         <w:pStyle w:val="Heading2"/>
       </w:pPr>
-      <w:bookmarkStart w:id="15" w:name="_Toc242629083"/>
+      <w:bookmarkStart w:id="15" w:name="_Toc242630489"/>
       <w:r>
         <w:t>7.2 Quality Assurance &amp; Verification Protocol</w:t>
       </w:r>
@@ -8362,31 +8349,31 @@
       </w:rPr>
     </w:lvl>
   </w:abstractNum>
-  <w:num w:numId="1" w16cid:durableId="275452504">
+  <w:num w:numId="1" w16cid:durableId="390421543">
     <w:abstractNumId w:val="8"/>
   </w:num>
-  <w:num w:numId="2" w16cid:durableId="292171746">
+  <w:num w:numId="2" w16cid:durableId="289747183">
     <w:abstractNumId w:val="6"/>
   </w:num>
-  <w:num w:numId="3" w16cid:durableId="56438609">
+  <w:num w:numId="3" w16cid:durableId="1017123505">
     <w:abstractNumId w:val="5"/>
   </w:num>
-  <w:num w:numId="4" w16cid:durableId="872498849">
+  <w:num w:numId="4" w16cid:durableId="70349336">
     <w:abstractNumId w:val="4"/>
   </w:num>
-  <w:num w:numId="5" w16cid:durableId="1111818397">
+  <w:num w:numId="5" w16cid:durableId="1660696532">
     <w:abstractNumId w:val="7"/>
   </w:num>
-  <w:num w:numId="6" w16cid:durableId="475297678">
+  <w:num w:numId="6" w16cid:durableId="466244460">
     <w:abstractNumId w:val="3"/>
   </w:num>
-  <w:num w:numId="7" w16cid:durableId="522400095">
+  <w:num w:numId="7" w16cid:durableId="1455254265">
     <w:abstractNumId w:val="2"/>
   </w:num>
-  <w:num w:numId="8" w16cid:durableId="2036035152">
+  <w:num w:numId="8" w16cid:durableId="1047219480">
     <w:abstractNumId w:val="1"/>
   </w:num>
-  <w:num w:numId="9" w16cid:durableId="376396983">
+  <w:num w:numId="9" w16cid:durableId="75786054">
     <w:abstractNumId w:val="0"/>
   </w:num>
 </w:numbering>
@@ -19781,7 +19768,7 @@
     <w:autoRedefine/>
     <w:uiPriority w:val="39"/>
     <w:unhideWhenUsed/>
-    <w:rsid w:val="00F93019"/>
+    <w:rsid w:val="003A133D"/>
     <w:pPr>
       <w:spacing w:after="100"/>
     </w:pPr>
@@ -19793,7 +19780,7 @@
     <w:autoRedefine/>
     <w:uiPriority w:val="39"/>
     <w:unhideWhenUsed/>
-    <w:rsid w:val="00F93019"/>
+    <w:rsid w:val="003A133D"/>
     <w:pPr>
       <w:spacing w:after="100"/>
       <w:ind w:left="200"/>
@@ -19804,7 +19791,7 @@
     <w:basedOn w:val="DefaultParagraphFont"/>
     <w:uiPriority w:val="99"/>
     <w:unhideWhenUsed/>
-    <w:rsid w:val="00F93019"/>
+    <w:rsid w:val="003A133D"/>
     <w:rPr>
       <w:color w:val="0000FF" w:themeColor="hyperlink"/>
       <w:u w:val="single"/>

--- a/docs/submission/playIT_SPMP_v2.0.docx
+++ b/docs/submission/playIT_SPMP_v2.0.docx
@@ -163,7 +163,7 @@
               <w:rPr>
                 <w:sz w:val="19"/>
               </w:rPr>
-              <w:t>2.0 (Post-MVP Refactored Baseline)</w:t>
+              <w:t>2.0 (Post-MVP Refactored Baseline), revision 2.4</w:t>
             </w:r>
           </w:p>
         </w:tc>
@@ -344,7 +344,7 @@
           <w:kern w:val="2"/>
           <w:sz w:val="24"/>
           <w:szCs w:val="24"/>
-          <w:lang w:val="en-PH" w:eastAsia="en-PH"/>
+          <w:lang w:val="en-PH" w:eastAsia="ja-JP"/>
           <w14:ligatures w14:val="standardContextual"/>
         </w:rPr>
       </w:pPr>
@@ -357,7 +357,7 @@
       <w:r>
         <w:fldChar w:fldCharType="separate"/>
       </w:r>
-      <w:hyperlink w:anchor="_Toc242630474" w:history="1">
+      <w:hyperlink w:anchor="_Toc242632200" w:history="1">
         <w:r>
           <w:rPr>
             <w:rStyle w:val="Hyperlink"/>
@@ -384,7 +384,7 @@
             <w:noProof/>
             <w:webHidden/>
           </w:rPr>
-          <w:instrText xml:space="preserve"> PAGEREF _Toc242630474 \h </w:instrText>
+          <w:instrText xml:space="preserve"> PAGEREF _Toc242632200 \h </w:instrText>
         </w:r>
         <w:r>
           <w:rPr>
@@ -428,11 +428,11 @@
           <w:kern w:val="2"/>
           <w:sz w:val="24"/>
           <w:szCs w:val="24"/>
-          <w:lang w:val="en-PH" w:eastAsia="en-PH"/>
+          <w:lang w:val="en-PH" w:eastAsia="ja-JP"/>
           <w14:ligatures w14:val="standardContextual"/>
         </w:rPr>
       </w:pPr>
-      <w:hyperlink w:anchor="_Toc242630475" w:history="1">
+      <w:hyperlink w:anchor="_Toc242632201" w:history="1">
         <w:r>
           <w:rPr>
             <w:rStyle w:val="Hyperlink"/>
@@ -459,157 +459,7 @@
             <w:noProof/>
             <w:webHidden/>
           </w:rPr>
-          <w:instrText xml:space="preserve"> PAGEREF _Toc242630475 \h </w:instrText>
-        </w:r>
-        <w:r>
-          <w:rPr>
-            <w:noProof/>
-            <w:webHidden/>
-          </w:rPr>
-        </w:r>
-        <w:r>
-          <w:rPr>
-            <w:noProof/>
-            <w:webHidden/>
-          </w:rPr>
-          <w:fldChar w:fldCharType="separate"/>
-        </w:r>
-        <w:r>
-          <w:rPr>
-            <w:noProof/>
-            <w:webHidden/>
-          </w:rPr>
-          <w:t>3</w:t>
-        </w:r>
-        <w:r>
-          <w:rPr>
-            <w:noProof/>
-            <w:webHidden/>
-          </w:rPr>
-          <w:fldChar w:fldCharType="end"/>
-        </w:r>
-      </w:hyperlink>
-    </w:p>
-    <w:p>
-      <w:pPr>
-        <w:pStyle w:val="TOC2"/>
-        <w:tabs>
-          <w:tab w:val="right" w:leader="dot" w:pos="9350"/>
-        </w:tabs>
-        <w:rPr>
-          <w:rFonts w:asciiTheme="minorHAnsi" w:eastAsiaTheme="minorEastAsia" w:hAnsiTheme="minorHAnsi" w:cstheme="minorBidi"/>
-          <w:noProof/>
-          <w:color w:val="auto"/>
-          <w:kern w:val="2"/>
-          <w:sz w:val="24"/>
-          <w:szCs w:val="24"/>
-          <w:lang w:val="en-PH" w:eastAsia="en-PH"/>
-          <w14:ligatures w14:val="standardContextual"/>
-        </w:rPr>
-      </w:pPr>
-      <w:hyperlink w:anchor="_Toc242630476" w:history="1">
-        <w:r>
-          <w:rPr>
-            <w:rStyle w:val="Hyperlink"/>
-            <w:noProof/>
-          </w:rPr>
-          <w:t>1.1 Project Purpose &amp; Executive Summary</w:t>
-        </w:r>
-        <w:r>
-          <w:rPr>
-            <w:noProof/>
-            <w:webHidden/>
-          </w:rPr>
-          <w:tab/>
-        </w:r>
-        <w:r>
-          <w:rPr>
-            <w:noProof/>
-            <w:webHidden/>
-          </w:rPr>
-          <w:fldChar w:fldCharType="begin"/>
-        </w:r>
-        <w:r>
-          <w:rPr>
-            <w:noProof/>
-            <w:webHidden/>
-          </w:rPr>
-          <w:instrText xml:space="preserve"> PAGEREF _Toc242630476 \h </w:instrText>
-        </w:r>
-        <w:r>
-          <w:rPr>
-            <w:noProof/>
-            <w:webHidden/>
-          </w:rPr>
-        </w:r>
-        <w:r>
-          <w:rPr>
-            <w:noProof/>
-            <w:webHidden/>
-          </w:rPr>
-          <w:fldChar w:fldCharType="separate"/>
-        </w:r>
-        <w:r>
-          <w:rPr>
-            <w:noProof/>
-            <w:webHidden/>
-          </w:rPr>
-          <w:t>3</w:t>
-        </w:r>
-        <w:r>
-          <w:rPr>
-            <w:noProof/>
-            <w:webHidden/>
-          </w:rPr>
-          <w:fldChar w:fldCharType="end"/>
-        </w:r>
-      </w:hyperlink>
-    </w:p>
-    <w:p>
-      <w:pPr>
-        <w:pStyle w:val="TOC2"/>
-        <w:tabs>
-          <w:tab w:val="right" w:leader="dot" w:pos="9350"/>
-        </w:tabs>
-        <w:rPr>
-          <w:rFonts w:asciiTheme="minorHAnsi" w:eastAsiaTheme="minorEastAsia" w:hAnsiTheme="minorHAnsi" w:cstheme="minorBidi"/>
-          <w:noProof/>
-          <w:color w:val="auto"/>
-          <w:kern w:val="2"/>
-          <w:sz w:val="24"/>
-          <w:szCs w:val="24"/>
-          <w:lang w:val="en-PH" w:eastAsia="en-PH"/>
-          <w14:ligatures w14:val="standardContextual"/>
-        </w:rPr>
-      </w:pPr>
-      <w:hyperlink w:anchor="_Toc242630477" w:history="1">
-        <w:r>
-          <w:rPr>
-            <w:rStyle w:val="Hyperlink"/>
-            <w:noProof/>
-          </w:rPr>
-          <w:t>1.2 Interconnected Deliverables Traceability Baseline</w:t>
-        </w:r>
-        <w:r>
-          <w:rPr>
-            <w:noProof/>
-            <w:webHidden/>
-          </w:rPr>
-          <w:tab/>
-        </w:r>
-        <w:r>
-          <w:rPr>
-            <w:noProof/>
-            <w:webHidden/>
-          </w:rPr>
-          <w:fldChar w:fldCharType="begin"/>
-        </w:r>
-        <w:r>
-          <w:rPr>
-            <w:noProof/>
-            <w:webHidden/>
-          </w:rPr>
-          <w:instrText xml:space="preserve"> PAGEREF _Toc242630477 \h </w:instrText>
+          <w:instrText xml:space="preserve"> PAGEREF _Toc242632201 \h </w:instrText>
         </w:r>
         <w:r>
           <w:rPr>
@@ -653,11 +503,161 @@
           <w:kern w:val="2"/>
           <w:sz w:val="24"/>
           <w:szCs w:val="24"/>
-          <w:lang w:val="en-PH" w:eastAsia="en-PH"/>
+          <w:lang w:val="en-PH" w:eastAsia="ja-JP"/>
           <w14:ligatures w14:val="standardContextual"/>
         </w:rPr>
       </w:pPr>
-      <w:hyperlink w:anchor="_Toc242630478" w:history="1">
+      <w:hyperlink w:anchor="_Toc242632202" w:history="1">
+        <w:r>
+          <w:rPr>
+            <w:rStyle w:val="Hyperlink"/>
+            <w:noProof/>
+          </w:rPr>
+          <w:t>1.1 Project Purpose &amp; Executive Summary</w:t>
+        </w:r>
+        <w:r>
+          <w:rPr>
+            <w:noProof/>
+            <w:webHidden/>
+          </w:rPr>
+          <w:tab/>
+        </w:r>
+        <w:r>
+          <w:rPr>
+            <w:noProof/>
+            <w:webHidden/>
+          </w:rPr>
+          <w:fldChar w:fldCharType="begin"/>
+        </w:r>
+        <w:r>
+          <w:rPr>
+            <w:noProof/>
+            <w:webHidden/>
+          </w:rPr>
+          <w:instrText xml:space="preserve"> PAGEREF _Toc242632202 \h </w:instrText>
+        </w:r>
+        <w:r>
+          <w:rPr>
+            <w:noProof/>
+            <w:webHidden/>
+          </w:rPr>
+        </w:r>
+        <w:r>
+          <w:rPr>
+            <w:noProof/>
+            <w:webHidden/>
+          </w:rPr>
+          <w:fldChar w:fldCharType="separate"/>
+        </w:r>
+        <w:r>
+          <w:rPr>
+            <w:noProof/>
+            <w:webHidden/>
+          </w:rPr>
+          <w:t>4</w:t>
+        </w:r>
+        <w:r>
+          <w:rPr>
+            <w:noProof/>
+            <w:webHidden/>
+          </w:rPr>
+          <w:fldChar w:fldCharType="end"/>
+        </w:r>
+      </w:hyperlink>
+    </w:p>
+    <w:p>
+      <w:pPr>
+        <w:pStyle w:val="TOC2"/>
+        <w:tabs>
+          <w:tab w:val="right" w:leader="dot" w:pos="9350"/>
+        </w:tabs>
+        <w:rPr>
+          <w:rFonts w:asciiTheme="minorHAnsi" w:eastAsiaTheme="minorEastAsia" w:hAnsiTheme="minorHAnsi" w:cstheme="minorBidi"/>
+          <w:noProof/>
+          <w:color w:val="auto"/>
+          <w:kern w:val="2"/>
+          <w:sz w:val="24"/>
+          <w:szCs w:val="24"/>
+          <w:lang w:val="en-PH" w:eastAsia="ja-JP"/>
+          <w14:ligatures w14:val="standardContextual"/>
+        </w:rPr>
+      </w:pPr>
+      <w:hyperlink w:anchor="_Toc242632203" w:history="1">
+        <w:r>
+          <w:rPr>
+            <w:rStyle w:val="Hyperlink"/>
+            <w:noProof/>
+          </w:rPr>
+          <w:t>1.2 Interconnected Deliverables Traceability Baseline</w:t>
+        </w:r>
+        <w:r>
+          <w:rPr>
+            <w:noProof/>
+            <w:webHidden/>
+          </w:rPr>
+          <w:tab/>
+        </w:r>
+        <w:r>
+          <w:rPr>
+            <w:noProof/>
+            <w:webHidden/>
+          </w:rPr>
+          <w:fldChar w:fldCharType="begin"/>
+        </w:r>
+        <w:r>
+          <w:rPr>
+            <w:noProof/>
+            <w:webHidden/>
+          </w:rPr>
+          <w:instrText xml:space="preserve"> PAGEREF _Toc242632203 \h </w:instrText>
+        </w:r>
+        <w:r>
+          <w:rPr>
+            <w:noProof/>
+            <w:webHidden/>
+          </w:rPr>
+        </w:r>
+        <w:r>
+          <w:rPr>
+            <w:noProof/>
+            <w:webHidden/>
+          </w:rPr>
+          <w:fldChar w:fldCharType="separate"/>
+        </w:r>
+        <w:r>
+          <w:rPr>
+            <w:noProof/>
+            <w:webHidden/>
+          </w:rPr>
+          <w:t>4</w:t>
+        </w:r>
+        <w:r>
+          <w:rPr>
+            <w:noProof/>
+            <w:webHidden/>
+          </w:rPr>
+          <w:fldChar w:fldCharType="end"/>
+        </w:r>
+      </w:hyperlink>
+    </w:p>
+    <w:p>
+      <w:pPr>
+        <w:pStyle w:val="TOC2"/>
+        <w:tabs>
+          <w:tab w:val="right" w:leader="dot" w:pos="9350"/>
+        </w:tabs>
+        <w:rPr>
+          <w:rFonts w:asciiTheme="minorHAnsi" w:eastAsiaTheme="minorEastAsia" w:hAnsiTheme="minorHAnsi" w:cstheme="minorBidi"/>
+          <w:noProof/>
+          <w:color w:val="auto"/>
+          <w:kern w:val="2"/>
+          <w:sz w:val="24"/>
+          <w:szCs w:val="24"/>
+          <w:lang w:val="en-PH" w:eastAsia="ja-JP"/>
+          <w14:ligatures w14:val="standardContextual"/>
+        </w:rPr>
+      </w:pPr>
+      <w:hyperlink w:anchor="_Toc242632204" w:history="1">
         <w:r>
           <w:rPr>
             <w:rStyle w:val="Hyperlink"/>
@@ -684,7 +684,7 @@
             <w:noProof/>
             <w:webHidden/>
           </w:rPr>
-          <w:instrText xml:space="preserve"> PAGEREF _Toc242630478 \h </w:instrText>
+          <w:instrText xml:space="preserve"> PAGEREF _Toc242632204 \h </w:instrText>
         </w:r>
         <w:r>
           <w:rPr>
@@ -728,11 +728,11 @@
           <w:kern w:val="2"/>
           <w:sz w:val="24"/>
           <w:szCs w:val="24"/>
-          <w:lang w:val="en-PH" w:eastAsia="en-PH"/>
+          <w:lang w:val="en-PH" w:eastAsia="ja-JP"/>
           <w14:ligatures w14:val="standardContextual"/>
         </w:rPr>
       </w:pPr>
-      <w:hyperlink w:anchor="_Toc242630479" w:history="1">
+      <w:hyperlink w:anchor="_Toc242632205" w:history="1">
         <w:r>
           <w:rPr>
             <w:rStyle w:val="Hyperlink"/>
@@ -759,7 +759,7 @@
             <w:noProof/>
             <w:webHidden/>
           </w:rPr>
-          <w:instrText xml:space="preserve"> PAGEREF _Toc242630479 \h </w:instrText>
+          <w:instrText xml:space="preserve"> PAGEREF _Toc242632205 \h </w:instrText>
         </w:r>
         <w:r>
           <w:rPr>
@@ -803,11 +803,11 @@
           <w:kern w:val="2"/>
           <w:sz w:val="24"/>
           <w:szCs w:val="24"/>
-          <w:lang w:val="en-PH" w:eastAsia="en-PH"/>
+          <w:lang w:val="en-PH" w:eastAsia="ja-JP"/>
           <w14:ligatures w14:val="standardContextual"/>
         </w:rPr>
       </w:pPr>
-      <w:hyperlink w:anchor="_Toc242630480" w:history="1">
+      <w:hyperlink w:anchor="_Toc242632206" w:history="1">
         <w:r>
           <w:rPr>
             <w:rStyle w:val="Hyperlink"/>
@@ -834,7 +834,7 @@
             <w:noProof/>
             <w:webHidden/>
           </w:rPr>
-          <w:instrText xml:space="preserve"> PAGEREF _Toc242630480 \h </w:instrText>
+          <w:instrText xml:space="preserve"> PAGEREF _Toc242632206 \h </w:instrText>
         </w:r>
         <w:r>
           <w:rPr>
@@ -878,11 +878,11 @@
           <w:kern w:val="2"/>
           <w:sz w:val="24"/>
           <w:szCs w:val="24"/>
-          <w:lang w:val="en-PH" w:eastAsia="en-PH"/>
+          <w:lang w:val="en-PH" w:eastAsia="ja-JP"/>
           <w14:ligatures w14:val="standardContextual"/>
         </w:rPr>
       </w:pPr>
-      <w:hyperlink w:anchor="_Toc242630481" w:history="1">
+      <w:hyperlink w:anchor="_Toc242632207" w:history="1">
         <w:r>
           <w:rPr>
             <w:rStyle w:val="Hyperlink"/>
@@ -909,7 +909,7 @@
             <w:noProof/>
             <w:webHidden/>
           </w:rPr>
-          <w:instrText xml:space="preserve"> PAGEREF _Toc242630481 \h </w:instrText>
+          <w:instrText xml:space="preserve"> PAGEREF _Toc242632207 \h </w:instrText>
         </w:r>
         <w:r>
           <w:rPr>
@@ -953,11 +953,11 @@
           <w:kern w:val="2"/>
           <w:sz w:val="24"/>
           <w:szCs w:val="24"/>
-          <w:lang w:val="en-PH" w:eastAsia="en-PH"/>
+          <w:lang w:val="en-PH" w:eastAsia="ja-JP"/>
           <w14:ligatures w14:val="standardContextual"/>
         </w:rPr>
       </w:pPr>
-      <w:hyperlink w:anchor="_Toc242630482" w:history="1">
+      <w:hyperlink w:anchor="_Toc242632208" w:history="1">
         <w:r>
           <w:rPr>
             <w:rStyle w:val="Hyperlink"/>
@@ -984,7 +984,7 @@
             <w:noProof/>
             <w:webHidden/>
           </w:rPr>
-          <w:instrText xml:space="preserve"> PAGEREF _Toc242630482 \h </w:instrText>
+          <w:instrText xml:space="preserve"> PAGEREF _Toc242632208 \h </w:instrText>
         </w:r>
         <w:r>
           <w:rPr>
@@ -1028,11 +1028,11 @@
           <w:kern w:val="2"/>
           <w:sz w:val="24"/>
           <w:szCs w:val="24"/>
-          <w:lang w:val="en-PH" w:eastAsia="en-PH"/>
+          <w:lang w:val="en-PH" w:eastAsia="ja-JP"/>
           <w14:ligatures w14:val="standardContextual"/>
         </w:rPr>
       </w:pPr>
-      <w:hyperlink w:anchor="_Toc242630483" w:history="1">
+      <w:hyperlink w:anchor="_Toc242632209" w:history="1">
         <w:r>
           <w:rPr>
             <w:rStyle w:val="Hyperlink"/>
@@ -1059,7 +1059,7 @@
             <w:noProof/>
             <w:webHidden/>
           </w:rPr>
-          <w:instrText xml:space="preserve"> PAGEREF _Toc242630483 \h </w:instrText>
+          <w:instrText xml:space="preserve"> PAGEREF _Toc242632209 \h </w:instrText>
         </w:r>
         <w:r>
           <w:rPr>
@@ -1103,11 +1103,11 @@
           <w:kern w:val="2"/>
           <w:sz w:val="24"/>
           <w:szCs w:val="24"/>
-          <w:lang w:val="en-PH" w:eastAsia="en-PH"/>
+          <w:lang w:val="en-PH" w:eastAsia="ja-JP"/>
           <w14:ligatures w14:val="standardContextual"/>
         </w:rPr>
       </w:pPr>
-      <w:hyperlink w:anchor="_Toc242630484" w:history="1">
+      <w:hyperlink w:anchor="_Toc242632210" w:history="1">
         <w:r>
           <w:rPr>
             <w:rStyle w:val="Hyperlink"/>
@@ -1134,7 +1134,7 @@
             <w:noProof/>
             <w:webHidden/>
           </w:rPr>
-          <w:instrText xml:space="preserve"> PAGEREF _Toc242630484 \h </w:instrText>
+          <w:instrText xml:space="preserve"> PAGEREF _Toc242632210 \h </w:instrText>
         </w:r>
         <w:r>
           <w:rPr>
@@ -1178,11 +1178,11 @@
           <w:kern w:val="2"/>
           <w:sz w:val="24"/>
           <w:szCs w:val="24"/>
-          <w:lang w:val="en-PH" w:eastAsia="en-PH"/>
+          <w:lang w:val="en-PH" w:eastAsia="ja-JP"/>
           <w14:ligatures w14:val="standardContextual"/>
         </w:rPr>
       </w:pPr>
-      <w:hyperlink w:anchor="_Toc242630485" w:history="1">
+      <w:hyperlink w:anchor="_Toc242632211" w:history="1">
         <w:r>
           <w:rPr>
             <w:rStyle w:val="Hyperlink"/>
@@ -1209,7 +1209,7 @@
             <w:noProof/>
             <w:webHidden/>
           </w:rPr>
-          <w:instrText xml:space="preserve"> PAGEREF _Toc242630485 \h </w:instrText>
+          <w:instrText xml:space="preserve"> PAGEREF _Toc242632211 \h </w:instrText>
         </w:r>
         <w:r>
           <w:rPr>
@@ -1253,11 +1253,11 @@
           <w:kern w:val="2"/>
           <w:sz w:val="24"/>
           <w:szCs w:val="24"/>
-          <w:lang w:val="en-PH" w:eastAsia="en-PH"/>
+          <w:lang w:val="en-PH" w:eastAsia="ja-JP"/>
           <w14:ligatures w14:val="standardContextual"/>
         </w:rPr>
       </w:pPr>
-      <w:hyperlink w:anchor="_Toc242630486" w:history="1">
+      <w:hyperlink w:anchor="_Toc242632212" w:history="1">
         <w:r>
           <w:rPr>
             <w:rStyle w:val="Hyperlink"/>
@@ -1284,7 +1284,7 @@
             <w:noProof/>
             <w:webHidden/>
           </w:rPr>
-          <w:instrText xml:space="preserve"> PAGEREF _Toc242630486 \h </w:instrText>
+          <w:instrText xml:space="preserve"> PAGEREF _Toc242632212 \h </w:instrText>
         </w:r>
         <w:r>
           <w:rPr>
@@ -1328,11 +1328,11 @@
           <w:kern w:val="2"/>
           <w:sz w:val="24"/>
           <w:szCs w:val="24"/>
-          <w:lang w:val="en-PH" w:eastAsia="en-PH"/>
+          <w:lang w:val="en-PH" w:eastAsia="ja-JP"/>
           <w14:ligatures w14:val="standardContextual"/>
         </w:rPr>
       </w:pPr>
-      <w:hyperlink w:anchor="_Toc242630487" w:history="1">
+      <w:hyperlink w:anchor="_Toc242632213" w:history="1">
         <w:r>
           <w:rPr>
             <w:rStyle w:val="Hyperlink"/>
@@ -1359,7 +1359,7 @@
             <w:noProof/>
             <w:webHidden/>
           </w:rPr>
-          <w:instrText xml:space="preserve"> PAGEREF _Toc242630487 \h </w:instrText>
+          <w:instrText xml:space="preserve"> PAGEREF _Toc242632213 \h </w:instrText>
         </w:r>
         <w:r>
           <w:rPr>
@@ -1403,11 +1403,11 @@
           <w:kern w:val="2"/>
           <w:sz w:val="24"/>
           <w:szCs w:val="24"/>
-          <w:lang w:val="en-PH" w:eastAsia="en-PH"/>
+          <w:lang w:val="en-PH" w:eastAsia="ja-JP"/>
           <w14:ligatures w14:val="standardContextual"/>
         </w:rPr>
       </w:pPr>
-      <w:hyperlink w:anchor="_Toc242630488" w:history="1">
+      <w:hyperlink w:anchor="_Toc242632214" w:history="1">
         <w:r>
           <w:rPr>
             <w:rStyle w:val="Hyperlink"/>
@@ -1434,7 +1434,7 @@
             <w:noProof/>
             <w:webHidden/>
           </w:rPr>
-          <w:instrText xml:space="preserve"> PAGEREF _Toc242630488 \h </w:instrText>
+          <w:instrText xml:space="preserve"> PAGEREF _Toc242632214 \h </w:instrText>
         </w:r>
         <w:r>
           <w:rPr>
@@ -1478,11 +1478,11 @@
           <w:kern w:val="2"/>
           <w:sz w:val="24"/>
           <w:szCs w:val="24"/>
-          <w:lang w:val="en-PH" w:eastAsia="en-PH"/>
+          <w:lang w:val="en-PH" w:eastAsia="ja-JP"/>
           <w14:ligatures w14:val="standardContextual"/>
         </w:rPr>
       </w:pPr>
-      <w:hyperlink w:anchor="_Toc242630489" w:history="1">
+      <w:hyperlink w:anchor="_Toc242632215" w:history="1">
         <w:r>
           <w:rPr>
             <w:rStyle w:val="Hyperlink"/>
@@ -1509,7 +1509,7 @@
             <w:noProof/>
             <w:webHidden/>
           </w:rPr>
-          <w:instrText xml:space="preserve"> PAGEREF _Toc242630489 \h </w:instrText>
+          <w:instrText xml:space="preserve"> PAGEREF _Toc242632215 \h </w:instrText>
         </w:r>
         <w:r>
           <w:rPr>
@@ -1554,7 +1554,7 @@
       <w:pPr>
         <w:pStyle w:val="Heading1"/>
       </w:pPr>
-      <w:bookmarkStart w:id="0" w:name="_Toc242630474"/>
+      <w:bookmarkStart w:id="0" w:name="_Toc242632200"/>
       <w:r>
         <w:t>Document Revision History</w:t>
       </w:r>
@@ -1582,10 +1582,10 @@
         <w:tblLook w:val="04A0" w:firstRow="1" w:lastRow="0" w:firstColumn="1" w:lastColumn="0" w:noHBand="0" w:noVBand="1"/>
       </w:tblPr>
       <w:tblGrid>
-        <w:gridCol w:w="989"/>
-        <w:gridCol w:w="1223"/>
-        <w:gridCol w:w="2124"/>
-        <w:gridCol w:w="5024"/>
+        <w:gridCol w:w="991"/>
+        <w:gridCol w:w="1237"/>
+        <w:gridCol w:w="2137"/>
+        <w:gridCol w:w="4995"/>
       </w:tblGrid>
       <w:tr>
         <w:trPr>
@@ -1594,7 +1594,7 @@
         </w:trPr>
         <w:tc>
           <w:tcPr>
-            <w:tcW w:w="989" w:type="dxa"/>
+            <w:tcW w:w="991" w:type="dxa"/>
             <w:shd w:val="clear" w:color="auto" w:fill="1F3A3D"/>
           </w:tcPr>
           <w:p>
@@ -1614,7 +1614,7 @@
         </w:tc>
         <w:tc>
           <w:tcPr>
-            <w:tcW w:w="1223" w:type="dxa"/>
+            <w:tcW w:w="1237" w:type="dxa"/>
             <w:shd w:val="clear" w:color="auto" w:fill="1F3A3D"/>
           </w:tcPr>
           <w:p>
@@ -1634,7 +1634,7 @@
         </w:tc>
         <w:tc>
           <w:tcPr>
-            <w:tcW w:w="2124" w:type="dxa"/>
+            <w:tcW w:w="2137" w:type="dxa"/>
             <w:shd w:val="clear" w:color="auto" w:fill="1F3A3D"/>
           </w:tcPr>
           <w:p>
@@ -1654,7 +1654,7 @@
         </w:tc>
         <w:tc>
           <w:tcPr>
-            <w:tcW w:w="5024" w:type="dxa"/>
+            <w:tcW w:w="4995" w:type="dxa"/>
             <w:shd w:val="clear" w:color="auto" w:fill="1F3A3D"/>
           </w:tcPr>
           <w:p>
@@ -1679,7 +1679,7 @@
         </w:trPr>
         <w:tc>
           <w:tcPr>
-            <w:tcW w:w="989" w:type="dxa"/>
+            <w:tcW w:w="991" w:type="dxa"/>
           </w:tcPr>
           <w:p>
             <w:pPr>
@@ -1697,7 +1697,7 @@
         </w:tc>
         <w:tc>
           <w:tcPr>
-            <w:tcW w:w="1223" w:type="dxa"/>
+            <w:tcW w:w="1237" w:type="dxa"/>
           </w:tcPr>
           <w:p>
             <w:pPr>
@@ -1714,7 +1714,7 @@
         </w:tc>
         <w:tc>
           <w:tcPr>
-            <w:tcW w:w="2124" w:type="dxa"/>
+            <w:tcW w:w="2137" w:type="dxa"/>
           </w:tcPr>
           <w:p>
             <w:pPr>
@@ -1731,7 +1731,7 @@
         </w:tc>
         <w:tc>
           <w:tcPr>
-            <w:tcW w:w="5024" w:type="dxa"/>
+            <w:tcW w:w="4995" w:type="dxa"/>
           </w:tcPr>
           <w:p>
             <w:pPr>
@@ -1752,7 +1752,7 @@
         </w:trPr>
         <w:tc>
           <w:tcPr>
-            <w:tcW w:w="989" w:type="dxa"/>
+            <w:tcW w:w="991" w:type="dxa"/>
             <w:shd w:val="clear" w:color="auto" w:fill="F3F6F8"/>
           </w:tcPr>
           <w:p>
@@ -1771,7 +1771,7 @@
         </w:tc>
         <w:tc>
           <w:tcPr>
-            <w:tcW w:w="1223" w:type="dxa"/>
+            <w:tcW w:w="1237" w:type="dxa"/>
             <w:shd w:val="clear" w:color="auto" w:fill="F3F6F8"/>
           </w:tcPr>
           <w:p>
@@ -1789,7 +1789,7 @@
         </w:tc>
         <w:tc>
           <w:tcPr>
-            <w:tcW w:w="2124" w:type="dxa"/>
+            <w:tcW w:w="2137" w:type="dxa"/>
             <w:shd w:val="clear" w:color="auto" w:fill="F3F6F8"/>
           </w:tcPr>
           <w:p>
@@ -1807,7 +1807,7 @@
         </w:tc>
         <w:tc>
           <w:tcPr>
-            <w:tcW w:w="5024" w:type="dxa"/>
+            <w:tcW w:w="4995" w:type="dxa"/>
             <w:shd w:val="clear" w:color="auto" w:fill="F3F6F8"/>
           </w:tcPr>
           <w:p>
@@ -1976,7 +1976,7 @@
         </w:trPr>
         <w:tc>
           <w:tcPr>
-            <w:tcW w:w="989" w:type="dxa"/>
+            <w:tcW w:w="991" w:type="dxa"/>
           </w:tcPr>
           <w:p>
             <w:pPr>
@@ -1994,7 +1994,7 @@
         </w:tc>
         <w:tc>
           <w:tcPr>
-            <w:tcW w:w="1223" w:type="dxa"/>
+            <w:tcW w:w="1237" w:type="dxa"/>
           </w:tcPr>
           <w:p>
             <w:pPr>
@@ -2011,7 +2011,7 @@
         </w:tc>
         <w:tc>
           <w:tcPr>
-            <w:tcW w:w="2124" w:type="dxa"/>
+            <w:tcW w:w="2137" w:type="dxa"/>
           </w:tcPr>
           <w:p>
             <w:pPr>
@@ -2028,7 +2028,7 @@
         </w:tc>
         <w:tc>
           <w:tcPr>
-            <w:tcW w:w="5024" w:type="dxa"/>
+            <w:tcW w:w="4995" w:type="dxa"/>
           </w:tcPr>
           <w:p>
             <w:pPr>
@@ -2050,7 +2050,7 @@
         </w:trPr>
         <w:tc>
           <w:tcPr>
-            <w:tcW w:w="989" w:type="dxa"/>
+            <w:tcW w:w="991" w:type="dxa"/>
             <w:shd w:val="clear" w:color="auto" w:fill="F3F6F8"/>
           </w:tcPr>
           <w:p>
@@ -2069,7 +2069,7 @@
         </w:tc>
         <w:tc>
           <w:tcPr>
-            <w:tcW w:w="1223" w:type="dxa"/>
+            <w:tcW w:w="1237" w:type="dxa"/>
             <w:shd w:val="clear" w:color="auto" w:fill="F3F6F8"/>
           </w:tcPr>
           <w:p>
@@ -2087,7 +2087,7 @@
         </w:tc>
         <w:tc>
           <w:tcPr>
-            <w:tcW w:w="2124" w:type="dxa"/>
+            <w:tcW w:w="2137" w:type="dxa"/>
             <w:shd w:val="clear" w:color="auto" w:fill="F3F6F8"/>
           </w:tcPr>
           <w:p>
@@ -2105,7 +2105,7 @@
         </w:tc>
         <w:tc>
           <w:tcPr>
-            <w:tcW w:w="5024" w:type="dxa"/>
+            <w:tcW w:w="4995" w:type="dxa"/>
             <w:shd w:val="clear" w:color="auto" w:fill="F3F6F8"/>
           </w:tcPr>
           <w:p>
@@ -2170,7 +2170,7 @@
         </w:trPr>
         <w:tc>
           <w:tcPr>
-            <w:tcW w:w="989" w:type="dxa"/>
+            <w:tcW w:w="991" w:type="dxa"/>
           </w:tcPr>
           <w:p>
             <w:pPr>
@@ -2188,7 +2188,7 @@
         </w:tc>
         <w:tc>
           <w:tcPr>
-            <w:tcW w:w="1223" w:type="dxa"/>
+            <w:tcW w:w="1237" w:type="dxa"/>
           </w:tcPr>
           <w:p>
             <w:pPr>
@@ -2205,7 +2205,7 @@
         </w:tc>
         <w:tc>
           <w:tcPr>
-            <w:tcW w:w="2124" w:type="dxa"/>
+            <w:tcW w:w="2137" w:type="dxa"/>
           </w:tcPr>
           <w:p>
             <w:pPr>
@@ -2222,7 +2222,7 @@
         </w:tc>
         <w:tc>
           <w:tcPr>
-            <w:tcW w:w="5024" w:type="dxa"/>
+            <w:tcW w:w="4995" w:type="dxa"/>
           </w:tcPr>
           <w:p>
             <w:pPr>
@@ -2260,7 +2260,85 @@
               <w:rPr>
                 <w:sz w:val="17"/>
               </w:rPr>
-              <w:t>) and the planned ones; word-bank teacher sign-off marked pending; §1.2 sources match the validation data; §3 records agy's batch validation of the sprint (364 tests, 41 screenshots, debug APK) and the open parts of Milestone 3; §7.1 describes the asset release gate as it works today; WBS tree without stray Markdown.</w:t>
+              <w:t>) and the planned ones; word-bank teacher sign-off marked pending; §1.2 sources match the validation data; §3 records the automated batch validation of the sprint (364 tests, 41 screenshots, debug APK) and the open parts of Milestone 3; §7.1 describes the asset release gate as it works today; WBS tree without stray Markdown.</w:t>
+            </w:r>
+          </w:p>
+        </w:tc>
+      </w:tr>
+      <w:tr>
+        <w:trPr>
+          <w:cantSplit/>
+          <w:jc w:val="center"/>
+        </w:trPr>
+        <w:tc>
+          <w:tcPr>
+            <w:tcW w:w="991" w:type="dxa"/>
+            <w:shd w:val="clear" w:color="auto" w:fill="F3F6F8"/>
+          </w:tcPr>
+          <w:p>
+            <w:pPr>
+              <w:spacing w:before="20" w:after="20" w:line="252" w:lineRule="auto"/>
+              <w:jc w:val="center"/>
+            </w:pPr>
+            <w:r>
+              <w:rPr>
+                <w:b/>
+                <w:sz w:val="17"/>
+              </w:rPr>
+              <w:t>2.4</w:t>
+            </w:r>
+          </w:p>
+        </w:tc>
+        <w:tc>
+          <w:tcPr>
+            <w:tcW w:w="1237" w:type="dxa"/>
+            <w:shd w:val="clear" w:color="auto" w:fill="F3F6F8"/>
+          </w:tcPr>
+          <w:p>
+            <w:pPr>
+              <w:spacing w:before="20" w:after="20" w:line="252" w:lineRule="auto"/>
+              <w:jc w:val="center"/>
+            </w:pPr>
+            <w:r>
+              <w:rPr>
+                <w:sz w:val="17"/>
+              </w:rPr>
+              <w:t>October 11, 2026</w:t>
+            </w:r>
+          </w:p>
+        </w:tc>
+        <w:tc>
+          <w:tcPr>
+            <w:tcW w:w="2137" w:type="dxa"/>
+            <w:shd w:val="clear" w:color="auto" w:fill="F3F6F8"/>
+          </w:tcPr>
+          <w:p>
+            <w:pPr>
+              <w:spacing w:before="20" w:after="20" w:line="252" w:lineRule="auto"/>
+              <w:jc w:val="center"/>
+            </w:pPr>
+            <w:r>
+              <w:rPr>
+                <w:sz w:val="17"/>
+              </w:rPr>
+              <w:t>Capstone Team</w:t>
+            </w:r>
+          </w:p>
+        </w:tc>
+        <w:tc>
+          <w:tcPr>
+            <w:tcW w:w="4995" w:type="dxa"/>
+            <w:shd w:val="clear" w:color="auto" w:fill="F3F6F8"/>
+          </w:tcPr>
+          <w:p>
+            <w:pPr>
+              <w:spacing w:before="20" w:after="20" w:line="252" w:lineRule="auto"/>
+            </w:pPr>
+            <w:r>
+              <w:rPr>
+                <w:sz w:val="17"/>
+              </w:rPr>
+              <w:t>Issued for adviser review and evaluation: the front matter states the submission status and the members' full names; Milestone 1 records the resubmission. No schedule change.</w:t>
             </w:r>
           </w:p>
         </w:tc>
@@ -2275,7 +2353,7 @@
       <w:pPr>
         <w:pStyle w:val="Heading1"/>
       </w:pPr>
-      <w:bookmarkStart w:id="1" w:name="_Toc242630475"/>
+      <w:bookmarkStart w:id="1" w:name="_Toc242632201"/>
       <w:r>
         <w:t>1. Project Overview &amp; Scope Refactoring</w:t>
       </w:r>
@@ -2285,7 +2363,7 @@
       <w:pPr>
         <w:pStyle w:val="Heading2"/>
       </w:pPr>
-      <w:bookmarkStart w:id="2" w:name="_Toc242630476"/>
+      <w:bookmarkStart w:id="2" w:name="_Toc242632202"/>
       <w:r>
         <w:t>1.1 Project Purpose &amp; Executive Summary</w:t>
       </w:r>
@@ -2303,7 +2381,7 @@
       <w:pPr>
         <w:pStyle w:val="Heading2"/>
       </w:pPr>
-      <w:bookmarkStart w:id="3" w:name="_Toc242630477"/>
+      <w:bookmarkStart w:id="3" w:name="_Toc242632203"/>
       <w:r>
         <w:t>1.2 Interconnected Deliverables Traceability Baseline</w:t>
       </w:r>
@@ -3568,7 +3646,7 @@
       <w:pPr>
         <w:pStyle w:val="Heading2"/>
       </w:pPr>
-      <w:bookmarkStart w:id="4" w:name="_Toc242630478"/>
+      <w:bookmarkStart w:id="4" w:name="_Toc242632204"/>
       <w:r>
         <w:t>1.3 Scope Baseline &amp; Phased Implementation Strategy</w:t>
       </w:r>
@@ -3681,7 +3759,7 @@
       <w:pPr>
         <w:pStyle w:val="Heading1"/>
       </w:pPr>
-      <w:bookmarkStart w:id="5" w:name="_Toc242630479"/>
+      <w:bookmarkStart w:id="5" w:name="_Toc242632205"/>
       <w:r>
         <w:t>2. Work Breakdown Structure (WBS) &amp; Deliverables</w:t>
       </w:r>
@@ -4047,7 +4125,7 @@
       <w:pPr>
         <w:pStyle w:val="Heading1"/>
       </w:pPr>
-      <w:bookmarkStart w:id="6" w:name="_Toc242630480"/>
+      <w:bookmarkStart w:id="6" w:name="_Toc242632206"/>
       <w:r>
         <w:t>3. Activities, Milestones &amp; Revised Master Schedule</w:t>
       </w:r>
@@ -4083,11 +4161,11 @@
         <w:tblLook w:val="04A0" w:firstRow="1" w:lastRow="0" w:firstColumn="1" w:lastColumn="0" w:noHBand="0" w:noVBand="1"/>
       </w:tblPr>
       <w:tblGrid>
-        <w:gridCol w:w="1917"/>
+        <w:gridCol w:w="1914"/>
         <w:gridCol w:w="673"/>
-        <w:gridCol w:w="956"/>
-        <w:gridCol w:w="2886"/>
-        <w:gridCol w:w="2928"/>
+        <w:gridCol w:w="955"/>
+        <w:gridCol w:w="2878"/>
+        <w:gridCol w:w="2940"/>
       </w:tblGrid>
       <w:tr>
         <w:trPr>
@@ -4096,7 +4174,7 @@
         </w:trPr>
         <w:tc>
           <w:tcPr>
-            <w:tcW w:w="1917" w:type="dxa"/>
+            <w:tcW w:w="1914" w:type="dxa"/>
             <w:shd w:val="clear" w:color="auto" w:fill="1F3A3D"/>
           </w:tcPr>
           <w:p>
@@ -4135,7 +4213,7 @@
         </w:tc>
         <w:tc>
           <w:tcPr>
-            <w:tcW w:w="956" w:type="dxa"/>
+            <w:tcW w:w="955" w:type="dxa"/>
             <w:shd w:val="clear" w:color="auto" w:fill="1F3A3D"/>
           </w:tcPr>
           <w:p>
@@ -4155,7 +4233,7 @@
         </w:tc>
         <w:tc>
           <w:tcPr>
-            <w:tcW w:w="2886" w:type="dxa"/>
+            <w:tcW w:w="2878" w:type="dxa"/>
             <w:shd w:val="clear" w:color="auto" w:fill="1F3A3D"/>
           </w:tcPr>
           <w:p>
@@ -4174,7 +4252,7 @@
         </w:tc>
         <w:tc>
           <w:tcPr>
-            <w:tcW w:w="2928" w:type="dxa"/>
+            <w:tcW w:w="2940" w:type="dxa"/>
             <w:shd w:val="clear" w:color="auto" w:fill="1F3A3D"/>
           </w:tcPr>
           <w:p>
@@ -4200,7 +4278,7 @@
         </w:trPr>
         <w:tc>
           <w:tcPr>
-            <w:tcW w:w="1917" w:type="dxa"/>
+            <w:tcW w:w="1914" w:type="dxa"/>
           </w:tcPr>
           <w:p>
             <w:pPr>
@@ -4241,7 +4319,7 @@
         </w:tc>
         <w:tc>
           <w:tcPr>
-            <w:tcW w:w="956" w:type="dxa"/>
+            <w:tcW w:w="955" w:type="dxa"/>
           </w:tcPr>
           <w:p>
             <w:pPr>
@@ -4258,7 +4336,7 @@
         </w:tc>
         <w:tc>
           <w:tcPr>
-            <w:tcW w:w="2886" w:type="dxa"/>
+            <w:tcW w:w="2878" w:type="dxa"/>
           </w:tcPr>
           <w:p>
             <w:pPr>
@@ -4326,7 +4404,7 @@
         </w:tc>
         <w:tc>
           <w:tcPr>
-            <w:tcW w:w="2928" w:type="dxa"/>
+            <w:tcW w:w="2940" w:type="dxa"/>
           </w:tcPr>
           <w:p>
             <w:pPr>
@@ -4338,7 +4416,7 @@
                 <w:b/>
                 <w:sz w:val="17"/>
               </w:rPr>
-              <w:t>Submitted; revised 2026-10-05 for adviser review</w:t>
+              <w:t>Submitted; revised 2026-10-05; resubmitted 2026-10-11 for adviser review and evaluation</w:t>
             </w:r>
           </w:p>
         </w:tc>
@@ -4350,7 +4428,7 @@
         </w:trPr>
         <w:tc>
           <w:tcPr>
-            <w:tcW w:w="1917" w:type="dxa"/>
+            <w:tcW w:w="1914" w:type="dxa"/>
             <w:shd w:val="clear" w:color="auto" w:fill="F3F6F8"/>
           </w:tcPr>
           <w:p>
@@ -4393,7 +4471,7 @@
         </w:tc>
         <w:tc>
           <w:tcPr>
-            <w:tcW w:w="956" w:type="dxa"/>
+            <w:tcW w:w="955" w:type="dxa"/>
             <w:shd w:val="clear" w:color="auto" w:fill="F3F6F8"/>
           </w:tcPr>
           <w:p>
@@ -4411,7 +4489,7 @@
         </w:tc>
         <w:tc>
           <w:tcPr>
-            <w:tcW w:w="2886" w:type="dxa"/>
+            <w:tcW w:w="2878" w:type="dxa"/>
             <w:shd w:val="clear" w:color="auto" w:fill="F3F6F8"/>
           </w:tcPr>
           <w:p>
@@ -4441,7 +4519,7 @@
         </w:tc>
         <w:tc>
           <w:tcPr>
-            <w:tcW w:w="2928" w:type="dxa"/>
+            <w:tcW w:w="2940" w:type="dxa"/>
             <w:shd w:val="clear" w:color="auto" w:fill="F3F6F8"/>
           </w:tcPr>
           <w:p>
@@ -4472,7 +4550,7 @@
         </w:trPr>
         <w:tc>
           <w:tcPr>
-            <w:tcW w:w="1917" w:type="dxa"/>
+            <w:tcW w:w="1914" w:type="dxa"/>
           </w:tcPr>
           <w:p>
             <w:pPr>
@@ -4513,7 +4591,7 @@
         </w:tc>
         <w:tc>
           <w:tcPr>
-            <w:tcW w:w="956" w:type="dxa"/>
+            <w:tcW w:w="955" w:type="dxa"/>
           </w:tcPr>
           <w:p>
             <w:pPr>
@@ -4530,7 +4608,7 @@
         </w:tc>
         <w:tc>
           <w:tcPr>
-            <w:tcW w:w="2886" w:type="dxa"/>
+            <w:tcW w:w="2878" w:type="dxa"/>
           </w:tcPr>
           <w:p>
             <w:pPr>
@@ -4588,7 +4666,7 @@
         </w:tc>
         <w:tc>
           <w:tcPr>
-            <w:tcW w:w="2928" w:type="dxa"/>
+            <w:tcW w:w="2940" w:type="dxa"/>
           </w:tcPr>
           <w:p>
             <w:pPr>
@@ -4660,7 +4738,7 @@
         </w:trPr>
         <w:tc>
           <w:tcPr>
-            <w:tcW w:w="1917" w:type="dxa"/>
+            <w:tcW w:w="1914" w:type="dxa"/>
             <w:shd w:val="clear" w:color="auto" w:fill="F3F6F8"/>
           </w:tcPr>
           <w:p>
@@ -4703,7 +4781,7 @@
         </w:tc>
         <w:tc>
           <w:tcPr>
-            <w:tcW w:w="956" w:type="dxa"/>
+            <w:tcW w:w="955" w:type="dxa"/>
             <w:shd w:val="clear" w:color="auto" w:fill="F3F6F8"/>
           </w:tcPr>
           <w:p>
@@ -4721,7 +4799,7 @@
         </w:tc>
         <w:tc>
           <w:tcPr>
-            <w:tcW w:w="2886" w:type="dxa"/>
+            <w:tcW w:w="2878" w:type="dxa"/>
             <w:shd w:val="clear" w:color="auto" w:fill="F3F6F8"/>
           </w:tcPr>
           <w:p>
@@ -4766,7 +4844,7 @@
         </w:tc>
         <w:tc>
           <w:tcPr>
-            <w:tcW w:w="2928" w:type="dxa"/>
+            <w:tcW w:w="2940" w:type="dxa"/>
             <w:shd w:val="clear" w:color="auto" w:fill="F3F6F8"/>
           </w:tcPr>
           <w:p>
@@ -4785,7 +4863,7 @@
               <w:rPr>
                 <w:sz w:val="17"/>
               </w:rPr>
-              <w:t xml:space="preserve"> (agy batch validation </w:t>
+              <w:t xml:space="preserve"> (automated batch validation </w:t>
             </w:r>
             <w:r>
               <w:rPr>
@@ -4825,7 +4903,7 @@
         </w:trPr>
         <w:tc>
           <w:tcPr>
-            <w:tcW w:w="1917" w:type="dxa"/>
+            <w:tcW w:w="1914" w:type="dxa"/>
           </w:tcPr>
           <w:p>
             <w:pPr>
@@ -4866,7 +4944,7 @@
         </w:tc>
         <w:tc>
           <w:tcPr>
-            <w:tcW w:w="956" w:type="dxa"/>
+            <w:tcW w:w="955" w:type="dxa"/>
           </w:tcPr>
           <w:p>
             <w:pPr>
@@ -4883,7 +4961,7 @@
         </w:tc>
         <w:tc>
           <w:tcPr>
-            <w:tcW w:w="2886" w:type="dxa"/>
+            <w:tcW w:w="2878" w:type="dxa"/>
           </w:tcPr>
           <w:p>
             <w:pPr>
@@ -4913,7 +4991,7 @@
         </w:tc>
         <w:tc>
           <w:tcPr>
-            <w:tcW w:w="2928" w:type="dxa"/>
+            <w:tcW w:w="2940" w:type="dxa"/>
           </w:tcPr>
           <w:p>
             <w:pPr>
@@ -4943,7 +5021,7 @@
         </w:trPr>
         <w:tc>
           <w:tcPr>
-            <w:tcW w:w="1917" w:type="dxa"/>
+            <w:tcW w:w="1914" w:type="dxa"/>
             <w:shd w:val="clear" w:color="auto" w:fill="F3F6F8"/>
           </w:tcPr>
           <w:p>
@@ -4986,7 +5064,7 @@
         </w:tc>
         <w:tc>
           <w:tcPr>
-            <w:tcW w:w="956" w:type="dxa"/>
+            <w:tcW w:w="955" w:type="dxa"/>
             <w:shd w:val="clear" w:color="auto" w:fill="F3F6F8"/>
           </w:tcPr>
           <w:p>
@@ -5004,7 +5082,7 @@
         </w:tc>
         <w:tc>
           <w:tcPr>
-            <w:tcW w:w="2886" w:type="dxa"/>
+            <w:tcW w:w="2878" w:type="dxa"/>
             <w:shd w:val="clear" w:color="auto" w:fill="F3F6F8"/>
           </w:tcPr>
           <w:p>
@@ -5035,7 +5113,7 @@
         </w:tc>
         <w:tc>
           <w:tcPr>
-            <w:tcW w:w="2928" w:type="dxa"/>
+            <w:tcW w:w="2940" w:type="dxa"/>
             <w:shd w:val="clear" w:color="auto" w:fill="F3F6F8"/>
           </w:tcPr>
           <w:p>
@@ -5059,7 +5137,7 @@
         </w:trPr>
         <w:tc>
           <w:tcPr>
-            <w:tcW w:w="1917" w:type="dxa"/>
+            <w:tcW w:w="1914" w:type="dxa"/>
           </w:tcPr>
           <w:p>
             <w:pPr>
@@ -5100,7 +5178,7 @@
         </w:tc>
         <w:tc>
           <w:tcPr>
-            <w:tcW w:w="956" w:type="dxa"/>
+            <w:tcW w:w="955" w:type="dxa"/>
           </w:tcPr>
           <w:p>
             <w:pPr>
@@ -5117,7 +5195,7 @@
         </w:tc>
         <w:tc>
           <w:tcPr>
-            <w:tcW w:w="2886" w:type="dxa"/>
+            <w:tcW w:w="2878" w:type="dxa"/>
           </w:tcPr>
           <w:p>
             <w:pPr>
@@ -5133,7 +5211,7 @@
         </w:tc>
         <w:tc>
           <w:tcPr>
-            <w:tcW w:w="2928" w:type="dxa"/>
+            <w:tcW w:w="2940" w:type="dxa"/>
           </w:tcPr>
           <w:p>
             <w:pPr>
@@ -5156,7 +5234,7 @@
         </w:trPr>
         <w:tc>
           <w:tcPr>
-            <w:tcW w:w="1917" w:type="dxa"/>
+            <w:tcW w:w="1914" w:type="dxa"/>
             <w:shd w:val="clear" w:color="auto" w:fill="F3F6F8"/>
           </w:tcPr>
           <w:p>
@@ -5199,7 +5277,7 @@
         </w:tc>
         <w:tc>
           <w:tcPr>
-            <w:tcW w:w="956" w:type="dxa"/>
+            <w:tcW w:w="955" w:type="dxa"/>
             <w:shd w:val="clear" w:color="auto" w:fill="F3F6F8"/>
           </w:tcPr>
           <w:p>
@@ -5217,7 +5295,7 @@
         </w:tc>
         <w:tc>
           <w:tcPr>
-            <w:tcW w:w="2886" w:type="dxa"/>
+            <w:tcW w:w="2878" w:type="dxa"/>
             <w:shd w:val="clear" w:color="auto" w:fill="F3F6F8"/>
           </w:tcPr>
           <w:p>
@@ -5234,7 +5312,7 @@
         </w:tc>
         <w:tc>
           <w:tcPr>
-            <w:tcW w:w="2928" w:type="dxa"/>
+            <w:tcW w:w="2940" w:type="dxa"/>
             <w:shd w:val="clear" w:color="auto" w:fill="F3F6F8"/>
           </w:tcPr>
           <w:p>
@@ -5261,7 +5339,7 @@
       <w:pPr>
         <w:pStyle w:val="Heading1"/>
       </w:pPr>
-      <w:bookmarkStart w:id="7" w:name="_Toc242630481"/>
+      <w:bookmarkStart w:id="7" w:name="_Toc242632207"/>
       <w:r>
         <w:t>4. Resource Allocation &amp; Infrastructure</w:t>
       </w:r>
@@ -5271,7 +5349,7 @@
       <w:pPr>
         <w:pStyle w:val="Heading2"/>
       </w:pPr>
-      <w:bookmarkStart w:id="8" w:name="_Toc242630482"/>
+      <w:bookmarkStart w:id="8" w:name="_Toc242632208"/>
       <w:r>
         <w:t>4.1 Development &amp; Processing Infrastructure</w:t>
       </w:r>
@@ -5353,7 +5431,7 @@
       <w:pPr>
         <w:pStyle w:val="Heading2"/>
       </w:pPr>
-      <w:bookmarkStart w:id="9" w:name="_Toc242630483"/>
+      <w:bookmarkStart w:id="9" w:name="_Toc242632209"/>
       <w:r>
         <w:t>4.2 Target Hardware &amp; Test Fleet</w:t>
       </w:r>
@@ -5411,7 +5489,7 @@
       <w:pPr>
         <w:pStyle w:val="Heading2"/>
       </w:pPr>
-      <w:bookmarkStart w:id="10" w:name="_Toc242630484"/>
+      <w:bookmarkStart w:id="10" w:name="_Toc242632210"/>
       <w:r>
         <w:t>4.3 Software Libraries &amp; Frameworks</w:t>
       </w:r>
@@ -5574,7 +5652,7 @@
       <w:pPr>
         <w:pStyle w:val="Heading1"/>
       </w:pPr>
-      <w:bookmarkStart w:id="11" w:name="_Toc242630485"/>
+      <w:bookmarkStart w:id="11" w:name="_Toc242632211"/>
       <w:r>
         <w:t>5. Team Roles and Responsibilities</w:t>
       </w:r>
@@ -6193,7 +6271,7 @@
       <w:pPr>
         <w:pStyle w:val="Heading1"/>
       </w:pPr>
-      <w:bookmarkStart w:id="12" w:name="_Toc242630486"/>
+      <w:bookmarkStart w:id="12" w:name="_Toc242632212"/>
       <w:r>
         <w:t>6. Comprehensive Risk Management &amp; Mitigation Matrix</w:t>
       </w:r>
@@ -7649,7 +7727,7 @@
       <w:pPr>
         <w:pStyle w:val="Heading1"/>
       </w:pPr>
-      <w:bookmarkStart w:id="13" w:name="_Toc242630487"/>
+      <w:bookmarkStart w:id="13" w:name="_Toc242632213"/>
       <w:r>
         <w:t>7. Configuration Management &amp; Quality Assurance</w:t>
       </w:r>
@@ -7659,7 +7737,7 @@
       <w:pPr>
         <w:pStyle w:val="Heading2"/>
       </w:pPr>
-      <w:bookmarkStart w:id="14" w:name="_Toc242630488"/>
+      <w:bookmarkStart w:id="14" w:name="_Toc242632214"/>
       <w:r>
         <w:t>7.1 Configuration Management &amp; Asset Versioning</w:t>
       </w:r>
@@ -7842,7 +7920,7 @@
       <w:pPr>
         <w:pStyle w:val="Heading2"/>
       </w:pPr>
-      <w:bookmarkStart w:id="15" w:name="_Toc242630489"/>
+      <w:bookmarkStart w:id="15" w:name="_Toc242632215"/>
       <w:r>
         <w:t>7.2 Quality Assurance &amp; Verification Protocol</w:t>
       </w:r>
@@ -8349,31 +8427,31 @@
       </w:rPr>
     </w:lvl>
   </w:abstractNum>
-  <w:num w:numId="1" w16cid:durableId="390421543">
+  <w:num w:numId="1" w16cid:durableId="399912120">
     <w:abstractNumId w:val="8"/>
   </w:num>
-  <w:num w:numId="2" w16cid:durableId="289747183">
+  <w:num w:numId="2" w16cid:durableId="1732269065">
     <w:abstractNumId w:val="6"/>
   </w:num>
-  <w:num w:numId="3" w16cid:durableId="1017123505">
+  <w:num w:numId="3" w16cid:durableId="1147630966">
     <w:abstractNumId w:val="5"/>
   </w:num>
-  <w:num w:numId="4" w16cid:durableId="70349336">
+  <w:num w:numId="4" w16cid:durableId="37902453">
     <w:abstractNumId w:val="4"/>
   </w:num>
-  <w:num w:numId="5" w16cid:durableId="1660696532">
+  <w:num w:numId="5" w16cid:durableId="892304471">
     <w:abstractNumId w:val="7"/>
   </w:num>
-  <w:num w:numId="6" w16cid:durableId="466244460">
+  <w:num w:numId="6" w16cid:durableId="713045745">
     <w:abstractNumId w:val="3"/>
   </w:num>
-  <w:num w:numId="7" w16cid:durableId="1455254265">
+  <w:num w:numId="7" w16cid:durableId="1443067269">
     <w:abstractNumId w:val="2"/>
   </w:num>
-  <w:num w:numId="8" w16cid:durableId="1047219480">
+  <w:num w:numId="8" w16cid:durableId="1958678869">
     <w:abstractNumId w:val="1"/>
   </w:num>
-  <w:num w:numId="9" w16cid:durableId="75786054">
+  <w:num w:numId="9" w16cid:durableId="893351499">
     <w:abstractNumId w:val="0"/>
   </w:num>
 </w:numbering>
@@ -19768,7 +19846,7 @@
     <w:autoRedefine/>
     <w:uiPriority w:val="39"/>
     <w:unhideWhenUsed/>
-    <w:rsid w:val="003A133D"/>
+    <w:rsid w:val="00C46A5A"/>
     <w:pPr>
       <w:spacing w:after="100"/>
     </w:pPr>
@@ -19780,7 +19858,7 @@
     <w:autoRedefine/>
     <w:uiPriority w:val="39"/>
     <w:unhideWhenUsed/>
-    <w:rsid w:val="003A133D"/>
+    <w:rsid w:val="00C46A5A"/>
     <w:pPr>
       <w:spacing w:after="100"/>
       <w:ind w:left="200"/>
@@ -19791,7 +19869,7 @@
     <w:basedOn w:val="DefaultParagraphFont"/>
     <w:uiPriority w:val="99"/>
     <w:unhideWhenUsed/>
-    <w:rsid w:val="003A133D"/>
+    <w:rsid w:val="00C46A5A"/>
     <w:rPr>
       <w:color w:val="0000FF" w:themeColor="hyperlink"/>
       <w:u w:val="single"/>

--- a/docs/submission/playIT_SPMP_v2.0.docx
+++ b/docs/submission/playIT_SPMP_v2.0.docx
@@ -127,7 +127,7 @@
               <w:rPr>
                 <w:sz w:val="19"/>
               </w:rPr>
-              <w:t>IT411 — Capstone &amp; Research 2 | Semester 1, AY 2026–2027</w:t>
+              <w:t>IT411 (Section G7) — Capstone &amp; Research 2 | Semester 1, AY 2026–2027</w:t>
             </w:r>
           </w:p>
         </w:tc>
@@ -344,7 +344,7 @@
           <w:kern w:val="2"/>
           <w:sz w:val="24"/>
           <w:szCs w:val="24"/>
-          <w:lang w:val="en-PH" w:eastAsia="ja-JP"/>
+          <w:lang w:val="en-PH" w:eastAsia="en-PH"/>
           <w14:ligatures w14:val="standardContextual"/>
         </w:rPr>
       </w:pPr>
@@ -357,7 +357,7 @@
       <w:r>
         <w:fldChar w:fldCharType="separate"/>
       </w:r>
-      <w:hyperlink w:anchor="_Toc242632200" w:history="1">
+      <w:hyperlink w:anchor="_Toc242634352" w:history="1">
         <w:r>
           <w:rPr>
             <w:rStyle w:val="Hyperlink"/>
@@ -384,7 +384,7 @@
             <w:noProof/>
             <w:webHidden/>
           </w:rPr>
-          <w:instrText xml:space="preserve"> PAGEREF _Toc242632200 \h </w:instrText>
+          <w:instrText xml:space="preserve"> PAGEREF _Toc242634352 \h </w:instrText>
         </w:r>
         <w:r>
           <w:rPr>
@@ -428,11 +428,11 @@
           <w:kern w:val="2"/>
           <w:sz w:val="24"/>
           <w:szCs w:val="24"/>
-          <w:lang w:val="en-PH" w:eastAsia="ja-JP"/>
+          <w:lang w:val="en-PH" w:eastAsia="en-PH"/>
           <w14:ligatures w14:val="standardContextual"/>
         </w:rPr>
       </w:pPr>
-      <w:hyperlink w:anchor="_Toc242632201" w:history="1">
+      <w:hyperlink w:anchor="_Toc242634353" w:history="1">
         <w:r>
           <w:rPr>
             <w:rStyle w:val="Hyperlink"/>
@@ -459,7 +459,7 @@
             <w:noProof/>
             <w:webHidden/>
           </w:rPr>
-          <w:instrText xml:space="preserve"> PAGEREF _Toc242632201 \h </w:instrText>
+          <w:instrText xml:space="preserve"> PAGEREF _Toc242634353 \h </w:instrText>
         </w:r>
         <w:r>
           <w:rPr>
@@ -503,11 +503,11 @@
           <w:kern w:val="2"/>
           <w:sz w:val="24"/>
           <w:szCs w:val="24"/>
-          <w:lang w:val="en-PH" w:eastAsia="ja-JP"/>
+          <w:lang w:val="en-PH" w:eastAsia="en-PH"/>
           <w14:ligatures w14:val="standardContextual"/>
         </w:rPr>
       </w:pPr>
-      <w:hyperlink w:anchor="_Toc242632202" w:history="1">
+      <w:hyperlink w:anchor="_Toc242634354" w:history="1">
         <w:r>
           <w:rPr>
             <w:rStyle w:val="Hyperlink"/>
@@ -534,7 +534,7 @@
             <w:noProof/>
             <w:webHidden/>
           </w:rPr>
-          <w:instrText xml:space="preserve"> PAGEREF _Toc242632202 \h </w:instrText>
+          <w:instrText xml:space="preserve"> PAGEREF _Toc242634354 \h </w:instrText>
         </w:r>
         <w:r>
           <w:rPr>
@@ -578,11 +578,11 @@
           <w:kern w:val="2"/>
           <w:sz w:val="24"/>
           <w:szCs w:val="24"/>
-          <w:lang w:val="en-PH" w:eastAsia="ja-JP"/>
+          <w:lang w:val="en-PH" w:eastAsia="en-PH"/>
           <w14:ligatures w14:val="standardContextual"/>
         </w:rPr>
       </w:pPr>
-      <w:hyperlink w:anchor="_Toc242632203" w:history="1">
+      <w:hyperlink w:anchor="_Toc242634355" w:history="1">
         <w:r>
           <w:rPr>
             <w:rStyle w:val="Hyperlink"/>
@@ -609,7 +609,7 @@
             <w:noProof/>
             <w:webHidden/>
           </w:rPr>
-          <w:instrText xml:space="preserve"> PAGEREF _Toc242632203 \h </w:instrText>
+          <w:instrText xml:space="preserve"> PAGEREF _Toc242634355 \h </w:instrText>
         </w:r>
         <w:r>
           <w:rPr>
@@ -653,11 +653,11 @@
           <w:kern w:val="2"/>
           <w:sz w:val="24"/>
           <w:szCs w:val="24"/>
-          <w:lang w:val="en-PH" w:eastAsia="ja-JP"/>
+          <w:lang w:val="en-PH" w:eastAsia="en-PH"/>
           <w14:ligatures w14:val="standardContextual"/>
         </w:rPr>
       </w:pPr>
-      <w:hyperlink w:anchor="_Toc242632204" w:history="1">
+      <w:hyperlink w:anchor="_Toc242634356" w:history="1">
         <w:r>
           <w:rPr>
             <w:rStyle w:val="Hyperlink"/>
@@ -684,7 +684,7 @@
             <w:noProof/>
             <w:webHidden/>
           </w:rPr>
-          <w:instrText xml:space="preserve"> PAGEREF _Toc242632204 \h </w:instrText>
+          <w:instrText xml:space="preserve"> PAGEREF _Toc242634356 \h </w:instrText>
         </w:r>
         <w:r>
           <w:rPr>
@@ -728,11 +728,11 @@
           <w:kern w:val="2"/>
           <w:sz w:val="24"/>
           <w:szCs w:val="24"/>
-          <w:lang w:val="en-PH" w:eastAsia="ja-JP"/>
+          <w:lang w:val="en-PH" w:eastAsia="en-PH"/>
           <w14:ligatures w14:val="standardContextual"/>
         </w:rPr>
       </w:pPr>
-      <w:hyperlink w:anchor="_Toc242632205" w:history="1">
+      <w:hyperlink w:anchor="_Toc242634357" w:history="1">
         <w:r>
           <w:rPr>
             <w:rStyle w:val="Hyperlink"/>
@@ -759,7 +759,7 @@
             <w:noProof/>
             <w:webHidden/>
           </w:rPr>
-          <w:instrText xml:space="preserve"> PAGEREF _Toc242632205 \h </w:instrText>
+          <w:instrText xml:space="preserve"> PAGEREF _Toc242634357 \h </w:instrText>
         </w:r>
         <w:r>
           <w:rPr>
@@ -803,11 +803,11 @@
           <w:kern w:val="2"/>
           <w:sz w:val="24"/>
           <w:szCs w:val="24"/>
-          <w:lang w:val="en-PH" w:eastAsia="ja-JP"/>
+          <w:lang w:val="en-PH" w:eastAsia="en-PH"/>
           <w14:ligatures w14:val="standardContextual"/>
         </w:rPr>
       </w:pPr>
-      <w:hyperlink w:anchor="_Toc242632206" w:history="1">
+      <w:hyperlink w:anchor="_Toc242634358" w:history="1">
         <w:r>
           <w:rPr>
             <w:rStyle w:val="Hyperlink"/>
@@ -834,7 +834,7 @@
             <w:noProof/>
             <w:webHidden/>
           </w:rPr>
-          <w:instrText xml:space="preserve"> PAGEREF _Toc242632206 \h </w:instrText>
+          <w:instrText xml:space="preserve"> PAGEREF _Toc242634358 \h </w:instrText>
         </w:r>
         <w:r>
           <w:rPr>
@@ -878,11 +878,11 @@
           <w:kern w:val="2"/>
           <w:sz w:val="24"/>
           <w:szCs w:val="24"/>
-          <w:lang w:val="en-PH" w:eastAsia="ja-JP"/>
+          <w:lang w:val="en-PH" w:eastAsia="en-PH"/>
           <w14:ligatures w14:val="standardContextual"/>
         </w:rPr>
       </w:pPr>
-      <w:hyperlink w:anchor="_Toc242632207" w:history="1">
+      <w:hyperlink w:anchor="_Toc242634359" w:history="1">
         <w:r>
           <w:rPr>
             <w:rStyle w:val="Hyperlink"/>
@@ -909,7 +909,7 @@
             <w:noProof/>
             <w:webHidden/>
           </w:rPr>
-          <w:instrText xml:space="preserve"> PAGEREF _Toc242632207 \h </w:instrText>
+          <w:instrText xml:space="preserve"> PAGEREF _Toc242634359 \h </w:instrText>
         </w:r>
         <w:r>
           <w:rPr>
@@ -953,11 +953,11 @@
           <w:kern w:val="2"/>
           <w:sz w:val="24"/>
           <w:szCs w:val="24"/>
-          <w:lang w:val="en-PH" w:eastAsia="ja-JP"/>
+          <w:lang w:val="en-PH" w:eastAsia="en-PH"/>
           <w14:ligatures w14:val="standardContextual"/>
         </w:rPr>
       </w:pPr>
-      <w:hyperlink w:anchor="_Toc242632208" w:history="1">
+      <w:hyperlink w:anchor="_Toc242634360" w:history="1">
         <w:r>
           <w:rPr>
             <w:rStyle w:val="Hyperlink"/>
@@ -984,7 +984,7 @@
             <w:noProof/>
             <w:webHidden/>
           </w:rPr>
-          <w:instrText xml:space="preserve"> PAGEREF _Toc242632208 \h </w:instrText>
+          <w:instrText xml:space="preserve"> PAGEREF _Toc242634360 \h </w:instrText>
         </w:r>
         <w:r>
           <w:rPr>
@@ -1028,11 +1028,11 @@
           <w:kern w:val="2"/>
           <w:sz w:val="24"/>
           <w:szCs w:val="24"/>
-          <w:lang w:val="en-PH" w:eastAsia="ja-JP"/>
+          <w:lang w:val="en-PH" w:eastAsia="en-PH"/>
           <w14:ligatures w14:val="standardContextual"/>
         </w:rPr>
       </w:pPr>
-      <w:hyperlink w:anchor="_Toc242632209" w:history="1">
+      <w:hyperlink w:anchor="_Toc242634361" w:history="1">
         <w:r>
           <w:rPr>
             <w:rStyle w:val="Hyperlink"/>
@@ -1059,7 +1059,7 @@
             <w:noProof/>
             <w:webHidden/>
           </w:rPr>
-          <w:instrText xml:space="preserve"> PAGEREF _Toc242632209 \h </w:instrText>
+          <w:instrText xml:space="preserve"> PAGEREF _Toc242634361 \h </w:instrText>
         </w:r>
         <w:r>
           <w:rPr>
@@ -1103,11 +1103,11 @@
           <w:kern w:val="2"/>
           <w:sz w:val="24"/>
           <w:szCs w:val="24"/>
-          <w:lang w:val="en-PH" w:eastAsia="ja-JP"/>
+          <w:lang w:val="en-PH" w:eastAsia="en-PH"/>
           <w14:ligatures w14:val="standardContextual"/>
         </w:rPr>
       </w:pPr>
-      <w:hyperlink w:anchor="_Toc242632210" w:history="1">
+      <w:hyperlink w:anchor="_Toc242634362" w:history="1">
         <w:r>
           <w:rPr>
             <w:rStyle w:val="Hyperlink"/>
@@ -1134,7 +1134,7 @@
             <w:noProof/>
             <w:webHidden/>
           </w:rPr>
-          <w:instrText xml:space="preserve"> PAGEREF _Toc242632210 \h </w:instrText>
+          <w:instrText xml:space="preserve"> PAGEREF _Toc242634362 \h </w:instrText>
         </w:r>
         <w:r>
           <w:rPr>
@@ -1178,11 +1178,11 @@
           <w:kern w:val="2"/>
           <w:sz w:val="24"/>
           <w:szCs w:val="24"/>
-          <w:lang w:val="en-PH" w:eastAsia="ja-JP"/>
+          <w:lang w:val="en-PH" w:eastAsia="en-PH"/>
           <w14:ligatures w14:val="standardContextual"/>
         </w:rPr>
       </w:pPr>
-      <w:hyperlink w:anchor="_Toc242632211" w:history="1">
+      <w:hyperlink w:anchor="_Toc242634363" w:history="1">
         <w:r>
           <w:rPr>
             <w:rStyle w:val="Hyperlink"/>
@@ -1209,7 +1209,7 @@
             <w:noProof/>
             <w:webHidden/>
           </w:rPr>
-          <w:instrText xml:space="preserve"> PAGEREF _Toc242632211 \h </w:instrText>
+          <w:instrText xml:space="preserve"> PAGEREF _Toc242634363 \h </w:instrText>
         </w:r>
         <w:r>
           <w:rPr>
@@ -1253,11 +1253,11 @@
           <w:kern w:val="2"/>
           <w:sz w:val="24"/>
           <w:szCs w:val="24"/>
-          <w:lang w:val="en-PH" w:eastAsia="ja-JP"/>
+          <w:lang w:val="en-PH" w:eastAsia="en-PH"/>
           <w14:ligatures w14:val="standardContextual"/>
         </w:rPr>
       </w:pPr>
-      <w:hyperlink w:anchor="_Toc242632212" w:history="1">
+      <w:hyperlink w:anchor="_Toc242634364" w:history="1">
         <w:r>
           <w:rPr>
             <w:rStyle w:val="Hyperlink"/>
@@ -1284,7 +1284,7 @@
             <w:noProof/>
             <w:webHidden/>
           </w:rPr>
-          <w:instrText xml:space="preserve"> PAGEREF _Toc242632212 \h </w:instrText>
+          <w:instrText xml:space="preserve"> PAGEREF _Toc242634364 \h </w:instrText>
         </w:r>
         <w:r>
           <w:rPr>
@@ -1328,11 +1328,11 @@
           <w:kern w:val="2"/>
           <w:sz w:val="24"/>
           <w:szCs w:val="24"/>
-          <w:lang w:val="en-PH" w:eastAsia="ja-JP"/>
+          <w:lang w:val="en-PH" w:eastAsia="en-PH"/>
           <w14:ligatures w14:val="standardContextual"/>
         </w:rPr>
       </w:pPr>
-      <w:hyperlink w:anchor="_Toc242632213" w:history="1">
+      <w:hyperlink w:anchor="_Toc242634365" w:history="1">
         <w:r>
           <w:rPr>
             <w:rStyle w:val="Hyperlink"/>
@@ -1359,7 +1359,7 @@
             <w:noProof/>
             <w:webHidden/>
           </w:rPr>
-          <w:instrText xml:space="preserve"> PAGEREF _Toc242632213 \h </w:instrText>
+          <w:instrText xml:space="preserve"> PAGEREF _Toc242634365 \h </w:instrText>
         </w:r>
         <w:r>
           <w:rPr>
@@ -1403,11 +1403,11 @@
           <w:kern w:val="2"/>
           <w:sz w:val="24"/>
           <w:szCs w:val="24"/>
-          <w:lang w:val="en-PH" w:eastAsia="ja-JP"/>
+          <w:lang w:val="en-PH" w:eastAsia="en-PH"/>
           <w14:ligatures w14:val="standardContextual"/>
         </w:rPr>
       </w:pPr>
-      <w:hyperlink w:anchor="_Toc242632214" w:history="1">
+      <w:hyperlink w:anchor="_Toc242634366" w:history="1">
         <w:r>
           <w:rPr>
             <w:rStyle w:val="Hyperlink"/>
@@ -1434,7 +1434,7 @@
             <w:noProof/>
             <w:webHidden/>
           </w:rPr>
-          <w:instrText xml:space="preserve"> PAGEREF _Toc242632214 \h </w:instrText>
+          <w:instrText xml:space="preserve"> PAGEREF _Toc242634366 \h </w:instrText>
         </w:r>
         <w:r>
           <w:rPr>
@@ -1478,11 +1478,11 @@
           <w:kern w:val="2"/>
           <w:sz w:val="24"/>
           <w:szCs w:val="24"/>
-          <w:lang w:val="en-PH" w:eastAsia="ja-JP"/>
+          <w:lang w:val="en-PH" w:eastAsia="en-PH"/>
           <w14:ligatures w14:val="standardContextual"/>
         </w:rPr>
       </w:pPr>
-      <w:hyperlink w:anchor="_Toc242632215" w:history="1">
+      <w:hyperlink w:anchor="_Toc242634367" w:history="1">
         <w:r>
           <w:rPr>
             <w:rStyle w:val="Hyperlink"/>
@@ -1509,7 +1509,7 @@
             <w:noProof/>
             <w:webHidden/>
           </w:rPr>
-          <w:instrText xml:space="preserve"> PAGEREF _Toc242632215 \h </w:instrText>
+          <w:instrText xml:space="preserve"> PAGEREF _Toc242634367 \h </w:instrText>
         </w:r>
         <w:r>
           <w:rPr>
@@ -1554,7 +1554,7 @@
       <w:pPr>
         <w:pStyle w:val="Heading1"/>
       </w:pPr>
-      <w:bookmarkStart w:id="0" w:name="_Toc242632200"/>
+      <w:bookmarkStart w:id="0" w:name="_Toc242634352"/>
       <w:r>
         <w:t>Document Revision History</w:t>
       </w:r>
@@ -2353,7 +2353,7 @@
       <w:pPr>
         <w:pStyle w:val="Heading1"/>
       </w:pPr>
-      <w:bookmarkStart w:id="1" w:name="_Toc242632201"/>
+      <w:bookmarkStart w:id="1" w:name="_Toc242634353"/>
       <w:r>
         <w:t>1. Project Overview &amp; Scope Refactoring</w:t>
       </w:r>
@@ -2363,7 +2363,7 @@
       <w:pPr>
         <w:pStyle w:val="Heading2"/>
       </w:pPr>
-      <w:bookmarkStart w:id="2" w:name="_Toc242632202"/>
+      <w:bookmarkStart w:id="2" w:name="_Toc242634354"/>
       <w:r>
         <w:t>1.1 Project Purpose &amp; Executive Summary</w:t>
       </w:r>
@@ -2381,7 +2381,7 @@
       <w:pPr>
         <w:pStyle w:val="Heading2"/>
       </w:pPr>
-      <w:bookmarkStart w:id="3" w:name="_Toc242632203"/>
+      <w:bookmarkStart w:id="3" w:name="_Toc242634355"/>
       <w:r>
         <w:t>1.2 Interconnected Deliverables Traceability Baseline</w:t>
       </w:r>
@@ -3646,7 +3646,7 @@
       <w:pPr>
         <w:pStyle w:val="Heading2"/>
       </w:pPr>
-      <w:bookmarkStart w:id="4" w:name="_Toc242632204"/>
+      <w:bookmarkStart w:id="4" w:name="_Toc242634356"/>
       <w:r>
         <w:t>1.3 Scope Baseline &amp; Phased Implementation Strategy</w:t>
       </w:r>
@@ -3759,7 +3759,7 @@
       <w:pPr>
         <w:pStyle w:val="Heading1"/>
       </w:pPr>
-      <w:bookmarkStart w:id="5" w:name="_Toc242632205"/>
+      <w:bookmarkStart w:id="5" w:name="_Toc242634357"/>
       <w:r>
         <w:t>2. Work Breakdown Structure (WBS) &amp; Deliverables</w:t>
       </w:r>
@@ -4125,7 +4125,7 @@
       <w:pPr>
         <w:pStyle w:val="Heading1"/>
       </w:pPr>
-      <w:bookmarkStart w:id="6" w:name="_Toc242632206"/>
+      <w:bookmarkStart w:id="6" w:name="_Toc242634358"/>
       <w:r>
         <w:t>3. Activities, Milestones &amp; Revised Master Schedule</w:t>
       </w:r>
@@ -5339,7 +5339,7 @@
       <w:pPr>
         <w:pStyle w:val="Heading1"/>
       </w:pPr>
-      <w:bookmarkStart w:id="7" w:name="_Toc242632207"/>
+      <w:bookmarkStart w:id="7" w:name="_Toc242634359"/>
       <w:r>
         <w:t>4. Resource Allocation &amp; Infrastructure</w:t>
       </w:r>
@@ -5349,7 +5349,7 @@
       <w:pPr>
         <w:pStyle w:val="Heading2"/>
       </w:pPr>
-      <w:bookmarkStart w:id="8" w:name="_Toc242632208"/>
+      <w:bookmarkStart w:id="8" w:name="_Toc242634360"/>
       <w:r>
         <w:t>4.1 Development &amp; Processing Infrastructure</w:t>
       </w:r>
@@ -5431,7 +5431,7 @@
       <w:pPr>
         <w:pStyle w:val="Heading2"/>
       </w:pPr>
-      <w:bookmarkStart w:id="9" w:name="_Toc242632209"/>
+      <w:bookmarkStart w:id="9" w:name="_Toc242634361"/>
       <w:r>
         <w:t>4.2 Target Hardware &amp; Test Fleet</w:t>
       </w:r>
@@ -5489,7 +5489,7 @@
       <w:pPr>
         <w:pStyle w:val="Heading2"/>
       </w:pPr>
-      <w:bookmarkStart w:id="10" w:name="_Toc242632210"/>
+      <w:bookmarkStart w:id="10" w:name="_Toc242634362"/>
       <w:r>
         <w:t>4.3 Software Libraries &amp; Frameworks</w:t>
       </w:r>
@@ -5652,7 +5652,7 @@
       <w:pPr>
         <w:pStyle w:val="Heading1"/>
       </w:pPr>
-      <w:bookmarkStart w:id="11" w:name="_Toc242632211"/>
+      <w:bookmarkStart w:id="11" w:name="_Toc242634363"/>
       <w:r>
         <w:t>5. Team Roles and Responsibilities</w:t>
       </w:r>
@@ -6271,7 +6271,7 @@
       <w:pPr>
         <w:pStyle w:val="Heading1"/>
       </w:pPr>
-      <w:bookmarkStart w:id="12" w:name="_Toc242632212"/>
+      <w:bookmarkStart w:id="12" w:name="_Toc242634364"/>
       <w:r>
         <w:t>6. Comprehensive Risk Management &amp; Mitigation Matrix</w:t>
       </w:r>
@@ -7727,7 +7727,7 @@
       <w:pPr>
         <w:pStyle w:val="Heading1"/>
       </w:pPr>
-      <w:bookmarkStart w:id="13" w:name="_Toc242632213"/>
+      <w:bookmarkStart w:id="13" w:name="_Toc242634365"/>
       <w:r>
         <w:t>7. Configuration Management &amp; Quality Assurance</w:t>
       </w:r>
@@ -7737,7 +7737,7 @@
       <w:pPr>
         <w:pStyle w:val="Heading2"/>
       </w:pPr>
-      <w:bookmarkStart w:id="14" w:name="_Toc242632214"/>
+      <w:bookmarkStart w:id="14" w:name="_Toc242634366"/>
       <w:r>
         <w:t>7.1 Configuration Management &amp; Asset Versioning</w:t>
       </w:r>
@@ -7920,7 +7920,7 @@
       <w:pPr>
         <w:pStyle w:val="Heading2"/>
       </w:pPr>
-      <w:bookmarkStart w:id="15" w:name="_Toc242632215"/>
+      <w:bookmarkStart w:id="15" w:name="_Toc242634367"/>
       <w:r>
         <w:t>7.2 Quality Assurance &amp; Verification Protocol</w:t>
       </w:r>
@@ -8427,31 +8427,31 @@
       </w:rPr>
     </w:lvl>
   </w:abstractNum>
-  <w:num w:numId="1" w16cid:durableId="399912120">
+  <w:num w:numId="1" w16cid:durableId="1583643047">
     <w:abstractNumId w:val="8"/>
   </w:num>
-  <w:num w:numId="2" w16cid:durableId="1732269065">
+  <w:num w:numId="2" w16cid:durableId="1928885158">
     <w:abstractNumId w:val="6"/>
   </w:num>
-  <w:num w:numId="3" w16cid:durableId="1147630966">
+  <w:num w:numId="3" w16cid:durableId="999651822">
     <w:abstractNumId w:val="5"/>
   </w:num>
-  <w:num w:numId="4" w16cid:durableId="37902453">
+  <w:num w:numId="4" w16cid:durableId="1854688908">
     <w:abstractNumId w:val="4"/>
   </w:num>
-  <w:num w:numId="5" w16cid:durableId="892304471">
+  <w:num w:numId="5" w16cid:durableId="1481076733">
     <w:abstractNumId w:val="7"/>
   </w:num>
-  <w:num w:numId="6" w16cid:durableId="713045745">
+  <w:num w:numId="6" w16cid:durableId="1615406233">
     <w:abstractNumId w:val="3"/>
   </w:num>
-  <w:num w:numId="7" w16cid:durableId="1443067269">
+  <w:num w:numId="7" w16cid:durableId="1109742133">
     <w:abstractNumId w:val="2"/>
   </w:num>
-  <w:num w:numId="8" w16cid:durableId="1958678869">
+  <w:num w:numId="8" w16cid:durableId="1994139134">
     <w:abstractNumId w:val="1"/>
   </w:num>
-  <w:num w:numId="9" w16cid:durableId="893351499">
+  <w:num w:numId="9" w16cid:durableId="1151411523">
     <w:abstractNumId w:val="0"/>
   </w:num>
 </w:numbering>
@@ -19846,7 +19846,7 @@
     <w:autoRedefine/>
     <w:uiPriority w:val="39"/>
     <w:unhideWhenUsed/>
-    <w:rsid w:val="00C46A5A"/>
+    <w:rsid w:val="00751F59"/>
     <w:pPr>
       <w:spacing w:after="100"/>
     </w:pPr>
@@ -19858,7 +19858,7 @@
     <w:autoRedefine/>
     <w:uiPriority w:val="39"/>
     <w:unhideWhenUsed/>
-    <w:rsid w:val="00C46A5A"/>
+    <w:rsid w:val="00751F59"/>
     <w:pPr>
       <w:spacing w:after="100"/>
       <w:ind w:left="200"/>
@@ -19869,7 +19869,7 @@
     <w:basedOn w:val="DefaultParagraphFont"/>
     <w:uiPriority w:val="99"/>
     <w:unhideWhenUsed/>
-    <w:rsid w:val="00C46A5A"/>
+    <w:rsid w:val="00751F59"/>
     <w:rPr>
       <w:color w:val="0000FF" w:themeColor="hyperlink"/>
       <w:u w:val="single"/>

--- a/docs/submission/playIT_SPMP_v2.0.docx
+++ b/docs/submission/playIT_SPMP_v2.0.docx
@@ -163,7 +163,7 @@
               <w:rPr>
                 <w:sz w:val="19"/>
               </w:rPr>
-              <w:t>2.0 (Post-MVP Refactored Baseline), revision 2.4</w:t>
+              <w:t>2.0 (Post-MVP Refactored Baseline), revision 2.5</w:t>
             </w:r>
           </w:p>
         </w:tc>
@@ -199,7 +199,7 @@
               <w:rPr>
                 <w:sz w:val="19"/>
               </w:rPr>
-              <w:t>September 26, 2026 (Revised October 11, 2026)</w:t>
+              <w:t>September 26, 2026 (Revised October 14, 2026)</w:t>
             </w:r>
           </w:p>
         </w:tc>
@@ -344,7 +344,7 @@
           <w:kern w:val="2"/>
           <w:sz w:val="24"/>
           <w:szCs w:val="24"/>
-          <w:lang w:val="en-PH" w:eastAsia="en-PH"/>
+          <w:lang w:val="en-PH" w:eastAsia="ja-JP"/>
           <w14:ligatures w14:val="standardContextual"/>
         </w:rPr>
       </w:pPr>
@@ -357,7 +357,7 @@
       <w:r>
         <w:fldChar w:fldCharType="separate"/>
       </w:r>
-      <w:hyperlink w:anchor="_Toc242634352" w:history="1">
+      <w:hyperlink w:anchor="_Toc242819041" w:history="1">
         <w:r>
           <w:rPr>
             <w:rStyle w:val="Hyperlink"/>
@@ -384,7 +384,7 @@
             <w:noProof/>
             <w:webHidden/>
           </w:rPr>
-          <w:instrText xml:space="preserve"> PAGEREF _Toc242634352 \h </w:instrText>
+          <w:instrText xml:space="preserve"> PAGEREF _Toc242819041 \h </w:instrText>
         </w:r>
         <w:r>
           <w:rPr>
@@ -428,11 +428,11 @@
           <w:kern w:val="2"/>
           <w:sz w:val="24"/>
           <w:szCs w:val="24"/>
-          <w:lang w:val="en-PH" w:eastAsia="en-PH"/>
+          <w:lang w:val="en-PH" w:eastAsia="ja-JP"/>
           <w14:ligatures w14:val="standardContextual"/>
         </w:rPr>
       </w:pPr>
-      <w:hyperlink w:anchor="_Toc242634353" w:history="1">
+      <w:hyperlink w:anchor="_Toc242819042" w:history="1">
         <w:r>
           <w:rPr>
             <w:rStyle w:val="Hyperlink"/>
@@ -459,7 +459,7 @@
             <w:noProof/>
             <w:webHidden/>
           </w:rPr>
-          <w:instrText xml:space="preserve"> PAGEREF _Toc242634353 \h </w:instrText>
+          <w:instrText xml:space="preserve"> PAGEREF _Toc242819042 \h </w:instrText>
         </w:r>
         <w:r>
           <w:rPr>
@@ -503,11 +503,11 @@
           <w:kern w:val="2"/>
           <w:sz w:val="24"/>
           <w:szCs w:val="24"/>
-          <w:lang w:val="en-PH" w:eastAsia="en-PH"/>
+          <w:lang w:val="en-PH" w:eastAsia="ja-JP"/>
           <w14:ligatures w14:val="standardContextual"/>
         </w:rPr>
       </w:pPr>
-      <w:hyperlink w:anchor="_Toc242634354" w:history="1">
+      <w:hyperlink w:anchor="_Toc242819043" w:history="1">
         <w:r>
           <w:rPr>
             <w:rStyle w:val="Hyperlink"/>
@@ -534,7 +534,7 @@
             <w:noProof/>
             <w:webHidden/>
           </w:rPr>
-          <w:instrText xml:space="preserve"> PAGEREF _Toc242634354 \h </w:instrText>
+          <w:instrText xml:space="preserve"> PAGEREF _Toc242819043 \h </w:instrText>
         </w:r>
         <w:r>
           <w:rPr>
@@ -578,11 +578,11 @@
           <w:kern w:val="2"/>
           <w:sz w:val="24"/>
           <w:szCs w:val="24"/>
-          <w:lang w:val="en-PH" w:eastAsia="en-PH"/>
+          <w:lang w:val="en-PH" w:eastAsia="ja-JP"/>
           <w14:ligatures w14:val="standardContextual"/>
         </w:rPr>
       </w:pPr>
-      <w:hyperlink w:anchor="_Toc242634355" w:history="1">
+      <w:hyperlink w:anchor="_Toc242819044" w:history="1">
         <w:r>
           <w:rPr>
             <w:rStyle w:val="Hyperlink"/>
@@ -609,7 +609,7 @@
             <w:noProof/>
             <w:webHidden/>
           </w:rPr>
-          <w:instrText xml:space="preserve"> PAGEREF _Toc242634355 \h </w:instrText>
+          <w:instrText xml:space="preserve"> PAGEREF _Toc242819044 \h </w:instrText>
         </w:r>
         <w:r>
           <w:rPr>
@@ -653,11 +653,11 @@
           <w:kern w:val="2"/>
           <w:sz w:val="24"/>
           <w:szCs w:val="24"/>
-          <w:lang w:val="en-PH" w:eastAsia="en-PH"/>
+          <w:lang w:val="en-PH" w:eastAsia="ja-JP"/>
           <w14:ligatures w14:val="standardContextual"/>
         </w:rPr>
       </w:pPr>
-      <w:hyperlink w:anchor="_Toc242634356" w:history="1">
+      <w:hyperlink w:anchor="_Toc242819045" w:history="1">
         <w:r>
           <w:rPr>
             <w:rStyle w:val="Hyperlink"/>
@@ -684,7 +684,7 @@
             <w:noProof/>
             <w:webHidden/>
           </w:rPr>
-          <w:instrText xml:space="preserve"> PAGEREF _Toc242634356 \h </w:instrText>
+          <w:instrText xml:space="preserve"> PAGEREF _Toc242819045 \h </w:instrText>
         </w:r>
         <w:r>
           <w:rPr>
@@ -728,11 +728,11 @@
           <w:kern w:val="2"/>
           <w:sz w:val="24"/>
           <w:szCs w:val="24"/>
-          <w:lang w:val="en-PH" w:eastAsia="en-PH"/>
+          <w:lang w:val="en-PH" w:eastAsia="ja-JP"/>
           <w14:ligatures w14:val="standardContextual"/>
         </w:rPr>
       </w:pPr>
-      <w:hyperlink w:anchor="_Toc242634357" w:history="1">
+      <w:hyperlink w:anchor="_Toc242819046" w:history="1">
         <w:r>
           <w:rPr>
             <w:rStyle w:val="Hyperlink"/>
@@ -759,7 +759,7 @@
             <w:noProof/>
             <w:webHidden/>
           </w:rPr>
-          <w:instrText xml:space="preserve"> PAGEREF _Toc242634357 \h </w:instrText>
+          <w:instrText xml:space="preserve"> PAGEREF _Toc242819046 \h </w:instrText>
         </w:r>
         <w:r>
           <w:rPr>
@@ -803,11 +803,11 @@
           <w:kern w:val="2"/>
           <w:sz w:val="24"/>
           <w:szCs w:val="24"/>
-          <w:lang w:val="en-PH" w:eastAsia="en-PH"/>
+          <w:lang w:val="en-PH" w:eastAsia="ja-JP"/>
           <w14:ligatures w14:val="standardContextual"/>
         </w:rPr>
       </w:pPr>
-      <w:hyperlink w:anchor="_Toc242634358" w:history="1">
+      <w:hyperlink w:anchor="_Toc242819047" w:history="1">
         <w:r>
           <w:rPr>
             <w:rStyle w:val="Hyperlink"/>
@@ -834,7 +834,7 @@
             <w:noProof/>
             <w:webHidden/>
           </w:rPr>
-          <w:instrText xml:space="preserve"> PAGEREF _Toc242634358 \h </w:instrText>
+          <w:instrText xml:space="preserve"> PAGEREF _Toc242819047 \h </w:instrText>
         </w:r>
         <w:r>
           <w:rPr>
@@ -878,11 +878,11 @@
           <w:kern w:val="2"/>
           <w:sz w:val="24"/>
           <w:szCs w:val="24"/>
-          <w:lang w:val="en-PH" w:eastAsia="en-PH"/>
+          <w:lang w:val="en-PH" w:eastAsia="ja-JP"/>
           <w14:ligatures w14:val="standardContextual"/>
         </w:rPr>
       </w:pPr>
-      <w:hyperlink w:anchor="_Toc242634359" w:history="1">
+      <w:hyperlink w:anchor="_Toc242819048" w:history="1">
         <w:r>
           <w:rPr>
             <w:rStyle w:val="Hyperlink"/>
@@ -909,7 +909,7 @@
             <w:noProof/>
             <w:webHidden/>
           </w:rPr>
-          <w:instrText xml:space="preserve"> PAGEREF _Toc242634359 \h </w:instrText>
+          <w:instrText xml:space="preserve"> PAGEREF _Toc242819048 \h </w:instrText>
         </w:r>
         <w:r>
           <w:rPr>
@@ -953,11 +953,11 @@
           <w:kern w:val="2"/>
           <w:sz w:val="24"/>
           <w:szCs w:val="24"/>
-          <w:lang w:val="en-PH" w:eastAsia="en-PH"/>
+          <w:lang w:val="en-PH" w:eastAsia="ja-JP"/>
           <w14:ligatures w14:val="standardContextual"/>
         </w:rPr>
       </w:pPr>
-      <w:hyperlink w:anchor="_Toc242634360" w:history="1">
+      <w:hyperlink w:anchor="_Toc242819049" w:history="1">
         <w:r>
           <w:rPr>
             <w:rStyle w:val="Hyperlink"/>
@@ -984,7 +984,7 @@
             <w:noProof/>
             <w:webHidden/>
           </w:rPr>
-          <w:instrText xml:space="preserve"> PAGEREF _Toc242634360 \h </w:instrText>
+          <w:instrText xml:space="preserve"> PAGEREF _Toc242819049 \h </w:instrText>
         </w:r>
         <w:r>
           <w:rPr>
@@ -1028,11 +1028,11 @@
           <w:kern w:val="2"/>
           <w:sz w:val="24"/>
           <w:szCs w:val="24"/>
-          <w:lang w:val="en-PH" w:eastAsia="en-PH"/>
+          <w:lang w:val="en-PH" w:eastAsia="ja-JP"/>
           <w14:ligatures w14:val="standardContextual"/>
         </w:rPr>
       </w:pPr>
-      <w:hyperlink w:anchor="_Toc242634361" w:history="1">
+      <w:hyperlink w:anchor="_Toc242819050" w:history="1">
         <w:r>
           <w:rPr>
             <w:rStyle w:val="Hyperlink"/>
@@ -1059,7 +1059,7 @@
             <w:noProof/>
             <w:webHidden/>
           </w:rPr>
-          <w:instrText xml:space="preserve"> PAGEREF _Toc242634361 \h </w:instrText>
+          <w:instrText xml:space="preserve"> PAGEREF _Toc242819050 \h </w:instrText>
         </w:r>
         <w:r>
           <w:rPr>
@@ -1079,7 +1079,7 @@
             <w:noProof/>
             <w:webHidden/>
           </w:rPr>
-          <w:t>7</w:t>
+          <w:t>8</w:t>
         </w:r>
         <w:r>
           <w:rPr>
@@ -1103,11 +1103,11 @@
           <w:kern w:val="2"/>
           <w:sz w:val="24"/>
           <w:szCs w:val="24"/>
-          <w:lang w:val="en-PH" w:eastAsia="en-PH"/>
+          <w:lang w:val="en-PH" w:eastAsia="ja-JP"/>
           <w14:ligatures w14:val="standardContextual"/>
         </w:rPr>
       </w:pPr>
-      <w:hyperlink w:anchor="_Toc242634362" w:history="1">
+      <w:hyperlink w:anchor="_Toc242819051" w:history="1">
         <w:r>
           <w:rPr>
             <w:rStyle w:val="Hyperlink"/>
@@ -1134,7 +1134,7 @@
             <w:noProof/>
             <w:webHidden/>
           </w:rPr>
-          <w:instrText xml:space="preserve"> PAGEREF _Toc242634362 \h </w:instrText>
+          <w:instrText xml:space="preserve"> PAGEREF _Toc242819051 \h </w:instrText>
         </w:r>
         <w:r>
           <w:rPr>
@@ -1178,11 +1178,11 @@
           <w:kern w:val="2"/>
           <w:sz w:val="24"/>
           <w:szCs w:val="24"/>
-          <w:lang w:val="en-PH" w:eastAsia="en-PH"/>
+          <w:lang w:val="en-PH" w:eastAsia="ja-JP"/>
           <w14:ligatures w14:val="standardContextual"/>
         </w:rPr>
       </w:pPr>
-      <w:hyperlink w:anchor="_Toc242634363" w:history="1">
+      <w:hyperlink w:anchor="_Toc242819052" w:history="1">
         <w:r>
           <w:rPr>
             <w:rStyle w:val="Hyperlink"/>
@@ -1209,7 +1209,7 @@
             <w:noProof/>
             <w:webHidden/>
           </w:rPr>
-          <w:instrText xml:space="preserve"> PAGEREF _Toc242634363 \h </w:instrText>
+          <w:instrText xml:space="preserve"> PAGEREF _Toc242819052 \h </w:instrText>
         </w:r>
         <w:r>
           <w:rPr>
@@ -1253,11 +1253,11 @@
           <w:kern w:val="2"/>
           <w:sz w:val="24"/>
           <w:szCs w:val="24"/>
-          <w:lang w:val="en-PH" w:eastAsia="en-PH"/>
+          <w:lang w:val="en-PH" w:eastAsia="ja-JP"/>
           <w14:ligatures w14:val="standardContextual"/>
         </w:rPr>
       </w:pPr>
-      <w:hyperlink w:anchor="_Toc242634364" w:history="1">
+      <w:hyperlink w:anchor="_Toc242819053" w:history="1">
         <w:r>
           <w:rPr>
             <w:rStyle w:val="Hyperlink"/>
@@ -1284,7 +1284,7 @@
             <w:noProof/>
             <w:webHidden/>
           </w:rPr>
-          <w:instrText xml:space="preserve"> PAGEREF _Toc242634364 \h </w:instrText>
+          <w:instrText xml:space="preserve"> PAGEREF _Toc242819053 \h </w:instrText>
         </w:r>
         <w:r>
           <w:rPr>
@@ -1328,11 +1328,11 @@
           <w:kern w:val="2"/>
           <w:sz w:val="24"/>
           <w:szCs w:val="24"/>
-          <w:lang w:val="en-PH" w:eastAsia="en-PH"/>
+          <w:lang w:val="en-PH" w:eastAsia="ja-JP"/>
           <w14:ligatures w14:val="standardContextual"/>
         </w:rPr>
       </w:pPr>
-      <w:hyperlink w:anchor="_Toc242634365" w:history="1">
+      <w:hyperlink w:anchor="_Toc242819054" w:history="1">
         <w:r>
           <w:rPr>
             <w:rStyle w:val="Hyperlink"/>
@@ -1359,7 +1359,7 @@
             <w:noProof/>
             <w:webHidden/>
           </w:rPr>
-          <w:instrText xml:space="preserve"> PAGEREF _Toc242634365 \h </w:instrText>
+          <w:instrText xml:space="preserve"> PAGEREF _Toc242819054 \h </w:instrText>
         </w:r>
         <w:r>
           <w:rPr>
@@ -1403,11 +1403,11 @@
           <w:kern w:val="2"/>
           <w:sz w:val="24"/>
           <w:szCs w:val="24"/>
-          <w:lang w:val="en-PH" w:eastAsia="en-PH"/>
+          <w:lang w:val="en-PH" w:eastAsia="ja-JP"/>
           <w14:ligatures w14:val="standardContextual"/>
         </w:rPr>
       </w:pPr>
-      <w:hyperlink w:anchor="_Toc242634366" w:history="1">
+      <w:hyperlink w:anchor="_Toc242819055" w:history="1">
         <w:r>
           <w:rPr>
             <w:rStyle w:val="Hyperlink"/>
@@ -1434,7 +1434,7 @@
             <w:noProof/>
             <w:webHidden/>
           </w:rPr>
-          <w:instrText xml:space="preserve"> PAGEREF _Toc242634366 \h </w:instrText>
+          <w:instrText xml:space="preserve"> PAGEREF _Toc242819055 \h </w:instrText>
         </w:r>
         <w:r>
           <w:rPr>
@@ -1478,11 +1478,11 @@
           <w:kern w:val="2"/>
           <w:sz w:val="24"/>
           <w:szCs w:val="24"/>
-          <w:lang w:val="en-PH" w:eastAsia="en-PH"/>
+          <w:lang w:val="en-PH" w:eastAsia="ja-JP"/>
           <w14:ligatures w14:val="standardContextual"/>
         </w:rPr>
       </w:pPr>
-      <w:hyperlink w:anchor="_Toc242634367" w:history="1">
+      <w:hyperlink w:anchor="_Toc242819056" w:history="1">
         <w:r>
           <w:rPr>
             <w:rStyle w:val="Hyperlink"/>
@@ -1509,7 +1509,7 @@
             <w:noProof/>
             <w:webHidden/>
           </w:rPr>
-          <w:instrText xml:space="preserve"> PAGEREF _Toc242634367 \h </w:instrText>
+          <w:instrText xml:space="preserve"> PAGEREF _Toc242819056 \h </w:instrText>
         </w:r>
         <w:r>
           <w:rPr>
@@ -1554,7 +1554,7 @@
       <w:pPr>
         <w:pStyle w:val="Heading1"/>
       </w:pPr>
-      <w:bookmarkStart w:id="0" w:name="_Toc242634352"/>
+      <w:bookmarkStart w:id="0" w:name="_Toc242819041"/>
       <w:r>
         <w:t>Document Revision History</w:t>
       </w:r>
@@ -1583,9 +1583,9 @@
       </w:tblPr>
       <w:tblGrid>
         <w:gridCol w:w="991"/>
-        <w:gridCol w:w="1237"/>
-        <w:gridCol w:w="2137"/>
-        <w:gridCol w:w="4995"/>
+        <w:gridCol w:w="1234"/>
+        <w:gridCol w:w="2131"/>
+        <w:gridCol w:w="5004"/>
       </w:tblGrid>
       <w:tr>
         <w:trPr>
@@ -1614,7 +1614,7 @@
         </w:tc>
         <w:tc>
           <w:tcPr>
-            <w:tcW w:w="1237" w:type="dxa"/>
+            <w:tcW w:w="1234" w:type="dxa"/>
             <w:shd w:val="clear" w:color="auto" w:fill="1F3A3D"/>
           </w:tcPr>
           <w:p>
@@ -1634,7 +1634,7 @@
         </w:tc>
         <w:tc>
           <w:tcPr>
-            <w:tcW w:w="2137" w:type="dxa"/>
+            <w:tcW w:w="2131" w:type="dxa"/>
             <w:shd w:val="clear" w:color="auto" w:fill="1F3A3D"/>
           </w:tcPr>
           <w:p>
@@ -1654,7 +1654,7 @@
         </w:tc>
         <w:tc>
           <w:tcPr>
-            <w:tcW w:w="4995" w:type="dxa"/>
+            <w:tcW w:w="5004" w:type="dxa"/>
             <w:shd w:val="clear" w:color="auto" w:fill="1F3A3D"/>
           </w:tcPr>
           <w:p>
@@ -1697,7 +1697,7 @@
         </w:tc>
         <w:tc>
           <w:tcPr>
-            <w:tcW w:w="1237" w:type="dxa"/>
+            <w:tcW w:w="1234" w:type="dxa"/>
           </w:tcPr>
           <w:p>
             <w:pPr>
@@ -1714,7 +1714,7 @@
         </w:tc>
         <w:tc>
           <w:tcPr>
-            <w:tcW w:w="2137" w:type="dxa"/>
+            <w:tcW w:w="2131" w:type="dxa"/>
           </w:tcPr>
           <w:p>
             <w:pPr>
@@ -1731,7 +1731,7 @@
         </w:tc>
         <w:tc>
           <w:tcPr>
-            <w:tcW w:w="4995" w:type="dxa"/>
+            <w:tcW w:w="5004" w:type="dxa"/>
           </w:tcPr>
           <w:p>
             <w:pPr>
@@ -1771,7 +1771,7 @@
         </w:tc>
         <w:tc>
           <w:tcPr>
-            <w:tcW w:w="1237" w:type="dxa"/>
+            <w:tcW w:w="1234" w:type="dxa"/>
             <w:shd w:val="clear" w:color="auto" w:fill="F3F6F8"/>
           </w:tcPr>
           <w:p>
@@ -1789,7 +1789,7 @@
         </w:tc>
         <w:tc>
           <w:tcPr>
-            <w:tcW w:w="2137" w:type="dxa"/>
+            <w:tcW w:w="2131" w:type="dxa"/>
             <w:shd w:val="clear" w:color="auto" w:fill="F3F6F8"/>
           </w:tcPr>
           <w:p>
@@ -1807,7 +1807,7 @@
         </w:tc>
         <w:tc>
           <w:tcPr>
-            <w:tcW w:w="4995" w:type="dxa"/>
+            <w:tcW w:w="5004" w:type="dxa"/>
             <w:shd w:val="clear" w:color="auto" w:fill="F3F6F8"/>
           </w:tcPr>
           <w:p>
@@ -1994,7 +1994,7 @@
         </w:tc>
         <w:tc>
           <w:tcPr>
-            <w:tcW w:w="1237" w:type="dxa"/>
+            <w:tcW w:w="1234" w:type="dxa"/>
           </w:tcPr>
           <w:p>
             <w:pPr>
@@ -2011,7 +2011,7 @@
         </w:tc>
         <w:tc>
           <w:tcPr>
-            <w:tcW w:w="2137" w:type="dxa"/>
+            <w:tcW w:w="2131" w:type="dxa"/>
           </w:tcPr>
           <w:p>
             <w:pPr>
@@ -2028,7 +2028,7 @@
         </w:tc>
         <w:tc>
           <w:tcPr>
-            <w:tcW w:w="4995" w:type="dxa"/>
+            <w:tcW w:w="5004" w:type="dxa"/>
           </w:tcPr>
           <w:p>
             <w:pPr>
@@ -2069,7 +2069,7 @@
         </w:tc>
         <w:tc>
           <w:tcPr>
-            <w:tcW w:w="1237" w:type="dxa"/>
+            <w:tcW w:w="1234" w:type="dxa"/>
             <w:shd w:val="clear" w:color="auto" w:fill="F3F6F8"/>
           </w:tcPr>
           <w:p>
@@ -2087,7 +2087,7 @@
         </w:tc>
         <w:tc>
           <w:tcPr>
-            <w:tcW w:w="2137" w:type="dxa"/>
+            <w:tcW w:w="2131" w:type="dxa"/>
             <w:shd w:val="clear" w:color="auto" w:fill="F3F6F8"/>
           </w:tcPr>
           <w:p>
@@ -2105,7 +2105,7 @@
         </w:tc>
         <w:tc>
           <w:tcPr>
-            <w:tcW w:w="4995" w:type="dxa"/>
+            <w:tcW w:w="5004" w:type="dxa"/>
             <w:shd w:val="clear" w:color="auto" w:fill="F3F6F8"/>
           </w:tcPr>
           <w:p>
@@ -2188,7 +2188,7 @@
         </w:tc>
         <w:tc>
           <w:tcPr>
-            <w:tcW w:w="1237" w:type="dxa"/>
+            <w:tcW w:w="1234" w:type="dxa"/>
           </w:tcPr>
           <w:p>
             <w:pPr>
@@ -2205,7 +2205,7 @@
         </w:tc>
         <w:tc>
           <w:tcPr>
-            <w:tcW w:w="2137" w:type="dxa"/>
+            <w:tcW w:w="2131" w:type="dxa"/>
           </w:tcPr>
           <w:p>
             <w:pPr>
@@ -2222,7 +2222,7 @@
         </w:tc>
         <w:tc>
           <w:tcPr>
-            <w:tcW w:w="4995" w:type="dxa"/>
+            <w:tcW w:w="5004" w:type="dxa"/>
           </w:tcPr>
           <w:p>
             <w:pPr>
@@ -2291,7 +2291,7 @@
         </w:tc>
         <w:tc>
           <w:tcPr>
-            <w:tcW w:w="1237" w:type="dxa"/>
+            <w:tcW w:w="1234" w:type="dxa"/>
             <w:shd w:val="clear" w:color="auto" w:fill="F3F6F8"/>
           </w:tcPr>
           <w:p>
@@ -2309,7 +2309,7 @@
         </w:tc>
         <w:tc>
           <w:tcPr>
-            <w:tcW w:w="2137" w:type="dxa"/>
+            <w:tcW w:w="2131" w:type="dxa"/>
             <w:shd w:val="clear" w:color="auto" w:fill="F3F6F8"/>
           </w:tcPr>
           <w:p>
@@ -2327,7 +2327,7 @@
         </w:tc>
         <w:tc>
           <w:tcPr>
-            <w:tcW w:w="4995" w:type="dxa"/>
+            <w:tcW w:w="5004" w:type="dxa"/>
             <w:shd w:val="clear" w:color="auto" w:fill="F3F6F8"/>
           </w:tcPr>
           <w:p>
@@ -2339,6 +2339,94 @@
                 <w:sz w:val="17"/>
               </w:rPr>
               <w:t>Issued for adviser review and evaluation: the front matter states the submission status and the members' full names; Milestone 1 records the resubmission. No schedule change.</w:t>
+            </w:r>
+          </w:p>
+        </w:tc>
+      </w:tr>
+      <w:tr>
+        <w:trPr>
+          <w:cantSplit/>
+          <w:jc w:val="center"/>
+        </w:trPr>
+        <w:tc>
+          <w:tcPr>
+            <w:tcW w:w="991" w:type="dxa"/>
+          </w:tcPr>
+          <w:p>
+            <w:pPr>
+              <w:spacing w:before="20" w:after="20" w:line="252" w:lineRule="auto"/>
+              <w:jc w:val="center"/>
+            </w:pPr>
+            <w:r>
+              <w:rPr>
+                <w:b/>
+                <w:sz w:val="17"/>
+              </w:rPr>
+              <w:t>2.5</w:t>
+            </w:r>
+          </w:p>
+        </w:tc>
+        <w:tc>
+          <w:tcPr>
+            <w:tcW w:w="1234" w:type="dxa"/>
+          </w:tcPr>
+          <w:p>
+            <w:pPr>
+              <w:spacing w:before="20" w:after="20" w:line="252" w:lineRule="auto"/>
+              <w:jc w:val="center"/>
+            </w:pPr>
+            <w:r>
+              <w:rPr>
+                <w:sz w:val="17"/>
+              </w:rPr>
+              <w:t>October 14, 2026</w:t>
+            </w:r>
+          </w:p>
+        </w:tc>
+        <w:tc>
+          <w:tcPr>
+            <w:tcW w:w="2131" w:type="dxa"/>
+          </w:tcPr>
+          <w:p>
+            <w:pPr>
+              <w:spacing w:before="20" w:after="20" w:line="252" w:lineRule="auto"/>
+              <w:jc w:val="center"/>
+            </w:pPr>
+            <w:r>
+              <w:rPr>
+                <w:sz w:val="17"/>
+              </w:rPr>
+              <w:t>Capstone Team (Claude, card 30)</w:t>
+            </w:r>
+          </w:p>
+        </w:tc>
+        <w:tc>
+          <w:tcPr>
+            <w:tcW w:w="5004" w:type="dxa"/>
+          </w:tcPr>
+          <w:p>
+            <w:pPr>
+              <w:spacing w:before="20" w:after="20" w:line="252" w:lineRule="auto"/>
+            </w:pPr>
+            <w:r>
+              <w:rPr>
+                <w:sz w:val="17"/>
+              </w:rPr>
+              <w:t>Synchronized with debug APK G (</w:t>
+            </w:r>
+            <w:r>
+              <w:rPr>
+                <w:rFonts w:ascii="Consolas" w:eastAsia="Consolas" w:hAnsi="Consolas" w:cs="Consolas"/>
+                <w:color w:val="1F3A3D"/>
+                <w:sz w:val="16"/>
+              </w:rPr>
+              <w:t>89604d7</w:t>
+            </w:r>
+            <w:r>
+              <w:rPr>
+                <w:sz w:val="17"/>
+              </w:rPr>
+              <w:t>) for the October 14 submission: §1.2 records the ElevenLabs clips (AM, TUB, YAM, short /i/), the mouth cue in Say It only and the shipped mouth pictures; §3 adds the Oct 10–13 phone-test sprint (cards 28 to 29b, 409 unit tests) and updates Milestones 1 and 2; R1, R5 and R7 cover the ElevenLabs fallback, its Free-plan license and the short /a/ still to make; §4.1 lists ElevenLabs as a build-time tool. No change to the later milestones.</w:t>
             </w:r>
           </w:p>
         </w:tc>
@@ -2353,7 +2441,7 @@
       <w:pPr>
         <w:pStyle w:val="Heading1"/>
       </w:pPr>
-      <w:bookmarkStart w:id="1" w:name="_Toc242634353"/>
+      <w:bookmarkStart w:id="1" w:name="_Toc242819042"/>
       <w:r>
         <w:t>1. Project Overview &amp; Scope Refactoring</w:t>
       </w:r>
@@ -2363,7 +2451,7 @@
       <w:pPr>
         <w:pStyle w:val="Heading2"/>
       </w:pPr>
-      <w:bookmarkStart w:id="2" w:name="_Toc242634354"/>
+      <w:bookmarkStart w:id="2" w:name="_Toc242819043"/>
       <w:r>
         <w:t>1.1 Project Purpose &amp; Executive Summary</w:t>
       </w:r>
@@ -2381,7 +2469,7 @@
       <w:pPr>
         <w:pStyle w:val="Heading2"/>
       </w:pPr>
-      <w:bookmarkStart w:id="3" w:name="_Toc242634355"/>
+      <w:bookmarkStart w:id="3" w:name="_Toc242819044"/>
       <w:r>
         <w:t>1.2 Interconnected Deliverables Traceability Baseline</w:t>
       </w:r>
@@ -2439,11 +2527,11 @@
         <w:tblLook w:val="04A0" w:firstRow="1" w:lastRow="0" w:firstColumn="1" w:lastColumn="0" w:noHBand="0" w:noVBand="1"/>
       </w:tblPr>
       <w:tblGrid>
-        <w:gridCol w:w="1641"/>
-        <w:gridCol w:w="1660"/>
-        <w:gridCol w:w="1628"/>
-        <w:gridCol w:w="2478"/>
-        <w:gridCol w:w="1953"/>
+        <w:gridCol w:w="1614"/>
+        <w:gridCol w:w="1631"/>
+        <w:gridCol w:w="1602"/>
+        <w:gridCol w:w="2470"/>
+        <w:gridCol w:w="2043"/>
       </w:tblGrid>
       <w:tr>
         <w:trPr>
@@ -2452,7 +2540,7 @@
         </w:trPr>
         <w:tc>
           <w:tcPr>
-            <w:tcW w:w="1641" w:type="dxa"/>
+            <w:tcW w:w="1614" w:type="dxa"/>
             <w:shd w:val="clear" w:color="auto" w:fill="1F3A3D"/>
           </w:tcPr>
           <w:p>
@@ -2471,7 +2559,7 @@
         </w:tc>
         <w:tc>
           <w:tcPr>
-            <w:tcW w:w="1660" w:type="dxa"/>
+            <w:tcW w:w="1631" w:type="dxa"/>
             <w:shd w:val="clear" w:color="auto" w:fill="1F3A3D"/>
           </w:tcPr>
           <w:p>
@@ -2490,7 +2578,7 @@
         </w:tc>
         <w:tc>
           <w:tcPr>
-            <w:tcW w:w="1628" w:type="dxa"/>
+            <w:tcW w:w="1602" w:type="dxa"/>
             <w:shd w:val="clear" w:color="auto" w:fill="1F3A3D"/>
           </w:tcPr>
           <w:p>
@@ -2509,7 +2597,7 @@
         </w:tc>
         <w:tc>
           <w:tcPr>
-            <w:tcW w:w="2478" w:type="dxa"/>
+            <w:tcW w:w="2470" w:type="dxa"/>
             <w:shd w:val="clear" w:color="auto" w:fill="1F3A3D"/>
           </w:tcPr>
           <w:p>
@@ -2528,7 +2616,7 @@
         </w:tc>
         <w:tc>
           <w:tcPr>
-            <w:tcW w:w="1953" w:type="dxa"/>
+            <w:tcW w:w="2043" w:type="dxa"/>
             <w:shd w:val="clear" w:color="auto" w:fill="1F3A3D"/>
           </w:tcPr>
           <w:p>
@@ -2542,6 +2630,246 @@
                 <w:sz w:val="17"/>
               </w:rPr>
               <w:t>SPMP v2.0 Scope &amp; Management Impact</w:t>
+            </w:r>
+          </w:p>
+        </w:tc>
+      </w:tr>
+      <w:tr>
+        <w:trPr>
+          <w:jc w:val="center"/>
+        </w:trPr>
+        <w:tc>
+          <w:tcPr>
+            <w:tcW w:w="1614" w:type="dxa"/>
+          </w:tcPr>
+          <w:p>
+            <w:pPr>
+              <w:spacing w:before="20" w:after="20" w:line="252" w:lineRule="auto"/>
+            </w:pPr>
+            <w:r>
+              <w:rPr>
+                <w:b/>
+                <w:sz w:val="17"/>
+              </w:rPr>
+              <w:t>Vocal schwa / letter-name intrusion</w:t>
+            </w:r>
+            <w:r>
+              <w:rPr>
+                <w:sz w:val="17"/>
+              </w:rPr>
+              <w:t xml:space="preserve"> in synthesized phoneme models (e.g., "ma" instead of pure /m/ [m:]).</w:t>
+            </w:r>
+          </w:p>
+        </w:tc>
+        <w:tc>
+          <w:tcPr>
+            <w:tcW w:w="1631" w:type="dxa"/>
+          </w:tcPr>
+          <w:p>
+            <w:pPr>
+              <w:spacing w:before="20" w:after="20" w:line="252" w:lineRule="auto"/>
+            </w:pPr>
+            <w:r>
+              <w:rPr>
+                <w:rFonts w:ascii="Consolas" w:eastAsia="Consolas" w:hAnsi="Consolas" w:cs="Consolas"/>
+                <w:color w:val="1F3A3D"/>
+                <w:sz w:val="16"/>
+              </w:rPr>
+              <w:t>PED-08</w:t>
+            </w:r>
+            <w:r>
+              <w:rPr>
+                <w:sz w:val="17"/>
+              </w:rPr>
+              <w:t xml:space="preserve"> (50% flagged by DepEd teachers); Teachers T-1 and T-2 comments.</w:t>
+            </w:r>
+          </w:p>
+        </w:tc>
+        <w:tc>
+          <w:tcPr>
+            <w:tcW w:w="1602" w:type="dxa"/>
+          </w:tcPr>
+          <w:p>
+            <w:pPr>
+              <w:spacing w:before="20" w:after="20" w:line="252" w:lineRule="auto"/>
+            </w:pPr>
+            <w:r>
+              <w:rPr>
+                <w:b/>
+                <w:sz w:val="17"/>
+              </w:rPr>
+              <w:t>FR-02, NFR-AUD-01:</w:t>
+            </w:r>
+            <w:r>
+              <w:rPr>
+                <w:sz w:val="17"/>
+              </w:rPr>
+              <w:t xml:space="preserve"> Mandated pure acoustic phoneme models and runtime sequence assembly.</w:t>
+            </w:r>
+          </w:p>
+        </w:tc>
+        <w:tc>
+          <w:tcPr>
+            <w:tcW w:w="2470" w:type="dxa"/>
+          </w:tcPr>
+          <w:p>
+            <w:pPr>
+              <w:spacing w:before="20" w:after="20" w:line="252" w:lineRule="auto"/>
+            </w:pPr>
+            <w:r>
+              <w:rPr>
+                <w:sz w:val="17"/>
+              </w:rPr>
+              <w:t>Implemented: pure phonemes (</w:t>
+            </w:r>
+            <w:r>
+              <w:rPr>
+                <w:rFonts w:ascii="Consolas" w:eastAsia="Consolas" w:hAnsi="Consolas" w:cs="Consolas"/>
+                <w:color w:val="1F3A3D"/>
+                <w:sz w:val="16"/>
+              </w:rPr>
+              <w:t>ph_​m.​wav</w:t>
+            </w:r>
+            <w:r>
+              <w:rPr>
+                <w:sz w:val="17"/>
+              </w:rPr>
+              <w:t xml:space="preserve">, </w:t>
+            </w:r>
+            <w:r>
+              <w:rPr>
+                <w:rFonts w:ascii="Consolas" w:eastAsia="Consolas" w:hAnsi="Consolas" w:cs="Consolas"/>
+                <w:color w:val="1F3A3D"/>
+                <w:sz w:val="16"/>
+              </w:rPr>
+              <w:t>ph_​s.​wav</w:t>
+            </w:r>
+            <w:r>
+              <w:rPr>
+                <w:sz w:val="17"/>
+              </w:rPr>
+              <w:t xml:space="preserve">, </w:t>
+            </w:r>
+            <w:r>
+              <w:rPr>
+                <w:rFonts w:ascii="Consolas" w:eastAsia="Consolas" w:hAnsi="Consolas" w:cs="Consolas"/>
+                <w:color w:val="1F3A3D"/>
+                <w:sz w:val="16"/>
+              </w:rPr>
+              <w:t>ph_​i.​wav</w:t>
+            </w:r>
+            <w:r>
+              <w:rPr>
+                <w:sz w:val="17"/>
+              </w:rPr>
+              <w:t>) kept separate from key-word clips (</w:t>
+            </w:r>
+            <w:r>
+              <w:rPr>
+                <w:rFonts w:ascii="Consolas" w:eastAsia="Consolas" w:hAnsi="Consolas" w:cs="Consolas"/>
+                <w:color w:val="1F3A3D"/>
+                <w:sz w:val="16"/>
+              </w:rPr>
+              <w:t>kw_​mouse.​wav</w:t>
+            </w:r>
+            <w:r>
+              <w:rPr>
+                <w:sz w:val="17"/>
+              </w:rPr>
+              <w:t xml:space="preserve">) through </w:t>
+            </w:r>
+            <w:r>
+              <w:rPr>
+                <w:rFonts w:ascii="Consolas" w:eastAsia="Consolas" w:hAnsi="Consolas" w:cs="Consolas"/>
+                <w:color w:val="1F3A3D"/>
+                <w:sz w:val="16"/>
+              </w:rPr>
+              <w:t>AudioResolver</w:t>
+            </w:r>
+            <w:r>
+              <w:rPr>
+                <w:sz w:val="17"/>
+              </w:rPr>
+              <w:t xml:space="preserve">; </w:t>
+            </w:r>
+            <w:r>
+              <w:rPr>
+                <w:rFonts w:ascii="Consolas" w:eastAsia="Consolas" w:hAnsi="Consolas" w:cs="Consolas"/>
+                <w:color w:val="1F3A3D"/>
+                <w:sz w:val="16"/>
+              </w:rPr>
+              <w:t>AudioPlayer</w:t>
+            </w:r>
+            <w:r>
+              <w:rPr>
+                <w:sz w:val="17"/>
+              </w:rPr>
+              <w:t xml:space="preserve"> uses </w:t>
+            </w:r>
+            <w:r>
+              <w:rPr>
+                <w:rFonts w:ascii="Consolas" w:eastAsia="Consolas" w:hAnsi="Consolas" w:cs="Consolas"/>
+                <w:color w:val="1F3A3D"/>
+                <w:sz w:val="16"/>
+              </w:rPr>
+              <w:t>SoundPool</w:t>
+            </w:r>
+            <w:r>
+              <w:rPr>
+                <w:sz w:val="17"/>
+              </w:rPr>
+              <w:t xml:space="preserve"> for short clips. Planned: </w:t>
+            </w:r>
+            <w:r>
+              <w:rPr>
+                <w:rFonts w:ascii="Consolas" w:eastAsia="Consolas" w:hAnsi="Consolas" w:cs="Consolas"/>
+                <w:color w:val="1F3A3D"/>
+                <w:sz w:val="16"/>
+              </w:rPr>
+              <w:t>AudioPlaybackManager</w:t>
+            </w:r>
+            <w:r>
+              <w:rPr>
+                <w:sz w:val="17"/>
+              </w:rPr>
+              <w:t xml:space="preserve">, </w:t>
+            </w:r>
+            <w:r>
+              <w:rPr>
+                <w:rFonts w:ascii="Consolas" w:eastAsia="Consolas" w:hAnsi="Consolas" w:cs="Consolas"/>
+                <w:color w:val="1F3A3D"/>
+                <w:sz w:val="16"/>
+              </w:rPr>
+              <w:t>AudioComposer</w:t>
+            </w:r>
+            <w:r>
+              <w:rPr>
+                <w:sz w:val="17"/>
+              </w:rPr>
+              <w:t>.</w:t>
+            </w:r>
+          </w:p>
+        </w:tc>
+        <w:tc>
+          <w:tcPr>
+            <w:tcW w:w="2043" w:type="dxa"/>
+          </w:tcPr>
+          <w:p>
+            <w:pPr>
+              <w:spacing w:before="20" w:after="20" w:line="252" w:lineRule="auto"/>
+            </w:pPr>
+            <w:r>
+              <w:rPr>
+                <w:b/>
+                <w:sz w:val="17"/>
+              </w:rPr>
+              <w:t>WBS 2 (Audio Pipeline):</w:t>
+            </w:r>
+            <w:r>
+              <w:rPr>
+                <w:sz w:val="17"/>
+              </w:rPr>
+              <w:t xml:space="preserve"> Established 3-stage release gates (Gates 1–3) using Kokoro-82M and Chatterbox-Turbo, with ElevenLabs Text to Speech for the clips they could not make clean (AM, TUB, YAM, short /i/).</w:t>
             </w:r>
           </w:p>
         </w:tc>
@@ -2553,7 +2881,8 @@
         </w:trPr>
         <w:tc>
           <w:tcPr>
-            <w:tcW w:w="1641" w:type="dxa"/>
+            <w:tcW w:w="1614" w:type="dxa"/>
+            <w:shd w:val="clear" w:color="auto" w:fill="F3F6F8"/>
           </w:tcPr>
           <w:p>
             <w:pPr>
@@ -2564,76 +2893,85 @@
                 <w:b/>
                 <w:sz w:val="17"/>
               </w:rPr>
-              <w:t>Vocal schwa / letter-name intrusion</w:t>
-            </w:r>
-            <w:r>
-              <w:rPr>
-                <w:sz w:val="17"/>
-              </w:rPr>
-              <w:t xml:space="preserve"> in synthesized phoneme models (e.g., "ma" instead of pure /m/ [m:]).</w:t>
-            </w:r>
-          </w:p>
-        </w:tc>
-        <w:tc>
-          <w:tcPr>
-            <w:tcW w:w="1660" w:type="dxa"/>
-          </w:tcPr>
-          <w:p>
-            <w:pPr>
-              <w:spacing w:before="20" w:after="20" w:line="252" w:lineRule="auto"/>
-            </w:pPr>
+              <w:t>Child speech hesitation at mic</w:t>
+            </w:r>
+            <w:r>
+              <w:rPr>
+                <w:sz w:val="17"/>
+              </w:rPr>
+              <w:t>; lack of active listening indicator.</w:t>
+            </w:r>
+          </w:p>
+        </w:tc>
+        <w:tc>
+          <w:tcPr>
+            <w:tcW w:w="1631" w:type="dxa"/>
+            <w:shd w:val="clear" w:color="auto" w:fill="F3F6F8"/>
+          </w:tcPr>
+          <w:p>
+            <w:pPr>
+              <w:spacing w:before="20" w:after="20" w:line="252" w:lineRule="auto"/>
+            </w:pPr>
+            <w:r>
+              <w:rPr>
+                <w:sz w:val="17"/>
+              </w:rPr>
+              <w:t>Facilitator notes; Perceived Ease lowest affective rating (7 of 16 children did not choose the top face).</w:t>
+            </w:r>
+          </w:p>
+        </w:tc>
+        <w:tc>
+          <w:tcPr>
+            <w:tcW w:w="1602" w:type="dxa"/>
+            <w:shd w:val="clear" w:color="auto" w:fill="F3F6F8"/>
+          </w:tcPr>
+          <w:p>
+            <w:pPr>
+              <w:spacing w:before="20" w:after="20" w:line="252" w:lineRule="auto"/>
+            </w:pPr>
+            <w:r>
+              <w:rPr>
+                <w:b/>
+                <w:sz w:val="17"/>
+              </w:rPr>
+              <w:t>FR-03:</w:t>
+            </w:r>
+            <w:r>
+              <w:rPr>
+                <w:sz w:val="17"/>
+              </w:rPr>
+              <w:t xml:space="preserve"> Mandated 4 mic states, live RMS ripple, tap-to-listen ≤ 100 ms, no heart loss.</w:t>
+            </w:r>
+          </w:p>
+        </w:tc>
+        <w:tc>
+          <w:tcPr>
+            <w:tcW w:w="2470" w:type="dxa"/>
+            <w:shd w:val="clear" w:color="auto" w:fill="F3F6F8"/>
+          </w:tcPr>
+          <w:p>
+            <w:pPr>
+              <w:spacing w:before="20" w:after="20" w:line="252" w:lineRule="auto"/>
+            </w:pPr>
+            <w:r>
+              <w:rPr>
+                <w:sz w:val="17"/>
+              </w:rPr>
+              <w:t>Implemented 2026-10-09: 4 mic states (</w:t>
+            </w:r>
             <w:r>
               <w:rPr>
                 <w:rFonts w:ascii="Consolas" w:eastAsia="Consolas" w:hAnsi="Consolas" w:cs="Consolas"/>
                 <w:color w:val="1F3A3D"/>
                 <w:sz w:val="16"/>
               </w:rPr>
-              <w:t>PED-08</w:t>
-            </w:r>
-            <w:r>
-              <w:rPr>
-                <w:sz w:val="17"/>
-              </w:rPr>
-              <w:t xml:space="preserve"> (50% flagged by DepEd teachers); Teachers T-1 and T-2 comments.</w:t>
-            </w:r>
-          </w:p>
-        </w:tc>
-        <w:tc>
-          <w:tcPr>
-            <w:tcW w:w="1628" w:type="dxa"/>
-          </w:tcPr>
-          <w:p>
-            <w:pPr>
-              <w:spacing w:before="20" w:after="20" w:line="252" w:lineRule="auto"/>
-            </w:pPr>
-            <w:r>
-              <w:rPr>
-                <w:b/>
-                <w:sz w:val="17"/>
-              </w:rPr>
-              <w:t>FR-02, NFR-AUD-01:</w:t>
-            </w:r>
-            <w:r>
-              <w:rPr>
-                <w:sz w:val="17"/>
-              </w:rPr>
-              <w:t xml:space="preserve"> Mandated pure acoustic phoneme models and runtime sequence assembly.</w:t>
-            </w:r>
-          </w:p>
-        </w:tc>
-        <w:tc>
-          <w:tcPr>
-            <w:tcW w:w="2478" w:type="dxa"/>
-          </w:tcPr>
-          <w:p>
-            <w:pPr>
-              <w:spacing w:before="20" w:after="20" w:line="252" w:lineRule="auto"/>
-            </w:pPr>
-            <w:r>
-              <w:rPr>
-                <w:sz w:val="17"/>
-              </w:rPr>
-              <w:t>Implemented: pure phonemes (</w:t>
+              <w:t>MicStatus</w:t>
+            </w:r>
+            <w:r>
+              <w:rPr>
+                <w:sz w:val="17"/>
+              </w:rPr>
+              <w:t xml:space="preserve">, </w:t>
             </w:r>
             <w:r>
               <w:rPr>
@@ -2641,13 +2979,13 @@
                 <w:color w:val="1F3A3D"/>
                 <w:sz w:val="16"/>
               </w:rPr>
-              <w:t>ph_​m.​wav</w:t>
-            </w:r>
-            <w:r>
-              <w:rPr>
-                <w:sz w:val="17"/>
-              </w:rPr>
-              <w:t xml:space="preserve">, </w:t>
+              <w:t>MicButton</w:t>
+            </w:r>
+            <w:r>
+              <w:rPr>
+                <w:sz w:val="17"/>
+              </w:rPr>
+              <w:t xml:space="preserve">, time-based ripple). Planned: </w:t>
             </w:r>
             <w:r>
               <w:rPr>
@@ -2655,103 +2993,20 @@
                 <w:color w:val="1F3A3D"/>
                 <w:sz w:val="16"/>
               </w:rPr>
-              <w:t>ph_​s.​wav</w:t>
-            </w:r>
-            <w:r>
-              <w:rPr>
-                <w:sz w:val="17"/>
-              </w:rPr>
-              <w:t>) kept separate from key-word clips (</w:t>
-            </w:r>
-            <w:r>
-              <w:rPr>
-                <w:rFonts w:ascii="Consolas" w:eastAsia="Consolas" w:hAnsi="Consolas" w:cs="Consolas"/>
-                <w:color w:val="1F3A3D"/>
-                <w:sz w:val="16"/>
-              </w:rPr>
-              <w:t>kw_​mouse.​wav</w:t>
-            </w:r>
-            <w:r>
-              <w:rPr>
-                <w:sz w:val="17"/>
-              </w:rPr>
-              <w:t xml:space="preserve">) through </w:t>
-            </w:r>
-            <w:r>
-              <w:rPr>
-                <w:rFonts w:ascii="Consolas" w:eastAsia="Consolas" w:hAnsi="Consolas" w:cs="Consolas"/>
-                <w:color w:val="1F3A3D"/>
-                <w:sz w:val="16"/>
-              </w:rPr>
-              <w:t>AudioResolver</w:t>
-            </w:r>
-            <w:r>
-              <w:rPr>
-                <w:sz w:val="17"/>
-              </w:rPr>
-              <w:t xml:space="preserve">; </w:t>
-            </w:r>
-            <w:r>
-              <w:rPr>
-                <w:rFonts w:ascii="Consolas" w:eastAsia="Consolas" w:hAnsi="Consolas" w:cs="Consolas"/>
-                <w:color w:val="1F3A3D"/>
-                <w:sz w:val="16"/>
-              </w:rPr>
-              <w:t>AudioPlayer</w:t>
-            </w:r>
-            <w:r>
-              <w:rPr>
-                <w:sz w:val="17"/>
-              </w:rPr>
-              <w:t xml:space="preserve"> uses </w:t>
-            </w:r>
-            <w:r>
-              <w:rPr>
-                <w:rFonts w:ascii="Consolas" w:eastAsia="Consolas" w:hAnsi="Consolas" w:cs="Consolas"/>
-                <w:color w:val="1F3A3D"/>
-                <w:sz w:val="16"/>
-              </w:rPr>
-              <w:t>SoundPool</w:t>
-            </w:r>
-            <w:r>
-              <w:rPr>
-                <w:sz w:val="17"/>
-              </w:rPr>
-              <w:t xml:space="preserve"> for short clips. Planned: </w:t>
-            </w:r>
-            <w:r>
-              <w:rPr>
-                <w:rFonts w:ascii="Consolas" w:eastAsia="Consolas" w:hAnsi="Consolas" w:cs="Consolas"/>
-                <w:color w:val="1F3A3D"/>
-                <w:sz w:val="16"/>
-              </w:rPr>
-              <w:t>AudioPlaybackManager</w:t>
-            </w:r>
-            <w:r>
-              <w:rPr>
-                <w:sz w:val="17"/>
-              </w:rPr>
-              <w:t xml:space="preserve">, </w:t>
-            </w:r>
-            <w:r>
-              <w:rPr>
-                <w:rFonts w:ascii="Consolas" w:eastAsia="Consolas" w:hAnsi="Consolas" w:cs="Consolas"/>
-                <w:color w:val="1F3A3D"/>
-                <w:sz w:val="16"/>
-              </w:rPr>
-              <w:t>AudioComposer</w:t>
-            </w:r>
-            <w:r>
-              <w:rPr>
-                <w:sz w:val="17"/>
-              </w:rPr>
-              <w:t>.</w:t>
-            </w:r>
-          </w:p>
-        </w:tc>
-        <w:tc>
-          <w:tcPr>
-            <w:tcW w:w="1953" w:type="dxa"/>
+              <w:t>AudioRecord</w:t>
+            </w:r>
+            <w:r>
+              <w:rPr>
+                <w:sz w:val="17"/>
+              </w:rPr>
+              <w:t xml:space="preserve"> PCM loop for the voice-driven ripple.</w:t>
+            </w:r>
+          </w:p>
+        </w:tc>
+        <w:tc>
+          <w:tcPr>
+            <w:tcW w:w="2043" w:type="dxa"/>
+            <w:shd w:val="clear" w:color="auto" w:fill="F3F6F8"/>
           </w:tcPr>
           <w:p>
             <w:pPr>
@@ -2762,13 +3017,13 @@
                 <w:b/>
                 <w:sz w:val="17"/>
               </w:rPr>
-              <w:t>WBS 2 (Audio Pipeline):</w:t>
-            </w:r>
-            <w:r>
-              <w:rPr>
-                <w:sz w:val="17"/>
-              </w:rPr>
-              <w:t xml:space="preserve"> Established 3-stage release gates (Gates 1–3) using Kokoro-82M and Chatterbox-Turbo.</w:t>
+              <w:t>WBS 4 &amp; 5:</w:t>
+            </w:r>
+            <w:r>
+              <w:rPr>
+                <w:sz w:val="17"/>
+              </w:rPr>
+              <w:t xml:space="preserve"> Added dynamic visualizer and mascot prompting tasks to sprint schedule.</w:t>
             </w:r>
           </w:p>
         </w:tc>
@@ -2780,8 +3035,7 @@
         </w:trPr>
         <w:tc>
           <w:tcPr>
-            <w:tcW w:w="1641" w:type="dxa"/>
-            <w:shd w:val="clear" w:color="auto" w:fill="F3F6F8"/>
+            <w:tcW w:w="1614" w:type="dxa"/>
           </w:tcPr>
           <w:p>
             <w:pPr>
@@ -2792,37 +3046,35 @@
                 <w:b/>
                 <w:sz w:val="17"/>
               </w:rPr>
-              <w:t>Child speech hesitation at mic</w:t>
-            </w:r>
-            <w:r>
-              <w:rPr>
-                <w:sz w:val="17"/>
-              </w:rPr>
-              <w:t>; lack of active listening indicator.</w:t>
-            </w:r>
-          </w:p>
-        </w:tc>
-        <w:tc>
-          <w:tcPr>
-            <w:tcW w:w="1660" w:type="dxa"/>
-            <w:shd w:val="clear" w:color="auto" w:fill="F3F6F8"/>
-          </w:tcPr>
-          <w:p>
-            <w:pPr>
-              <w:spacing w:before="20" w:after="20" w:line="252" w:lineRule="auto"/>
-            </w:pPr>
-            <w:r>
-              <w:rPr>
-                <w:sz w:val="17"/>
-              </w:rPr>
-              <w:t>Facilitator notes; Perceived Ease lowest affective rating (7 of 16 children did not choose the top face).</w:t>
-            </w:r>
-          </w:p>
-        </w:tc>
-        <w:tc>
-          <w:tcPr>
-            <w:tcW w:w="1628" w:type="dxa"/>
-            <w:shd w:val="clear" w:color="auto" w:fill="F3F6F8"/>
+              <w:t>Untested speech recognition agreement</w:t>
+            </w:r>
+            <w:r>
+              <w:rPr>
+                <w:sz w:val="17"/>
+              </w:rPr>
+              <w:t xml:space="preserve"> on child vocal productions.</w:t>
+            </w:r>
+          </w:p>
+        </w:tc>
+        <w:tc>
+          <w:tcPr>
+            <w:tcW w:w="1631" w:type="dxa"/>
+          </w:tcPr>
+          <w:p>
+            <w:pPr>
+              <w:spacing w:before="20" w:after="20" w:line="252" w:lineRule="auto"/>
+            </w:pPr>
+            <w:r>
+              <w:rPr>
+                <w:sz w:val="17"/>
+              </w:rPr>
+              <w:t>Empirical validation gap; General Objective 2 requirement.</w:t>
+            </w:r>
+          </w:p>
+        </w:tc>
+        <w:tc>
+          <w:tcPr>
+            <w:tcW w:w="1602" w:type="dxa"/>
           </w:tcPr>
           <w:p>
             <w:pPr>
@@ -2833,30 +3085,29 @@
                 <w:b/>
                 <w:sz w:val="17"/>
               </w:rPr>
-              <w:t>FR-03:</w:t>
-            </w:r>
-            <w:r>
-              <w:rPr>
-                <w:sz w:val="17"/>
-              </w:rPr>
-              <w:t xml:space="preserve"> Mandated 4 mic states, live RMS ripple, tap-to-listen ≤ 100 ms, no heart loss.</w:t>
-            </w:r>
-          </w:p>
-        </w:tc>
-        <w:tc>
-          <w:tcPr>
-            <w:tcW w:w="2478" w:type="dxa"/>
-            <w:shd w:val="clear" w:color="auto" w:fill="F3F6F8"/>
-          </w:tcPr>
-          <w:p>
-            <w:pPr>
-              <w:spacing w:before="20" w:after="20" w:line="252" w:lineRule="auto"/>
-            </w:pPr>
-            <w:r>
-              <w:rPr>
-                <w:sz w:val="17"/>
-              </w:rPr>
-              <w:t>Implemented 2026-10-09: 4 mic states (</w:t>
+              <w:t>NFR-ASR-01:</w:t>
+            </w:r>
+            <w:r>
+              <w:rPr>
+                <w:sz w:val="17"/>
+              </w:rPr>
+              <w:t xml:space="preserve"> Established ≥ 80% agreement target and ≤ 15% false reject ceiling.</w:t>
+            </w:r>
+          </w:p>
+        </w:tc>
+        <w:tc>
+          <w:tcPr>
+            <w:tcW w:w="2470" w:type="dxa"/>
+          </w:tcPr>
+          <w:p>
+            <w:pPr>
+              <w:spacing w:before="20" w:after="20" w:line="252" w:lineRule="auto"/>
+            </w:pPr>
+            <w:r>
+              <w:rPr>
+                <w:sz w:val="17"/>
+              </w:rPr>
+              <w:t xml:space="preserve">Implemented: </w:t>
             </w:r>
             <w:r>
               <w:rPr>
@@ -2864,13 +3115,13 @@
                 <w:color w:val="1F3A3D"/>
                 <w:sz w:val="16"/>
               </w:rPr>
-              <w:t>MicStatus</w:t>
-            </w:r>
-            <w:r>
-              <w:rPr>
-                <w:sz w:val="17"/>
-              </w:rPr>
-              <w:t xml:space="preserve">, </w:t>
+              <w:t>SpeechValidator</w:t>
+            </w:r>
+            <w:r>
+              <w:rPr>
+                <w:sz w:val="17"/>
+              </w:rPr>
+              <w:t xml:space="preserve"> (word-mode judge with per-letter foil grammars and error types) in the role of the planned </w:t>
             </w:r>
             <w:r>
               <w:rPr>
@@ -2878,34 +3129,19 @@
                 <w:color w:val="1F3A3D"/>
                 <w:sz w:val="16"/>
               </w:rPr>
-              <w:t>MicButton</w:t>
-            </w:r>
-            <w:r>
-              <w:rPr>
-                <w:sz w:val="17"/>
-              </w:rPr>
-              <w:t xml:space="preserve">, time-based ripple). Planned: </w:t>
-            </w:r>
-            <w:r>
-              <w:rPr>
-                <w:rFonts w:ascii="Consolas" w:eastAsia="Consolas" w:hAnsi="Consolas" w:cs="Consolas"/>
-                <w:color w:val="1F3A3D"/>
-                <w:sz w:val="16"/>
-              </w:rPr>
-              <w:t>AudioRecord</w:t>
-            </w:r>
-            <w:r>
-              <w:rPr>
-                <w:sz w:val="17"/>
-              </w:rPr>
-              <w:t xml:space="preserve"> PCM loop for the voice-driven ripple.</w:t>
-            </w:r>
-          </w:p>
-        </w:tc>
-        <w:tc>
-          <w:tcPr>
-            <w:tcW w:w="1953" w:type="dxa"/>
-            <w:shd w:val="clear" w:color="auto" w:fill="F3F6F8"/>
+              <w:t>SayItJudge</w:t>
+            </w:r>
+            <w:r>
+              <w:rPr>
+                <w:sz w:val="17"/>
+              </w:rPr>
+              <w:t>.</w:t>
+            </w:r>
+          </w:p>
+        </w:tc>
+        <w:tc>
+          <w:tcPr>
+            <w:tcW w:w="2043" w:type="dxa"/>
           </w:tcPr>
           <w:p>
             <w:pPr>
@@ -2916,13 +3152,13 @@
                 <w:b/>
                 <w:sz w:val="17"/>
               </w:rPr>
-              <w:t>WBS 4 &amp; 5:</w:t>
-            </w:r>
-            <w:r>
-              <w:rPr>
-                <w:sz w:val="17"/>
-              </w:rPr>
-              <w:t xml:space="preserve"> Added dynamic visualizer and mascot prompting tasks to sprint schedule.</w:t>
+              <w:t>WBS 3 (ASR Spike):</w:t>
+            </w:r>
+            <w:r>
+              <w:rPr>
+                <w:sz w:val="17"/>
+              </w:rPr>
+              <w:t xml:space="preserve"> Scheduled Chapter 1 acoustic calibration spike and threshold tuning.</w:t>
             </w:r>
           </w:p>
         </w:tc>
@@ -2934,7 +3170,8 @@
         </w:trPr>
         <w:tc>
           <w:tcPr>
-            <w:tcW w:w="1641" w:type="dxa"/>
+            <w:tcW w:w="1614" w:type="dxa"/>
+            <w:shd w:val="clear" w:color="auto" w:fill="F3F6F8"/>
           </w:tcPr>
           <w:p>
             <w:pPr>
@@ -2945,35 +3182,37 @@
                 <w:b/>
                 <w:sz w:val="17"/>
               </w:rPr>
-              <w:t>Untested speech recognition agreement</w:t>
-            </w:r>
-            <w:r>
-              <w:rPr>
-                <w:sz w:val="17"/>
-              </w:rPr>
-              <w:t xml:space="preserve"> on child vocal productions.</w:t>
-            </w:r>
-          </w:p>
-        </w:tc>
-        <w:tc>
-          <w:tcPr>
-            <w:tcW w:w="1660" w:type="dxa"/>
-          </w:tcPr>
-          <w:p>
-            <w:pPr>
-              <w:spacing w:before="20" w:after="20" w:line="252" w:lineRule="auto"/>
-            </w:pPr>
-            <w:r>
-              <w:rPr>
-                <w:sz w:val="17"/>
-              </w:rPr>
-              <w:t>Empirical validation gap; General Objective 2 requirement.</w:t>
-            </w:r>
-          </w:p>
-        </w:tc>
-        <w:tc>
-          <w:tcPr>
-            <w:tcW w:w="1628" w:type="dxa"/>
+              <w:t>5 invalid CVC words</w:t>
+            </w:r>
+            <w:r>
+              <w:rPr>
+                <w:sz w:val="17"/>
+              </w:rPr>
+              <w:t xml:space="preserve"> in Blend It containing unintroduced vowel teams.</w:t>
+            </w:r>
+          </w:p>
+        </w:tc>
+        <w:tc>
+          <w:tcPr>
+            <w:tcW w:w="1631" w:type="dxa"/>
+            <w:shd w:val="clear" w:color="auto" w:fill="F3F6F8"/>
+          </w:tcPr>
+          <w:p>
+            <w:pPr>
+              <w:spacing w:before="20" w:after="20" w:line="252" w:lineRule="auto"/>
+            </w:pPr>
+            <w:r>
+              <w:rPr>
+                <w:sz w:val="17"/>
+              </w:rPr>
+              <w:t>Post-pilot pedagogical review; decodability violation.</w:t>
+            </w:r>
+          </w:p>
+        </w:tc>
+        <w:tc>
+          <w:tcPr>
+            <w:tcW w:w="1602" w:type="dxa"/>
+            <w:shd w:val="clear" w:color="auto" w:fill="F3F6F8"/>
           </w:tcPr>
           <w:p>
             <w:pPr>
@@ -2984,29 +3223,30 @@
                 <w:b/>
                 <w:sz w:val="17"/>
               </w:rPr>
-              <w:t>NFR-ASR-01:</w:t>
-            </w:r>
-            <w:r>
-              <w:rPr>
-                <w:sz w:val="17"/>
-              </w:rPr>
-              <w:t xml:space="preserve"> Established ≥ 80% agreement target and ≤ 15% false reject ceiling.</w:t>
-            </w:r>
-          </w:p>
-        </w:tc>
-        <w:tc>
-          <w:tcPr>
-            <w:tcW w:w="2478" w:type="dxa"/>
-          </w:tcPr>
-          <w:p>
-            <w:pPr>
-              <w:spacing w:before="20" w:after="20" w:line="252" w:lineRule="auto"/>
-            </w:pPr>
-            <w:r>
-              <w:rPr>
-                <w:sz w:val="17"/>
-              </w:rPr>
-              <w:t xml:space="preserve">Implemented: </w:t>
+              <w:t>FR-13:</w:t>
+            </w:r>
+            <w:r>
+              <w:rPr>
+                <w:sz w:val="17"/>
+              </w:rPr>
+              <w:t xml:space="preserve"> Replaced AIM, BEE, TOY, BOY, ZOO with AM, SUM, TUB, YAM, ZIP.</w:t>
+            </w:r>
+          </w:p>
+        </w:tc>
+        <w:tc>
+          <w:tcPr>
+            <w:tcW w:w="2470" w:type="dxa"/>
+            <w:shd w:val="clear" w:color="auto" w:fill="F3F6F8"/>
+          </w:tcPr>
+          <w:p>
+            <w:pPr>
+              <w:spacing w:before="20" w:after="20" w:line="252" w:lineRule="auto"/>
+            </w:pPr>
+            <w:r>
+              <w:rPr>
+                <w:sz w:val="17"/>
+              </w:rPr>
+              <w:t xml:space="preserve">Implemented 2026-10-09: </w:t>
             </w:r>
             <w:r>
               <w:rPr>
@@ -3014,33 +3254,20 @@
                 <w:color w:val="1F3A3D"/>
                 <w:sz w:val="16"/>
               </w:rPr>
-              <w:t>SpeechValidator</w:t>
-            </w:r>
-            <w:r>
-              <w:rPr>
-                <w:sz w:val="17"/>
-              </w:rPr>
-              <w:t xml:space="preserve"> (word-mode judge with per-letter foil grammars and error types) in the role of the planned </w:t>
-            </w:r>
-            <w:r>
-              <w:rPr>
-                <w:rFonts w:ascii="Consolas" w:eastAsia="Consolas" w:hAnsi="Consolas" w:cs="Consolas"/>
-                <w:color w:val="1F3A3D"/>
-                <w:sz w:val="16"/>
-              </w:rPr>
-              <w:t>SayItJudge</w:t>
-            </w:r>
-            <w:r>
-              <w:rPr>
-                <w:sz w:val="17"/>
-              </w:rPr>
-              <w:t>.</w:t>
-            </w:r>
-          </w:p>
-        </w:tc>
-        <w:tc>
-          <w:tcPr>
-            <w:tcW w:w="1953" w:type="dxa"/>
+              <w:t>BLEND_​IT_​WORD_​SEEDS</w:t>
+            </w:r>
+            <w:r>
+              <w:rPr>
+                <w:sz w:val="17"/>
+              </w:rPr>
+              <w:t xml:space="preserve"> reseeded on every open (card 15); the AM, TUB and YAM clips shipped 2026-10-12 (card 15b); teacher confirmation and the pictures for AM, TUB, YAM and ZIP pending.</w:t>
+            </w:r>
+          </w:p>
+        </w:tc>
+        <w:tc>
+          <w:tcPr>
+            <w:tcW w:w="2043" w:type="dxa"/>
+            <w:shd w:val="clear" w:color="auto" w:fill="F3F6F8"/>
           </w:tcPr>
           <w:p>
             <w:pPr>
@@ -3051,13 +3278,13 @@
                 <w:b/>
                 <w:sz w:val="17"/>
               </w:rPr>
-              <w:t>WBS 3 (ASR Spike):</w:t>
-            </w:r>
-            <w:r>
-              <w:rPr>
-                <w:sz w:val="17"/>
-              </w:rPr>
-              <w:t xml:space="preserve"> Scheduled Chapter 1 acoustic calibration spike and threshold tuning.</w:t>
+              <w:t>WBS 1 (Pedagogy Design):</w:t>
+            </w:r>
+            <w:r>
+              <w:rPr>
+                <w:sz w:val="17"/>
+              </w:rPr>
+              <w:t xml:space="preserve"> Curated the 33-word decodable bank; teacher sign-off pending (Instrument A, Part 2).</w:t>
             </w:r>
           </w:p>
         </w:tc>
@@ -3069,8 +3296,7 @@
         </w:trPr>
         <w:tc>
           <w:tcPr>
-            <w:tcW w:w="1641" w:type="dxa"/>
-            <w:shd w:val="clear" w:color="auto" w:fill="F3F6F8"/>
+            <w:tcW w:w="1614" w:type="dxa"/>
           </w:tcPr>
           <w:p>
             <w:pPr>
@@ -3081,92 +3307,43 @@
                 <w:b/>
                 <w:sz w:val="17"/>
               </w:rPr>
-              <w:t>5 invalid CVC words</w:t>
-            </w:r>
-            <w:r>
-              <w:rPr>
-                <w:sz w:val="17"/>
-              </w:rPr>
-              <w:t xml:space="preserve"> in Blend It containing unintroduced vowel teams.</w:t>
-            </w:r>
-          </w:p>
-        </w:tc>
-        <w:tc>
-          <w:tcPr>
-            <w:tcW w:w="1660" w:type="dxa"/>
-            <w:shd w:val="clear" w:color="auto" w:fill="F3F6F8"/>
-          </w:tcPr>
-          <w:p>
-            <w:pPr>
-              <w:spacing w:before="20" w:after="20" w:line="252" w:lineRule="auto"/>
-            </w:pPr>
-            <w:r>
-              <w:rPr>
-                <w:sz w:val="17"/>
-              </w:rPr>
-              <w:t>Post-pilot pedagogical review; decodability violation.</w:t>
-            </w:r>
-          </w:p>
-        </w:tc>
-        <w:tc>
-          <w:tcPr>
-            <w:tcW w:w="1628" w:type="dxa"/>
-            <w:shd w:val="clear" w:color="auto" w:fill="F3F6F8"/>
-          </w:tcPr>
-          <w:p>
-            <w:pPr>
-              <w:spacing w:before="20" w:after="20" w:line="252" w:lineRule="auto"/>
-            </w:pPr>
-            <w:r>
-              <w:rPr>
-                <w:b/>
-                <w:sz w:val="17"/>
-              </w:rPr>
-              <w:t>FR-13:</w:t>
-            </w:r>
-            <w:r>
-              <w:rPr>
-                <w:sz w:val="17"/>
-              </w:rPr>
-              <w:t xml:space="preserve"> Replaced AIM, BEE, TOY, BOY, ZOO with AM, SUM, TUB, YAM, ZIP.</w:t>
-            </w:r>
-          </w:p>
-        </w:tc>
-        <w:tc>
-          <w:tcPr>
-            <w:tcW w:w="2478" w:type="dxa"/>
-            <w:shd w:val="clear" w:color="auto" w:fill="F3F6F8"/>
-          </w:tcPr>
-          <w:p>
-            <w:pPr>
-              <w:spacing w:before="20" w:after="20" w:line="252" w:lineRule="auto"/>
-            </w:pPr>
-            <w:r>
-              <w:rPr>
-                <w:sz w:val="17"/>
-              </w:rPr>
-              <w:t xml:space="preserve">Implemented 2026-10-09: </w:t>
-            </w:r>
+              <w:t>Desire for classroom reading stations</w:t>
+            </w:r>
+            <w:r>
+              <w:rPr>
+                <w:sz w:val="17"/>
+              </w:rPr>
+              <w:t xml:space="preserve"> on shared Android tablets.</w:t>
+            </w:r>
+          </w:p>
+        </w:tc>
+        <w:tc>
+          <w:tcPr>
+            <w:tcW w:w="1631" w:type="dxa"/>
+          </w:tcPr>
+          <w:p>
+            <w:pPr>
+              <w:spacing w:before="20" w:after="20" w:line="252" w:lineRule="auto"/>
+            </w:pPr>
             <w:r>
               <w:rPr>
                 <w:rFonts w:ascii="Consolas" w:eastAsia="Consolas" w:hAnsi="Consolas" w:cs="Consolas"/>
                 <w:color w:val="1F3A3D"/>
                 <w:sz w:val="16"/>
               </w:rPr>
-              <w:t>BLEND_​IT_​WORD_​SEEDS</w:t>
-            </w:r>
-            <w:r>
-              <w:rPr>
-                <w:sz w:val="17"/>
-              </w:rPr>
-              <w:t xml:space="preserve"> reseeded on every open (card 15); teacher confirmation and 4 words' audio/pictures pending.</w:t>
-            </w:r>
-          </w:p>
-        </w:tc>
-        <w:tc>
-          <w:tcPr>
-            <w:tcW w:w="1953" w:type="dxa"/>
-            <w:shd w:val="clear" w:color="auto" w:fill="F3F6F8"/>
+              <w:t>PED-12</w:t>
+            </w:r>
+            <w:r>
+              <w:rPr>
+                <w:sz w:val="17"/>
+              </w:rPr>
+              <w:t xml:space="preserve"> (4 of 4 teachers: ready as a supplementary classroom tool); shared classroom devices need separate profiles.</w:t>
+            </w:r>
+          </w:p>
+        </w:tc>
+        <w:tc>
+          <w:tcPr>
+            <w:tcW w:w="1602" w:type="dxa"/>
           </w:tcPr>
           <w:p>
             <w:pPr>
@@ -3177,13 +3354,74 @@
                 <w:b/>
                 <w:sz w:val="17"/>
               </w:rPr>
-              <w:t>WBS 1 (Pedagogy Design):</w:t>
-            </w:r>
-            <w:r>
-              <w:rPr>
-                <w:sz w:val="17"/>
-              </w:rPr>
-              <w:t xml:space="preserve"> Curated the 33-word decodable bank; teacher sign-off pending (Instrument A, Part 2).</w:t>
+              <w:t>FR-14:</w:t>
+            </w:r>
+            <w:r>
+              <w:rPr>
+                <w:sz w:val="17"/>
+              </w:rPr>
+              <w:t xml:space="preserve"> Formalized multi-profile management (up to 6 child profiles per device).</w:t>
+            </w:r>
+          </w:p>
+        </w:tc>
+        <w:tc>
+          <w:tcPr>
+            <w:tcW w:w="2470" w:type="dxa"/>
+          </w:tcPr>
+          <w:p>
+            <w:pPr>
+              <w:spacing w:before="20" w:after="20" w:line="252" w:lineRule="auto"/>
+            </w:pPr>
+            <w:r>
+              <w:rPr>
+                <w:rFonts w:ascii="Consolas" w:eastAsia="Consolas" w:hAnsi="Consolas" w:cs="Consolas"/>
+                <w:color w:val="1F3A3D"/>
+                <w:sz w:val="16"/>
+              </w:rPr>
+              <w:t>ProfileEntity</w:t>
+            </w:r>
+            <w:r>
+              <w:rPr>
+                <w:sz w:val="17"/>
+              </w:rPr>
+              <w:t xml:space="preserve"> and </w:t>
+            </w:r>
+            <w:r>
+              <w:rPr>
+                <w:rFonts w:ascii="Consolas" w:eastAsia="Consolas" w:hAnsi="Consolas" w:cs="Consolas"/>
+                <w:color w:val="1F3A3D"/>
+                <w:sz w:val="16"/>
+              </w:rPr>
+              <w:t>SessionManager</w:t>
+            </w:r>
+            <w:r>
+              <w:rPr>
+                <w:sz w:val="17"/>
+              </w:rPr>
+              <w:t xml:space="preserve"> exist (multi-profile implemented).</w:t>
+            </w:r>
+          </w:p>
+        </w:tc>
+        <w:tc>
+          <w:tcPr>
+            <w:tcW w:w="2043" w:type="dxa"/>
+          </w:tcPr>
+          <w:p>
+            <w:pPr>
+              <w:spacing w:before="20" w:after="20" w:line="252" w:lineRule="auto"/>
+            </w:pPr>
+            <w:r>
+              <w:rPr>
+                <w:b/>
+                <w:sz w:val="17"/>
+              </w:rPr>
+              <w:t>WBS 4:</w:t>
+            </w:r>
+            <w:r>
+              <w:rPr>
+                <w:sz w:val="17"/>
+              </w:rPr>
+              <w:t xml:space="preserve"> Prioritized multi-profile state scoping and avatar switcher in sprint deliverables.</w:t>
             </w:r>
           </w:p>
         </w:tc>
@@ -3195,7 +3433,8 @@
         </w:trPr>
         <w:tc>
           <w:tcPr>
-            <w:tcW w:w="1641" w:type="dxa"/>
+            <w:tcW w:w="1614" w:type="dxa"/>
+            <w:shd w:val="clear" w:color="auto" w:fill="F3F6F8"/>
           </w:tcPr>
           <w:p>
             <w:pPr>
@@ -3206,104 +3445,106 @@
                 <w:b/>
                 <w:sz w:val="17"/>
               </w:rPr>
-              <w:t>Desire for classroom reading stations</w:t>
-            </w:r>
-            <w:r>
-              <w:rPr>
-                <w:sz w:val="17"/>
-              </w:rPr>
-              <w:t xml:space="preserve"> on shared Android tablets.</w:t>
-            </w:r>
-          </w:p>
-        </w:tc>
-        <w:tc>
-          <w:tcPr>
-            <w:tcW w:w="1660" w:type="dxa"/>
-          </w:tcPr>
-          <w:p>
-            <w:pPr>
-              <w:spacing w:before="20" w:after="20" w:line="252" w:lineRule="auto"/>
-            </w:pPr>
+              <w:t>Missing telemetry and latency metrics</w:t>
+            </w:r>
+            <w:r>
+              <w:rPr>
+                <w:sz w:val="17"/>
+              </w:rPr>
+              <w:t xml:space="preserve"> during field validation.</w:t>
+            </w:r>
+          </w:p>
+        </w:tc>
+        <w:tc>
+          <w:tcPr>
+            <w:tcW w:w="1631" w:type="dxa"/>
+            <w:shd w:val="clear" w:color="auto" w:fill="F3F6F8"/>
+          </w:tcPr>
+          <w:p>
+            <w:pPr>
+              <w:spacing w:before="20" w:after="20" w:line="252" w:lineRule="auto"/>
+            </w:pPr>
+            <w:r>
+              <w:rPr>
+                <w:sz w:val="17"/>
+              </w:rPr>
+              <w:t>Validation gap (no Round 1 latency or agreement data); teachers asked for progress tracking.</w:t>
+            </w:r>
+          </w:p>
+        </w:tc>
+        <w:tc>
+          <w:tcPr>
+            <w:tcW w:w="1602" w:type="dxa"/>
+            <w:shd w:val="clear" w:color="auto" w:fill="F3F6F8"/>
+          </w:tcPr>
+          <w:p>
+            <w:pPr>
+              <w:spacing w:before="20" w:after="20" w:line="252" w:lineRule="auto"/>
+            </w:pPr>
+            <w:r>
+              <w:rPr>
+                <w:b/>
+                <w:sz w:val="17"/>
+              </w:rPr>
+              <w:t>FR-NEW-TEL:</w:t>
+            </w:r>
+            <w:r>
+              <w:rPr>
+                <w:sz w:val="17"/>
+              </w:rPr>
+              <w:t xml:space="preserve"> Mandated offline event logging and PIN-gated CSV/PDF export.</w:t>
+            </w:r>
+          </w:p>
+        </w:tc>
+        <w:tc>
+          <w:tcPr>
+            <w:tcW w:w="2470" w:type="dxa"/>
+            <w:shd w:val="clear" w:color="auto" w:fill="F3F6F8"/>
+          </w:tcPr>
+          <w:p>
+            <w:pPr>
+              <w:spacing w:before="20" w:after="20" w:line="252" w:lineRule="auto"/>
+            </w:pPr>
+            <w:r>
+              <w:rPr>
+                <w:sz w:val="17"/>
+              </w:rPr>
+              <w:t xml:space="preserve">Planned: </w:t>
+            </w:r>
             <w:r>
               <w:rPr>
                 <w:rFonts w:ascii="Consolas" w:eastAsia="Consolas" w:hAnsi="Consolas" w:cs="Consolas"/>
                 <w:color w:val="1F3A3D"/>
                 <w:sz w:val="16"/>
               </w:rPr>
-              <w:t>PED-12</w:t>
-            </w:r>
-            <w:r>
-              <w:rPr>
-                <w:sz w:val="17"/>
-              </w:rPr>
-              <w:t xml:space="preserve"> (4 of 4 teachers: ready as a supplementary classroom tool); shared classroom devices need separate profiles.</w:t>
-            </w:r>
-          </w:p>
-        </w:tc>
-        <w:tc>
-          <w:tcPr>
-            <w:tcW w:w="1628" w:type="dxa"/>
-          </w:tcPr>
-          <w:p>
-            <w:pPr>
-              <w:spacing w:before="20" w:after="20" w:line="252" w:lineRule="auto"/>
-            </w:pPr>
-            <w:r>
-              <w:rPr>
-                <w:b/>
-                <w:sz w:val="17"/>
-              </w:rPr>
-              <w:t>FR-14:</w:t>
-            </w:r>
-            <w:r>
-              <w:rPr>
-                <w:sz w:val="17"/>
-              </w:rPr>
-              <w:t xml:space="preserve"> Formalized multi-profile management (up to 6 child profiles per device).</w:t>
-            </w:r>
-          </w:p>
-        </w:tc>
-        <w:tc>
-          <w:tcPr>
-            <w:tcW w:w="2478" w:type="dxa"/>
-          </w:tcPr>
-          <w:p>
-            <w:pPr>
-              <w:spacing w:before="20" w:after="20" w:line="252" w:lineRule="auto"/>
-            </w:pPr>
+              <w:t>TelemetryLogger</w:t>
+            </w:r>
+            <w:r>
+              <w:rPr>
+                <w:sz w:val="17"/>
+              </w:rPr>
+              <w:t xml:space="preserve"> and </w:t>
+            </w:r>
             <w:r>
               <w:rPr>
                 <w:rFonts w:ascii="Consolas" w:eastAsia="Consolas" w:hAnsi="Consolas" w:cs="Consolas"/>
                 <w:color w:val="1F3A3D"/>
                 <w:sz w:val="16"/>
               </w:rPr>
-              <w:t>ProfileEntity</w:t>
-            </w:r>
-            <w:r>
-              <w:rPr>
-                <w:sz w:val="17"/>
-              </w:rPr>
-              <w:t xml:space="preserve"> and </w:t>
-            </w:r>
-            <w:r>
-              <w:rPr>
-                <w:rFonts w:ascii="Consolas" w:eastAsia="Consolas" w:hAnsi="Consolas" w:cs="Consolas"/>
-                <w:color w:val="1F3A3D"/>
-                <w:sz w:val="16"/>
-              </w:rPr>
-              <w:t>SessionManager</w:t>
-            </w:r>
-            <w:r>
-              <w:rPr>
-                <w:sz w:val="17"/>
-              </w:rPr>
-              <w:t xml:space="preserve"> exist (multi-profile implemented).</w:t>
-            </w:r>
-          </w:p>
-        </w:tc>
-        <w:tc>
-          <w:tcPr>
-            <w:tcW w:w="1953" w:type="dxa"/>
+              <w:t>CsvExportManager</w:t>
+            </w:r>
+            <w:r>
+              <w:rPr>
+                <w:sz w:val="17"/>
+              </w:rPr>
+              <w:t>.</w:t>
+            </w:r>
+          </w:p>
+        </w:tc>
+        <w:tc>
+          <w:tcPr>
+            <w:tcW w:w="2043" w:type="dxa"/>
+            <w:shd w:val="clear" w:color="auto" w:fill="F3F6F8"/>
           </w:tcPr>
           <w:p>
             <w:pPr>
@@ -3314,13 +3555,13 @@
                 <w:b/>
                 <w:sz w:val="17"/>
               </w:rPr>
-              <w:t>WBS 4:</w:t>
-            </w:r>
-            <w:r>
-              <w:rPr>
-                <w:sz w:val="17"/>
-              </w:rPr>
-              <w:t xml:space="preserve"> Prioritized multi-profile state scoping and avatar switcher in sprint deliverables.</w:t>
+              <w:t>WBS 6:</w:t>
+            </w:r>
+            <w:r>
+              <w:rPr>
+                <w:sz w:val="17"/>
+              </w:rPr>
+              <w:t xml:space="preserve"> Dedicated work package for offline telemetry recording and local export.</w:t>
             </w:r>
           </w:p>
         </w:tc>
@@ -3332,8 +3573,7 @@
         </w:trPr>
         <w:tc>
           <w:tcPr>
-            <w:tcW w:w="1641" w:type="dxa"/>
-            <w:shd w:val="clear" w:color="auto" w:fill="F3F6F8"/>
+            <w:tcW w:w="1614" w:type="dxa"/>
           </w:tcPr>
           <w:p>
             <w:pPr>
@@ -3344,85 +3584,37 @@
                 <w:b/>
                 <w:sz w:val="17"/>
               </w:rPr>
-              <w:t>Missing telemetry and latency metrics</w:t>
-            </w:r>
-            <w:r>
-              <w:rPr>
-                <w:sz w:val="17"/>
-              </w:rPr>
-              <w:t xml:space="preserve"> during field validation.</w:t>
-            </w:r>
-          </w:p>
-        </w:tc>
-        <w:tc>
-          <w:tcPr>
-            <w:tcW w:w="1660" w:type="dxa"/>
-            <w:shd w:val="clear" w:color="auto" w:fill="F3F6F8"/>
-          </w:tcPr>
-          <w:p>
-            <w:pPr>
-              <w:spacing w:before="20" w:after="20" w:line="252" w:lineRule="auto"/>
-            </w:pPr>
-            <w:r>
-              <w:rPr>
-                <w:sz w:val="17"/>
-              </w:rPr>
-              <w:t>Validation gap (no Round 1 latency or agreement data); teachers asked for progress tracking.</w:t>
-            </w:r>
-          </w:p>
-        </w:tc>
-        <w:tc>
-          <w:tcPr>
-            <w:tcW w:w="1628" w:type="dxa"/>
-            <w:shd w:val="clear" w:color="auto" w:fill="F3F6F8"/>
-          </w:tcPr>
-          <w:p>
-            <w:pPr>
-              <w:spacing w:before="20" w:after="20" w:line="252" w:lineRule="auto"/>
-            </w:pPr>
-            <w:r>
-              <w:rPr>
-                <w:b/>
-                <w:sz w:val="17"/>
-              </w:rPr>
-              <w:t>FR-NEW-TEL:</w:t>
-            </w:r>
-            <w:r>
-              <w:rPr>
-                <w:sz w:val="17"/>
-              </w:rPr>
-              <w:t xml:space="preserve"> Mandated offline event logging and PIN-gated CSV/PDF export.</w:t>
-            </w:r>
-          </w:p>
-        </w:tc>
-        <w:tc>
-          <w:tcPr>
-            <w:tcW w:w="2478" w:type="dxa"/>
-            <w:shd w:val="clear" w:color="auto" w:fill="F3F6F8"/>
-          </w:tcPr>
-          <w:p>
-            <w:pPr>
-              <w:spacing w:before="20" w:after="20" w:line="252" w:lineRule="auto"/>
-            </w:pPr>
-            <w:r>
-              <w:rPr>
-                <w:sz w:val="17"/>
-              </w:rPr>
-              <w:t xml:space="preserve">Planned: </w:t>
-            </w:r>
+              <w:t>Hearing and motor accessibility gaps</w:t>
+            </w:r>
+            <w:r>
+              <w:rPr>
+                <w:sz w:val="17"/>
+              </w:rPr>
+              <w:t xml:space="preserve"> (hearing score 60%, corner toggles).</w:t>
+            </w:r>
+          </w:p>
+        </w:tc>
+        <w:tc>
+          <w:tcPr>
+            <w:tcW w:w="1631" w:type="dxa"/>
+          </w:tcPr>
+          <w:p>
+            <w:pPr>
+              <w:spacing w:before="20" w:after="20" w:line="252" w:lineRule="auto"/>
+            </w:pPr>
             <w:r>
               <w:rPr>
                 <w:rFonts w:ascii="Consolas" w:eastAsia="Consolas" w:hAnsi="Consolas" w:cs="Consolas"/>
                 <w:color w:val="1F3A3D"/>
                 <w:sz w:val="16"/>
               </w:rPr>
-              <w:t>TelemetryLogger</w:t>
-            </w:r>
-            <w:r>
-              <w:rPr>
-                <w:sz w:val="17"/>
-              </w:rPr>
-              <w:t xml:space="preserve"> and </w:t>
+              <w:t>ACC-06</w:t>
+            </w:r>
+            <w:r>
+              <w:rPr>
+                <w:sz w:val="17"/>
+              </w:rPr>
+              <w:t xml:space="preserve"> (3 of 5 Yes); </w:t>
             </w:r>
             <w:r>
               <w:rPr>
@@ -3430,20 +3622,19 @@
                 <w:color w:val="1F3A3D"/>
                 <w:sz w:val="16"/>
               </w:rPr>
-              <w:t>CsvExportManager</w:t>
-            </w:r>
-            <w:r>
-              <w:rPr>
-                <w:sz w:val="17"/>
-              </w:rPr>
-              <w:t>.</w:t>
-            </w:r>
-          </w:p>
-        </w:tc>
-        <w:tc>
-          <w:tcPr>
-            <w:tcW w:w="1953" w:type="dxa"/>
-            <w:shd w:val="clear" w:color="auto" w:fill="F3F6F8"/>
+              <w:t>ACC-07</w:t>
+            </w:r>
+            <w:r>
+              <w:rPr>
+                <w:sz w:val="17"/>
+              </w:rPr>
+              <w:t xml:space="preserve"> (4 of 5 Yes).</w:t>
+            </w:r>
+          </w:p>
+        </w:tc>
+        <w:tc>
+          <w:tcPr>
+            <w:tcW w:w="1602" w:type="dxa"/>
           </w:tcPr>
           <w:p>
             <w:pPr>
@@ -3454,66 +3645,43 @@
                 <w:b/>
                 <w:sz w:val="17"/>
               </w:rPr>
-              <w:t>WBS 6:</w:t>
-            </w:r>
-            <w:r>
-              <w:rPr>
-                <w:sz w:val="17"/>
-              </w:rPr>
-              <w:t xml:space="preserve"> Dedicated work package for offline telemetry recording and local export.</w:t>
-            </w:r>
-          </w:p>
-        </w:tc>
-      </w:tr>
-      <w:tr>
-        <w:trPr>
-          <w:cantSplit/>
-          <w:jc w:val="center"/>
-        </w:trPr>
-        <w:tc>
-          <w:tcPr>
-            <w:tcW w:w="1641" w:type="dxa"/>
-          </w:tcPr>
-          <w:p>
-            <w:pPr>
-              <w:spacing w:before="20" w:after="20" w:line="252" w:lineRule="auto"/>
-            </w:pPr>
-            <w:r>
-              <w:rPr>
-                <w:b/>
-                <w:sz w:val="17"/>
-              </w:rPr>
-              <w:t>Hearing and motor accessibility gaps</w:t>
-            </w:r>
-            <w:r>
-              <w:rPr>
-                <w:sz w:val="17"/>
-              </w:rPr>
-              <w:t xml:space="preserve"> (hearing score 60%, corner toggles).</w:t>
-            </w:r>
-          </w:p>
-        </w:tc>
-        <w:tc>
-          <w:tcPr>
-            <w:tcW w:w="1660" w:type="dxa"/>
-          </w:tcPr>
-          <w:p>
-            <w:pPr>
-              <w:spacing w:before="20" w:after="20" w:line="252" w:lineRule="auto"/>
-            </w:pPr>
+              <w:t>NFR-ACC-01, NFR-ACC-02:</w:t>
+            </w:r>
+            <w:r>
+              <w:rPr>
+                <w:sz w:val="17"/>
+              </w:rPr>
+              <w:t xml:space="preserve"> Sound captions, visual lip cues, ≥ 64 dp touch targets.</w:t>
+            </w:r>
+          </w:p>
+        </w:tc>
+        <w:tc>
+          <w:tcPr>
+            <w:tcW w:w="2470" w:type="dxa"/>
+          </w:tcPr>
+          <w:p>
+            <w:pPr>
+              <w:spacing w:before="20" w:after="20" w:line="252" w:lineRule="auto"/>
+            </w:pPr>
+            <w:r>
+              <w:rPr>
+                <w:sz w:val="17"/>
+              </w:rPr>
+              <w:t xml:space="preserve">Implemented: </w:t>
+            </w:r>
             <w:r>
               <w:rPr>
                 <w:rFonts w:ascii="Consolas" w:eastAsia="Consolas" w:hAnsi="Consolas" w:cs="Consolas"/>
                 <w:color w:val="1F3A3D"/>
                 <w:sz w:val="16"/>
               </w:rPr>
-              <w:t>ACC-06</w:t>
-            </w:r>
-            <w:r>
-              <w:rPr>
-                <w:sz w:val="17"/>
-              </w:rPr>
-              <w:t xml:space="preserve"> (3 of 5 Yes); </w:t>
+              <w:t>ArticulationCue</w:t>
+            </w:r>
+            <w:r>
+              <w:rPr>
+                <w:sz w:val="17"/>
+              </w:rPr>
+              <w:t xml:space="preserve"> with 9 mouth pictures (card 24b), shown in Say It from the second miss and not in Hear It (card 28c); captions built but not shown in the child view (card 28); adaptive </w:t>
             </w:r>
             <w:r>
               <w:rPr>
@@ -3521,52 +3689,13 @@
                 <w:color w:val="1F3A3D"/>
                 <w:sz w:val="16"/>
               </w:rPr>
-              <w:t>ACC-07</w:t>
-            </w:r>
-            <w:r>
-              <w:rPr>
-                <w:sz w:val="17"/>
-              </w:rPr>
-              <w:t xml:space="preserve"> (4 of 5 Yes).</w:t>
-            </w:r>
-          </w:p>
-        </w:tc>
-        <w:tc>
-          <w:tcPr>
-            <w:tcW w:w="1628" w:type="dxa"/>
-          </w:tcPr>
-          <w:p>
-            <w:pPr>
-              <w:spacing w:before="20" w:after="20" w:line="252" w:lineRule="auto"/>
-            </w:pPr>
-            <w:r>
-              <w:rPr>
-                <w:b/>
-                <w:sz w:val="17"/>
-              </w:rPr>
-              <w:t>NFR-ACC-01, NFR-ACC-02:</w:t>
-            </w:r>
-            <w:r>
-              <w:rPr>
-                <w:sz w:val="17"/>
-              </w:rPr>
-              <w:t xml:space="preserve"> Sound captions, visual lip cues, ≥ 64 dp touch targets.</w:t>
-            </w:r>
-          </w:p>
-        </w:tc>
-        <w:tc>
-          <w:tcPr>
-            <w:tcW w:w="2478" w:type="dxa"/>
-          </w:tcPr>
-          <w:p>
-            <w:pPr>
-              <w:spacing w:before="20" w:after="20" w:line="252" w:lineRule="auto"/>
-            </w:pPr>
-            <w:r>
-              <w:rPr>
-                <w:sz w:val="17"/>
-              </w:rPr>
-              <w:t xml:space="preserve">Implemented 2026-10-09: captions, </w:t>
+              <w:t>PlayItDimens</w:t>
+            </w:r>
+            <w:r>
+              <w:rPr>
+                <w:sz w:val="17"/>
+              </w:rPr>
+              <w:t xml:space="preserve"> tokens with 64 dp floors and </w:t>
             </w:r>
             <w:r>
               <w:rPr>
@@ -3574,34 +3703,6 @@
                 <w:color w:val="1F3A3D"/>
                 <w:sz w:val="16"/>
               </w:rPr>
-              <w:t>ArticulationCue</w:t>
-            </w:r>
-            <w:r>
-              <w:rPr>
-                <w:sz w:val="17"/>
-              </w:rPr>
-              <w:t xml:space="preserve"> (pictures pending, card 25), adaptive </w:t>
-            </w:r>
-            <w:r>
-              <w:rPr>
-                <w:rFonts w:ascii="Consolas" w:eastAsia="Consolas" w:hAnsi="Consolas" w:cs="Consolas"/>
-                <w:color w:val="1F3A3D"/>
-                <w:sz w:val="16"/>
-              </w:rPr>
-              <w:t>PlayItDimens</w:t>
-            </w:r>
-            <w:r>
-              <w:rPr>
-                <w:sz w:val="17"/>
-              </w:rPr>
-              <w:t xml:space="preserve"> tokens with 64 dp floors and </w:t>
-            </w:r>
-            <w:r>
-              <w:rPr>
-                <w:rFonts w:ascii="Consolas" w:eastAsia="Consolas" w:hAnsi="Consolas" w:cs="Consolas"/>
-                <w:color w:val="1F3A3D"/>
-                <w:sz w:val="16"/>
-              </w:rPr>
               <w:t>LessonScaffold</w:t>
             </w:r>
             <w:r>
@@ -3614,7 +3715,7 @@
         </w:tc>
         <w:tc>
           <w:tcPr>
-            <w:tcW w:w="1953" w:type="dxa"/>
+            <w:tcW w:w="2043" w:type="dxa"/>
           </w:tcPr>
           <w:p>
             <w:pPr>
@@ -3646,7 +3747,7 @@
       <w:pPr>
         <w:pStyle w:val="Heading2"/>
       </w:pPr>
-      <w:bookmarkStart w:id="4" w:name="_Toc242634356"/>
+      <w:bookmarkStart w:id="4" w:name="_Toc242819045"/>
       <w:r>
         <w:t>1.3 Scope Baseline &amp; Phased Implementation Strategy</w:t>
       </w:r>
@@ -3759,7 +3860,7 @@
       <w:pPr>
         <w:pStyle w:val="Heading1"/>
       </w:pPr>
-      <w:bookmarkStart w:id="5" w:name="_Toc242634357"/>
+      <w:bookmarkStart w:id="5" w:name="_Toc242819046"/>
       <w:r>
         <w:t>2. Work Breakdown Structure (WBS) &amp; Deliverables</w:t>
       </w:r>
@@ -3824,13 +3925,15 @@
                 <w:sz w:val="16"/>
               </w:rPr>
               <w:br/>
+              <w:t xml:space="preserve">  |-- 1.1 WBS 1: Pedagogy &amp; Curriculum Design</w:t>
             </w:r>
             <w:r>
               <w:rPr>
                 <w:rFonts w:ascii="Consolas" w:eastAsia="Consolas" w:hAnsi="Consolas" w:cs="Consolas"/>
                 <w:sz w:val="16"/>
               </w:rPr>
-              <w:t xml:space="preserve">  |-- 1.1 WBS 1: Pedagogy &amp; Curriculum Design</w:t>
+              <w:br/>
+              <w:t xml:space="preserve">  |     |-- 1.1.1 Curate 26-Letter Lesson Scripts (Chapter 1 Priority)</w:t>
             </w:r>
             <w:r>
               <w:rPr>
@@ -3838,7 +3941,7 @@
                 <w:sz w:val="16"/>
               </w:rPr>
               <w:br/>
-              <w:t xml:space="preserve">  |     |-- 1.1.1 Curate 26-Letter Lesson Scripts (Chapter 1 Priority)</w:t>
+              <w:t xml:space="preserve">  |     |-- 1.1.2 Finalize 33 Decodable CVC Word Bank (Replace 5 Invalid Words)</w:t>
             </w:r>
             <w:r>
               <w:rPr>
@@ -3846,14 +3949,12 @@
                 <w:sz w:val="16"/>
               </w:rPr>
               <w:br/>
-              <w:t xml:space="preserve">  |     |-- 1.1.2 Finalize 33 Decodable CVC Word Bank (Replace 5 Invalid Words)</w:t>
             </w:r>
             <w:r>
               <w:rPr>
                 <w:rFonts w:ascii="Consolas" w:eastAsia="Consolas" w:hAnsi="Consolas" w:cs="Consolas"/>
                 <w:sz w:val="16"/>
               </w:rPr>
-              <w:br/>
               <w:t xml:space="preserve">  |     +-- 1.1.3 Construct Spoken Carrier &amp; Formative Feedback Phrase Library</w:t>
             </w:r>
             <w:r>
@@ -3886,13 +3987,15 @@
                 <w:sz w:val="16"/>
               </w:rPr>
               <w:br/>
+              <w:t xml:space="preserve">  |     |-- 1.2.3 Execute Gate 2 Vosk ASR Technical Acceptance</w:t>
             </w:r>
             <w:r>
               <w:rPr>
                 <w:rFonts w:ascii="Consolas" w:eastAsia="Consolas" w:hAnsi="Consolas" w:cs="Consolas"/>
                 <w:sz w:val="16"/>
               </w:rPr>
-              <w:t xml:space="preserve">  |     |-- 1.2.3 Execute Gate 2 Vosk ASR Technical Acceptance</w:t>
+              <w:br/>
+              <w:t xml:space="preserve">  |     +-- 1.2.4 Compile Formal JSON Asset Manifest (manifest.json)</w:t>
             </w:r>
             <w:r>
               <w:rPr>
@@ -3900,7 +4003,7 @@
                 <w:sz w:val="16"/>
               </w:rPr>
               <w:br/>
-              <w:t xml:space="preserve">  |     +-- 1.2.4 Compile Formal JSON Asset Manifest (manifest.json)</w:t>
+              <w:t xml:space="preserve">  |-- 1.3 WBS 3: ASR Calibration Spike &amp; Speech Judge</w:t>
             </w:r>
             <w:r>
               <w:rPr>
@@ -3908,14 +4011,12 @@
                 <w:sz w:val="16"/>
               </w:rPr>
               <w:br/>
-              <w:t xml:space="preserve">  |-- 1.3 WBS 3: ASR Calibration Spike &amp; Speech Judge</w:t>
             </w:r>
             <w:r>
               <w:rPr>
                 <w:rFonts w:ascii="Consolas" w:eastAsia="Consolas" w:hAnsi="Consolas" w:cs="Consolas"/>
                 <w:sz w:val="16"/>
               </w:rPr>
-              <w:br/>
               <w:t xml:space="preserve">  |     |-- 1.3.1 Conduct Chapter 1 Vosk Grammar Spike (&lt;target&gt;, foils, [unk])</w:t>
             </w:r>
             <w:r>
@@ -3948,13 +4049,15 @@
                 <w:sz w:val="16"/>
               </w:rPr>
               <w:br/>
+              <w:t xml:space="preserve">  |     |-- 1.4.1 Implement LessonEngine &amp; TutorPolicy FSM</w:t>
             </w:r>
             <w:r>
               <w:rPr>
                 <w:rFonts w:ascii="Consolas" w:eastAsia="Consolas" w:hAnsi="Consolas" w:cs="Consolas"/>
                 <w:sz w:val="16"/>
               </w:rPr>
-              <w:t xml:space="preserve">  |     |-- 1.4.1 Implement LessonEngine &amp; TutorPolicy FSM</w:t>
+              <w:br/>
+              <w:t xml:space="preserve">  |     |-- 1.4.2 Implement AudioComposer Dynamic Sequence Builder</w:t>
             </w:r>
             <w:r>
               <w:rPr>
@@ -3962,7 +4065,7 @@
                 <w:sz w:val="16"/>
               </w:rPr>
               <w:br/>
-              <w:t xml:space="preserve">  |     |-- 1.4.2 Implement AudioComposer Dynamic Sequence Builder</w:t>
+              <w:t xml:space="preserve">  |     +-- 1.4.3 Integrate Room Schema v4 (Profile, LetterProgress, Telemetry)</w:t>
             </w:r>
             <w:r>
               <w:rPr>
@@ -3970,14 +4073,12 @@
                 <w:sz w:val="16"/>
               </w:rPr>
               <w:br/>
-              <w:t xml:space="preserve">  |     +-- 1.4.3 Integrate Room Schema v4 (Profile, LetterProgress, Telemetry)</w:t>
             </w:r>
             <w:r>
               <w:rPr>
                 <w:rFonts w:ascii="Consolas" w:eastAsia="Consolas" w:hAnsi="Consolas" w:cs="Consolas"/>
                 <w:sz w:val="16"/>
               </w:rPr>
-              <w:br/>
               <w:t xml:space="preserve">  |-- 1.5 WBS 5: Learner Autonomy &amp; Pediatric Accessibility</w:t>
             </w:r>
             <w:r>
@@ -4010,13 +4111,15 @@
                 <w:sz w:val="16"/>
               </w:rPr>
               <w:br/>
+              <w:t xml:space="preserve">  |-- 1.6 WBS 6: Offline Telemetry &amp; Local Export Engine</w:t>
             </w:r>
             <w:r>
               <w:rPr>
                 <w:rFonts w:ascii="Consolas" w:eastAsia="Consolas" w:hAnsi="Consolas" w:cs="Consolas"/>
                 <w:sz w:val="16"/>
               </w:rPr>
-              <w:t xml:space="preserve">  |-- 1.6 WBS 6: Offline Telemetry &amp; Local Export Engine</w:t>
+              <w:br/>
+              <w:t xml:space="preserve">  |     |-- 1.6.1 Implement Real-Time Event Logger (SystemClock.elapsedRealtime)</w:t>
             </w:r>
             <w:r>
               <w:rPr>
@@ -4024,7 +4127,7 @@
                 <w:sz w:val="16"/>
               </w:rPr>
               <w:br/>
-              <w:t xml:space="preserve">  |     |-- 1.6.1 Implement Real-Time Event Logger (SystemClock.elapsedRealtime)</w:t>
+              <w:t xml:space="preserve">  |     +-- 1.6.2 Implement PIN-Protected Local CSV &amp; PDF Exporter</w:t>
             </w:r>
             <w:r>
               <w:rPr>
@@ -4032,14 +4135,12 @@
                 <w:sz w:val="16"/>
               </w:rPr>
               <w:br/>
-              <w:t xml:space="preserve">  |     +-- 1.6.2 Implement PIN-Protected Local CSV &amp; PDF Exporter</w:t>
             </w:r>
             <w:r>
               <w:rPr>
                 <w:rFonts w:ascii="Consolas" w:eastAsia="Consolas" w:hAnsi="Consolas" w:cs="Consolas"/>
                 <w:sz w:val="16"/>
               </w:rPr>
-              <w:br/>
               <w:t xml:space="preserve">  |-- 1.7 WBS 7: Verification &amp; Software Test Documents (STD)</w:t>
             </w:r>
             <w:r>
@@ -4072,13 +4173,15 @@
                 <w:sz w:val="16"/>
               </w:rPr>
               <w:br/>
+              <w:t xml:space="preserve">  |     |-- 1.8.1 Administer Silent-Observer Protocol with Target Cohort (N=30)</w:t>
             </w:r>
             <w:r>
               <w:rPr>
                 <w:rFonts w:ascii="Consolas" w:eastAsia="Consolas" w:hAnsi="Consolas" w:cs="Consolas"/>
                 <w:sz w:val="16"/>
               </w:rPr>
-              <w:t xml:space="preserve">  |     |-- 1.8.1 Administer Silent-Observer Protocol with Target Cohort (N=30)</w:t>
+              <w:br/>
+              <w:t xml:space="preserve">  |     +-- 1.8.2 Conduct Gate 3 Pedagogical Teacher Audit on Audio Assets</w:t>
             </w:r>
             <w:r>
               <w:rPr>
@@ -4086,7 +4189,7 @@
                 <w:sz w:val="16"/>
               </w:rPr>
               <w:br/>
-              <w:t xml:space="preserve">  |     +-- 1.8.2 Conduct Gate 3 Pedagogical Teacher Audit on Audio Assets</w:t>
+              <w:t xml:space="preserve">  |-- 1.9 WBS 9: Capstone Documentation &amp; Dissemination</w:t>
             </w:r>
             <w:r>
               <w:rPr>
@@ -4094,14 +4197,12 @@
                 <w:sz w:val="16"/>
               </w:rPr>
               <w:br/>
-              <w:t xml:space="preserve">  |-- 1.9 WBS 9: Capstone Documentation &amp; Dissemination</w:t>
             </w:r>
             <w:r>
               <w:rPr>
                 <w:rFonts w:ascii="Consolas" w:eastAsia="Consolas" w:hAnsi="Consolas" w:cs="Consolas"/>
                 <w:sz w:val="16"/>
               </w:rPr>
-              <w:br/>
               <w:t xml:space="preserve">        |-- 1.9.1 Compile Refactored SRS v3.0, SDD v2.0, and SPMP v2.0</w:t>
             </w:r>
             <w:r>
@@ -4125,7 +4226,7 @@
       <w:pPr>
         <w:pStyle w:val="Heading1"/>
       </w:pPr>
-      <w:bookmarkStart w:id="6" w:name="_Toc242634358"/>
+      <w:bookmarkStart w:id="6" w:name="_Toc242819047"/>
       <w:r>
         <w:t>3. Activities, Milestones &amp; Revised Master Schedule</w:t>
       </w:r>
@@ -4161,11 +4262,11 @@
         <w:tblLook w:val="04A0" w:firstRow="1" w:lastRow="0" w:firstColumn="1" w:lastColumn="0" w:noHBand="0" w:noVBand="1"/>
       </w:tblPr>
       <w:tblGrid>
-        <w:gridCol w:w="1914"/>
-        <w:gridCol w:w="673"/>
-        <w:gridCol w:w="955"/>
-        <w:gridCol w:w="2878"/>
-        <w:gridCol w:w="2940"/>
+        <w:gridCol w:w="1888"/>
+        <w:gridCol w:w="670"/>
+        <w:gridCol w:w="949"/>
+        <w:gridCol w:w="2905"/>
+        <w:gridCol w:w="2948"/>
       </w:tblGrid>
       <w:tr>
         <w:trPr>
@@ -4174,7 +4275,7 @@
         </w:trPr>
         <w:tc>
           <w:tcPr>
-            <w:tcW w:w="1914" w:type="dxa"/>
+            <w:tcW w:w="1888" w:type="dxa"/>
             <w:shd w:val="clear" w:color="auto" w:fill="1F3A3D"/>
           </w:tcPr>
           <w:p>
@@ -4193,7 +4294,7 @@
         </w:tc>
         <w:tc>
           <w:tcPr>
-            <w:tcW w:w="673" w:type="dxa"/>
+            <w:tcW w:w="670" w:type="dxa"/>
             <w:shd w:val="clear" w:color="auto" w:fill="1F3A3D"/>
           </w:tcPr>
           <w:p>
@@ -4213,7 +4314,7 @@
         </w:tc>
         <w:tc>
           <w:tcPr>
-            <w:tcW w:w="955" w:type="dxa"/>
+            <w:tcW w:w="949" w:type="dxa"/>
             <w:shd w:val="clear" w:color="auto" w:fill="1F3A3D"/>
           </w:tcPr>
           <w:p>
@@ -4233,7 +4334,7 @@
         </w:tc>
         <w:tc>
           <w:tcPr>
-            <w:tcW w:w="2878" w:type="dxa"/>
+            <w:tcW w:w="2905" w:type="dxa"/>
             <w:shd w:val="clear" w:color="auto" w:fill="1F3A3D"/>
           </w:tcPr>
           <w:p>
@@ -4252,7 +4353,7 @@
         </w:tc>
         <w:tc>
           <w:tcPr>
-            <w:tcW w:w="2940" w:type="dxa"/>
+            <w:tcW w:w="2948" w:type="dxa"/>
             <w:shd w:val="clear" w:color="auto" w:fill="1F3A3D"/>
           </w:tcPr>
           <w:p>
@@ -4278,7 +4379,7 @@
         </w:trPr>
         <w:tc>
           <w:tcPr>
-            <w:tcW w:w="1914" w:type="dxa"/>
+            <w:tcW w:w="1888" w:type="dxa"/>
           </w:tcPr>
           <w:p>
             <w:pPr>
@@ -4301,7 +4402,7 @@
         </w:tc>
         <w:tc>
           <w:tcPr>
-            <w:tcW w:w="673" w:type="dxa"/>
+            <w:tcW w:w="670" w:type="dxa"/>
           </w:tcPr>
           <w:p>
             <w:pPr>
@@ -4319,7 +4420,7 @@
         </w:tc>
         <w:tc>
           <w:tcPr>
-            <w:tcW w:w="955" w:type="dxa"/>
+            <w:tcW w:w="949" w:type="dxa"/>
           </w:tcPr>
           <w:p>
             <w:pPr>
@@ -4336,7 +4437,7 @@
         </w:tc>
         <w:tc>
           <w:tcPr>
-            <w:tcW w:w="2878" w:type="dxa"/>
+            <w:tcW w:w="2905" w:type="dxa"/>
           </w:tcPr>
           <w:p>
             <w:pPr>
@@ -4404,7 +4505,7 @@
         </w:tc>
         <w:tc>
           <w:tcPr>
-            <w:tcW w:w="2940" w:type="dxa"/>
+            <w:tcW w:w="2948" w:type="dxa"/>
           </w:tcPr>
           <w:p>
             <w:pPr>
@@ -4416,7 +4517,7 @@
                 <w:b/>
                 <w:sz w:val="17"/>
               </w:rPr>
-              <w:t>Submitted; revised 2026-10-05; resubmitted 2026-10-11 for adviser review and evaluation</w:t>
+              <w:t>Submitted; revised 2026-10-05, 2026-10-11 and 2026-10-14 for adviser review and evaluation</w:t>
             </w:r>
           </w:p>
         </w:tc>
@@ -4428,7 +4529,7 @@
         </w:trPr>
         <w:tc>
           <w:tcPr>
-            <w:tcW w:w="1914" w:type="dxa"/>
+            <w:tcW w:w="1888" w:type="dxa"/>
             <w:shd w:val="clear" w:color="auto" w:fill="F3F6F8"/>
           </w:tcPr>
           <w:p>
@@ -4452,7 +4553,7 @@
         </w:tc>
         <w:tc>
           <w:tcPr>
-            <w:tcW w:w="673" w:type="dxa"/>
+            <w:tcW w:w="670" w:type="dxa"/>
             <w:shd w:val="clear" w:color="auto" w:fill="F3F6F8"/>
           </w:tcPr>
           <w:p>
@@ -4471,7 +4572,7 @@
         </w:tc>
         <w:tc>
           <w:tcPr>
-            <w:tcW w:w="955" w:type="dxa"/>
+            <w:tcW w:w="949" w:type="dxa"/>
             <w:shd w:val="clear" w:color="auto" w:fill="F3F6F8"/>
           </w:tcPr>
           <w:p>
@@ -4489,7 +4590,7 @@
         </w:tc>
         <w:tc>
           <w:tcPr>
-            <w:tcW w:w="2878" w:type="dxa"/>
+            <w:tcW w:w="2905" w:type="dxa"/>
             <w:shd w:val="clear" w:color="auto" w:fill="F3F6F8"/>
           </w:tcPr>
           <w:p>
@@ -4519,7 +4620,7 @@
         </w:tc>
         <w:tc>
           <w:tcPr>
-            <w:tcW w:w="2940" w:type="dxa"/>
+            <w:tcW w:w="2948" w:type="dxa"/>
             <w:shd w:val="clear" w:color="auto" w:fill="F3F6F8"/>
           </w:tcPr>
           <w:p>
@@ -4538,7 +4639,7 @@
               <w:rPr>
                 <w:sz w:val="17"/>
               </w:rPr>
-              <w:t xml:space="preserve"> (Spike Decision Gate); held /m/ and /s/ released; word list implemented, teacher audit pending</w:t>
+              <w:t xml:space="preserve"> (Spike Decision Gate); held /m/ and /s/ and the short /i/ released, short /a/ pending; word list implemented, teacher audit pending</w:t>
             </w:r>
           </w:p>
         </w:tc>
@@ -4550,7 +4651,7 @@
         </w:trPr>
         <w:tc>
           <w:tcPr>
-            <w:tcW w:w="1914" w:type="dxa"/>
+            <w:tcW w:w="1888" w:type="dxa"/>
           </w:tcPr>
           <w:p>
             <w:pPr>
@@ -4573,7 +4674,7 @@
         </w:tc>
         <w:tc>
           <w:tcPr>
-            <w:tcW w:w="673" w:type="dxa"/>
+            <w:tcW w:w="670" w:type="dxa"/>
           </w:tcPr>
           <w:p>
             <w:pPr>
@@ -4591,7 +4692,7 @@
         </w:tc>
         <w:tc>
           <w:tcPr>
-            <w:tcW w:w="955" w:type="dxa"/>
+            <w:tcW w:w="949" w:type="dxa"/>
           </w:tcPr>
           <w:p>
             <w:pPr>
@@ -4608,7 +4709,7 @@
         </w:tc>
         <w:tc>
           <w:tcPr>
-            <w:tcW w:w="2878" w:type="dxa"/>
+            <w:tcW w:w="2905" w:type="dxa"/>
           </w:tcPr>
           <w:p>
             <w:pPr>
@@ -4666,7 +4767,7 @@
         </w:tc>
         <w:tc>
           <w:tcPr>
-            <w:tcW w:w="2940" w:type="dxa"/>
+            <w:tcW w:w="2948" w:type="dxa"/>
           </w:tcPr>
           <w:p>
             <w:pPr>
@@ -4738,7 +4839,7 @@
         </w:trPr>
         <w:tc>
           <w:tcPr>
-            <w:tcW w:w="1914" w:type="dxa"/>
+            <w:tcW w:w="1888" w:type="dxa"/>
             <w:shd w:val="clear" w:color="auto" w:fill="F3F6F8"/>
           </w:tcPr>
           <w:p>
@@ -4762,7 +4863,7 @@
         </w:tc>
         <w:tc>
           <w:tcPr>
-            <w:tcW w:w="673" w:type="dxa"/>
+            <w:tcW w:w="670" w:type="dxa"/>
             <w:shd w:val="clear" w:color="auto" w:fill="F3F6F8"/>
           </w:tcPr>
           <w:p>
@@ -4781,7 +4882,7 @@
         </w:tc>
         <w:tc>
           <w:tcPr>
-            <w:tcW w:w="955" w:type="dxa"/>
+            <w:tcW w:w="949" w:type="dxa"/>
             <w:shd w:val="clear" w:color="auto" w:fill="F3F6F8"/>
           </w:tcPr>
           <w:p>
@@ -4799,7 +4900,7 @@
         </w:tc>
         <w:tc>
           <w:tcPr>
-            <w:tcW w:w="2878" w:type="dxa"/>
+            <w:tcW w:w="2905" w:type="dxa"/>
             <w:shd w:val="clear" w:color="auto" w:fill="F3F6F8"/>
           </w:tcPr>
           <w:p>
@@ -4844,7 +4945,7 @@
         </w:tc>
         <w:tc>
           <w:tcPr>
-            <w:tcW w:w="2940" w:type="dxa"/>
+            <w:tcW w:w="2948" w:type="dxa"/>
             <w:shd w:val="clear" w:color="auto" w:fill="F3F6F8"/>
           </w:tcPr>
           <w:p>
@@ -4903,7 +5004,7 @@
         </w:trPr>
         <w:tc>
           <w:tcPr>
-            <w:tcW w:w="1914" w:type="dxa"/>
+            <w:tcW w:w="1888" w:type="dxa"/>
           </w:tcPr>
           <w:p>
             <w:pPr>
@@ -4914,19 +5015,19 @@
                 <w:b/>
                 <w:sz w:val="17"/>
               </w:rPr>
-              <w:t>Milestone 4:</w:t>
-            </w:r>
-            <w:r>
-              <w:rPr>
-                <w:sz w:val="17"/>
-              </w:rPr>
-              <w:t xml:space="preserve"> Autonomy Features, Telemetry &amp; Gate 3 Teacher Audit</w:t>
-            </w:r>
-          </w:p>
-        </w:tc>
-        <w:tc>
-          <w:tcPr>
-            <w:tcW w:w="673" w:type="dxa"/>
+              <w:t>Internal sprint 2:</w:t>
+            </w:r>
+            <w:r>
+              <w:rPr>
+                <w:sz w:val="17"/>
+              </w:rPr>
+              <w:t xml:space="preserve"> phone-test fixes and asset releases</w:t>
+            </w:r>
+          </w:p>
+        </w:tc>
+        <w:tc>
+          <w:tcPr>
+            <w:tcW w:w="670" w:type="dxa"/>
           </w:tcPr>
           <w:p>
             <w:pPr>
@@ -4944,7 +5045,7 @@
         </w:tc>
         <w:tc>
           <w:tcPr>
-            <w:tcW w:w="955" w:type="dxa"/>
+            <w:tcW w:w="949" w:type="dxa"/>
           </w:tcPr>
           <w:p>
             <w:pPr>
@@ -4955,23 +5056,23 @@
               <w:rPr>
                 <w:sz w:val="17"/>
               </w:rPr>
-              <w:t>Oct 12 – Oct 17</w:t>
-            </w:r>
-          </w:p>
-        </w:tc>
-        <w:tc>
-          <w:tcPr>
-            <w:tcW w:w="2878" w:type="dxa"/>
-          </w:tcPr>
-          <w:p>
-            <w:pPr>
-              <w:spacing w:before="20" w:after="20" w:line="252" w:lineRule="auto"/>
-            </w:pPr>
-            <w:r>
-              <w:rPr>
-                <w:sz w:val="17"/>
-              </w:rPr>
-              <w:t xml:space="preserve">Implement </w:t>
+              <w:t>Oct 10 – Oct 13</w:t>
+            </w:r>
+          </w:p>
+        </w:tc>
+        <w:tc>
+          <w:tcPr>
+            <w:tcW w:w="2905" w:type="dxa"/>
+          </w:tcPr>
+          <w:p>
+            <w:pPr>
+              <w:spacing w:before="20" w:after="20" w:line="252" w:lineRule="auto"/>
+            </w:pPr>
+            <w:r>
+              <w:rPr>
+                <w:sz w:val="17"/>
+              </w:rPr>
+              <w:t xml:space="preserve">Cards 28, 28b, 28c, 28d, 15b, 09c, 29 and 29b on </w:t>
             </w:r>
             <w:r>
               <w:rPr>
@@ -4979,19 +5080,19 @@
                 <w:color w:val="1F3A3D"/>
                 <w:sz w:val="16"/>
               </w:rPr>
-              <w:t>MicStateVisualizer</w:t>
-            </w:r>
-            <w:r>
-              <w:rPr>
-                <w:sz w:val="17"/>
-              </w:rPr>
-              <w:t>, 10s idle re-prompter, 64dp touch tokens, and CSV exporter; conduct Gate 3 teacher audit on audio; execute internal dry run (N = 5).</w:t>
-            </w:r>
-          </w:p>
-        </w:tc>
-        <w:tc>
-          <w:tcPr>
-            <w:tcW w:w="2940" w:type="dxa"/>
+              <w:t>refactor/​hear-say-it</w:t>
+            </w:r>
+            <w:r>
+              <w:rPr>
+                <w:sz w:val="17"/>
+              </w:rPr>
+              <w:t>, from the team's phone tests on a Samsung Galaxy A21s: Hear It ends on the sound and shows only the letter, the mouth cue moves to Say It, a lesson screen shows the right picture after "next letter", ElevenLabs clips for AM, TUB, YAM and the short /i/ with the Parent Zone credit, and the redrawn mascot and avatars.</w:t>
+            </w:r>
+          </w:p>
+        </w:tc>
+        <w:tc>
+          <w:tcPr>
+            <w:tcW w:w="2948" w:type="dxa"/>
           </w:tcPr>
           <w:p>
             <w:pPr>
@@ -5003,13 +5104,41 @@
                 <w:b/>
                 <w:sz w:val="17"/>
               </w:rPr>
-              <w:t>Partly done:</w:t>
-            </w:r>
-            <w:r>
-              <w:rPr>
-                <w:sz w:val="17"/>
-              </w:rPr>
-              <w:t xml:space="preserve"> mic states, idle re-prompt and 64 dp tokens shipped (sprint, Oct 9–10); CSV exporter and Gate 3 audit pending</w:t>
+              <w:t>Shipped:</w:t>
+            </w:r>
+            <w:r>
+              <w:rPr>
+                <w:sz w:val="17"/>
+              </w:rPr>
+              <w:t xml:space="preserve"> 409 unit tests passing at </w:t>
+            </w:r>
+            <w:r>
+              <w:rPr>
+                <w:rFonts w:ascii="Consolas" w:eastAsia="Consolas" w:hAnsi="Consolas" w:cs="Consolas"/>
+                <w:color w:val="1F3A3D"/>
+                <w:sz w:val="16"/>
+              </w:rPr>
+              <w:t>89604d7</w:t>
+            </w:r>
+            <w:r>
+              <w:rPr>
+                <w:sz w:val="17"/>
+              </w:rPr>
+              <w:t>; debug APK G (</w:t>
+            </w:r>
+            <w:r>
+              <w:rPr>
+                <w:rFonts w:ascii="Consolas" w:eastAsia="Consolas" w:hAnsi="Consolas" w:cs="Consolas"/>
+                <w:color w:val="1F3A3D"/>
+                <w:sz w:val="16"/>
+              </w:rPr>
+              <w:t>playit-debug-G-89604d7.​apk</w:t>
+            </w:r>
+            <w:r>
+              <w:rPr>
+                <w:sz w:val="17"/>
+              </w:rPr>
+              <w:t>) is the submission build. Every refactor card on the task list is done except card 16, which card 20 replaced.</w:t>
             </w:r>
           </w:p>
         </w:tc>
@@ -5021,7 +5150,7 @@
         </w:trPr>
         <w:tc>
           <w:tcPr>
-            <w:tcW w:w="1914" w:type="dxa"/>
+            <w:tcW w:w="1888" w:type="dxa"/>
             <w:shd w:val="clear" w:color="auto" w:fill="F3F6F8"/>
           </w:tcPr>
           <w:p>
@@ -5033,19 +5162,19 @@
                 <w:b/>
                 <w:sz w:val="17"/>
               </w:rPr>
-              <w:t>Milestone 5:</w:t>
-            </w:r>
-            <w:r>
-              <w:rPr>
-                <w:sz w:val="17"/>
-              </w:rPr>
-              <w:t xml:space="preserve"> Round 2 Field Validation Execution</w:t>
-            </w:r>
-          </w:p>
-        </w:tc>
-        <w:tc>
-          <w:tcPr>
-            <w:tcW w:w="673" w:type="dxa"/>
+              <w:t>Milestone 4:</w:t>
+            </w:r>
+            <w:r>
+              <w:rPr>
+                <w:sz w:val="17"/>
+              </w:rPr>
+              <w:t xml:space="preserve"> Autonomy Features, Telemetry &amp; Gate 3 Teacher Audit</w:t>
+            </w:r>
+          </w:p>
+        </w:tc>
+        <w:tc>
+          <w:tcPr>
+            <w:tcW w:w="670" w:type="dxa"/>
             <w:shd w:val="clear" w:color="auto" w:fill="F3F6F8"/>
           </w:tcPr>
           <w:p>
@@ -5058,13 +5187,13 @@
                 <w:b/>
                 <w:sz w:val="17"/>
               </w:rPr>
-              <w:t>Week 7</w:t>
-            </w:r>
-          </w:p>
-        </w:tc>
-        <w:tc>
-          <w:tcPr>
-            <w:tcW w:w="955" w:type="dxa"/>
+              <w:t>Week 6</w:t>
+            </w:r>
+          </w:p>
+        </w:tc>
+        <w:tc>
+          <w:tcPr>
+            <w:tcW w:w="949" w:type="dxa"/>
             <w:shd w:val="clear" w:color="auto" w:fill="F3F6F8"/>
           </w:tcPr>
           <w:p>
@@ -5076,13 +5205,13 @@
               <w:rPr>
                 <w:sz w:val="17"/>
               </w:rPr>
-              <w:t>Oct 19 – Oct 24</w:t>
-            </w:r>
-          </w:p>
-        </w:tc>
-        <w:tc>
-          <w:tcPr>
-            <w:tcW w:w="2878" w:type="dxa"/>
+              <w:t>Oct 12 – Oct 17</w:t>
+            </w:r>
+          </w:p>
+        </w:tc>
+        <w:tc>
+          <w:tcPr>
+            <w:tcW w:w="2905" w:type="dxa"/>
             <w:shd w:val="clear" w:color="auto" w:fill="F3F6F8"/>
           </w:tcPr>
           <w:p>
@@ -5093,7 +5222,7 @@
               <w:rPr>
                 <w:sz w:val="17"/>
               </w:rPr>
-              <w:t xml:space="preserve">Deploy </w:t>
+              <w:t xml:space="preserve">Implement </w:t>
             </w:r>
             <w:r>
               <w:rPr>
@@ -5101,19 +5230,19 @@
                 <w:color w:val="1F3A3D"/>
                 <w:sz w:val="16"/>
               </w:rPr>
-              <w:t>playit-v2-debug.​apk</w:t>
-            </w:r>
-            <w:r>
-              <w:rPr>
-                <w:sz w:val="17"/>
-              </w:rPr>
-              <w:t xml:space="preserve"> to physical test tablets; conduct multi-stakeholder testing (N ≥ 30) under the Silent-Observer protocol.</w:t>
-            </w:r>
-          </w:p>
-        </w:tc>
-        <w:tc>
-          <w:tcPr>
-            <w:tcW w:w="2940" w:type="dxa"/>
+              <w:t>MicStateVisualizer</w:t>
+            </w:r>
+            <w:r>
+              <w:rPr>
+                <w:sz w:val="17"/>
+              </w:rPr>
+              <w:t>, 10s idle re-prompter, 64dp touch tokens, and CSV exporter; conduct Gate 3 teacher audit on audio; execute internal dry run (N = 5).</w:t>
+            </w:r>
+          </w:p>
+        </w:tc>
+        <w:tc>
+          <w:tcPr>
+            <w:tcW w:w="2948" w:type="dxa"/>
             <w:shd w:val="clear" w:color="auto" w:fill="F3F6F8"/>
           </w:tcPr>
           <w:p>
@@ -5123,9 +5252,16 @@
             </w:pPr>
             <w:r>
               <w:rPr>
-                <w:sz w:val="17"/>
-              </w:rPr>
-              <w:t>Field Empirical Data Collection</w:t>
+                <w:b/>
+                <w:sz w:val="17"/>
+              </w:rPr>
+              <w:t>Partly done:</w:t>
+            </w:r>
+            <w:r>
+              <w:rPr>
+                <w:sz w:val="17"/>
+              </w:rPr>
+              <w:t xml:space="preserve"> mic states, idle re-prompt and 64 dp tokens shipped (sprint, Oct 9–10); CSV exporter and Gate 3 audit pending</w:t>
             </w:r>
           </w:p>
         </w:tc>
@@ -5137,7 +5273,7 @@
         </w:trPr>
         <w:tc>
           <w:tcPr>
-            <w:tcW w:w="1914" w:type="dxa"/>
+            <w:tcW w:w="1888" w:type="dxa"/>
           </w:tcPr>
           <w:p>
             <w:pPr>
@@ -5148,19 +5284,19 @@
                 <w:b/>
                 <w:sz w:val="17"/>
               </w:rPr>
-              <w:t>Milestone 6:</w:t>
-            </w:r>
-            <w:r>
-              <w:rPr>
-                <w:sz w:val="17"/>
-              </w:rPr>
-              <w:t xml:space="preserve"> Empirical Analysis &amp; Feature Freeze</w:t>
-            </w:r>
-          </w:p>
-        </w:tc>
-        <w:tc>
-          <w:tcPr>
-            <w:tcW w:w="673" w:type="dxa"/>
+              <w:t>Milestone 5:</w:t>
+            </w:r>
+            <w:r>
+              <w:rPr>
+                <w:sz w:val="17"/>
+              </w:rPr>
+              <w:t xml:space="preserve"> Round 2 Field Validation Execution</w:t>
+            </w:r>
+          </w:p>
+        </w:tc>
+        <w:tc>
+          <w:tcPr>
+            <w:tcW w:w="670" w:type="dxa"/>
           </w:tcPr>
           <w:p>
             <w:pPr>
@@ -5172,13 +5308,13 @@
                 <w:b/>
                 <w:sz w:val="17"/>
               </w:rPr>
-              <w:t>Week 8</w:t>
-            </w:r>
-          </w:p>
-        </w:tc>
-        <w:tc>
-          <w:tcPr>
-            <w:tcW w:w="955" w:type="dxa"/>
+              <w:t>Week 7</w:t>
+            </w:r>
+          </w:p>
+        </w:tc>
+        <w:tc>
+          <w:tcPr>
+            <w:tcW w:w="949" w:type="dxa"/>
           </w:tcPr>
           <w:p>
             <w:pPr>
@@ -5189,29 +5325,43 @@
               <w:rPr>
                 <w:sz w:val="17"/>
               </w:rPr>
-              <w:t>Oct 26 – Oct 31</w:t>
-            </w:r>
-          </w:p>
-        </w:tc>
-        <w:tc>
-          <w:tcPr>
-            <w:tcW w:w="2878" w:type="dxa"/>
-          </w:tcPr>
-          <w:p>
-            <w:pPr>
-              <w:spacing w:before="20" w:after="20" w:line="252" w:lineRule="auto"/>
-            </w:pPr>
-            <w:r>
-              <w:rPr>
-                <w:sz w:val="17"/>
-              </w:rPr>
-              <w:t>Analyze Round 2 telemetry (ASR agreement, latency, recall retention, SUS); declare feature freeze; prepare Software Test Documents (STD).</w:t>
-            </w:r>
-          </w:p>
-        </w:tc>
-        <w:tc>
-          <w:tcPr>
-            <w:tcW w:w="2940" w:type="dxa"/>
+              <w:t>Oct 19 – Oct 24</w:t>
+            </w:r>
+          </w:p>
+        </w:tc>
+        <w:tc>
+          <w:tcPr>
+            <w:tcW w:w="2905" w:type="dxa"/>
+          </w:tcPr>
+          <w:p>
+            <w:pPr>
+              <w:spacing w:before="20" w:after="20" w:line="252" w:lineRule="auto"/>
+            </w:pPr>
+            <w:r>
+              <w:rPr>
+                <w:sz w:val="17"/>
+              </w:rPr>
+              <w:t xml:space="preserve">Deploy </w:t>
+            </w:r>
+            <w:r>
+              <w:rPr>
+                <w:rFonts w:ascii="Consolas" w:eastAsia="Consolas" w:hAnsi="Consolas" w:cs="Consolas"/>
+                <w:color w:val="1F3A3D"/>
+                <w:sz w:val="16"/>
+              </w:rPr>
+              <w:t>playit-v2-debug.​apk</w:t>
+            </w:r>
+            <w:r>
+              <w:rPr>
+                <w:sz w:val="17"/>
+              </w:rPr>
+              <w:t xml:space="preserve"> to physical test tablets; conduct multi-stakeholder testing (N ≥ 30) under the Silent-Observer protocol.</w:t>
+            </w:r>
+          </w:p>
+        </w:tc>
+        <w:tc>
+          <w:tcPr>
+            <w:tcW w:w="2948" w:type="dxa"/>
           </w:tcPr>
           <w:p>
             <w:pPr>
@@ -5222,7 +5372,7 @@
               <w:rPr>
                 <w:sz w:val="17"/>
               </w:rPr>
-              <w:t>Milestone Review Gate</w:t>
+              <w:t>Field Empirical Data Collection</w:t>
             </w:r>
           </w:p>
         </w:tc>
@@ -5234,7 +5384,7 @@
         </w:trPr>
         <w:tc>
           <w:tcPr>
-            <w:tcW w:w="1914" w:type="dxa"/>
+            <w:tcW w:w="1888" w:type="dxa"/>
             <w:shd w:val="clear" w:color="auto" w:fill="F3F6F8"/>
           </w:tcPr>
           <w:p>
@@ -5246,6 +5396,107 @@
                 <w:b/>
                 <w:sz w:val="17"/>
               </w:rPr>
+              <w:t>Milestone 6:</w:t>
+            </w:r>
+            <w:r>
+              <w:rPr>
+                <w:sz w:val="17"/>
+              </w:rPr>
+              <w:t xml:space="preserve"> Empirical Analysis &amp; Feature Freeze</w:t>
+            </w:r>
+          </w:p>
+        </w:tc>
+        <w:tc>
+          <w:tcPr>
+            <w:tcW w:w="670" w:type="dxa"/>
+            <w:shd w:val="clear" w:color="auto" w:fill="F3F6F8"/>
+          </w:tcPr>
+          <w:p>
+            <w:pPr>
+              <w:spacing w:before="20" w:after="20" w:line="252" w:lineRule="auto"/>
+              <w:jc w:val="center"/>
+            </w:pPr>
+            <w:r>
+              <w:rPr>
+                <w:b/>
+                <w:sz w:val="17"/>
+              </w:rPr>
+              <w:t>Week 8</w:t>
+            </w:r>
+          </w:p>
+        </w:tc>
+        <w:tc>
+          <w:tcPr>
+            <w:tcW w:w="949" w:type="dxa"/>
+            <w:shd w:val="clear" w:color="auto" w:fill="F3F6F8"/>
+          </w:tcPr>
+          <w:p>
+            <w:pPr>
+              <w:spacing w:before="20" w:after="20" w:line="252" w:lineRule="auto"/>
+              <w:jc w:val="center"/>
+            </w:pPr>
+            <w:r>
+              <w:rPr>
+                <w:sz w:val="17"/>
+              </w:rPr>
+              <w:t>Oct 26 – Oct 31</w:t>
+            </w:r>
+          </w:p>
+        </w:tc>
+        <w:tc>
+          <w:tcPr>
+            <w:tcW w:w="2905" w:type="dxa"/>
+            <w:shd w:val="clear" w:color="auto" w:fill="F3F6F8"/>
+          </w:tcPr>
+          <w:p>
+            <w:pPr>
+              <w:spacing w:before="20" w:after="20" w:line="252" w:lineRule="auto"/>
+            </w:pPr>
+            <w:r>
+              <w:rPr>
+                <w:sz w:val="17"/>
+              </w:rPr>
+              <w:t>Analyze Round 2 telemetry (ASR agreement, latency, recall retention, SUS); declare feature freeze; prepare Software Test Documents (STD).</w:t>
+            </w:r>
+          </w:p>
+        </w:tc>
+        <w:tc>
+          <w:tcPr>
+            <w:tcW w:w="2948" w:type="dxa"/>
+            <w:shd w:val="clear" w:color="auto" w:fill="F3F6F8"/>
+          </w:tcPr>
+          <w:p>
+            <w:pPr>
+              <w:spacing w:before="20" w:after="20" w:line="252" w:lineRule="auto"/>
+              <w:jc w:val="center"/>
+            </w:pPr>
+            <w:r>
+              <w:rPr>
+                <w:sz w:val="17"/>
+              </w:rPr>
+              <w:t>Milestone Review Gate</w:t>
+            </w:r>
+          </w:p>
+        </w:tc>
+      </w:tr>
+      <w:tr>
+        <w:trPr>
+          <w:cantSplit/>
+          <w:jc w:val="center"/>
+        </w:trPr>
+        <w:tc>
+          <w:tcPr>
+            <w:tcW w:w="1888" w:type="dxa"/>
+          </w:tcPr>
+          <w:p>
+            <w:pPr>
+              <w:spacing w:before="20" w:after="20" w:line="252" w:lineRule="auto"/>
+            </w:pPr>
+            <w:r>
+              <w:rPr>
+                <w:b/>
+                <w:sz w:val="17"/>
+              </w:rPr>
               <w:t>Milestone 7:</w:t>
             </w:r>
             <w:r>
@@ -5258,8 +5509,7 @@
         </w:tc>
         <w:tc>
           <w:tcPr>
-            <w:tcW w:w="673" w:type="dxa"/>
-            <w:shd w:val="clear" w:color="auto" w:fill="F3F6F8"/>
+            <w:tcW w:w="670" w:type="dxa"/>
           </w:tcPr>
           <w:p>
             <w:pPr>
@@ -5277,8 +5527,7 @@
         </w:tc>
         <w:tc>
           <w:tcPr>
-            <w:tcW w:w="955" w:type="dxa"/>
-            <w:shd w:val="clear" w:color="auto" w:fill="F3F6F8"/>
+            <w:tcW w:w="949" w:type="dxa"/>
           </w:tcPr>
           <w:p>
             <w:pPr>
@@ -5295,8 +5544,7 @@
         </w:tc>
         <w:tc>
           <w:tcPr>
-            <w:tcW w:w="2878" w:type="dxa"/>
-            <w:shd w:val="clear" w:color="auto" w:fill="F3F6F8"/>
+            <w:tcW w:w="2905" w:type="dxa"/>
           </w:tcPr>
           <w:p>
             <w:pPr>
@@ -5312,8 +5560,7 @@
         </w:tc>
         <w:tc>
           <w:tcPr>
-            <w:tcW w:w="2940" w:type="dxa"/>
-            <w:shd w:val="clear" w:color="auto" w:fill="F3F6F8"/>
+            <w:tcW w:w="2948" w:type="dxa"/>
           </w:tcPr>
           <w:p>
             <w:pPr>
@@ -5339,7 +5586,7 @@
       <w:pPr>
         <w:pStyle w:val="Heading1"/>
       </w:pPr>
-      <w:bookmarkStart w:id="7" w:name="_Toc242634359"/>
+      <w:bookmarkStart w:id="7" w:name="_Toc242819048"/>
       <w:r>
         <w:t>4. Resource Allocation &amp; Infrastructure</w:t>
       </w:r>
@@ -5349,7 +5596,7 @@
       <w:pPr>
         <w:pStyle w:val="Heading2"/>
       </w:pPr>
-      <w:bookmarkStart w:id="8" w:name="_Toc242634360"/>
+      <w:bookmarkStart w:id="8" w:name="_Toc242819049"/>
       <w:r>
         <w:t>4.1 Development &amp; Processing Infrastructure</w:t>
       </w:r>
@@ -5400,7 +5647,7 @@
         <w:t>Neural TTS Engine:</w:t>
       </w:r>
       <w:r>
-        <w:t xml:space="preserve"> Kokoro-82M PyTorch pipeline (Apache-2.0 license) executed in local Python environments; Chatterbox-Turbo (MIT license) for held continuous consonant synthesis.</w:t>
+        <w:t xml:space="preserve"> Kokoro-82M PyTorch pipeline (Apache-2.0 license) executed in local Python environments; Chatterbox-Turbo (MIT license) for held continuous consonant synthesis; ElevenLabs Text to Speech (cloud, Free plan, used at build time only, so the app stays offline) for the clips the local tools could not make clean.</w:t>
       </w:r>
     </w:p>
     <w:p>
@@ -5431,7 +5678,7 @@
       <w:pPr>
         <w:pStyle w:val="Heading2"/>
       </w:pPr>
-      <w:bookmarkStart w:id="9" w:name="_Toc242634361"/>
+      <w:bookmarkStart w:id="9" w:name="_Toc242819050"/>
       <w:r>
         <w:t>4.2 Target Hardware &amp; Test Fleet</w:t>
       </w:r>
@@ -5489,7 +5736,7 @@
       <w:pPr>
         <w:pStyle w:val="Heading2"/>
       </w:pPr>
-      <w:bookmarkStart w:id="10" w:name="_Toc242634362"/>
+      <w:bookmarkStart w:id="10" w:name="_Toc242819051"/>
       <w:r>
         <w:t>4.3 Software Libraries &amp; Frameworks</w:t>
       </w:r>
@@ -5652,7 +5899,7 @@
       <w:pPr>
         <w:pStyle w:val="Heading1"/>
       </w:pPr>
-      <w:bookmarkStart w:id="11" w:name="_Toc242634363"/>
+      <w:bookmarkStart w:id="11" w:name="_Toc242819052"/>
       <w:r>
         <w:t>5. Team Roles and Responsibilities</w:t>
       </w:r>
@@ -6271,7 +6518,7 @@
       <w:pPr>
         <w:pStyle w:val="Heading1"/>
       </w:pPr>
-      <w:bookmarkStart w:id="12" w:name="_Toc242634364"/>
+      <w:bookmarkStart w:id="12" w:name="_Toc242819053"/>
       <w:r>
         <w:t>6. Comprehensive Risk Management &amp; Mitigation Matrix</w:t>
       </w:r>
@@ -6307,14 +6554,14 @@
         <w:tblLook w:val="04A0" w:firstRow="1" w:lastRow="0" w:firstColumn="1" w:lastColumn="0" w:noHBand="0" w:noVBand="1"/>
       </w:tblPr>
       <w:tblGrid>
-        <w:gridCol w:w="657"/>
-        <w:gridCol w:w="2151"/>
-        <w:gridCol w:w="1506"/>
-        <w:gridCol w:w="1326"/>
-        <w:gridCol w:w="892"/>
-        <w:gridCol w:w="2897"/>
-        <w:gridCol w:w="2259"/>
-        <w:gridCol w:w="1274"/>
+        <w:gridCol w:w="654"/>
+        <w:gridCol w:w="2089"/>
+        <w:gridCol w:w="1488"/>
+        <w:gridCol w:w="1321"/>
+        <w:gridCol w:w="888"/>
+        <w:gridCol w:w="3020"/>
+        <w:gridCol w:w="2238"/>
+        <w:gridCol w:w="1261"/>
       </w:tblGrid>
       <w:tr>
         <w:trPr>
@@ -6323,7 +6570,7 @@
         </w:trPr>
         <w:tc>
           <w:tcPr>
-            <w:tcW w:w="657" w:type="dxa"/>
+            <w:tcW w:w="654" w:type="dxa"/>
             <w:shd w:val="clear" w:color="auto" w:fill="1F3A3D"/>
           </w:tcPr>
           <w:p>
@@ -6343,7 +6590,7 @@
         </w:tc>
         <w:tc>
           <w:tcPr>
-            <w:tcW w:w="2151" w:type="dxa"/>
+            <w:tcW w:w="2089" w:type="dxa"/>
             <w:shd w:val="clear" w:color="auto" w:fill="1F3A3D"/>
           </w:tcPr>
           <w:p>
@@ -6362,7 +6609,7 @@
         </w:tc>
         <w:tc>
           <w:tcPr>
-            <w:tcW w:w="1506" w:type="dxa"/>
+            <w:tcW w:w="1488" w:type="dxa"/>
             <w:shd w:val="clear" w:color="auto" w:fill="1F3A3D"/>
           </w:tcPr>
           <w:p>
@@ -6382,7 +6629,7 @@
         </w:tc>
         <w:tc>
           <w:tcPr>
-            <w:tcW w:w="1326" w:type="dxa"/>
+            <w:tcW w:w="1321" w:type="dxa"/>
             <w:shd w:val="clear" w:color="auto" w:fill="1F3A3D"/>
           </w:tcPr>
           <w:p>
@@ -6402,7 +6649,7 @@
         </w:tc>
         <w:tc>
           <w:tcPr>
-            <w:tcW w:w="892" w:type="dxa"/>
+            <w:tcW w:w="888" w:type="dxa"/>
             <w:shd w:val="clear" w:color="auto" w:fill="1F3A3D"/>
           </w:tcPr>
           <w:p>
@@ -6422,7 +6669,7 @@
         </w:tc>
         <w:tc>
           <w:tcPr>
-            <w:tcW w:w="2897" w:type="dxa"/>
+            <w:tcW w:w="3020" w:type="dxa"/>
             <w:shd w:val="clear" w:color="auto" w:fill="1F3A3D"/>
           </w:tcPr>
           <w:p>
@@ -6441,7 +6688,7 @@
         </w:tc>
         <w:tc>
           <w:tcPr>
-            <w:tcW w:w="2259" w:type="dxa"/>
+            <w:tcW w:w="2238" w:type="dxa"/>
             <w:shd w:val="clear" w:color="auto" w:fill="1F3A3D"/>
           </w:tcPr>
           <w:p>
@@ -6460,7 +6707,7 @@
         </w:tc>
         <w:tc>
           <w:tcPr>
-            <w:tcW w:w="1274" w:type="dxa"/>
+            <w:tcW w:w="1261" w:type="dxa"/>
             <w:shd w:val="clear" w:color="auto" w:fill="1F3A3D"/>
           </w:tcPr>
           <w:p>
@@ -6486,7 +6733,7 @@
         </w:trPr>
         <w:tc>
           <w:tcPr>
-            <w:tcW w:w="657" w:type="dxa"/>
+            <w:tcW w:w="654" w:type="dxa"/>
           </w:tcPr>
           <w:p>
             <w:pPr>
@@ -6504,7 +6751,7 @@
         </w:tc>
         <w:tc>
           <w:tcPr>
-            <w:tcW w:w="2151" w:type="dxa"/>
+            <w:tcW w:w="2089" w:type="dxa"/>
           </w:tcPr>
           <w:p>
             <w:pPr>
@@ -6520,7 +6767,7 @@
         </w:tc>
         <w:tc>
           <w:tcPr>
-            <w:tcW w:w="1506" w:type="dxa"/>
+            <w:tcW w:w="1488" w:type="dxa"/>
           </w:tcPr>
           <w:p>
             <w:pPr>
@@ -6537,7 +6784,7 @@
         </w:tc>
         <w:tc>
           <w:tcPr>
-            <w:tcW w:w="1326" w:type="dxa"/>
+            <w:tcW w:w="1321" w:type="dxa"/>
           </w:tcPr>
           <w:p>
             <w:pPr>
@@ -6555,7 +6802,7 @@
         </w:tc>
         <w:tc>
           <w:tcPr>
-            <w:tcW w:w="892" w:type="dxa"/>
+            <w:tcW w:w="888" w:type="dxa"/>
           </w:tcPr>
           <w:p>
             <w:pPr>
@@ -6573,23 +6820,23 @@
         </w:tc>
         <w:tc>
           <w:tcPr>
-            <w:tcW w:w="2897" w:type="dxa"/>
-          </w:tcPr>
-          <w:p>
-            <w:pPr>
-              <w:spacing w:before="20" w:after="20" w:line="252" w:lineRule="auto"/>
-            </w:pPr>
-            <w:r>
-              <w:rPr>
-                <w:sz w:val="17"/>
-              </w:rPr>
-              <w:t>Continuous sounds generated via Kokoro/Chatterbox; short stops sourced directly from human reading specialist recordings; mandatory Gate 1 acoustic screening.</w:t>
-            </w:r>
-          </w:p>
-        </w:tc>
-        <w:tc>
-          <w:tcPr>
-            <w:tcW w:w="2259" w:type="dxa"/>
+            <w:tcW w:w="3020" w:type="dxa"/>
+          </w:tcPr>
+          <w:p>
+            <w:pPr>
+              <w:spacing w:before="20" w:after="20" w:line="252" w:lineRule="auto"/>
+            </w:pPr>
+            <w:r>
+              <w:rPr>
+                <w:sz w:val="17"/>
+              </w:rPr>
+              <w:t>Continuous sounds generated via Kokoro/Chatterbox; short stops sourced directly from human reading specialist recordings; mandatory Gate 1 acoustic screening. Where Kokoro could not make a clean clip (the word TUB, the short /i/), ElevenLabs Text to Speech was used (team decisions 2026-10-11 and 2026-10-12).</w:t>
+            </w:r>
+          </w:p>
+        </w:tc>
+        <w:tc>
+          <w:tcPr>
+            <w:tcW w:w="2238" w:type="dxa"/>
           </w:tcPr>
           <w:p>
             <w:pPr>
@@ -6605,7 +6852,7 @@
         </w:tc>
         <w:tc>
           <w:tcPr>
-            <w:tcW w:w="1274" w:type="dxa"/>
+            <w:tcW w:w="1261" w:type="dxa"/>
           </w:tcPr>
           <w:p>
             <w:pPr>
@@ -6628,7 +6875,7 @@
         </w:trPr>
         <w:tc>
           <w:tcPr>
-            <w:tcW w:w="657" w:type="dxa"/>
+            <w:tcW w:w="654" w:type="dxa"/>
             <w:shd w:val="clear" w:color="auto" w:fill="F3F6F8"/>
           </w:tcPr>
           <w:p>
@@ -6647,7 +6894,7 @@
         </w:tc>
         <w:tc>
           <w:tcPr>
-            <w:tcW w:w="2151" w:type="dxa"/>
+            <w:tcW w:w="2089" w:type="dxa"/>
             <w:shd w:val="clear" w:color="auto" w:fill="F3F6F8"/>
           </w:tcPr>
           <w:p>
@@ -6664,7 +6911,7 @@
         </w:tc>
         <w:tc>
           <w:tcPr>
-            <w:tcW w:w="1506" w:type="dxa"/>
+            <w:tcW w:w="1488" w:type="dxa"/>
             <w:shd w:val="clear" w:color="auto" w:fill="F3F6F8"/>
           </w:tcPr>
           <w:p>
@@ -6682,7 +6929,7 @@
         </w:tc>
         <w:tc>
           <w:tcPr>
-            <w:tcW w:w="1326" w:type="dxa"/>
+            <w:tcW w:w="1321" w:type="dxa"/>
             <w:shd w:val="clear" w:color="auto" w:fill="F3F6F8"/>
           </w:tcPr>
           <w:p>
@@ -6701,7 +6948,7 @@
         </w:tc>
         <w:tc>
           <w:tcPr>
-            <w:tcW w:w="892" w:type="dxa"/>
+            <w:tcW w:w="888" w:type="dxa"/>
             <w:shd w:val="clear" w:color="auto" w:fill="F3F6F8"/>
           </w:tcPr>
           <w:p>
@@ -6720,7 +6967,7 @@
         </w:tc>
         <w:tc>
           <w:tcPr>
-            <w:tcW w:w="2897" w:type="dxa"/>
+            <w:tcW w:w="3020" w:type="dxa"/>
             <w:shd w:val="clear" w:color="auto" w:fill="F3F6F8"/>
           </w:tcPr>
           <w:p>
@@ -6765,7 +7012,7 @@
         </w:tc>
         <w:tc>
           <w:tcPr>
-            <w:tcW w:w="2259" w:type="dxa"/>
+            <w:tcW w:w="2238" w:type="dxa"/>
             <w:shd w:val="clear" w:color="auto" w:fill="F3F6F8"/>
           </w:tcPr>
           <w:p>
@@ -6795,7 +7042,7 @@
         </w:tc>
         <w:tc>
           <w:tcPr>
-            <w:tcW w:w="1274" w:type="dxa"/>
+            <w:tcW w:w="1261" w:type="dxa"/>
             <w:shd w:val="clear" w:color="auto" w:fill="F3F6F8"/>
           </w:tcPr>
           <w:p>
@@ -6819,7 +7066,7 @@
         </w:trPr>
         <w:tc>
           <w:tcPr>
-            <w:tcW w:w="657" w:type="dxa"/>
+            <w:tcW w:w="654" w:type="dxa"/>
           </w:tcPr>
           <w:p>
             <w:pPr>
@@ -6837,7 +7084,7 @@
         </w:tc>
         <w:tc>
           <w:tcPr>
-            <w:tcW w:w="2151" w:type="dxa"/>
+            <w:tcW w:w="2089" w:type="dxa"/>
           </w:tcPr>
           <w:p>
             <w:pPr>
@@ -6853,7 +7100,7 @@
         </w:tc>
         <w:tc>
           <w:tcPr>
-            <w:tcW w:w="1506" w:type="dxa"/>
+            <w:tcW w:w="1488" w:type="dxa"/>
           </w:tcPr>
           <w:p>
             <w:pPr>
@@ -6870,7 +7117,7 @@
         </w:tc>
         <w:tc>
           <w:tcPr>
-            <w:tcW w:w="1326" w:type="dxa"/>
+            <w:tcW w:w="1321" w:type="dxa"/>
           </w:tcPr>
           <w:p>
             <w:pPr>
@@ -6888,7 +7135,7 @@
         </w:tc>
         <w:tc>
           <w:tcPr>
-            <w:tcW w:w="892" w:type="dxa"/>
+            <w:tcW w:w="888" w:type="dxa"/>
           </w:tcPr>
           <w:p>
             <w:pPr>
@@ -6906,29 +7153,23 @@
         </w:tc>
         <w:tc>
           <w:tcPr>
-            <w:tcW w:w="2897" w:type="dxa"/>
-          </w:tcPr>
-          <w:p>
-            <w:pPr>
-              <w:spacing w:before="20" w:after="20" w:line="252" w:lineRule="auto"/>
-            </w:pPr>
-            <w:r>
-              <w:rPr>
-                <w:sz w:val="17"/>
-              </w:rPr>
-              <w:t>Implement dual-coding: short spoken carrier prompts (≤ 8</w:t>
-            </w:r>
-            <w:r>
-              <w:rPr>
-                <w:sz w:val="17"/>
-              </w:rPr>
-              <w:t xml:space="preserve"> words) paired with vector icons; mascot first-use demos; 10s idle re-prompt.</w:t>
-            </w:r>
-          </w:p>
-        </w:tc>
-        <w:tc>
-          <w:tcPr>
-            <w:tcW w:w="2259" w:type="dxa"/>
+            <w:tcW w:w="3020" w:type="dxa"/>
+          </w:tcPr>
+          <w:p>
+            <w:pPr>
+              <w:spacing w:before="20" w:after="20" w:line="252" w:lineRule="auto"/>
+            </w:pPr>
+            <w:r>
+              <w:rPr>
+                <w:sz w:val="17"/>
+              </w:rPr>
+              <w:t>Implement dual-coding: short spoken carrier prompts (≤ 8 words) paired with vector icons; mascot first-use demos; 10s idle re-prompt.</w:t>
+            </w:r>
+          </w:p>
+        </w:tc>
+        <w:tc>
+          <w:tcPr>
+            <w:tcW w:w="2238" w:type="dxa"/>
           </w:tcPr>
           <w:p>
             <w:pPr>
@@ -6944,7 +7185,7 @@
         </w:tc>
         <w:tc>
           <w:tcPr>
-            <w:tcW w:w="1274" w:type="dxa"/>
+            <w:tcW w:w="1261" w:type="dxa"/>
           </w:tcPr>
           <w:p>
             <w:pPr>
@@ -6967,7 +7208,7 @@
         </w:trPr>
         <w:tc>
           <w:tcPr>
-            <w:tcW w:w="657" w:type="dxa"/>
+            <w:tcW w:w="654" w:type="dxa"/>
             <w:shd w:val="clear" w:color="auto" w:fill="F3F6F8"/>
           </w:tcPr>
           <w:p>
@@ -6986,7 +7227,7 @@
         </w:tc>
         <w:tc>
           <w:tcPr>
-            <w:tcW w:w="2151" w:type="dxa"/>
+            <w:tcW w:w="2089" w:type="dxa"/>
             <w:shd w:val="clear" w:color="auto" w:fill="F3F6F8"/>
           </w:tcPr>
           <w:p>
@@ -7003,7 +7244,7 @@
         </w:tc>
         <w:tc>
           <w:tcPr>
-            <w:tcW w:w="1506" w:type="dxa"/>
+            <w:tcW w:w="1488" w:type="dxa"/>
             <w:shd w:val="clear" w:color="auto" w:fill="F3F6F8"/>
           </w:tcPr>
           <w:p>
@@ -7021,7 +7262,7 @@
         </w:tc>
         <w:tc>
           <w:tcPr>
-            <w:tcW w:w="1326" w:type="dxa"/>
+            <w:tcW w:w="1321" w:type="dxa"/>
             <w:shd w:val="clear" w:color="auto" w:fill="F3F6F8"/>
           </w:tcPr>
           <w:p>
@@ -7040,7 +7281,7 @@
         </w:tc>
         <w:tc>
           <w:tcPr>
-            <w:tcW w:w="892" w:type="dxa"/>
+            <w:tcW w:w="888" w:type="dxa"/>
             <w:shd w:val="clear" w:color="auto" w:fill="F3F6F8"/>
           </w:tcPr>
           <w:p>
@@ -7059,7 +7300,7 @@
         </w:tc>
         <w:tc>
           <w:tcPr>
-            <w:tcW w:w="2897" w:type="dxa"/>
+            <w:tcW w:w="3020" w:type="dxa"/>
             <w:shd w:val="clear" w:color="auto" w:fill="F3F6F8"/>
           </w:tcPr>
           <w:p>
@@ -7070,13 +7311,19 @@
               <w:rPr>
                 <w:sz w:val="17"/>
               </w:rPr>
-              <w:t>Completely eliminate heart penalties in Say It; implement progressive 3-tier prompt ladder; enforce ≤ 15% false reject ceiling.</w:t>
-            </w:r>
-          </w:p>
-        </w:tc>
-        <w:tc>
-          <w:tcPr>
-            <w:tcW w:w="2259" w:type="dxa"/>
+              <w:t>Completely eliminate heart penalties in Say It; implement progressive 3-tier prompt ladder; enforce ≤ 15%</w:t>
+            </w:r>
+            <w:r>
+              <w:rPr>
+                <w:sz w:val="17"/>
+              </w:rPr>
+              <w:t xml:space="preserve"> false reject ceiling.</w:t>
+            </w:r>
+          </w:p>
+        </w:tc>
+        <w:tc>
+          <w:tcPr>
+            <w:tcW w:w="2238" w:type="dxa"/>
             <w:shd w:val="clear" w:color="auto" w:fill="F3F6F8"/>
           </w:tcPr>
           <w:p>
@@ -7093,7 +7340,7 @@
         </w:tc>
         <w:tc>
           <w:tcPr>
-            <w:tcW w:w="1274" w:type="dxa"/>
+            <w:tcW w:w="1261" w:type="dxa"/>
             <w:shd w:val="clear" w:color="auto" w:fill="F3F6F8"/>
           </w:tcPr>
           <w:p>
@@ -7117,7 +7364,7 @@
         </w:trPr>
         <w:tc>
           <w:tcPr>
-            <w:tcW w:w="657" w:type="dxa"/>
+            <w:tcW w:w="654" w:type="dxa"/>
           </w:tcPr>
           <w:p>
             <w:pPr>
@@ -7135,7 +7382,7 @@
         </w:tc>
         <w:tc>
           <w:tcPr>
-            <w:tcW w:w="2151" w:type="dxa"/>
+            <w:tcW w:w="2089" w:type="dxa"/>
           </w:tcPr>
           <w:p>
             <w:pPr>
@@ -7151,7 +7398,7 @@
         </w:tc>
         <w:tc>
           <w:tcPr>
-            <w:tcW w:w="1506" w:type="dxa"/>
+            <w:tcW w:w="1488" w:type="dxa"/>
           </w:tcPr>
           <w:p>
             <w:pPr>
@@ -7168,7 +7415,7 @@
         </w:tc>
         <w:tc>
           <w:tcPr>
-            <w:tcW w:w="1326" w:type="dxa"/>
+            <w:tcW w:w="1321" w:type="dxa"/>
           </w:tcPr>
           <w:p>
             <w:pPr>
@@ -7186,7 +7433,7 @@
         </w:tc>
         <w:tc>
           <w:tcPr>
-            <w:tcW w:w="892" w:type="dxa"/>
+            <w:tcW w:w="888" w:type="dxa"/>
           </w:tcPr>
           <w:p>
             <w:pPr>
@@ -7204,7 +7451,7 @@
         </w:tc>
         <w:tc>
           <w:tcPr>
-            <w:tcW w:w="2897" w:type="dxa"/>
+            <w:tcW w:w="3020" w:type="dxa"/>
           </w:tcPr>
           <w:p>
             <w:pPr>
@@ -7227,13 +7474,13 @@
               <w:rPr>
                 <w:sz w:val="17"/>
               </w:rPr>
-              <w:t>) as the complete vertical slice for Round 2; establish standardized JSON script templates.</w:t>
-            </w:r>
-          </w:p>
-        </w:tc>
-        <w:tc>
-          <w:tcPr>
-            <w:tcW w:w="2259" w:type="dxa"/>
+              <w:t>) as the complete vertical slice for Round 2; establish standardized JSON script templates. Status 2026-10-13: /m/, /s/ and the short /i/ are released; the short /a/ still needs the team member's recordings or a paid ElevenLabs plan (the account's Free Tier is no longer available) before Round 2.</w:t>
+            </w:r>
+          </w:p>
+        </w:tc>
+        <w:tc>
+          <w:tcPr>
+            <w:tcW w:w="2238" w:type="dxa"/>
           </w:tcPr>
           <w:p>
             <w:pPr>
@@ -7249,7 +7496,7 @@
         </w:tc>
         <w:tc>
           <w:tcPr>
-            <w:tcW w:w="1274" w:type="dxa"/>
+            <w:tcW w:w="1261" w:type="dxa"/>
           </w:tcPr>
           <w:p>
             <w:pPr>
@@ -7272,7 +7519,7 @@
         </w:trPr>
         <w:tc>
           <w:tcPr>
-            <w:tcW w:w="657" w:type="dxa"/>
+            <w:tcW w:w="654" w:type="dxa"/>
             <w:shd w:val="clear" w:color="auto" w:fill="F3F6F8"/>
           </w:tcPr>
           <w:p>
@@ -7291,7 +7538,7 @@
         </w:tc>
         <w:tc>
           <w:tcPr>
-            <w:tcW w:w="2151" w:type="dxa"/>
+            <w:tcW w:w="2089" w:type="dxa"/>
             <w:shd w:val="clear" w:color="auto" w:fill="F3F6F8"/>
           </w:tcPr>
           <w:p>
@@ -7308,7 +7555,7 @@
         </w:tc>
         <w:tc>
           <w:tcPr>
-            <w:tcW w:w="1506" w:type="dxa"/>
+            <w:tcW w:w="1488" w:type="dxa"/>
             <w:shd w:val="clear" w:color="auto" w:fill="F3F6F8"/>
           </w:tcPr>
           <w:p>
@@ -7326,7 +7573,7 @@
         </w:tc>
         <w:tc>
           <w:tcPr>
-            <w:tcW w:w="1326" w:type="dxa"/>
+            <w:tcW w:w="1321" w:type="dxa"/>
             <w:shd w:val="clear" w:color="auto" w:fill="F3F6F8"/>
           </w:tcPr>
           <w:p>
@@ -7345,7 +7592,7 @@
         </w:tc>
         <w:tc>
           <w:tcPr>
-            <w:tcW w:w="892" w:type="dxa"/>
+            <w:tcW w:w="888" w:type="dxa"/>
             <w:shd w:val="clear" w:color="auto" w:fill="F3F6F8"/>
           </w:tcPr>
           <w:p>
@@ -7364,7 +7611,7 @@
         </w:tc>
         <w:tc>
           <w:tcPr>
-            <w:tcW w:w="2897" w:type="dxa"/>
+            <w:tcW w:w="3020" w:type="dxa"/>
             <w:shd w:val="clear" w:color="auto" w:fill="F3F6F8"/>
           </w:tcPr>
           <w:p>
@@ -7381,7 +7628,7 @@
         </w:tc>
         <w:tc>
           <w:tcPr>
-            <w:tcW w:w="2259" w:type="dxa"/>
+            <w:tcW w:w="2238" w:type="dxa"/>
             <w:shd w:val="clear" w:color="auto" w:fill="F3F6F8"/>
           </w:tcPr>
           <w:p>
@@ -7398,7 +7645,7 @@
         </w:tc>
         <w:tc>
           <w:tcPr>
-            <w:tcW w:w="1274" w:type="dxa"/>
+            <w:tcW w:w="1261" w:type="dxa"/>
             <w:shd w:val="clear" w:color="auto" w:fill="F3F6F8"/>
           </w:tcPr>
           <w:p>
@@ -7422,7 +7669,7 @@
         </w:trPr>
         <w:tc>
           <w:tcPr>
-            <w:tcW w:w="657" w:type="dxa"/>
+            <w:tcW w:w="654" w:type="dxa"/>
           </w:tcPr>
           <w:p>
             <w:pPr>
@@ -7440,7 +7687,7 @@
         </w:tc>
         <w:tc>
           <w:tcPr>
-            <w:tcW w:w="2151" w:type="dxa"/>
+            <w:tcW w:w="2089" w:type="dxa"/>
           </w:tcPr>
           <w:p>
             <w:pPr>
@@ -7456,7 +7703,7 @@
         </w:tc>
         <w:tc>
           <w:tcPr>
-            <w:tcW w:w="1506" w:type="dxa"/>
+            <w:tcW w:w="1488" w:type="dxa"/>
           </w:tcPr>
           <w:p>
             <w:pPr>
@@ -7473,7 +7720,7 @@
         </w:tc>
         <w:tc>
           <w:tcPr>
-            <w:tcW w:w="1326" w:type="dxa"/>
+            <w:tcW w:w="1321" w:type="dxa"/>
           </w:tcPr>
           <w:p>
             <w:pPr>
@@ -7491,7 +7738,7 @@
         </w:tc>
         <w:tc>
           <w:tcPr>
-            <w:tcW w:w="892" w:type="dxa"/>
+            <w:tcW w:w="888" w:type="dxa"/>
           </w:tcPr>
           <w:p>
             <w:pPr>
@@ -7509,39 +7756,53 @@
         </w:tc>
         <w:tc>
           <w:tcPr>
-            <w:tcW w:w="2897" w:type="dxa"/>
-          </w:tcPr>
-          <w:p>
-            <w:pPr>
-              <w:spacing w:before="20" w:after="20" w:line="252" w:lineRule="auto"/>
-            </w:pPr>
-            <w:r>
-              <w:rPr>
-                <w:sz w:val="17"/>
-              </w:rPr>
-              <w:t>Strictly enforce Apache-2.0 (Kokoro-82M) and MIT (Chatterbox-Turbo) licenses; log licenses in asset manifest; avoid GPL runtime dependencies.</w:t>
-            </w:r>
-          </w:p>
-        </w:tc>
-        <w:tc>
-          <w:tcPr>
-            <w:tcW w:w="2259" w:type="dxa"/>
-          </w:tcPr>
-          <w:p>
-            <w:pPr>
-              <w:spacing w:before="20" w:after="20" w:line="252" w:lineRule="auto"/>
-            </w:pPr>
-            <w:r>
-              <w:rPr>
-                <w:sz w:val="17"/>
-              </w:rPr>
-              <w:t>Revert exclusively to human voice recordings if licensing disputes arise.</w:t>
-            </w:r>
-          </w:p>
-        </w:tc>
-        <w:tc>
-          <w:tcPr>
-            <w:tcW w:w="1274" w:type="dxa"/>
+            <w:tcW w:w="3020" w:type="dxa"/>
+          </w:tcPr>
+          <w:p>
+            <w:pPr>
+              <w:spacing w:before="20" w:after="20" w:line="252" w:lineRule="auto"/>
+            </w:pPr>
+            <w:r>
+              <w:rPr>
+                <w:sz w:val="17"/>
+              </w:rPr>
+              <w:t>Strictly enforce Apache-2.0 (Kokoro-82M) and MIT (Chatterbox-Turbo) licenses; log licenses in asset manifest; avoid GPL runtime dependencies. The ElevenLabs clips are Free-plan audio: non-commercial only, credited as "elevenlabs.io" in the Parent Zone (</w:t>
+            </w:r>
+            <w:r>
+              <w:rPr>
+                <w:rFonts w:ascii="Consolas" w:eastAsia="Consolas" w:hAnsi="Consolas" w:cs="Consolas"/>
+                <w:color w:val="1F3A3D"/>
+                <w:sz w:val="16"/>
+              </w:rPr>
+              <w:t>VoiceCredit.​kt</w:t>
+            </w:r>
+            <w:r>
+              <w:rPr>
+                <w:sz w:val="17"/>
+              </w:rPr>
+              <w:t>).</w:t>
+            </w:r>
+          </w:p>
+        </w:tc>
+        <w:tc>
+          <w:tcPr>
+            <w:tcW w:w="2238" w:type="dxa"/>
+          </w:tcPr>
+          <w:p>
+            <w:pPr>
+              <w:spacing w:before="20" w:after="20" w:line="252" w:lineRule="auto"/>
+            </w:pPr>
+            <w:r>
+              <w:rPr>
+                <w:sz w:val="17"/>
+              </w:rPr>
+              <w:t>Revert exclusively to human voice recordings if licensing disputes arise. A commercial release re-makes the ElevenLabs clips on a paid plan or replaces them, because Free-plan audio cannot become commercial later.</w:t>
+            </w:r>
+          </w:p>
+        </w:tc>
+        <w:tc>
+          <w:tcPr>
+            <w:tcW w:w="1261" w:type="dxa"/>
           </w:tcPr>
           <w:p>
             <w:pPr>
@@ -7564,7 +7825,7 @@
         </w:trPr>
         <w:tc>
           <w:tcPr>
-            <w:tcW w:w="657" w:type="dxa"/>
+            <w:tcW w:w="654" w:type="dxa"/>
             <w:shd w:val="clear" w:color="auto" w:fill="F3F6F8"/>
           </w:tcPr>
           <w:p>
@@ -7583,7 +7844,7 @@
         </w:tc>
         <w:tc>
           <w:tcPr>
-            <w:tcW w:w="2151" w:type="dxa"/>
+            <w:tcW w:w="2089" w:type="dxa"/>
             <w:shd w:val="clear" w:color="auto" w:fill="F3F6F8"/>
           </w:tcPr>
           <w:p>
@@ -7600,7 +7861,7 @@
         </w:tc>
         <w:tc>
           <w:tcPr>
-            <w:tcW w:w="1506" w:type="dxa"/>
+            <w:tcW w:w="1488" w:type="dxa"/>
             <w:shd w:val="clear" w:color="auto" w:fill="F3F6F8"/>
           </w:tcPr>
           <w:p>
@@ -7618,7 +7879,7 @@
         </w:tc>
         <w:tc>
           <w:tcPr>
-            <w:tcW w:w="1326" w:type="dxa"/>
+            <w:tcW w:w="1321" w:type="dxa"/>
             <w:shd w:val="clear" w:color="auto" w:fill="F3F6F8"/>
           </w:tcPr>
           <w:p>
@@ -7637,7 +7898,7 @@
         </w:tc>
         <w:tc>
           <w:tcPr>
-            <w:tcW w:w="892" w:type="dxa"/>
+            <w:tcW w:w="888" w:type="dxa"/>
             <w:shd w:val="clear" w:color="auto" w:fill="F3F6F8"/>
           </w:tcPr>
           <w:p>
@@ -7656,7 +7917,7 @@
         </w:tc>
         <w:tc>
           <w:tcPr>
-            <w:tcW w:w="2897" w:type="dxa"/>
+            <w:tcW w:w="3020" w:type="dxa"/>
             <w:shd w:val="clear" w:color="auto" w:fill="F3F6F8"/>
           </w:tcPr>
           <w:p>
@@ -7673,7 +7934,7 @@
         </w:tc>
         <w:tc>
           <w:tcPr>
-            <w:tcW w:w="2259" w:type="dxa"/>
+            <w:tcW w:w="2238" w:type="dxa"/>
             <w:shd w:val="clear" w:color="auto" w:fill="F3F6F8"/>
           </w:tcPr>
           <w:p>
@@ -7690,7 +7951,7 @@
         </w:tc>
         <w:tc>
           <w:tcPr>
-            <w:tcW w:w="1274" w:type="dxa"/>
+            <w:tcW w:w="1261" w:type="dxa"/>
             <w:shd w:val="clear" w:color="auto" w:fill="F3F6F8"/>
           </w:tcPr>
           <w:p>
@@ -7727,7 +7988,7 @@
       <w:pPr>
         <w:pStyle w:val="Heading1"/>
       </w:pPr>
-      <w:bookmarkStart w:id="13" w:name="_Toc242634365"/>
+      <w:bookmarkStart w:id="13" w:name="_Toc242819054"/>
       <w:r>
         <w:t>7. Configuration Management &amp; Quality Assurance</w:t>
       </w:r>
@@ -7737,7 +7998,7 @@
       <w:pPr>
         <w:pStyle w:val="Heading2"/>
       </w:pPr>
-      <w:bookmarkStart w:id="14" w:name="_Toc242634366"/>
+      <w:bookmarkStart w:id="14" w:name="_Toc242819055"/>
       <w:r>
         <w:t>7.1 Configuration Management &amp; Asset Versioning</w:t>
       </w:r>
@@ -7920,7 +8181,7 @@
       <w:pPr>
         <w:pStyle w:val="Heading2"/>
       </w:pPr>
-      <w:bookmarkStart w:id="15" w:name="_Toc242634367"/>
+      <w:bookmarkStart w:id="15" w:name="_Toc242819056"/>
       <w:r>
         <w:t>7.2 Quality Assurance &amp; Verification Protocol</w:t>
       </w:r>
@@ -8427,31 +8688,31 @@
       </w:rPr>
     </w:lvl>
   </w:abstractNum>
-  <w:num w:numId="1" w16cid:durableId="1583643047">
+  <w:num w:numId="1" w16cid:durableId="2107530191">
     <w:abstractNumId w:val="8"/>
   </w:num>
-  <w:num w:numId="2" w16cid:durableId="1928885158">
+  <w:num w:numId="2" w16cid:durableId="1345280684">
     <w:abstractNumId w:val="6"/>
   </w:num>
-  <w:num w:numId="3" w16cid:durableId="999651822">
+  <w:num w:numId="3" w16cid:durableId="968321799">
     <w:abstractNumId w:val="5"/>
   </w:num>
-  <w:num w:numId="4" w16cid:durableId="1854688908">
+  <w:num w:numId="4" w16cid:durableId="989988691">
     <w:abstractNumId w:val="4"/>
   </w:num>
-  <w:num w:numId="5" w16cid:durableId="1481076733">
+  <w:num w:numId="5" w16cid:durableId="2071151355">
     <w:abstractNumId w:val="7"/>
   </w:num>
-  <w:num w:numId="6" w16cid:durableId="1615406233">
+  <w:num w:numId="6" w16cid:durableId="474764954">
     <w:abstractNumId w:val="3"/>
   </w:num>
-  <w:num w:numId="7" w16cid:durableId="1109742133">
+  <w:num w:numId="7" w16cid:durableId="338898288">
     <w:abstractNumId w:val="2"/>
   </w:num>
-  <w:num w:numId="8" w16cid:durableId="1994139134">
+  <w:num w:numId="8" w16cid:durableId="1364599852">
     <w:abstractNumId w:val="1"/>
   </w:num>
-  <w:num w:numId="9" w16cid:durableId="1151411523">
+  <w:num w:numId="9" w16cid:durableId="1471362736">
     <w:abstractNumId w:val="0"/>
   </w:num>
 </w:numbering>
@@ -19846,7 +20107,7 @@
     <w:autoRedefine/>
     <w:uiPriority w:val="39"/>
     <w:unhideWhenUsed/>
-    <w:rsid w:val="00751F59"/>
+    <w:rsid w:val="007A4226"/>
     <w:pPr>
       <w:spacing w:after="100"/>
     </w:pPr>
@@ -19858,7 +20119,7 @@
     <w:autoRedefine/>
     <w:uiPriority w:val="39"/>
     <w:unhideWhenUsed/>
-    <w:rsid w:val="00751F59"/>
+    <w:rsid w:val="007A4226"/>
     <w:pPr>
       <w:spacing w:after="100"/>
       <w:ind w:left="200"/>
@@ -19869,7 +20130,7 @@
     <w:basedOn w:val="DefaultParagraphFont"/>
     <w:uiPriority w:val="99"/>
     <w:unhideWhenUsed/>
-    <w:rsid w:val="00751F59"/>
+    <w:rsid w:val="007A4226"/>
     <w:rPr>
       <w:color w:val="0000FF" w:themeColor="hyperlink"/>
       <w:u w:val="single"/>

--- a/docs/submission/playIT_SPMP_v2.0.docx
+++ b/docs/submission/playIT_SPMP_v2.0.docx
@@ -163,7 +163,7 @@
               <w:rPr>
                 <w:sz w:val="19"/>
               </w:rPr>
-              <w:t>2.0 (Post-MVP Refactored Baseline), revision 2.5</w:t>
+              <w:t>2.0 (Post-MVP Refactored Baseline), revision 2.6</w:t>
             </w:r>
           </w:p>
         </w:tc>
@@ -357,7 +357,7 @@
       <w:r>
         <w:fldChar w:fldCharType="separate"/>
       </w:r>
-      <w:hyperlink w:anchor="_Toc242819041" w:history="1">
+      <w:hyperlink w:anchor="_Toc242850125" w:history="1">
         <w:r>
           <w:rPr>
             <w:rStyle w:val="Hyperlink"/>
@@ -384,7 +384,7 @@
             <w:noProof/>
             <w:webHidden/>
           </w:rPr>
-          <w:instrText xml:space="preserve"> PAGEREF _Toc242819041 \h </w:instrText>
+          <w:instrText xml:space="preserve"> PAGEREF _Toc242850125 \h </w:instrText>
         </w:r>
         <w:r>
           <w:rPr>
@@ -432,7 +432,7 @@
           <w14:ligatures w14:val="standardContextual"/>
         </w:rPr>
       </w:pPr>
-      <w:hyperlink w:anchor="_Toc242819042" w:history="1">
+      <w:hyperlink w:anchor="_Toc242850126" w:history="1">
         <w:r>
           <w:rPr>
             <w:rStyle w:val="Hyperlink"/>
@@ -459,7 +459,7 @@
             <w:noProof/>
             <w:webHidden/>
           </w:rPr>
-          <w:instrText xml:space="preserve"> PAGEREF _Toc242819042 \h </w:instrText>
+          <w:instrText xml:space="preserve"> PAGEREF _Toc242850126 \h </w:instrText>
         </w:r>
         <w:r>
           <w:rPr>
@@ -507,7 +507,7 @@
           <w14:ligatures w14:val="standardContextual"/>
         </w:rPr>
       </w:pPr>
-      <w:hyperlink w:anchor="_Toc242819043" w:history="1">
+      <w:hyperlink w:anchor="_Toc242850127" w:history="1">
         <w:r>
           <w:rPr>
             <w:rStyle w:val="Hyperlink"/>
@@ -534,7 +534,7 @@
             <w:noProof/>
             <w:webHidden/>
           </w:rPr>
-          <w:instrText xml:space="preserve"> PAGEREF _Toc242819043 \h </w:instrText>
+          <w:instrText xml:space="preserve"> PAGEREF _Toc242850127 \h </w:instrText>
         </w:r>
         <w:r>
           <w:rPr>
@@ -582,7 +582,7 @@
           <w14:ligatures w14:val="standardContextual"/>
         </w:rPr>
       </w:pPr>
-      <w:hyperlink w:anchor="_Toc242819044" w:history="1">
+      <w:hyperlink w:anchor="_Toc242850128" w:history="1">
         <w:r>
           <w:rPr>
             <w:rStyle w:val="Hyperlink"/>
@@ -609,7 +609,7 @@
             <w:noProof/>
             <w:webHidden/>
           </w:rPr>
-          <w:instrText xml:space="preserve"> PAGEREF _Toc242819044 \h </w:instrText>
+          <w:instrText xml:space="preserve"> PAGEREF _Toc242850128 \h </w:instrText>
         </w:r>
         <w:r>
           <w:rPr>
@@ -657,7 +657,7 @@
           <w14:ligatures w14:val="standardContextual"/>
         </w:rPr>
       </w:pPr>
-      <w:hyperlink w:anchor="_Toc242819045" w:history="1">
+      <w:hyperlink w:anchor="_Toc242850129" w:history="1">
         <w:r>
           <w:rPr>
             <w:rStyle w:val="Hyperlink"/>
@@ -684,7 +684,7 @@
             <w:noProof/>
             <w:webHidden/>
           </w:rPr>
-          <w:instrText xml:space="preserve"> PAGEREF _Toc242819045 \h </w:instrText>
+          <w:instrText xml:space="preserve"> PAGEREF _Toc242850129 \h </w:instrText>
         </w:r>
         <w:r>
           <w:rPr>
@@ -732,7 +732,7 @@
           <w14:ligatures w14:val="standardContextual"/>
         </w:rPr>
       </w:pPr>
-      <w:hyperlink w:anchor="_Toc242819046" w:history="1">
+      <w:hyperlink w:anchor="_Toc242850130" w:history="1">
         <w:r>
           <w:rPr>
             <w:rStyle w:val="Hyperlink"/>
@@ -759,7 +759,7 @@
             <w:noProof/>
             <w:webHidden/>
           </w:rPr>
-          <w:instrText xml:space="preserve"> PAGEREF _Toc242819046 \h </w:instrText>
+          <w:instrText xml:space="preserve"> PAGEREF _Toc242850130 \h </w:instrText>
         </w:r>
         <w:r>
           <w:rPr>
@@ -807,7 +807,7 @@
           <w14:ligatures w14:val="standardContextual"/>
         </w:rPr>
       </w:pPr>
-      <w:hyperlink w:anchor="_Toc242819047" w:history="1">
+      <w:hyperlink w:anchor="_Toc242850131" w:history="1">
         <w:r>
           <w:rPr>
             <w:rStyle w:val="Hyperlink"/>
@@ -834,7 +834,7 @@
             <w:noProof/>
             <w:webHidden/>
           </w:rPr>
-          <w:instrText xml:space="preserve"> PAGEREF _Toc242819047 \h </w:instrText>
+          <w:instrText xml:space="preserve"> PAGEREF _Toc242850131 \h </w:instrText>
         </w:r>
         <w:r>
           <w:rPr>
@@ -882,7 +882,7 @@
           <w14:ligatures w14:val="standardContextual"/>
         </w:rPr>
       </w:pPr>
-      <w:hyperlink w:anchor="_Toc242819048" w:history="1">
+      <w:hyperlink w:anchor="_Toc242850132" w:history="1">
         <w:r>
           <w:rPr>
             <w:rStyle w:val="Hyperlink"/>
@@ -909,157 +909,7 @@
             <w:noProof/>
             <w:webHidden/>
           </w:rPr>
-          <w:instrText xml:space="preserve"> PAGEREF _Toc242819048 \h </w:instrText>
-        </w:r>
-        <w:r>
-          <w:rPr>
-            <w:noProof/>
-            <w:webHidden/>
-          </w:rPr>
-        </w:r>
-        <w:r>
-          <w:rPr>
-            <w:noProof/>
-            <w:webHidden/>
-          </w:rPr>
-          <w:fldChar w:fldCharType="separate"/>
-        </w:r>
-        <w:r>
-          <w:rPr>
-            <w:noProof/>
-            <w:webHidden/>
-          </w:rPr>
-          <w:t>7</w:t>
-        </w:r>
-        <w:r>
-          <w:rPr>
-            <w:noProof/>
-            <w:webHidden/>
-          </w:rPr>
-          <w:fldChar w:fldCharType="end"/>
-        </w:r>
-      </w:hyperlink>
-    </w:p>
-    <w:p>
-      <w:pPr>
-        <w:pStyle w:val="TOC2"/>
-        <w:tabs>
-          <w:tab w:val="right" w:leader="dot" w:pos="9350"/>
-        </w:tabs>
-        <w:rPr>
-          <w:rFonts w:asciiTheme="minorHAnsi" w:eastAsiaTheme="minorEastAsia" w:hAnsiTheme="minorHAnsi" w:cstheme="minorBidi"/>
-          <w:noProof/>
-          <w:color w:val="auto"/>
-          <w:kern w:val="2"/>
-          <w:sz w:val="24"/>
-          <w:szCs w:val="24"/>
-          <w:lang w:val="en-PH" w:eastAsia="ja-JP"/>
-          <w14:ligatures w14:val="standardContextual"/>
-        </w:rPr>
-      </w:pPr>
-      <w:hyperlink w:anchor="_Toc242819049" w:history="1">
-        <w:r>
-          <w:rPr>
-            <w:rStyle w:val="Hyperlink"/>
-            <w:noProof/>
-          </w:rPr>
-          <w:t>4.1 Development &amp; Processing Infrastructure</w:t>
-        </w:r>
-        <w:r>
-          <w:rPr>
-            <w:noProof/>
-            <w:webHidden/>
-          </w:rPr>
-          <w:tab/>
-        </w:r>
-        <w:r>
-          <w:rPr>
-            <w:noProof/>
-            <w:webHidden/>
-          </w:rPr>
-          <w:fldChar w:fldCharType="begin"/>
-        </w:r>
-        <w:r>
-          <w:rPr>
-            <w:noProof/>
-            <w:webHidden/>
-          </w:rPr>
-          <w:instrText xml:space="preserve"> PAGEREF _Toc242819049 \h </w:instrText>
-        </w:r>
-        <w:r>
-          <w:rPr>
-            <w:noProof/>
-            <w:webHidden/>
-          </w:rPr>
-        </w:r>
-        <w:r>
-          <w:rPr>
-            <w:noProof/>
-            <w:webHidden/>
-          </w:rPr>
-          <w:fldChar w:fldCharType="separate"/>
-        </w:r>
-        <w:r>
-          <w:rPr>
-            <w:noProof/>
-            <w:webHidden/>
-          </w:rPr>
-          <w:t>7</w:t>
-        </w:r>
-        <w:r>
-          <w:rPr>
-            <w:noProof/>
-            <w:webHidden/>
-          </w:rPr>
-          <w:fldChar w:fldCharType="end"/>
-        </w:r>
-      </w:hyperlink>
-    </w:p>
-    <w:p>
-      <w:pPr>
-        <w:pStyle w:val="TOC2"/>
-        <w:tabs>
-          <w:tab w:val="right" w:leader="dot" w:pos="9350"/>
-        </w:tabs>
-        <w:rPr>
-          <w:rFonts w:asciiTheme="minorHAnsi" w:eastAsiaTheme="minorEastAsia" w:hAnsiTheme="minorHAnsi" w:cstheme="minorBidi"/>
-          <w:noProof/>
-          <w:color w:val="auto"/>
-          <w:kern w:val="2"/>
-          <w:sz w:val="24"/>
-          <w:szCs w:val="24"/>
-          <w:lang w:val="en-PH" w:eastAsia="ja-JP"/>
-          <w14:ligatures w14:val="standardContextual"/>
-        </w:rPr>
-      </w:pPr>
-      <w:hyperlink w:anchor="_Toc242819050" w:history="1">
-        <w:r>
-          <w:rPr>
-            <w:rStyle w:val="Hyperlink"/>
-            <w:noProof/>
-          </w:rPr>
-          <w:t>4.2 Target Hardware &amp; Test Fleet</w:t>
-        </w:r>
-        <w:r>
-          <w:rPr>
-            <w:noProof/>
-            <w:webHidden/>
-          </w:rPr>
-          <w:tab/>
-        </w:r>
-        <w:r>
-          <w:rPr>
-            <w:noProof/>
-            <w:webHidden/>
-          </w:rPr>
-          <w:fldChar w:fldCharType="begin"/>
-        </w:r>
-        <w:r>
-          <w:rPr>
-            <w:noProof/>
-            <w:webHidden/>
-          </w:rPr>
-          <w:instrText xml:space="preserve"> PAGEREF _Toc242819050 \h </w:instrText>
+          <w:instrText xml:space="preserve"> PAGEREF _Toc242850132 \h </w:instrText>
         </w:r>
         <w:r>
           <w:rPr>
@@ -1107,7 +957,157 @@
           <w14:ligatures w14:val="standardContextual"/>
         </w:rPr>
       </w:pPr>
-      <w:hyperlink w:anchor="_Toc242819051" w:history="1">
+      <w:hyperlink w:anchor="_Toc242850133" w:history="1">
+        <w:r>
+          <w:rPr>
+            <w:rStyle w:val="Hyperlink"/>
+            <w:noProof/>
+          </w:rPr>
+          <w:t>4.1 Development &amp; Processing Infrastructure</w:t>
+        </w:r>
+        <w:r>
+          <w:rPr>
+            <w:noProof/>
+            <w:webHidden/>
+          </w:rPr>
+          <w:tab/>
+        </w:r>
+        <w:r>
+          <w:rPr>
+            <w:noProof/>
+            <w:webHidden/>
+          </w:rPr>
+          <w:fldChar w:fldCharType="begin"/>
+        </w:r>
+        <w:r>
+          <w:rPr>
+            <w:noProof/>
+            <w:webHidden/>
+          </w:rPr>
+          <w:instrText xml:space="preserve"> PAGEREF _Toc242850133 \h </w:instrText>
+        </w:r>
+        <w:r>
+          <w:rPr>
+            <w:noProof/>
+            <w:webHidden/>
+          </w:rPr>
+        </w:r>
+        <w:r>
+          <w:rPr>
+            <w:noProof/>
+            <w:webHidden/>
+          </w:rPr>
+          <w:fldChar w:fldCharType="separate"/>
+        </w:r>
+        <w:r>
+          <w:rPr>
+            <w:noProof/>
+            <w:webHidden/>
+          </w:rPr>
+          <w:t>8</w:t>
+        </w:r>
+        <w:r>
+          <w:rPr>
+            <w:noProof/>
+            <w:webHidden/>
+          </w:rPr>
+          <w:fldChar w:fldCharType="end"/>
+        </w:r>
+      </w:hyperlink>
+    </w:p>
+    <w:p>
+      <w:pPr>
+        <w:pStyle w:val="TOC2"/>
+        <w:tabs>
+          <w:tab w:val="right" w:leader="dot" w:pos="9350"/>
+        </w:tabs>
+        <w:rPr>
+          <w:rFonts w:asciiTheme="minorHAnsi" w:eastAsiaTheme="minorEastAsia" w:hAnsiTheme="minorHAnsi" w:cstheme="minorBidi"/>
+          <w:noProof/>
+          <w:color w:val="auto"/>
+          <w:kern w:val="2"/>
+          <w:sz w:val="24"/>
+          <w:szCs w:val="24"/>
+          <w:lang w:val="en-PH" w:eastAsia="ja-JP"/>
+          <w14:ligatures w14:val="standardContextual"/>
+        </w:rPr>
+      </w:pPr>
+      <w:hyperlink w:anchor="_Toc242850134" w:history="1">
+        <w:r>
+          <w:rPr>
+            <w:rStyle w:val="Hyperlink"/>
+            <w:noProof/>
+          </w:rPr>
+          <w:t>4.2 Target Hardware &amp; Test Fleet</w:t>
+        </w:r>
+        <w:r>
+          <w:rPr>
+            <w:noProof/>
+            <w:webHidden/>
+          </w:rPr>
+          <w:tab/>
+        </w:r>
+        <w:r>
+          <w:rPr>
+            <w:noProof/>
+            <w:webHidden/>
+          </w:rPr>
+          <w:fldChar w:fldCharType="begin"/>
+        </w:r>
+        <w:r>
+          <w:rPr>
+            <w:noProof/>
+            <w:webHidden/>
+          </w:rPr>
+          <w:instrText xml:space="preserve"> PAGEREF _Toc242850134 \h </w:instrText>
+        </w:r>
+        <w:r>
+          <w:rPr>
+            <w:noProof/>
+            <w:webHidden/>
+          </w:rPr>
+        </w:r>
+        <w:r>
+          <w:rPr>
+            <w:noProof/>
+            <w:webHidden/>
+          </w:rPr>
+          <w:fldChar w:fldCharType="separate"/>
+        </w:r>
+        <w:r>
+          <w:rPr>
+            <w:noProof/>
+            <w:webHidden/>
+          </w:rPr>
+          <w:t>8</w:t>
+        </w:r>
+        <w:r>
+          <w:rPr>
+            <w:noProof/>
+            <w:webHidden/>
+          </w:rPr>
+          <w:fldChar w:fldCharType="end"/>
+        </w:r>
+      </w:hyperlink>
+    </w:p>
+    <w:p>
+      <w:pPr>
+        <w:pStyle w:val="TOC2"/>
+        <w:tabs>
+          <w:tab w:val="right" w:leader="dot" w:pos="9350"/>
+        </w:tabs>
+        <w:rPr>
+          <w:rFonts w:asciiTheme="minorHAnsi" w:eastAsiaTheme="minorEastAsia" w:hAnsiTheme="minorHAnsi" w:cstheme="minorBidi"/>
+          <w:noProof/>
+          <w:color w:val="auto"/>
+          <w:kern w:val="2"/>
+          <w:sz w:val="24"/>
+          <w:szCs w:val="24"/>
+          <w:lang w:val="en-PH" w:eastAsia="ja-JP"/>
+          <w14:ligatures w14:val="standardContextual"/>
+        </w:rPr>
+      </w:pPr>
+      <w:hyperlink w:anchor="_Toc242850135" w:history="1">
         <w:r>
           <w:rPr>
             <w:rStyle w:val="Hyperlink"/>
@@ -1134,7 +1134,7 @@
             <w:noProof/>
             <w:webHidden/>
           </w:rPr>
-          <w:instrText xml:space="preserve"> PAGEREF _Toc242819051 \h </w:instrText>
+          <w:instrText xml:space="preserve"> PAGEREF _Toc242850135 \h </w:instrText>
         </w:r>
         <w:r>
           <w:rPr>
@@ -1182,7 +1182,7 @@
           <w14:ligatures w14:val="standardContextual"/>
         </w:rPr>
       </w:pPr>
-      <w:hyperlink w:anchor="_Toc242819052" w:history="1">
+      <w:hyperlink w:anchor="_Toc242850136" w:history="1">
         <w:r>
           <w:rPr>
             <w:rStyle w:val="Hyperlink"/>
@@ -1209,7 +1209,7 @@
             <w:noProof/>
             <w:webHidden/>
           </w:rPr>
-          <w:instrText xml:space="preserve"> PAGEREF _Toc242819052 \h </w:instrText>
+          <w:instrText xml:space="preserve"> PAGEREF _Toc242850136 \h </w:instrText>
         </w:r>
         <w:r>
           <w:rPr>
@@ -1257,7 +1257,7 @@
           <w14:ligatures w14:val="standardContextual"/>
         </w:rPr>
       </w:pPr>
-      <w:hyperlink w:anchor="_Toc242819053" w:history="1">
+      <w:hyperlink w:anchor="_Toc242850137" w:history="1">
         <w:r>
           <w:rPr>
             <w:rStyle w:val="Hyperlink"/>
@@ -1284,7 +1284,7 @@
             <w:noProof/>
             <w:webHidden/>
           </w:rPr>
-          <w:instrText xml:space="preserve"> PAGEREF _Toc242819053 \h </w:instrText>
+          <w:instrText xml:space="preserve"> PAGEREF _Toc242850137 \h </w:instrText>
         </w:r>
         <w:r>
           <w:rPr>
@@ -1304,7 +1304,7 @@
             <w:noProof/>
             <w:webHidden/>
           </w:rPr>
-          <w:t>9</w:t>
+          <w:t>10</w:t>
         </w:r>
         <w:r>
           <w:rPr>
@@ -1332,7 +1332,7 @@
           <w14:ligatures w14:val="standardContextual"/>
         </w:rPr>
       </w:pPr>
-      <w:hyperlink w:anchor="_Toc242819054" w:history="1">
+      <w:hyperlink w:anchor="_Toc242850138" w:history="1">
         <w:r>
           <w:rPr>
             <w:rStyle w:val="Hyperlink"/>
@@ -1359,7 +1359,7 @@
             <w:noProof/>
             <w:webHidden/>
           </w:rPr>
-          <w:instrText xml:space="preserve"> PAGEREF _Toc242819054 \h </w:instrText>
+          <w:instrText xml:space="preserve"> PAGEREF _Toc242850138 \h </w:instrText>
         </w:r>
         <w:r>
           <w:rPr>
@@ -1379,7 +1379,7 @@
             <w:noProof/>
             <w:webHidden/>
           </w:rPr>
-          <w:t>11</w:t>
+          <w:t>12</w:t>
         </w:r>
         <w:r>
           <w:rPr>
@@ -1407,7 +1407,7 @@
           <w14:ligatures w14:val="standardContextual"/>
         </w:rPr>
       </w:pPr>
-      <w:hyperlink w:anchor="_Toc242819055" w:history="1">
+      <w:hyperlink w:anchor="_Toc242850139" w:history="1">
         <w:r>
           <w:rPr>
             <w:rStyle w:val="Hyperlink"/>
@@ -1434,7 +1434,7 @@
             <w:noProof/>
             <w:webHidden/>
           </w:rPr>
-          <w:instrText xml:space="preserve"> PAGEREF _Toc242819055 \h </w:instrText>
+          <w:instrText xml:space="preserve"> PAGEREF _Toc242850139 \h </w:instrText>
         </w:r>
         <w:r>
           <w:rPr>
@@ -1454,7 +1454,7 @@
             <w:noProof/>
             <w:webHidden/>
           </w:rPr>
-          <w:t>11</w:t>
+          <w:t>12</w:t>
         </w:r>
         <w:r>
           <w:rPr>
@@ -1482,7 +1482,7 @@
           <w14:ligatures w14:val="standardContextual"/>
         </w:rPr>
       </w:pPr>
-      <w:hyperlink w:anchor="_Toc242819056" w:history="1">
+      <w:hyperlink w:anchor="_Toc242850140" w:history="1">
         <w:r>
           <w:rPr>
             <w:rStyle w:val="Hyperlink"/>
@@ -1509,7 +1509,7 @@
             <w:noProof/>
             <w:webHidden/>
           </w:rPr>
-          <w:instrText xml:space="preserve"> PAGEREF _Toc242819056 \h </w:instrText>
+          <w:instrText xml:space="preserve"> PAGEREF _Toc242850140 \h </w:instrText>
         </w:r>
         <w:r>
           <w:rPr>
@@ -1529,7 +1529,7 @@
             <w:noProof/>
             <w:webHidden/>
           </w:rPr>
-          <w:t>11</w:t>
+          <w:t>12</w:t>
         </w:r>
         <w:r>
           <w:rPr>
@@ -1554,7 +1554,7 @@
       <w:pPr>
         <w:pStyle w:val="Heading1"/>
       </w:pPr>
-      <w:bookmarkStart w:id="0" w:name="_Toc242819041"/>
+      <w:bookmarkStart w:id="0" w:name="_Toc242850125"/>
       <w:r>
         <w:t>Document Revision History</w:t>
       </w:r>
@@ -1583,9 +1583,9 @@
       </w:tblPr>
       <w:tblGrid>
         <w:gridCol w:w="991"/>
-        <w:gridCol w:w="1234"/>
-        <w:gridCol w:w="2131"/>
-        <w:gridCol w:w="5004"/>
+        <w:gridCol w:w="1239"/>
+        <w:gridCol w:w="2142"/>
+        <w:gridCol w:w="4988"/>
       </w:tblGrid>
       <w:tr>
         <w:trPr>
@@ -1614,7 +1614,7 @@
         </w:tc>
         <w:tc>
           <w:tcPr>
-            <w:tcW w:w="1234" w:type="dxa"/>
+            <w:tcW w:w="1239" w:type="dxa"/>
             <w:shd w:val="clear" w:color="auto" w:fill="1F3A3D"/>
           </w:tcPr>
           <w:p>
@@ -1634,7 +1634,7 @@
         </w:tc>
         <w:tc>
           <w:tcPr>
-            <w:tcW w:w="2131" w:type="dxa"/>
+            <w:tcW w:w="2142" w:type="dxa"/>
             <w:shd w:val="clear" w:color="auto" w:fill="1F3A3D"/>
           </w:tcPr>
           <w:p>
@@ -1654,7 +1654,7 @@
         </w:tc>
         <w:tc>
           <w:tcPr>
-            <w:tcW w:w="5004" w:type="dxa"/>
+            <w:tcW w:w="4988" w:type="dxa"/>
             <w:shd w:val="clear" w:color="auto" w:fill="1F3A3D"/>
           </w:tcPr>
           <w:p>
@@ -1697,7 +1697,7 @@
         </w:tc>
         <w:tc>
           <w:tcPr>
-            <w:tcW w:w="1234" w:type="dxa"/>
+            <w:tcW w:w="1239" w:type="dxa"/>
           </w:tcPr>
           <w:p>
             <w:pPr>
@@ -1714,7 +1714,7 @@
         </w:tc>
         <w:tc>
           <w:tcPr>
-            <w:tcW w:w="2131" w:type="dxa"/>
+            <w:tcW w:w="2142" w:type="dxa"/>
           </w:tcPr>
           <w:p>
             <w:pPr>
@@ -1731,7 +1731,7 @@
         </w:tc>
         <w:tc>
           <w:tcPr>
-            <w:tcW w:w="5004" w:type="dxa"/>
+            <w:tcW w:w="4988" w:type="dxa"/>
           </w:tcPr>
           <w:p>
             <w:pPr>
@@ -1771,7 +1771,7 @@
         </w:tc>
         <w:tc>
           <w:tcPr>
-            <w:tcW w:w="1234" w:type="dxa"/>
+            <w:tcW w:w="1239" w:type="dxa"/>
             <w:shd w:val="clear" w:color="auto" w:fill="F3F6F8"/>
           </w:tcPr>
           <w:p>
@@ -1789,7 +1789,7 @@
         </w:tc>
         <w:tc>
           <w:tcPr>
-            <w:tcW w:w="2131" w:type="dxa"/>
+            <w:tcW w:w="2142" w:type="dxa"/>
             <w:shd w:val="clear" w:color="auto" w:fill="F3F6F8"/>
           </w:tcPr>
           <w:p>
@@ -1807,7 +1807,7 @@
         </w:tc>
         <w:tc>
           <w:tcPr>
-            <w:tcW w:w="5004" w:type="dxa"/>
+            <w:tcW w:w="4988" w:type="dxa"/>
             <w:shd w:val="clear" w:color="auto" w:fill="F3F6F8"/>
           </w:tcPr>
           <w:p>
@@ -1994,7 +1994,7 @@
         </w:tc>
         <w:tc>
           <w:tcPr>
-            <w:tcW w:w="1234" w:type="dxa"/>
+            <w:tcW w:w="1239" w:type="dxa"/>
           </w:tcPr>
           <w:p>
             <w:pPr>
@@ -2011,7 +2011,7 @@
         </w:tc>
         <w:tc>
           <w:tcPr>
-            <w:tcW w:w="2131" w:type="dxa"/>
+            <w:tcW w:w="2142" w:type="dxa"/>
           </w:tcPr>
           <w:p>
             <w:pPr>
@@ -2028,7 +2028,7 @@
         </w:tc>
         <w:tc>
           <w:tcPr>
-            <w:tcW w:w="5004" w:type="dxa"/>
+            <w:tcW w:w="4988" w:type="dxa"/>
           </w:tcPr>
           <w:p>
             <w:pPr>
@@ -2069,7 +2069,7 @@
         </w:tc>
         <w:tc>
           <w:tcPr>
-            <w:tcW w:w="1234" w:type="dxa"/>
+            <w:tcW w:w="1239" w:type="dxa"/>
             <w:shd w:val="clear" w:color="auto" w:fill="F3F6F8"/>
           </w:tcPr>
           <w:p>
@@ -2087,7 +2087,7 @@
         </w:tc>
         <w:tc>
           <w:tcPr>
-            <w:tcW w:w="2131" w:type="dxa"/>
+            <w:tcW w:w="2142" w:type="dxa"/>
             <w:shd w:val="clear" w:color="auto" w:fill="F3F6F8"/>
           </w:tcPr>
           <w:p>
@@ -2105,7 +2105,7 @@
         </w:tc>
         <w:tc>
           <w:tcPr>
-            <w:tcW w:w="5004" w:type="dxa"/>
+            <w:tcW w:w="4988" w:type="dxa"/>
             <w:shd w:val="clear" w:color="auto" w:fill="F3F6F8"/>
           </w:tcPr>
           <w:p>
@@ -2188,7 +2188,7 @@
         </w:tc>
         <w:tc>
           <w:tcPr>
-            <w:tcW w:w="1234" w:type="dxa"/>
+            <w:tcW w:w="1239" w:type="dxa"/>
           </w:tcPr>
           <w:p>
             <w:pPr>
@@ -2205,7 +2205,7 @@
         </w:tc>
         <w:tc>
           <w:tcPr>
-            <w:tcW w:w="2131" w:type="dxa"/>
+            <w:tcW w:w="2142" w:type="dxa"/>
           </w:tcPr>
           <w:p>
             <w:pPr>
@@ -2222,7 +2222,7 @@
         </w:tc>
         <w:tc>
           <w:tcPr>
-            <w:tcW w:w="5004" w:type="dxa"/>
+            <w:tcW w:w="4988" w:type="dxa"/>
           </w:tcPr>
           <w:p>
             <w:pPr>
@@ -2291,7 +2291,7 @@
         </w:tc>
         <w:tc>
           <w:tcPr>
-            <w:tcW w:w="1234" w:type="dxa"/>
+            <w:tcW w:w="1239" w:type="dxa"/>
             <w:shd w:val="clear" w:color="auto" w:fill="F3F6F8"/>
           </w:tcPr>
           <w:p>
@@ -2309,7 +2309,7 @@
         </w:tc>
         <w:tc>
           <w:tcPr>
-            <w:tcW w:w="2131" w:type="dxa"/>
+            <w:tcW w:w="2142" w:type="dxa"/>
             <w:shd w:val="clear" w:color="auto" w:fill="F3F6F8"/>
           </w:tcPr>
           <w:p>
@@ -2327,7 +2327,7 @@
         </w:tc>
         <w:tc>
           <w:tcPr>
-            <w:tcW w:w="5004" w:type="dxa"/>
+            <w:tcW w:w="4988" w:type="dxa"/>
             <w:shd w:val="clear" w:color="auto" w:fill="F3F6F8"/>
           </w:tcPr>
           <w:p>
@@ -2368,7 +2368,7 @@
         </w:tc>
         <w:tc>
           <w:tcPr>
-            <w:tcW w:w="1234" w:type="dxa"/>
+            <w:tcW w:w="1239" w:type="dxa"/>
           </w:tcPr>
           <w:p>
             <w:pPr>
@@ -2385,7 +2385,7 @@
         </w:tc>
         <w:tc>
           <w:tcPr>
-            <w:tcW w:w="2131" w:type="dxa"/>
+            <w:tcW w:w="2142" w:type="dxa"/>
           </w:tcPr>
           <w:p>
             <w:pPr>
@@ -2402,7 +2402,7 @@
         </w:tc>
         <w:tc>
           <w:tcPr>
-            <w:tcW w:w="5004" w:type="dxa"/>
+            <w:tcW w:w="4988" w:type="dxa"/>
           </w:tcPr>
           <w:p>
             <w:pPr>
@@ -2427,6 +2427,98 @@
                 <w:sz w:val="17"/>
               </w:rPr>
               <w:t>) for the October 14 submission: §1.2 records the ElevenLabs clips (AM, TUB, YAM, short /i/), the mouth cue in Say It only and the shipped mouth pictures; §3 adds the Oct 10–13 phone-test sprint (cards 28 to 29b, 409 unit tests) and updates Milestones 1 and 2; R1, R5 and R7 cover the ElevenLabs fallback, its Free-plan license and the short /a/ still to make; §4.1 lists ElevenLabs as a build-time tool. No change to the later milestones.</w:t>
+            </w:r>
+          </w:p>
+        </w:tc>
+      </w:tr>
+      <w:tr>
+        <w:trPr>
+          <w:cantSplit/>
+          <w:jc w:val="center"/>
+        </w:trPr>
+        <w:tc>
+          <w:tcPr>
+            <w:tcW w:w="991" w:type="dxa"/>
+            <w:shd w:val="clear" w:color="auto" w:fill="F3F6F8"/>
+          </w:tcPr>
+          <w:p>
+            <w:pPr>
+              <w:spacing w:before="20" w:after="20" w:line="252" w:lineRule="auto"/>
+              <w:jc w:val="center"/>
+            </w:pPr>
+            <w:r>
+              <w:rPr>
+                <w:b/>
+                <w:sz w:val="17"/>
+              </w:rPr>
+              <w:t>2.6</w:t>
+            </w:r>
+          </w:p>
+        </w:tc>
+        <w:tc>
+          <w:tcPr>
+            <w:tcW w:w="1239" w:type="dxa"/>
+            <w:shd w:val="clear" w:color="auto" w:fill="F3F6F8"/>
+          </w:tcPr>
+          <w:p>
+            <w:pPr>
+              <w:spacing w:before="20" w:after="20" w:line="252" w:lineRule="auto"/>
+              <w:jc w:val="center"/>
+            </w:pPr>
+            <w:r>
+              <w:rPr>
+                <w:sz w:val="17"/>
+              </w:rPr>
+              <w:t>October 14, 2026</w:t>
+            </w:r>
+          </w:p>
+        </w:tc>
+        <w:tc>
+          <w:tcPr>
+            <w:tcW w:w="2142" w:type="dxa"/>
+            <w:shd w:val="clear" w:color="auto" w:fill="F3F6F8"/>
+          </w:tcPr>
+          <w:p>
+            <w:pPr>
+              <w:spacing w:before="20" w:after="20" w:line="252" w:lineRule="auto"/>
+              <w:jc w:val="center"/>
+            </w:pPr>
+            <w:r>
+              <w:rPr>
+                <w:sz w:val="17"/>
+              </w:rPr>
+              <w:t>Capstone Team (Claude, card 31)</w:t>
+            </w:r>
+          </w:p>
+        </w:tc>
+        <w:tc>
+          <w:tcPr>
+            <w:tcW w:w="4988" w:type="dxa"/>
+            <w:shd w:val="clear" w:color="auto" w:fill="F3F6F8"/>
+          </w:tcPr>
+          <w:p>
+            <w:pPr>
+              <w:spacing w:before="20" w:after="20" w:line="252" w:lineRule="auto"/>
+            </w:pPr>
+            <w:r>
+              <w:rPr>
+                <w:sz w:val="17"/>
+              </w:rPr>
+              <w:t>§3 adds card 31, run before the submission (team directive 2026-10-13); debug APK H (</w:t>
+            </w:r>
+            <w:r>
+              <w:rPr>
+                <w:rFonts w:ascii="Consolas" w:eastAsia="Consolas" w:hAnsi="Consolas" w:cs="Consolas"/>
+                <w:color w:val="1F3A3D"/>
+                <w:sz w:val="16"/>
+              </w:rPr>
+              <w:t>0320385</w:t>
+            </w:r>
+            <w:r>
+              <w:rPr>
+                <w:sz w:val="17"/>
+              </w:rPr>
+              <w:t>, 433 unit tests) replaces APK G as the submission build. The calmer sound set and Lily's shorter lines (cards 31b, 31c) are with the team lead for a listening review. No change to the later milestones.</w:t>
             </w:r>
           </w:p>
         </w:tc>
@@ -2441,7 +2533,7 @@
       <w:pPr>
         <w:pStyle w:val="Heading1"/>
       </w:pPr>
-      <w:bookmarkStart w:id="1" w:name="_Toc242819042"/>
+      <w:bookmarkStart w:id="1" w:name="_Toc242850126"/>
       <w:r>
         <w:t>1. Project Overview &amp; Scope Refactoring</w:t>
       </w:r>
@@ -2451,7 +2543,7 @@
       <w:pPr>
         <w:pStyle w:val="Heading2"/>
       </w:pPr>
-      <w:bookmarkStart w:id="2" w:name="_Toc242819043"/>
+      <w:bookmarkStart w:id="2" w:name="_Toc242850127"/>
       <w:r>
         <w:t>1.1 Project Purpose &amp; Executive Summary</w:t>
       </w:r>
@@ -2469,7 +2561,7 @@
       <w:pPr>
         <w:pStyle w:val="Heading2"/>
       </w:pPr>
-      <w:bookmarkStart w:id="3" w:name="_Toc242819044"/>
+      <w:bookmarkStart w:id="3" w:name="_Toc242850128"/>
       <w:r>
         <w:t>1.2 Interconnected Deliverables Traceability Baseline</w:t>
       </w:r>
@@ -3747,7 +3839,7 @@
       <w:pPr>
         <w:pStyle w:val="Heading2"/>
       </w:pPr>
-      <w:bookmarkStart w:id="4" w:name="_Toc242819045"/>
+      <w:bookmarkStart w:id="4" w:name="_Toc242850129"/>
       <w:r>
         <w:t>1.3 Scope Baseline &amp; Phased Implementation Strategy</w:t>
       </w:r>
@@ -3860,7 +3952,7 @@
       <w:pPr>
         <w:pStyle w:val="Heading1"/>
       </w:pPr>
-      <w:bookmarkStart w:id="5" w:name="_Toc242819046"/>
+      <w:bookmarkStart w:id="5" w:name="_Toc242850130"/>
       <w:r>
         <w:t>2. Work Breakdown Structure (WBS) &amp; Deliverables</w:t>
       </w:r>
@@ -4226,7 +4318,7 @@
       <w:pPr>
         <w:pStyle w:val="Heading1"/>
       </w:pPr>
-      <w:bookmarkStart w:id="6" w:name="_Toc242819047"/>
+      <w:bookmarkStart w:id="6" w:name="_Toc242850131"/>
       <w:r>
         <w:t>3. Activities, Milestones &amp; Revised Master Schedule</w:t>
       </w:r>
@@ -4262,11 +4354,11 @@
         <w:tblLook w:val="04A0" w:firstRow="1" w:lastRow="0" w:firstColumn="1" w:lastColumn="0" w:noHBand="0" w:noVBand="1"/>
       </w:tblPr>
       <w:tblGrid>
-        <w:gridCol w:w="1888"/>
-        <w:gridCol w:w="670"/>
-        <w:gridCol w:w="949"/>
-        <w:gridCol w:w="2905"/>
-        <w:gridCol w:w="2948"/>
+        <w:gridCol w:w="1881"/>
+        <w:gridCol w:w="669"/>
+        <w:gridCol w:w="946"/>
+        <w:gridCol w:w="2904"/>
+        <w:gridCol w:w="2960"/>
       </w:tblGrid>
       <w:tr>
         <w:trPr>
@@ -4275,7 +4367,7 @@
         </w:trPr>
         <w:tc>
           <w:tcPr>
-            <w:tcW w:w="1888" w:type="dxa"/>
+            <w:tcW w:w="1881" w:type="dxa"/>
             <w:shd w:val="clear" w:color="auto" w:fill="1F3A3D"/>
           </w:tcPr>
           <w:p>
@@ -4294,7 +4386,7 @@
         </w:tc>
         <w:tc>
           <w:tcPr>
-            <w:tcW w:w="670" w:type="dxa"/>
+            <w:tcW w:w="669" w:type="dxa"/>
             <w:shd w:val="clear" w:color="auto" w:fill="1F3A3D"/>
           </w:tcPr>
           <w:p>
@@ -4314,7 +4406,7 @@
         </w:tc>
         <w:tc>
           <w:tcPr>
-            <w:tcW w:w="949" w:type="dxa"/>
+            <w:tcW w:w="946" w:type="dxa"/>
             <w:shd w:val="clear" w:color="auto" w:fill="1F3A3D"/>
           </w:tcPr>
           <w:p>
@@ -4334,7 +4426,7 @@
         </w:tc>
         <w:tc>
           <w:tcPr>
-            <w:tcW w:w="2905" w:type="dxa"/>
+            <w:tcW w:w="2904" w:type="dxa"/>
             <w:shd w:val="clear" w:color="auto" w:fill="1F3A3D"/>
           </w:tcPr>
           <w:p>
@@ -4353,7 +4445,7 @@
         </w:tc>
         <w:tc>
           <w:tcPr>
-            <w:tcW w:w="2948" w:type="dxa"/>
+            <w:tcW w:w="2960" w:type="dxa"/>
             <w:shd w:val="clear" w:color="auto" w:fill="1F3A3D"/>
           </w:tcPr>
           <w:p>
@@ -4379,7 +4471,7 @@
         </w:trPr>
         <w:tc>
           <w:tcPr>
-            <w:tcW w:w="1888" w:type="dxa"/>
+            <w:tcW w:w="1881" w:type="dxa"/>
           </w:tcPr>
           <w:p>
             <w:pPr>
@@ -4402,7 +4494,7 @@
         </w:tc>
         <w:tc>
           <w:tcPr>
-            <w:tcW w:w="670" w:type="dxa"/>
+            <w:tcW w:w="669" w:type="dxa"/>
           </w:tcPr>
           <w:p>
             <w:pPr>
@@ -4420,7 +4512,7 @@
         </w:tc>
         <w:tc>
           <w:tcPr>
-            <w:tcW w:w="949" w:type="dxa"/>
+            <w:tcW w:w="946" w:type="dxa"/>
           </w:tcPr>
           <w:p>
             <w:pPr>
@@ -4437,7 +4529,7 @@
         </w:tc>
         <w:tc>
           <w:tcPr>
-            <w:tcW w:w="2905" w:type="dxa"/>
+            <w:tcW w:w="2904" w:type="dxa"/>
           </w:tcPr>
           <w:p>
             <w:pPr>
@@ -4505,7 +4597,7 @@
         </w:tc>
         <w:tc>
           <w:tcPr>
-            <w:tcW w:w="2948" w:type="dxa"/>
+            <w:tcW w:w="2960" w:type="dxa"/>
           </w:tcPr>
           <w:p>
             <w:pPr>
@@ -4529,7 +4621,7 @@
         </w:trPr>
         <w:tc>
           <w:tcPr>
-            <w:tcW w:w="1888" w:type="dxa"/>
+            <w:tcW w:w="1881" w:type="dxa"/>
             <w:shd w:val="clear" w:color="auto" w:fill="F3F6F8"/>
           </w:tcPr>
           <w:p>
@@ -4553,7 +4645,7 @@
         </w:tc>
         <w:tc>
           <w:tcPr>
-            <w:tcW w:w="670" w:type="dxa"/>
+            <w:tcW w:w="669" w:type="dxa"/>
             <w:shd w:val="clear" w:color="auto" w:fill="F3F6F8"/>
           </w:tcPr>
           <w:p>
@@ -4572,7 +4664,7 @@
         </w:tc>
         <w:tc>
           <w:tcPr>
-            <w:tcW w:w="949" w:type="dxa"/>
+            <w:tcW w:w="946" w:type="dxa"/>
             <w:shd w:val="clear" w:color="auto" w:fill="F3F6F8"/>
           </w:tcPr>
           <w:p>
@@ -4590,7 +4682,7 @@
         </w:tc>
         <w:tc>
           <w:tcPr>
-            <w:tcW w:w="2905" w:type="dxa"/>
+            <w:tcW w:w="2904" w:type="dxa"/>
             <w:shd w:val="clear" w:color="auto" w:fill="F3F6F8"/>
           </w:tcPr>
           <w:p>
@@ -4620,7 +4712,7 @@
         </w:tc>
         <w:tc>
           <w:tcPr>
-            <w:tcW w:w="2948" w:type="dxa"/>
+            <w:tcW w:w="2960" w:type="dxa"/>
             <w:shd w:val="clear" w:color="auto" w:fill="F3F6F8"/>
           </w:tcPr>
           <w:p>
@@ -4651,7 +4743,7 @@
         </w:trPr>
         <w:tc>
           <w:tcPr>
-            <w:tcW w:w="1888" w:type="dxa"/>
+            <w:tcW w:w="1881" w:type="dxa"/>
           </w:tcPr>
           <w:p>
             <w:pPr>
@@ -4674,7 +4766,7 @@
         </w:tc>
         <w:tc>
           <w:tcPr>
-            <w:tcW w:w="670" w:type="dxa"/>
+            <w:tcW w:w="669" w:type="dxa"/>
           </w:tcPr>
           <w:p>
             <w:pPr>
@@ -4692,7 +4784,7 @@
         </w:tc>
         <w:tc>
           <w:tcPr>
-            <w:tcW w:w="949" w:type="dxa"/>
+            <w:tcW w:w="946" w:type="dxa"/>
           </w:tcPr>
           <w:p>
             <w:pPr>
@@ -4709,7 +4801,7 @@
         </w:tc>
         <w:tc>
           <w:tcPr>
-            <w:tcW w:w="2905" w:type="dxa"/>
+            <w:tcW w:w="2904" w:type="dxa"/>
           </w:tcPr>
           <w:p>
             <w:pPr>
@@ -4767,7 +4859,7 @@
         </w:tc>
         <w:tc>
           <w:tcPr>
-            <w:tcW w:w="2948" w:type="dxa"/>
+            <w:tcW w:w="2960" w:type="dxa"/>
           </w:tcPr>
           <w:p>
             <w:pPr>
@@ -4839,7 +4931,7 @@
         </w:trPr>
         <w:tc>
           <w:tcPr>
-            <w:tcW w:w="1888" w:type="dxa"/>
+            <w:tcW w:w="1881" w:type="dxa"/>
             <w:shd w:val="clear" w:color="auto" w:fill="F3F6F8"/>
           </w:tcPr>
           <w:p>
@@ -4863,7 +4955,7 @@
         </w:tc>
         <w:tc>
           <w:tcPr>
-            <w:tcW w:w="670" w:type="dxa"/>
+            <w:tcW w:w="669" w:type="dxa"/>
             <w:shd w:val="clear" w:color="auto" w:fill="F3F6F8"/>
           </w:tcPr>
           <w:p>
@@ -4882,7 +4974,7 @@
         </w:tc>
         <w:tc>
           <w:tcPr>
-            <w:tcW w:w="949" w:type="dxa"/>
+            <w:tcW w:w="946" w:type="dxa"/>
             <w:shd w:val="clear" w:color="auto" w:fill="F3F6F8"/>
           </w:tcPr>
           <w:p>
@@ -4900,7 +4992,7 @@
         </w:tc>
         <w:tc>
           <w:tcPr>
-            <w:tcW w:w="2905" w:type="dxa"/>
+            <w:tcW w:w="2904" w:type="dxa"/>
             <w:shd w:val="clear" w:color="auto" w:fill="F3F6F8"/>
           </w:tcPr>
           <w:p>
@@ -4945,7 +5037,7 @@
         </w:tc>
         <w:tc>
           <w:tcPr>
-            <w:tcW w:w="2948" w:type="dxa"/>
+            <w:tcW w:w="2960" w:type="dxa"/>
             <w:shd w:val="clear" w:color="auto" w:fill="F3F6F8"/>
           </w:tcPr>
           <w:p>
@@ -5004,7 +5096,7 @@
         </w:trPr>
         <w:tc>
           <w:tcPr>
-            <w:tcW w:w="1888" w:type="dxa"/>
+            <w:tcW w:w="1881" w:type="dxa"/>
           </w:tcPr>
           <w:p>
             <w:pPr>
@@ -5027,7 +5119,7 @@
         </w:tc>
         <w:tc>
           <w:tcPr>
-            <w:tcW w:w="670" w:type="dxa"/>
+            <w:tcW w:w="669" w:type="dxa"/>
           </w:tcPr>
           <w:p>
             <w:pPr>
@@ -5045,7 +5137,7 @@
         </w:tc>
         <w:tc>
           <w:tcPr>
-            <w:tcW w:w="949" w:type="dxa"/>
+            <w:tcW w:w="946" w:type="dxa"/>
           </w:tcPr>
           <w:p>
             <w:pPr>
@@ -5062,7 +5154,7 @@
         </w:tc>
         <w:tc>
           <w:tcPr>
-            <w:tcW w:w="2905" w:type="dxa"/>
+            <w:tcW w:w="2904" w:type="dxa"/>
           </w:tcPr>
           <w:p>
             <w:pPr>
@@ -5092,7 +5184,7 @@
         </w:tc>
         <w:tc>
           <w:tcPr>
-            <w:tcW w:w="2948" w:type="dxa"/>
+            <w:tcW w:w="2960" w:type="dxa"/>
           </w:tcPr>
           <w:p>
             <w:pPr>
@@ -5138,7 +5230,7 @@
               <w:rPr>
                 <w:sz w:val="17"/>
               </w:rPr>
-              <w:t>) is the submission build. Every refactor card on the task list is done except card 16, which card 20 replaced.</w:t>
+              <w:t>). Every refactor card on the task list is done except card 16, which card 20 replaced.</w:t>
             </w:r>
           </w:p>
         </w:tc>
@@ -5150,7 +5242,7 @@
         </w:trPr>
         <w:tc>
           <w:tcPr>
-            <w:tcW w:w="1888" w:type="dxa"/>
+            <w:tcW w:w="1881" w:type="dxa"/>
             <w:shd w:val="clear" w:color="auto" w:fill="F3F6F8"/>
           </w:tcPr>
           <w:p>
@@ -5162,19 +5254,19 @@
                 <w:b/>
                 <w:sz w:val="17"/>
               </w:rPr>
-              <w:t>Milestone 4:</w:t>
-            </w:r>
-            <w:r>
-              <w:rPr>
-                <w:sz w:val="17"/>
-              </w:rPr>
-              <w:t xml:space="preserve"> Autonomy Features, Telemetry &amp; Gate 3 Teacher Audit</w:t>
-            </w:r>
-          </w:p>
-        </w:tc>
-        <w:tc>
-          <w:tcPr>
-            <w:tcW w:w="670" w:type="dxa"/>
+              <w:t>Card 31:</w:t>
+            </w:r>
+            <w:r>
+              <w:rPr>
+                <w:sz w:val="17"/>
+              </w:rPr>
+              <w:t xml:space="preserve"> minimal Duolingo ABC polish before the submission</w:t>
+            </w:r>
+          </w:p>
+        </w:tc>
+        <w:tc>
+          <w:tcPr>
+            <w:tcW w:w="669" w:type="dxa"/>
             <w:shd w:val="clear" w:color="auto" w:fill="F3F6F8"/>
           </w:tcPr>
           <w:p>
@@ -5193,7 +5285,7 @@
         </w:tc>
         <w:tc>
           <w:tcPr>
-            <w:tcW w:w="949" w:type="dxa"/>
+            <w:tcW w:w="946" w:type="dxa"/>
             <w:shd w:val="clear" w:color="auto" w:fill="F3F6F8"/>
           </w:tcPr>
           <w:p>
@@ -5205,13 +5297,13 @@
               <w:rPr>
                 <w:sz w:val="17"/>
               </w:rPr>
-              <w:t>Oct 12 – Oct 17</w:t>
-            </w:r>
-          </w:p>
-        </w:tc>
-        <w:tc>
-          <w:tcPr>
-            <w:tcW w:w="2905" w:type="dxa"/>
+              <w:t>Oct 13 – Oct 14</w:t>
+            </w:r>
+          </w:p>
+        </w:tc>
+        <w:tc>
+          <w:tcPr>
+            <w:tcW w:w="2904" w:type="dxa"/>
             <w:shd w:val="clear" w:color="auto" w:fill="F3F6F8"/>
           </w:tcPr>
           <w:p>
@@ -5222,7 +5314,32 @@
               <w:rPr>
                 <w:sz w:val="17"/>
               </w:rPr>
-              <w:t xml:space="preserve">Implement </w:t>
+              <w:t>Team directive 2026-10-13. Cards 31a, 31d, 31e and 31f: the Headspace splash matched to Lily; one message at a time on the lesson screens; the map's single header card with 16 sp text and 64 dp buttons; Blend It tiles never dealt solved.</w:t>
+            </w:r>
+          </w:p>
+        </w:tc>
+        <w:tc>
+          <w:tcPr>
+            <w:tcW w:w="2960" w:type="dxa"/>
+            <w:shd w:val="clear" w:color="auto" w:fill="F3F6F8"/>
+          </w:tcPr>
+          <w:p>
+            <w:pPr>
+              <w:spacing w:before="20" w:after="20" w:line="252" w:lineRule="auto"/>
+              <w:jc w:val="center"/>
+            </w:pPr>
+            <w:r>
+              <w:rPr>
+                <w:b/>
+                <w:sz w:val="17"/>
+              </w:rPr>
+              <w:t>Shipped:</w:t>
+            </w:r>
+            <w:r>
+              <w:rPr>
+                <w:sz w:val="17"/>
+              </w:rPr>
+              <w:t xml:space="preserve"> 433 unit tests passing at </w:t>
             </w:r>
             <w:r>
               <w:rPr>
@@ -5230,38 +5347,27 @@
                 <w:color w:val="1F3A3D"/>
                 <w:sz w:val="16"/>
               </w:rPr>
-              <w:t>MicStateVisualizer</w:t>
-            </w:r>
-            <w:r>
-              <w:rPr>
-                <w:sz w:val="17"/>
-              </w:rPr>
-              <w:t>, 10s idle re-prompter, 64dp touch tokens, and CSV exporter; conduct Gate 3 teacher audit on audio; execute internal dry run (N = 5).</w:t>
-            </w:r>
-          </w:p>
-        </w:tc>
-        <w:tc>
-          <w:tcPr>
-            <w:tcW w:w="2948" w:type="dxa"/>
-            <w:shd w:val="clear" w:color="auto" w:fill="F3F6F8"/>
-          </w:tcPr>
-          <w:p>
-            <w:pPr>
-              <w:spacing w:before="20" w:after="20" w:line="252" w:lineRule="auto"/>
-              <w:jc w:val="center"/>
-            </w:pPr>
-            <w:r>
-              <w:rPr>
-                <w:b/>
-                <w:sz w:val="17"/>
-              </w:rPr>
-              <w:t>Partly done:</w:t>
-            </w:r>
-            <w:r>
-              <w:rPr>
-                <w:sz w:val="17"/>
-              </w:rPr>
-              <w:t xml:space="preserve"> mic states, idle re-prompt and 64 dp tokens shipped (sprint, Oct 9–10); CSV exporter and Gate 3 audit pending</w:t>
+              <w:t>0320385</w:t>
+            </w:r>
+            <w:r>
+              <w:rPr>
+                <w:sz w:val="17"/>
+              </w:rPr>
+              <w:t>; debug APK H (</w:t>
+            </w:r>
+            <w:r>
+              <w:rPr>
+                <w:rFonts w:ascii="Consolas" w:eastAsia="Consolas" w:hAnsi="Consolas" w:cs="Consolas"/>
+                <w:color w:val="1F3A3D"/>
+                <w:sz w:val="16"/>
+              </w:rPr>
+              <w:t>playit-debug-H-0320385.​apk</w:t>
+            </w:r>
+            <w:r>
+              <w:rPr>
+                <w:sz w:val="17"/>
+              </w:rPr>
+              <w:t>) is the submission build. Cards 31b and 31c (calmer sounds, shorter Lily lines) are ready and wait for the team lead's listening review.</w:t>
             </w:r>
           </w:p>
         </w:tc>
@@ -5273,7 +5379,7 @@
         </w:trPr>
         <w:tc>
           <w:tcPr>
-            <w:tcW w:w="1888" w:type="dxa"/>
+            <w:tcW w:w="1881" w:type="dxa"/>
           </w:tcPr>
           <w:p>
             <w:pPr>
@@ -5284,19 +5390,19 @@
                 <w:b/>
                 <w:sz w:val="17"/>
               </w:rPr>
-              <w:t>Milestone 5:</w:t>
-            </w:r>
-            <w:r>
-              <w:rPr>
-                <w:sz w:val="17"/>
-              </w:rPr>
-              <w:t xml:space="preserve"> Round 2 Field Validation Execution</w:t>
-            </w:r>
-          </w:p>
-        </w:tc>
-        <w:tc>
-          <w:tcPr>
-            <w:tcW w:w="670" w:type="dxa"/>
+              <w:t>Milestone 4:</w:t>
+            </w:r>
+            <w:r>
+              <w:rPr>
+                <w:sz w:val="17"/>
+              </w:rPr>
+              <w:t xml:space="preserve"> Autonomy Features, Telemetry &amp; Gate 3 Teacher Audit</w:t>
+            </w:r>
+          </w:p>
+        </w:tc>
+        <w:tc>
+          <w:tcPr>
+            <w:tcW w:w="669" w:type="dxa"/>
           </w:tcPr>
           <w:p>
             <w:pPr>
@@ -5308,13 +5414,13 @@
                 <w:b/>
                 <w:sz w:val="17"/>
               </w:rPr>
-              <w:t>Week 7</w:t>
-            </w:r>
-          </w:p>
-        </w:tc>
-        <w:tc>
-          <w:tcPr>
-            <w:tcW w:w="949" w:type="dxa"/>
+              <w:t>Week 6</w:t>
+            </w:r>
+          </w:p>
+        </w:tc>
+        <w:tc>
+          <w:tcPr>
+            <w:tcW w:w="946" w:type="dxa"/>
           </w:tcPr>
           <w:p>
             <w:pPr>
@@ -5325,23 +5431,23 @@
               <w:rPr>
                 <w:sz w:val="17"/>
               </w:rPr>
-              <w:t>Oct 19 – Oct 24</w:t>
-            </w:r>
-          </w:p>
-        </w:tc>
-        <w:tc>
-          <w:tcPr>
-            <w:tcW w:w="2905" w:type="dxa"/>
-          </w:tcPr>
-          <w:p>
-            <w:pPr>
-              <w:spacing w:before="20" w:after="20" w:line="252" w:lineRule="auto"/>
-            </w:pPr>
-            <w:r>
-              <w:rPr>
-                <w:sz w:val="17"/>
-              </w:rPr>
-              <w:t xml:space="preserve">Deploy </w:t>
+              <w:t>Oct 12 – Oct 17</w:t>
+            </w:r>
+          </w:p>
+        </w:tc>
+        <w:tc>
+          <w:tcPr>
+            <w:tcW w:w="2904" w:type="dxa"/>
+          </w:tcPr>
+          <w:p>
+            <w:pPr>
+              <w:spacing w:before="20" w:after="20" w:line="252" w:lineRule="auto"/>
+            </w:pPr>
+            <w:r>
+              <w:rPr>
+                <w:sz w:val="17"/>
+              </w:rPr>
+              <w:t xml:space="preserve">Implement </w:t>
             </w:r>
             <w:r>
               <w:rPr>
@@ -5349,19 +5455,19 @@
                 <w:color w:val="1F3A3D"/>
                 <w:sz w:val="16"/>
               </w:rPr>
-              <w:t>playit-v2-debug.​apk</w:t>
-            </w:r>
-            <w:r>
-              <w:rPr>
-                <w:sz w:val="17"/>
-              </w:rPr>
-              <w:t xml:space="preserve"> to physical test tablets; conduct multi-stakeholder testing (N ≥ 30) under the Silent-Observer protocol.</w:t>
-            </w:r>
-          </w:p>
-        </w:tc>
-        <w:tc>
-          <w:tcPr>
-            <w:tcW w:w="2948" w:type="dxa"/>
+              <w:t>MicStateVisualizer</w:t>
+            </w:r>
+            <w:r>
+              <w:rPr>
+                <w:sz w:val="17"/>
+              </w:rPr>
+              <w:t>, 10s idle re-prompter, 64dp touch tokens, and CSV exporter; conduct Gate 3 teacher audit on audio; execute internal dry run (N = 5).</w:t>
+            </w:r>
+          </w:p>
+        </w:tc>
+        <w:tc>
+          <w:tcPr>
+            <w:tcW w:w="2960" w:type="dxa"/>
           </w:tcPr>
           <w:p>
             <w:pPr>
@@ -5370,9 +5476,16 @@
             </w:pPr>
             <w:r>
               <w:rPr>
-                <w:sz w:val="17"/>
-              </w:rPr>
-              <w:t>Field Empirical Data Collection</w:t>
+                <w:b/>
+                <w:sz w:val="17"/>
+              </w:rPr>
+              <w:t>Partly done:</w:t>
+            </w:r>
+            <w:r>
+              <w:rPr>
+                <w:sz w:val="17"/>
+              </w:rPr>
+              <w:t xml:space="preserve"> mic states, idle re-prompt and 64 dp tokens shipped (sprint, Oct 9–10); CSV exporter and Gate 3 audit pending</w:t>
             </w:r>
           </w:p>
         </w:tc>
@@ -5384,7 +5497,7 @@
         </w:trPr>
         <w:tc>
           <w:tcPr>
-            <w:tcW w:w="1888" w:type="dxa"/>
+            <w:tcW w:w="1881" w:type="dxa"/>
             <w:shd w:val="clear" w:color="auto" w:fill="F3F6F8"/>
           </w:tcPr>
           <w:p>
@@ -5396,19 +5509,19 @@
                 <w:b/>
                 <w:sz w:val="17"/>
               </w:rPr>
-              <w:t>Milestone 6:</w:t>
-            </w:r>
-            <w:r>
-              <w:rPr>
-                <w:sz w:val="17"/>
-              </w:rPr>
-              <w:t xml:space="preserve"> Empirical Analysis &amp; Feature Freeze</w:t>
-            </w:r>
-          </w:p>
-        </w:tc>
-        <w:tc>
-          <w:tcPr>
-            <w:tcW w:w="670" w:type="dxa"/>
+              <w:t>Milestone 5:</w:t>
+            </w:r>
+            <w:r>
+              <w:rPr>
+                <w:sz w:val="17"/>
+              </w:rPr>
+              <w:t xml:space="preserve"> Round 2 Field Validation Execution</w:t>
+            </w:r>
+          </w:p>
+        </w:tc>
+        <w:tc>
+          <w:tcPr>
+            <w:tcW w:w="669" w:type="dxa"/>
             <w:shd w:val="clear" w:color="auto" w:fill="F3F6F8"/>
           </w:tcPr>
           <w:p>
@@ -5421,13 +5534,13 @@
                 <w:b/>
                 <w:sz w:val="17"/>
               </w:rPr>
-              <w:t>Week 8</w:t>
-            </w:r>
-          </w:p>
-        </w:tc>
-        <w:tc>
-          <w:tcPr>
-            <w:tcW w:w="949" w:type="dxa"/>
+              <w:t>Week 7</w:t>
+            </w:r>
+          </w:p>
+        </w:tc>
+        <w:tc>
+          <w:tcPr>
+            <w:tcW w:w="946" w:type="dxa"/>
             <w:shd w:val="clear" w:color="auto" w:fill="F3F6F8"/>
           </w:tcPr>
           <w:p>
@@ -5439,13 +5552,13 @@
               <w:rPr>
                 <w:sz w:val="17"/>
               </w:rPr>
-              <w:t>Oct 26 – Oct 31</w:t>
-            </w:r>
-          </w:p>
-        </w:tc>
-        <w:tc>
-          <w:tcPr>
-            <w:tcW w:w="2905" w:type="dxa"/>
+              <w:t>Oct 19 – Oct 24</w:t>
+            </w:r>
+          </w:p>
+        </w:tc>
+        <w:tc>
+          <w:tcPr>
+            <w:tcW w:w="2904" w:type="dxa"/>
             <w:shd w:val="clear" w:color="auto" w:fill="F3F6F8"/>
           </w:tcPr>
           <w:p>
@@ -5456,13 +5569,27 @@
               <w:rPr>
                 <w:sz w:val="17"/>
               </w:rPr>
-              <w:t>Analyze Round 2 telemetry (ASR agreement, latency, recall retention, SUS); declare feature freeze; prepare Software Test Documents (STD).</w:t>
-            </w:r>
-          </w:p>
-        </w:tc>
-        <w:tc>
-          <w:tcPr>
-            <w:tcW w:w="2948" w:type="dxa"/>
+              <w:t xml:space="preserve">Deploy </w:t>
+            </w:r>
+            <w:r>
+              <w:rPr>
+                <w:rFonts w:ascii="Consolas" w:eastAsia="Consolas" w:hAnsi="Consolas" w:cs="Consolas"/>
+                <w:color w:val="1F3A3D"/>
+                <w:sz w:val="16"/>
+              </w:rPr>
+              <w:t>playit-v2-debug.​apk</w:t>
+            </w:r>
+            <w:r>
+              <w:rPr>
+                <w:sz w:val="17"/>
+              </w:rPr>
+              <w:t xml:space="preserve"> to physical test tablets; conduct multi-stakeholder testing (N ≥ 30) under the Silent-Observer protocol.</w:t>
+            </w:r>
+          </w:p>
+        </w:tc>
+        <w:tc>
+          <w:tcPr>
+            <w:tcW w:w="2960" w:type="dxa"/>
             <w:shd w:val="clear" w:color="auto" w:fill="F3F6F8"/>
           </w:tcPr>
           <w:p>
@@ -5474,7 +5601,7 @@
               <w:rPr>
                 <w:sz w:val="17"/>
               </w:rPr>
-              <w:t>Milestone Review Gate</w:t>
+              <w:t>Field Empirical Data Collection</w:t>
             </w:r>
           </w:p>
         </w:tc>
@@ -5486,7 +5613,7 @@
         </w:trPr>
         <w:tc>
           <w:tcPr>
-            <w:tcW w:w="1888" w:type="dxa"/>
+            <w:tcW w:w="1881" w:type="dxa"/>
           </w:tcPr>
           <w:p>
             <w:pPr>
@@ -5497,6 +5624,104 @@
                 <w:b/>
                 <w:sz w:val="17"/>
               </w:rPr>
+              <w:t>Milestone 6:</w:t>
+            </w:r>
+            <w:r>
+              <w:rPr>
+                <w:sz w:val="17"/>
+              </w:rPr>
+              <w:t xml:space="preserve"> Empirical Analysis &amp; Feature Freeze</w:t>
+            </w:r>
+          </w:p>
+        </w:tc>
+        <w:tc>
+          <w:tcPr>
+            <w:tcW w:w="669" w:type="dxa"/>
+          </w:tcPr>
+          <w:p>
+            <w:pPr>
+              <w:spacing w:before="20" w:after="20" w:line="252" w:lineRule="auto"/>
+              <w:jc w:val="center"/>
+            </w:pPr>
+            <w:r>
+              <w:rPr>
+                <w:b/>
+                <w:sz w:val="17"/>
+              </w:rPr>
+              <w:t>Week 8</w:t>
+            </w:r>
+          </w:p>
+        </w:tc>
+        <w:tc>
+          <w:tcPr>
+            <w:tcW w:w="946" w:type="dxa"/>
+          </w:tcPr>
+          <w:p>
+            <w:pPr>
+              <w:spacing w:before="20" w:after="20" w:line="252" w:lineRule="auto"/>
+              <w:jc w:val="center"/>
+            </w:pPr>
+            <w:r>
+              <w:rPr>
+                <w:sz w:val="17"/>
+              </w:rPr>
+              <w:t>Oct 26 – Oct 31</w:t>
+            </w:r>
+          </w:p>
+        </w:tc>
+        <w:tc>
+          <w:tcPr>
+            <w:tcW w:w="2904" w:type="dxa"/>
+          </w:tcPr>
+          <w:p>
+            <w:pPr>
+              <w:spacing w:before="20" w:after="20" w:line="252" w:lineRule="auto"/>
+            </w:pPr>
+            <w:r>
+              <w:rPr>
+                <w:sz w:val="17"/>
+              </w:rPr>
+              <w:t>Analyze Round 2 telemetry (ASR agreement, latency, recall retention, SUS); declare feature freeze; prepare Software Test Documents (STD).</w:t>
+            </w:r>
+          </w:p>
+        </w:tc>
+        <w:tc>
+          <w:tcPr>
+            <w:tcW w:w="2960" w:type="dxa"/>
+          </w:tcPr>
+          <w:p>
+            <w:pPr>
+              <w:spacing w:before="20" w:after="20" w:line="252" w:lineRule="auto"/>
+              <w:jc w:val="center"/>
+            </w:pPr>
+            <w:r>
+              <w:rPr>
+                <w:sz w:val="17"/>
+              </w:rPr>
+              <w:t>Milestone Review Gate</w:t>
+            </w:r>
+          </w:p>
+        </w:tc>
+      </w:tr>
+      <w:tr>
+        <w:trPr>
+          <w:cantSplit/>
+          <w:jc w:val="center"/>
+        </w:trPr>
+        <w:tc>
+          <w:tcPr>
+            <w:tcW w:w="1881" w:type="dxa"/>
+            <w:shd w:val="clear" w:color="auto" w:fill="F3F6F8"/>
+          </w:tcPr>
+          <w:p>
+            <w:pPr>
+              <w:spacing w:before="20" w:after="20" w:line="252" w:lineRule="auto"/>
+            </w:pPr>
+            <w:r>
+              <w:rPr>
+                <w:b/>
+                <w:sz w:val="17"/>
+              </w:rPr>
               <w:t>Milestone 7:</w:t>
             </w:r>
             <w:r>
@@ -5509,7 +5734,8 @@
         </w:tc>
         <w:tc>
           <w:tcPr>
-            <w:tcW w:w="670" w:type="dxa"/>
+            <w:tcW w:w="669" w:type="dxa"/>
+            <w:shd w:val="clear" w:color="auto" w:fill="F3F6F8"/>
           </w:tcPr>
           <w:p>
             <w:pPr>
@@ -5527,7 +5753,8 @@
         </w:tc>
         <w:tc>
           <w:tcPr>
-            <w:tcW w:w="949" w:type="dxa"/>
+            <w:tcW w:w="946" w:type="dxa"/>
+            <w:shd w:val="clear" w:color="auto" w:fill="F3F6F8"/>
           </w:tcPr>
           <w:p>
             <w:pPr>
@@ -5544,7 +5771,8 @@
         </w:tc>
         <w:tc>
           <w:tcPr>
-            <w:tcW w:w="2905" w:type="dxa"/>
+            <w:tcW w:w="2904" w:type="dxa"/>
+            <w:shd w:val="clear" w:color="auto" w:fill="F3F6F8"/>
           </w:tcPr>
           <w:p>
             <w:pPr>
@@ -5560,7 +5788,8 @@
         </w:tc>
         <w:tc>
           <w:tcPr>
-            <w:tcW w:w="2948" w:type="dxa"/>
+            <w:tcW w:w="2960" w:type="dxa"/>
+            <w:shd w:val="clear" w:color="auto" w:fill="F3F6F8"/>
           </w:tcPr>
           <w:p>
             <w:pPr>
@@ -5586,7 +5815,7 @@
       <w:pPr>
         <w:pStyle w:val="Heading1"/>
       </w:pPr>
-      <w:bookmarkStart w:id="7" w:name="_Toc242819048"/>
+      <w:bookmarkStart w:id="7" w:name="_Toc242850132"/>
       <w:r>
         <w:t>4. Resource Allocation &amp; Infrastructure</w:t>
       </w:r>
@@ -5596,7 +5825,7 @@
       <w:pPr>
         <w:pStyle w:val="Heading2"/>
       </w:pPr>
-      <w:bookmarkStart w:id="8" w:name="_Toc242819049"/>
+      <w:bookmarkStart w:id="8" w:name="_Toc242850133"/>
       <w:r>
         <w:t>4.1 Development &amp; Processing Infrastructure</w:t>
       </w:r>
@@ -5678,7 +5907,7 @@
       <w:pPr>
         <w:pStyle w:val="Heading2"/>
       </w:pPr>
-      <w:bookmarkStart w:id="9" w:name="_Toc242819050"/>
+      <w:bookmarkStart w:id="9" w:name="_Toc242850134"/>
       <w:r>
         <w:t>4.2 Target Hardware &amp; Test Fleet</w:t>
       </w:r>
@@ -5736,7 +5965,7 @@
       <w:pPr>
         <w:pStyle w:val="Heading2"/>
       </w:pPr>
-      <w:bookmarkStart w:id="10" w:name="_Toc242819051"/>
+      <w:bookmarkStart w:id="10" w:name="_Toc242850135"/>
       <w:r>
         <w:t>4.3 Software Libraries &amp; Frameworks</w:t>
       </w:r>
@@ -5899,7 +6128,7 @@
       <w:pPr>
         <w:pStyle w:val="Heading1"/>
       </w:pPr>
-      <w:bookmarkStart w:id="11" w:name="_Toc242819052"/>
+      <w:bookmarkStart w:id="11" w:name="_Toc242850136"/>
       <w:r>
         <w:t>5. Team Roles and Responsibilities</w:t>
       </w:r>
@@ -6518,7 +6747,7 @@
       <w:pPr>
         <w:pStyle w:val="Heading1"/>
       </w:pPr>
-      <w:bookmarkStart w:id="12" w:name="_Toc242819053"/>
+      <w:bookmarkStart w:id="12" w:name="_Toc242850137"/>
       <w:r>
         <w:t>6. Comprehensive Risk Management &amp; Mitigation Matrix</w:t>
       </w:r>
@@ -7988,7 +8217,7 @@
       <w:pPr>
         <w:pStyle w:val="Heading1"/>
       </w:pPr>
-      <w:bookmarkStart w:id="13" w:name="_Toc242819054"/>
+      <w:bookmarkStart w:id="13" w:name="_Toc242850138"/>
       <w:r>
         <w:t>7. Configuration Management &amp; Quality Assurance</w:t>
       </w:r>
@@ -7998,7 +8227,7 @@
       <w:pPr>
         <w:pStyle w:val="Heading2"/>
       </w:pPr>
-      <w:bookmarkStart w:id="14" w:name="_Toc242819055"/>
+      <w:bookmarkStart w:id="14" w:name="_Toc242850139"/>
       <w:r>
         <w:t>7.1 Configuration Management &amp; Asset Versioning</w:t>
       </w:r>
@@ -8181,7 +8410,7 @@
       <w:pPr>
         <w:pStyle w:val="Heading2"/>
       </w:pPr>
-      <w:bookmarkStart w:id="15" w:name="_Toc242819056"/>
+      <w:bookmarkStart w:id="15" w:name="_Toc242850140"/>
       <w:r>
         <w:t>7.2 Quality Assurance &amp; Verification Protocol</w:t>
       </w:r>
@@ -8688,31 +8917,31 @@
       </w:rPr>
     </w:lvl>
   </w:abstractNum>
-  <w:num w:numId="1" w16cid:durableId="2107530191">
+  <w:num w:numId="1" w16cid:durableId="1673996044">
     <w:abstractNumId w:val="8"/>
   </w:num>
-  <w:num w:numId="2" w16cid:durableId="1345280684">
+  <w:num w:numId="2" w16cid:durableId="79452288">
     <w:abstractNumId w:val="6"/>
   </w:num>
-  <w:num w:numId="3" w16cid:durableId="968321799">
+  <w:num w:numId="3" w16cid:durableId="1431388239">
     <w:abstractNumId w:val="5"/>
   </w:num>
-  <w:num w:numId="4" w16cid:durableId="989988691">
+  <w:num w:numId="4" w16cid:durableId="547106313">
     <w:abstractNumId w:val="4"/>
   </w:num>
-  <w:num w:numId="5" w16cid:durableId="2071151355">
+  <w:num w:numId="5" w16cid:durableId="1140920801">
     <w:abstractNumId w:val="7"/>
   </w:num>
-  <w:num w:numId="6" w16cid:durableId="474764954">
+  <w:num w:numId="6" w16cid:durableId="694691524">
     <w:abstractNumId w:val="3"/>
   </w:num>
-  <w:num w:numId="7" w16cid:durableId="338898288">
+  <w:num w:numId="7" w16cid:durableId="17394483">
     <w:abstractNumId w:val="2"/>
   </w:num>
-  <w:num w:numId="8" w16cid:durableId="1364599852">
+  <w:num w:numId="8" w16cid:durableId="665669820">
     <w:abstractNumId w:val="1"/>
   </w:num>
-  <w:num w:numId="9" w16cid:durableId="1471362736">
+  <w:num w:numId="9" w16cid:durableId="1651517368">
     <w:abstractNumId w:val="0"/>
   </w:num>
 </w:numbering>
@@ -20107,7 +20336,7 @@
     <w:autoRedefine/>
     <w:uiPriority w:val="39"/>
     <w:unhideWhenUsed/>
-    <w:rsid w:val="007A4226"/>
+    <w:rsid w:val="00393220"/>
     <w:pPr>
       <w:spacing w:after="100"/>
     </w:pPr>
@@ -20119,7 +20348,7 @@
     <w:autoRedefine/>
     <w:uiPriority w:val="39"/>
     <w:unhideWhenUsed/>
-    <w:rsid w:val="007A4226"/>
+    <w:rsid w:val="00393220"/>
     <w:pPr>
       <w:spacing w:after="100"/>
       <w:ind w:left="200"/>
@@ -20130,7 +20359,7 @@
     <w:basedOn w:val="DefaultParagraphFont"/>
     <w:uiPriority w:val="99"/>
     <w:unhideWhenUsed/>
-    <w:rsid w:val="007A4226"/>
+    <w:rsid w:val="00393220"/>
     <w:rPr>
       <w:color w:val="0000FF" w:themeColor="hyperlink"/>
       <w:u w:val="single"/>

--- a/docs/submission/playIT_SPMP_v2.0.docx
+++ b/docs/submission/playIT_SPMP_v2.0.docx
@@ -4,7 +4,53 @@
   <w:body>
     <w:p>
       <w:pPr>
-        <w:spacing w:before="720"/>
+        <w:spacing w:before="200" w:after="160"/>
+        <w:jc w:val="center"/>
+      </w:pPr>
+      <w:r>
+        <w:rPr>
+          <w:noProof/>
+        </w:rPr>
+        <w:drawing>
+          <wp:inline distT="0" distB="0" distL="0" distR="0" wp14:anchorId="5E63DBD8" wp14:editId="37F5CF07">
+            <wp:extent cx="1463040" cy="1034415"/>
+            <wp:effectExtent l="0" t="0" r="0" b="0"/>
+            <wp:docPr id="1" name="Picture 1"/>
+            <wp:cNvGraphicFramePr>
+              <a:graphicFrameLocks xmlns:a="http://schemas.openxmlformats.org/drawingml/2006/main" noChangeAspect="1"/>
+            </wp:cNvGraphicFramePr>
+            <a:graphic xmlns:a="http://schemas.openxmlformats.org/drawingml/2006/main">
+              <a:graphicData uri="http://schemas.openxmlformats.org/drawingml/2006/picture">
+                <pic:pic xmlns:pic="http://schemas.openxmlformats.org/drawingml/2006/picture">
+                  <pic:nvPicPr>
+                    <pic:cNvPr id="0" name="logocit-1.png"/>
+                    <pic:cNvPicPr/>
+                  </pic:nvPicPr>
+                  <pic:blipFill>
+                    <a:blip r:embed="rId8"/>
+                    <a:stretch>
+                      <a:fillRect/>
+                    </a:stretch>
+                  </pic:blipFill>
+                  <pic:spPr>
+                    <a:xfrm>
+                      <a:off x="0" y="0"/>
+                      <a:ext cx="1463040" cy="1034415"/>
+                    </a:xfrm>
+                    <a:prstGeom prst="rect">
+                      <a:avLst/>
+                    </a:prstGeom>
+                  </pic:spPr>
+                </pic:pic>
+              </a:graphicData>
+            </a:graphic>
+          </wp:inline>
+        </w:drawing>
+      </w:r>
+    </w:p>
+    <w:p>
+      <w:pPr>
+        <w:spacing w:before="80"/>
         <w:jc w:val="center"/>
       </w:pPr>
       <w:r>
@@ -42,7 +88,7 @@
     </w:p>
     <w:p>
       <w:pPr>
-        <w:spacing w:before="1920" w:after="200"/>
+        <w:spacing w:before="960" w:after="200"/>
         <w:jc w:val="center"/>
       </w:pPr>
       <w:r>
@@ -83,7 +129,7 @@
     </w:p>
     <w:p>
       <w:pPr>
-        <w:spacing w:before="1400"/>
+        <w:spacing w:before="720"/>
       </w:pPr>
     </w:p>
     <w:tbl>
@@ -344,7 +390,7 @@
           <w:kern w:val="2"/>
           <w:sz w:val="24"/>
           <w:szCs w:val="24"/>
-          <w:lang w:val="en-PH" w:eastAsia="ja-JP"/>
+          <w:lang w:val="en-PH" w:eastAsia="en-PH"/>
           <w14:ligatures w14:val="standardContextual"/>
         </w:rPr>
       </w:pPr>
@@ -357,7 +403,7 @@
       <w:r>
         <w:fldChar w:fldCharType="separate"/>
       </w:r>
-      <w:hyperlink w:anchor="_Toc242850125" w:history="1">
+      <w:hyperlink w:anchor="_Toc242912322" w:history="1">
         <w:r>
           <w:rPr>
             <w:rStyle w:val="Hyperlink"/>
@@ -384,7 +430,7 @@
             <w:noProof/>
             <w:webHidden/>
           </w:rPr>
-          <w:instrText xml:space="preserve"> PAGEREF _Toc242850125 \h </w:instrText>
+          <w:instrText xml:space="preserve"> PAGEREF _Toc242912322 \h </w:instrText>
         </w:r>
         <w:r>
           <w:rPr>
@@ -428,11 +474,11 @@
           <w:kern w:val="2"/>
           <w:sz w:val="24"/>
           <w:szCs w:val="24"/>
-          <w:lang w:val="en-PH" w:eastAsia="ja-JP"/>
+          <w:lang w:val="en-PH" w:eastAsia="en-PH"/>
           <w14:ligatures w14:val="standardContextual"/>
         </w:rPr>
       </w:pPr>
-      <w:hyperlink w:anchor="_Toc242850126" w:history="1">
+      <w:hyperlink w:anchor="_Toc242912323" w:history="1">
         <w:r>
           <w:rPr>
             <w:rStyle w:val="Hyperlink"/>
@@ -459,7 +505,7 @@
             <w:noProof/>
             <w:webHidden/>
           </w:rPr>
-          <w:instrText xml:space="preserve"> PAGEREF _Toc242850126 \h </w:instrText>
+          <w:instrText xml:space="preserve"> PAGEREF _Toc242912323 \h </w:instrText>
         </w:r>
         <w:r>
           <w:rPr>
@@ -503,11 +549,11 @@
           <w:kern w:val="2"/>
           <w:sz w:val="24"/>
           <w:szCs w:val="24"/>
-          <w:lang w:val="en-PH" w:eastAsia="ja-JP"/>
+          <w:lang w:val="en-PH" w:eastAsia="en-PH"/>
           <w14:ligatures w14:val="standardContextual"/>
         </w:rPr>
       </w:pPr>
-      <w:hyperlink w:anchor="_Toc242850127" w:history="1">
+      <w:hyperlink w:anchor="_Toc242912324" w:history="1">
         <w:r>
           <w:rPr>
             <w:rStyle w:val="Hyperlink"/>
@@ -534,7 +580,7 @@
             <w:noProof/>
             <w:webHidden/>
           </w:rPr>
-          <w:instrText xml:space="preserve"> PAGEREF _Toc242850127 \h </w:instrText>
+          <w:instrText xml:space="preserve"> PAGEREF _Toc242912324 \h </w:instrText>
         </w:r>
         <w:r>
           <w:rPr>
@@ -578,11 +624,11 @@
           <w:kern w:val="2"/>
           <w:sz w:val="24"/>
           <w:szCs w:val="24"/>
-          <w:lang w:val="en-PH" w:eastAsia="ja-JP"/>
+          <w:lang w:val="en-PH" w:eastAsia="en-PH"/>
           <w14:ligatures w14:val="standardContextual"/>
         </w:rPr>
       </w:pPr>
-      <w:hyperlink w:anchor="_Toc242850128" w:history="1">
+      <w:hyperlink w:anchor="_Toc242912325" w:history="1">
         <w:r>
           <w:rPr>
             <w:rStyle w:val="Hyperlink"/>
@@ -609,7 +655,7 @@
             <w:noProof/>
             <w:webHidden/>
           </w:rPr>
-          <w:instrText xml:space="preserve"> PAGEREF _Toc242850128 \h </w:instrText>
+          <w:instrText xml:space="preserve"> PAGEREF _Toc242912325 \h </w:instrText>
         </w:r>
         <w:r>
           <w:rPr>
@@ -653,11 +699,11 @@
           <w:kern w:val="2"/>
           <w:sz w:val="24"/>
           <w:szCs w:val="24"/>
-          <w:lang w:val="en-PH" w:eastAsia="ja-JP"/>
+          <w:lang w:val="en-PH" w:eastAsia="en-PH"/>
           <w14:ligatures w14:val="standardContextual"/>
         </w:rPr>
       </w:pPr>
-      <w:hyperlink w:anchor="_Toc242850129" w:history="1">
+      <w:hyperlink w:anchor="_Toc242912326" w:history="1">
         <w:r>
           <w:rPr>
             <w:rStyle w:val="Hyperlink"/>
@@ -684,7 +730,7 @@
             <w:noProof/>
             <w:webHidden/>
           </w:rPr>
-          <w:instrText xml:space="preserve"> PAGEREF _Toc242850129 \h </w:instrText>
+          <w:instrText xml:space="preserve"> PAGEREF _Toc242912326 \h </w:instrText>
         </w:r>
         <w:r>
           <w:rPr>
@@ -728,11 +774,11 @@
           <w:kern w:val="2"/>
           <w:sz w:val="24"/>
           <w:szCs w:val="24"/>
-          <w:lang w:val="en-PH" w:eastAsia="ja-JP"/>
+          <w:lang w:val="en-PH" w:eastAsia="en-PH"/>
           <w14:ligatures w14:val="standardContextual"/>
         </w:rPr>
       </w:pPr>
-      <w:hyperlink w:anchor="_Toc242850130" w:history="1">
+      <w:hyperlink w:anchor="_Toc242912327" w:history="1">
         <w:r>
           <w:rPr>
             <w:rStyle w:val="Hyperlink"/>
@@ -759,7 +805,7 @@
             <w:noProof/>
             <w:webHidden/>
           </w:rPr>
-          <w:instrText xml:space="preserve"> PAGEREF _Toc242850130 \h </w:instrText>
+          <w:instrText xml:space="preserve"> PAGEREF _Toc242912327 \h </w:instrText>
         </w:r>
         <w:r>
           <w:rPr>
@@ -803,11 +849,11 @@
           <w:kern w:val="2"/>
           <w:sz w:val="24"/>
           <w:szCs w:val="24"/>
-          <w:lang w:val="en-PH" w:eastAsia="ja-JP"/>
+          <w:lang w:val="en-PH" w:eastAsia="en-PH"/>
           <w14:ligatures w14:val="standardContextual"/>
         </w:rPr>
       </w:pPr>
-      <w:hyperlink w:anchor="_Toc242850131" w:history="1">
+      <w:hyperlink w:anchor="_Toc242912328" w:history="1">
         <w:r>
           <w:rPr>
             <w:rStyle w:val="Hyperlink"/>
@@ -834,7 +880,7 @@
             <w:noProof/>
             <w:webHidden/>
           </w:rPr>
-          <w:instrText xml:space="preserve"> PAGEREF _Toc242850131 \h </w:instrText>
+          <w:instrText xml:space="preserve"> PAGEREF _Toc242912328 \h </w:instrText>
         </w:r>
         <w:r>
           <w:rPr>
@@ -878,11 +924,11 @@
           <w:kern w:val="2"/>
           <w:sz w:val="24"/>
           <w:szCs w:val="24"/>
-          <w:lang w:val="en-PH" w:eastAsia="ja-JP"/>
+          <w:lang w:val="en-PH" w:eastAsia="en-PH"/>
           <w14:ligatures w14:val="standardContextual"/>
         </w:rPr>
       </w:pPr>
-      <w:hyperlink w:anchor="_Toc242850132" w:history="1">
+      <w:hyperlink w:anchor="_Toc242912329" w:history="1">
         <w:r>
           <w:rPr>
             <w:rStyle w:val="Hyperlink"/>
@@ -909,7 +955,7 @@
             <w:noProof/>
             <w:webHidden/>
           </w:rPr>
-          <w:instrText xml:space="preserve"> PAGEREF _Toc242850132 \h </w:instrText>
+          <w:instrText xml:space="preserve"> PAGEREF _Toc242912329 \h </w:instrText>
         </w:r>
         <w:r>
           <w:rPr>
@@ -953,11 +999,11 @@
           <w:kern w:val="2"/>
           <w:sz w:val="24"/>
           <w:szCs w:val="24"/>
-          <w:lang w:val="en-PH" w:eastAsia="ja-JP"/>
+          <w:lang w:val="en-PH" w:eastAsia="en-PH"/>
           <w14:ligatures w14:val="standardContextual"/>
         </w:rPr>
       </w:pPr>
-      <w:hyperlink w:anchor="_Toc242850133" w:history="1">
+      <w:hyperlink w:anchor="_Toc242912330" w:history="1">
         <w:r>
           <w:rPr>
             <w:rStyle w:val="Hyperlink"/>
@@ -984,7 +1030,7 @@
             <w:noProof/>
             <w:webHidden/>
           </w:rPr>
-          <w:instrText xml:space="preserve"> PAGEREF _Toc242850133 \h </w:instrText>
+          <w:instrText xml:space="preserve"> PAGEREF _Toc242912330 \h </w:instrText>
         </w:r>
         <w:r>
           <w:rPr>
@@ -1028,11 +1074,11 @@
           <w:kern w:val="2"/>
           <w:sz w:val="24"/>
           <w:szCs w:val="24"/>
-          <w:lang w:val="en-PH" w:eastAsia="ja-JP"/>
+          <w:lang w:val="en-PH" w:eastAsia="en-PH"/>
           <w14:ligatures w14:val="standardContextual"/>
         </w:rPr>
       </w:pPr>
-      <w:hyperlink w:anchor="_Toc242850134" w:history="1">
+      <w:hyperlink w:anchor="_Toc242912331" w:history="1">
         <w:r>
           <w:rPr>
             <w:rStyle w:val="Hyperlink"/>
@@ -1059,7 +1105,7 @@
             <w:noProof/>
             <w:webHidden/>
           </w:rPr>
-          <w:instrText xml:space="preserve"> PAGEREF _Toc242850134 \h </w:instrText>
+          <w:instrText xml:space="preserve"> PAGEREF _Toc242912331 \h </w:instrText>
         </w:r>
         <w:r>
           <w:rPr>
@@ -1103,11 +1149,11 @@
           <w:kern w:val="2"/>
           <w:sz w:val="24"/>
           <w:szCs w:val="24"/>
-          <w:lang w:val="en-PH" w:eastAsia="ja-JP"/>
+          <w:lang w:val="en-PH" w:eastAsia="en-PH"/>
           <w14:ligatures w14:val="standardContextual"/>
         </w:rPr>
       </w:pPr>
-      <w:hyperlink w:anchor="_Toc242850135" w:history="1">
+      <w:hyperlink w:anchor="_Toc242912332" w:history="1">
         <w:r>
           <w:rPr>
             <w:rStyle w:val="Hyperlink"/>
@@ -1134,7 +1180,7 @@
             <w:noProof/>
             <w:webHidden/>
           </w:rPr>
-          <w:instrText xml:space="preserve"> PAGEREF _Toc242850135 \h </w:instrText>
+          <w:instrText xml:space="preserve"> PAGEREF _Toc242912332 \h </w:instrText>
         </w:r>
         <w:r>
           <w:rPr>
@@ -1178,11 +1224,11 @@
           <w:kern w:val="2"/>
           <w:sz w:val="24"/>
           <w:szCs w:val="24"/>
-          <w:lang w:val="en-PH" w:eastAsia="ja-JP"/>
+          <w:lang w:val="en-PH" w:eastAsia="en-PH"/>
           <w14:ligatures w14:val="standardContextual"/>
         </w:rPr>
       </w:pPr>
-      <w:hyperlink w:anchor="_Toc242850136" w:history="1">
+      <w:hyperlink w:anchor="_Toc242912333" w:history="1">
         <w:r>
           <w:rPr>
             <w:rStyle w:val="Hyperlink"/>
@@ -1209,7 +1255,7 @@
             <w:noProof/>
             <w:webHidden/>
           </w:rPr>
-          <w:instrText xml:space="preserve"> PAGEREF _Toc242850136 \h </w:instrText>
+          <w:instrText xml:space="preserve"> PAGEREF _Toc242912333 \h </w:instrText>
         </w:r>
         <w:r>
           <w:rPr>
@@ -1253,11 +1299,11 @@
           <w:kern w:val="2"/>
           <w:sz w:val="24"/>
           <w:szCs w:val="24"/>
-          <w:lang w:val="en-PH" w:eastAsia="ja-JP"/>
+          <w:lang w:val="en-PH" w:eastAsia="en-PH"/>
           <w14:ligatures w14:val="standardContextual"/>
         </w:rPr>
       </w:pPr>
-      <w:hyperlink w:anchor="_Toc242850137" w:history="1">
+      <w:hyperlink w:anchor="_Toc242912334" w:history="1">
         <w:r>
           <w:rPr>
             <w:rStyle w:val="Hyperlink"/>
@@ -1284,7 +1330,7 @@
             <w:noProof/>
             <w:webHidden/>
           </w:rPr>
-          <w:instrText xml:space="preserve"> PAGEREF _Toc242850137 \h </w:instrText>
+          <w:instrText xml:space="preserve"> PAGEREF _Toc242912334 \h </w:instrText>
         </w:r>
         <w:r>
           <w:rPr>
@@ -1328,11 +1374,11 @@
           <w:kern w:val="2"/>
           <w:sz w:val="24"/>
           <w:szCs w:val="24"/>
-          <w:lang w:val="en-PH" w:eastAsia="ja-JP"/>
+          <w:lang w:val="en-PH" w:eastAsia="en-PH"/>
           <w14:ligatures w14:val="standardContextual"/>
         </w:rPr>
       </w:pPr>
-      <w:hyperlink w:anchor="_Toc242850138" w:history="1">
+      <w:hyperlink w:anchor="_Toc242912335" w:history="1">
         <w:r>
           <w:rPr>
             <w:rStyle w:val="Hyperlink"/>
@@ -1359,7 +1405,7 @@
             <w:noProof/>
             <w:webHidden/>
           </w:rPr>
-          <w:instrText xml:space="preserve"> PAGEREF _Toc242850138 \h </w:instrText>
+          <w:instrText xml:space="preserve"> PAGEREF _Toc242912335 \h </w:instrText>
         </w:r>
         <w:r>
           <w:rPr>
@@ -1403,11 +1449,11 @@
           <w:kern w:val="2"/>
           <w:sz w:val="24"/>
           <w:szCs w:val="24"/>
-          <w:lang w:val="en-PH" w:eastAsia="ja-JP"/>
+          <w:lang w:val="en-PH" w:eastAsia="en-PH"/>
           <w14:ligatures w14:val="standardContextual"/>
         </w:rPr>
       </w:pPr>
-      <w:hyperlink w:anchor="_Toc242850139" w:history="1">
+      <w:hyperlink w:anchor="_Toc242912336" w:history="1">
         <w:r>
           <w:rPr>
             <w:rStyle w:val="Hyperlink"/>
@@ -1434,7 +1480,7 @@
             <w:noProof/>
             <w:webHidden/>
           </w:rPr>
-          <w:instrText xml:space="preserve"> PAGEREF _Toc242850139 \h </w:instrText>
+          <w:instrText xml:space="preserve"> PAGEREF _Toc242912336 \h </w:instrText>
         </w:r>
         <w:r>
           <w:rPr>
@@ -1478,11 +1524,11 @@
           <w:kern w:val="2"/>
           <w:sz w:val="24"/>
           <w:szCs w:val="24"/>
-          <w:lang w:val="en-PH" w:eastAsia="ja-JP"/>
+          <w:lang w:val="en-PH" w:eastAsia="en-PH"/>
           <w14:ligatures w14:val="standardContextual"/>
         </w:rPr>
       </w:pPr>
-      <w:hyperlink w:anchor="_Toc242850140" w:history="1">
+      <w:hyperlink w:anchor="_Toc242912337" w:history="1">
         <w:r>
           <w:rPr>
             <w:rStyle w:val="Hyperlink"/>
@@ -1509,7 +1555,7 @@
             <w:noProof/>
             <w:webHidden/>
           </w:rPr>
-          <w:instrText xml:space="preserve"> PAGEREF _Toc242850140 \h </w:instrText>
+          <w:instrText xml:space="preserve"> PAGEREF _Toc242912337 \h </w:instrText>
         </w:r>
         <w:r>
           <w:rPr>
@@ -1554,7 +1600,7 @@
       <w:pPr>
         <w:pStyle w:val="Heading1"/>
       </w:pPr>
-      <w:bookmarkStart w:id="0" w:name="_Toc242850125"/>
+      <w:bookmarkStart w:id="0" w:name="_Toc242912322"/>
       <w:r>
         <w:t>Document Revision History</w:t>
       </w:r>
@@ -2533,7 +2579,7 @@
       <w:pPr>
         <w:pStyle w:val="Heading1"/>
       </w:pPr>
-      <w:bookmarkStart w:id="1" w:name="_Toc242850126"/>
+      <w:bookmarkStart w:id="1" w:name="_Toc242912323"/>
       <w:r>
         <w:t>1. Project Overview &amp; Scope Refactoring</w:t>
       </w:r>
@@ -2543,7 +2589,7 @@
       <w:pPr>
         <w:pStyle w:val="Heading2"/>
       </w:pPr>
-      <w:bookmarkStart w:id="2" w:name="_Toc242850127"/>
+      <w:bookmarkStart w:id="2" w:name="_Toc242912324"/>
       <w:r>
         <w:t>1.1 Project Purpose &amp; Executive Summary</w:t>
       </w:r>
@@ -2561,7 +2607,7 @@
       <w:pPr>
         <w:pStyle w:val="Heading2"/>
       </w:pPr>
-      <w:bookmarkStart w:id="3" w:name="_Toc242850128"/>
+      <w:bookmarkStart w:id="3" w:name="_Toc242912325"/>
       <w:r>
         <w:t>1.2 Interconnected Deliverables Traceability Baseline</w:t>
       </w:r>
@@ -3839,7 +3885,7 @@
       <w:pPr>
         <w:pStyle w:val="Heading2"/>
       </w:pPr>
-      <w:bookmarkStart w:id="4" w:name="_Toc242850129"/>
+      <w:bookmarkStart w:id="4" w:name="_Toc242912326"/>
       <w:r>
         <w:t>1.3 Scope Baseline &amp; Phased Implementation Strategy</w:t>
       </w:r>
@@ -3952,7 +3998,7 @@
       <w:pPr>
         <w:pStyle w:val="Heading1"/>
       </w:pPr>
-      <w:bookmarkStart w:id="5" w:name="_Toc242850130"/>
+      <w:bookmarkStart w:id="5" w:name="_Toc242912327"/>
       <w:r>
         <w:t>2. Work Breakdown Structure (WBS) &amp; Deliverables</w:t>
       </w:r>
@@ -4318,7 +4364,7 @@
       <w:pPr>
         <w:pStyle w:val="Heading1"/>
       </w:pPr>
-      <w:bookmarkStart w:id="6" w:name="_Toc242850131"/>
+      <w:bookmarkStart w:id="6" w:name="_Toc242912328"/>
       <w:r>
         <w:t>3. Activities, Milestones &amp; Revised Master Schedule</w:t>
       </w:r>
@@ -5815,7 +5861,7 @@
       <w:pPr>
         <w:pStyle w:val="Heading1"/>
       </w:pPr>
-      <w:bookmarkStart w:id="7" w:name="_Toc242850132"/>
+      <w:bookmarkStart w:id="7" w:name="_Toc242912329"/>
       <w:r>
         <w:t>4. Resource Allocation &amp; Infrastructure</w:t>
       </w:r>
@@ -5825,7 +5871,7 @@
       <w:pPr>
         <w:pStyle w:val="Heading2"/>
       </w:pPr>
-      <w:bookmarkStart w:id="8" w:name="_Toc242850133"/>
+      <w:bookmarkStart w:id="8" w:name="_Toc242912330"/>
       <w:r>
         <w:t>4.1 Development &amp; Processing Infrastructure</w:t>
       </w:r>
@@ -5907,7 +5953,7 @@
       <w:pPr>
         <w:pStyle w:val="Heading2"/>
       </w:pPr>
-      <w:bookmarkStart w:id="9" w:name="_Toc242850134"/>
+      <w:bookmarkStart w:id="9" w:name="_Toc242912331"/>
       <w:r>
         <w:t>4.2 Target Hardware &amp; Test Fleet</w:t>
       </w:r>
@@ -5965,7 +6011,7 @@
       <w:pPr>
         <w:pStyle w:val="Heading2"/>
       </w:pPr>
-      <w:bookmarkStart w:id="10" w:name="_Toc242850135"/>
+      <w:bookmarkStart w:id="10" w:name="_Toc242912332"/>
       <w:r>
         <w:t>4.3 Software Libraries &amp; Frameworks</w:t>
       </w:r>
@@ -6128,7 +6174,7 @@
       <w:pPr>
         <w:pStyle w:val="Heading1"/>
       </w:pPr>
-      <w:bookmarkStart w:id="11" w:name="_Toc242850136"/>
+      <w:bookmarkStart w:id="11" w:name="_Toc242912333"/>
       <w:r>
         <w:t>5. Team Roles and Responsibilities</w:t>
       </w:r>
@@ -6733,8 +6779,8 @@
     <w:p>
       <w:pPr>
         <w:sectPr>
-          <w:headerReference w:type="default" r:id="rId8"/>
-          <w:footerReference w:type="default" r:id="rId9"/>
+          <w:headerReference w:type="default" r:id="rId9"/>
+          <w:footerReference w:type="default" r:id="rId10"/>
           <w:pgSz w:w="12240" w:h="15840"/>
           <w:pgMar w:top="1440" w:right="1440" w:bottom="1440" w:left="1440" w:header="648" w:footer="648" w:gutter="0"/>
           <w:cols w:space="720"/>
@@ -6747,7 +6793,7 @@
       <w:pPr>
         <w:pStyle w:val="Heading1"/>
       </w:pPr>
-      <w:bookmarkStart w:id="12" w:name="_Toc242850137"/>
+      <w:bookmarkStart w:id="12" w:name="_Toc242912334"/>
       <w:r>
         <w:t>6. Comprehensive Risk Management &amp; Mitigation Matrix</w:t>
       </w:r>
@@ -8217,7 +8263,7 @@
       <w:pPr>
         <w:pStyle w:val="Heading1"/>
       </w:pPr>
-      <w:bookmarkStart w:id="13" w:name="_Toc242850138"/>
+      <w:bookmarkStart w:id="13" w:name="_Toc242912335"/>
       <w:r>
         <w:t>7. Configuration Management &amp; Quality Assurance</w:t>
       </w:r>
@@ -8227,7 +8273,7 @@
       <w:pPr>
         <w:pStyle w:val="Heading2"/>
       </w:pPr>
-      <w:bookmarkStart w:id="14" w:name="_Toc242850139"/>
+      <w:bookmarkStart w:id="14" w:name="_Toc242912336"/>
       <w:r>
         <w:t>7.1 Configuration Management &amp; Asset Versioning</w:t>
       </w:r>
@@ -8410,7 +8456,7 @@
       <w:pPr>
         <w:pStyle w:val="Heading2"/>
       </w:pPr>
-      <w:bookmarkStart w:id="15" w:name="_Toc242850140"/>
+      <w:bookmarkStart w:id="15" w:name="_Toc242912337"/>
       <w:r>
         <w:t>7.2 Quality Assurance &amp; Verification Protocol</w:t>
       </w:r>
@@ -8917,31 +8963,31 @@
       </w:rPr>
     </w:lvl>
   </w:abstractNum>
-  <w:num w:numId="1" w16cid:durableId="1673996044">
+  <w:num w:numId="1" w16cid:durableId="597257872">
     <w:abstractNumId w:val="8"/>
   </w:num>
-  <w:num w:numId="2" w16cid:durableId="79452288">
+  <w:num w:numId="2" w16cid:durableId="18899581">
     <w:abstractNumId w:val="6"/>
   </w:num>
-  <w:num w:numId="3" w16cid:durableId="1431388239">
+  <w:num w:numId="3" w16cid:durableId="374237733">
     <w:abstractNumId w:val="5"/>
   </w:num>
-  <w:num w:numId="4" w16cid:durableId="547106313">
+  <w:num w:numId="4" w16cid:durableId="1219589570">
     <w:abstractNumId w:val="4"/>
   </w:num>
-  <w:num w:numId="5" w16cid:durableId="1140920801">
+  <w:num w:numId="5" w16cid:durableId="1277564023">
     <w:abstractNumId w:val="7"/>
   </w:num>
-  <w:num w:numId="6" w16cid:durableId="694691524">
+  <w:num w:numId="6" w16cid:durableId="1491679493">
     <w:abstractNumId w:val="3"/>
   </w:num>
-  <w:num w:numId="7" w16cid:durableId="17394483">
+  <w:num w:numId="7" w16cid:durableId="888415318">
     <w:abstractNumId w:val="2"/>
   </w:num>
-  <w:num w:numId="8" w16cid:durableId="665669820">
+  <w:num w:numId="8" w16cid:durableId="1560171074">
     <w:abstractNumId w:val="1"/>
   </w:num>
-  <w:num w:numId="9" w16cid:durableId="1651517368">
+  <w:num w:numId="9" w16cid:durableId="403334792">
     <w:abstractNumId w:val="0"/>
   </w:num>
 </w:numbering>
@@ -20336,7 +20382,7 @@
     <w:autoRedefine/>
     <w:uiPriority w:val="39"/>
     <w:unhideWhenUsed/>
-    <w:rsid w:val="00393220"/>
+    <w:rsid w:val="00E10879"/>
     <w:pPr>
       <w:spacing w:after="100"/>
     </w:pPr>
@@ -20348,7 +20394,7 @@
     <w:autoRedefine/>
     <w:uiPriority w:val="39"/>
     <w:unhideWhenUsed/>
-    <w:rsid w:val="00393220"/>
+    <w:rsid w:val="00E10879"/>
     <w:pPr>
       <w:spacing w:after="100"/>
       <w:ind w:left="200"/>
@@ -20359,7 +20405,7 @@
     <w:basedOn w:val="DefaultParagraphFont"/>
     <w:uiPriority w:val="99"/>
     <w:unhideWhenUsed/>
-    <w:rsid w:val="00393220"/>
+    <w:rsid w:val="00E10879"/>
     <w:rPr>
       <w:color w:val="0000FF" w:themeColor="hyperlink"/>
       <w:u w:val="single"/>

--- a/docs/submission/playIT_SPMP_v2.0.docx
+++ b/docs/submission/playIT_SPMP_v2.0.docx
@@ -12,7 +12,7 @@
           <w:noProof/>
         </w:rPr>
         <w:drawing>
-          <wp:inline distT="0" distB="0" distL="0" distR="0" wp14:anchorId="5E63DBD8" wp14:editId="37F5CF07">
+          <wp:inline distT="0" distB="0" distL="0" distR="0" wp14:anchorId="6566CF24" wp14:editId="34258E2B">
             <wp:extent cx="1463040" cy="1034415"/>
             <wp:effectExtent l="0" t="0" r="0" b="0"/>
             <wp:docPr id="1" name="Picture 1"/>
@@ -403,7 +403,7 @@
       <w:r>
         <w:fldChar w:fldCharType="separate"/>
       </w:r>
-      <w:hyperlink w:anchor="_Toc242912322" w:history="1">
+      <w:hyperlink w:anchor="_Toc243212139" w:history="1">
         <w:r>
           <w:rPr>
             <w:rStyle w:val="Hyperlink"/>
@@ -430,7 +430,7 @@
             <w:noProof/>
             <w:webHidden/>
           </w:rPr>
-          <w:instrText xml:space="preserve"> PAGEREF _Toc242912322 \h </w:instrText>
+          <w:instrText xml:space="preserve"> PAGEREF _Toc243212139 \h </w:instrText>
         </w:r>
         <w:r>
           <w:rPr>
@@ -478,7 +478,7 @@
           <w14:ligatures w14:val="standardContextual"/>
         </w:rPr>
       </w:pPr>
-      <w:hyperlink w:anchor="_Toc242912323" w:history="1">
+      <w:hyperlink w:anchor="_Toc243212140" w:history="1">
         <w:r>
           <w:rPr>
             <w:rStyle w:val="Hyperlink"/>
@@ -505,7 +505,7 @@
             <w:noProof/>
             <w:webHidden/>
           </w:rPr>
-          <w:instrText xml:space="preserve"> PAGEREF _Toc242912323 \h </w:instrText>
+          <w:instrText xml:space="preserve"> PAGEREF _Toc243212140 \h </w:instrText>
         </w:r>
         <w:r>
           <w:rPr>
@@ -553,7 +553,7 @@
           <w14:ligatures w14:val="standardContextual"/>
         </w:rPr>
       </w:pPr>
-      <w:hyperlink w:anchor="_Toc242912324" w:history="1">
+      <w:hyperlink w:anchor="_Toc243212141" w:history="1">
         <w:r>
           <w:rPr>
             <w:rStyle w:val="Hyperlink"/>
@@ -580,7 +580,7 @@
             <w:noProof/>
             <w:webHidden/>
           </w:rPr>
-          <w:instrText xml:space="preserve"> PAGEREF _Toc242912324 \h </w:instrText>
+          <w:instrText xml:space="preserve"> PAGEREF _Toc243212141 \h </w:instrText>
         </w:r>
         <w:r>
           <w:rPr>
@@ -628,7 +628,7 @@
           <w14:ligatures w14:val="standardContextual"/>
         </w:rPr>
       </w:pPr>
-      <w:hyperlink w:anchor="_Toc242912325" w:history="1">
+      <w:hyperlink w:anchor="_Toc243212142" w:history="1">
         <w:r>
           <w:rPr>
             <w:rStyle w:val="Hyperlink"/>
@@ -655,7 +655,7 @@
             <w:noProof/>
             <w:webHidden/>
           </w:rPr>
-          <w:instrText xml:space="preserve"> PAGEREF _Toc242912325 \h </w:instrText>
+          <w:instrText xml:space="preserve"> PAGEREF _Toc243212142 \h </w:instrText>
         </w:r>
         <w:r>
           <w:rPr>
@@ -703,7 +703,7 @@
           <w14:ligatures w14:val="standardContextual"/>
         </w:rPr>
       </w:pPr>
-      <w:hyperlink w:anchor="_Toc242912326" w:history="1">
+      <w:hyperlink w:anchor="_Toc243212143" w:history="1">
         <w:r>
           <w:rPr>
             <w:rStyle w:val="Hyperlink"/>
@@ -730,7 +730,7 @@
             <w:noProof/>
             <w:webHidden/>
           </w:rPr>
-          <w:instrText xml:space="preserve"> PAGEREF _Toc242912326 \h </w:instrText>
+          <w:instrText xml:space="preserve"> PAGEREF _Toc243212143 \h </w:instrText>
         </w:r>
         <w:r>
           <w:rPr>
@@ -778,7 +778,7 @@
           <w14:ligatures w14:val="standardContextual"/>
         </w:rPr>
       </w:pPr>
-      <w:hyperlink w:anchor="_Toc242912327" w:history="1">
+      <w:hyperlink w:anchor="_Toc243212144" w:history="1">
         <w:r>
           <w:rPr>
             <w:rStyle w:val="Hyperlink"/>
@@ -805,7 +805,7 @@
             <w:noProof/>
             <w:webHidden/>
           </w:rPr>
-          <w:instrText xml:space="preserve"> PAGEREF _Toc242912327 \h </w:instrText>
+          <w:instrText xml:space="preserve"> PAGEREF _Toc243212144 \h </w:instrText>
         </w:r>
         <w:r>
           <w:rPr>
@@ -853,7 +853,7 @@
           <w14:ligatures w14:val="standardContextual"/>
         </w:rPr>
       </w:pPr>
-      <w:hyperlink w:anchor="_Toc242912328" w:history="1">
+      <w:hyperlink w:anchor="_Toc243212145" w:history="1">
         <w:r>
           <w:rPr>
             <w:rStyle w:val="Hyperlink"/>
@@ -880,7 +880,7 @@
             <w:noProof/>
             <w:webHidden/>
           </w:rPr>
-          <w:instrText xml:space="preserve"> PAGEREF _Toc242912328 \h </w:instrText>
+          <w:instrText xml:space="preserve"> PAGEREF _Toc243212145 \h </w:instrText>
         </w:r>
         <w:r>
           <w:rPr>
@@ -928,7 +928,7 @@
           <w14:ligatures w14:val="standardContextual"/>
         </w:rPr>
       </w:pPr>
-      <w:hyperlink w:anchor="_Toc242912329" w:history="1">
+      <w:hyperlink w:anchor="_Toc243212146" w:history="1">
         <w:r>
           <w:rPr>
             <w:rStyle w:val="Hyperlink"/>
@@ -955,7 +955,7 @@
             <w:noProof/>
             <w:webHidden/>
           </w:rPr>
-          <w:instrText xml:space="preserve"> PAGEREF _Toc242912329 \h </w:instrText>
+          <w:instrText xml:space="preserve"> PAGEREF _Toc243212146 \h </w:instrText>
         </w:r>
         <w:r>
           <w:rPr>
@@ -1003,7 +1003,7 @@
           <w14:ligatures w14:val="standardContextual"/>
         </w:rPr>
       </w:pPr>
-      <w:hyperlink w:anchor="_Toc242912330" w:history="1">
+      <w:hyperlink w:anchor="_Toc243212147" w:history="1">
         <w:r>
           <w:rPr>
             <w:rStyle w:val="Hyperlink"/>
@@ -1030,7 +1030,7 @@
             <w:noProof/>
             <w:webHidden/>
           </w:rPr>
-          <w:instrText xml:space="preserve"> PAGEREF _Toc242912330 \h </w:instrText>
+          <w:instrText xml:space="preserve"> PAGEREF _Toc243212147 \h </w:instrText>
         </w:r>
         <w:r>
           <w:rPr>
@@ -1078,7 +1078,7 @@
           <w14:ligatures w14:val="standardContextual"/>
         </w:rPr>
       </w:pPr>
-      <w:hyperlink w:anchor="_Toc242912331" w:history="1">
+      <w:hyperlink w:anchor="_Toc243212148" w:history="1">
         <w:r>
           <w:rPr>
             <w:rStyle w:val="Hyperlink"/>
@@ -1105,7 +1105,7 @@
             <w:noProof/>
             <w:webHidden/>
           </w:rPr>
-          <w:instrText xml:space="preserve"> PAGEREF _Toc242912331 \h </w:instrText>
+          <w:instrText xml:space="preserve"> PAGEREF _Toc243212148 \h </w:instrText>
         </w:r>
         <w:r>
           <w:rPr>
@@ -1153,7 +1153,7 @@
           <w14:ligatures w14:val="standardContextual"/>
         </w:rPr>
       </w:pPr>
-      <w:hyperlink w:anchor="_Toc242912332" w:history="1">
+      <w:hyperlink w:anchor="_Toc243212149" w:history="1">
         <w:r>
           <w:rPr>
             <w:rStyle w:val="Hyperlink"/>
@@ -1180,7 +1180,7 @@
             <w:noProof/>
             <w:webHidden/>
           </w:rPr>
-          <w:instrText xml:space="preserve"> PAGEREF _Toc242912332 \h </w:instrText>
+          <w:instrText xml:space="preserve"> PAGEREF _Toc243212149 \h </w:instrText>
         </w:r>
         <w:r>
           <w:rPr>
@@ -1228,7 +1228,7 @@
           <w14:ligatures w14:val="standardContextual"/>
         </w:rPr>
       </w:pPr>
-      <w:hyperlink w:anchor="_Toc242912333" w:history="1">
+      <w:hyperlink w:anchor="_Toc243212150" w:history="1">
         <w:r>
           <w:rPr>
             <w:rStyle w:val="Hyperlink"/>
@@ -1255,7 +1255,7 @@
             <w:noProof/>
             <w:webHidden/>
           </w:rPr>
-          <w:instrText xml:space="preserve"> PAGEREF _Toc242912333 \h </w:instrText>
+          <w:instrText xml:space="preserve"> PAGEREF _Toc243212150 \h </w:instrText>
         </w:r>
         <w:r>
           <w:rPr>
@@ -1303,7 +1303,7 @@
           <w14:ligatures w14:val="standardContextual"/>
         </w:rPr>
       </w:pPr>
-      <w:hyperlink w:anchor="_Toc242912334" w:history="1">
+      <w:hyperlink w:anchor="_Toc243212151" w:history="1">
         <w:r>
           <w:rPr>
             <w:rStyle w:val="Hyperlink"/>
@@ -1330,7 +1330,7 @@
             <w:noProof/>
             <w:webHidden/>
           </w:rPr>
-          <w:instrText xml:space="preserve"> PAGEREF _Toc242912334 \h </w:instrText>
+          <w:instrText xml:space="preserve"> PAGEREF _Toc243212151 \h </w:instrText>
         </w:r>
         <w:r>
           <w:rPr>
@@ -1378,7 +1378,7 @@
           <w14:ligatures w14:val="standardContextual"/>
         </w:rPr>
       </w:pPr>
-      <w:hyperlink w:anchor="_Toc242912335" w:history="1">
+      <w:hyperlink w:anchor="_Toc243212152" w:history="1">
         <w:r>
           <w:rPr>
             <w:rStyle w:val="Hyperlink"/>
@@ -1405,7 +1405,7 @@
             <w:noProof/>
             <w:webHidden/>
           </w:rPr>
-          <w:instrText xml:space="preserve"> PAGEREF _Toc242912335 \h </w:instrText>
+          <w:instrText xml:space="preserve"> PAGEREF _Toc243212152 \h </w:instrText>
         </w:r>
         <w:r>
           <w:rPr>
@@ -1453,7 +1453,7 @@
           <w14:ligatures w14:val="standardContextual"/>
         </w:rPr>
       </w:pPr>
-      <w:hyperlink w:anchor="_Toc242912336" w:history="1">
+      <w:hyperlink w:anchor="_Toc243212153" w:history="1">
         <w:r>
           <w:rPr>
             <w:rStyle w:val="Hyperlink"/>
@@ -1480,7 +1480,7 @@
             <w:noProof/>
             <w:webHidden/>
           </w:rPr>
-          <w:instrText xml:space="preserve"> PAGEREF _Toc242912336 \h </w:instrText>
+          <w:instrText xml:space="preserve"> PAGEREF _Toc243212153 \h </w:instrText>
         </w:r>
         <w:r>
           <w:rPr>
@@ -1528,7 +1528,7 @@
           <w14:ligatures w14:val="standardContextual"/>
         </w:rPr>
       </w:pPr>
-      <w:hyperlink w:anchor="_Toc242912337" w:history="1">
+      <w:hyperlink w:anchor="_Toc243212154" w:history="1">
         <w:r>
           <w:rPr>
             <w:rStyle w:val="Hyperlink"/>
@@ -1555,7 +1555,7 @@
             <w:noProof/>
             <w:webHidden/>
           </w:rPr>
-          <w:instrText xml:space="preserve"> PAGEREF _Toc242912337 \h </w:instrText>
+          <w:instrText xml:space="preserve"> PAGEREF _Toc243212154 \h </w:instrText>
         </w:r>
         <w:r>
           <w:rPr>
@@ -1600,7 +1600,7 @@
       <w:pPr>
         <w:pStyle w:val="Heading1"/>
       </w:pPr>
-      <w:bookmarkStart w:id="0" w:name="_Toc242912322"/>
+      <w:bookmarkStart w:id="0" w:name="_Toc243212139"/>
       <w:r>
         <w:t>Document Revision History</w:t>
       </w:r>
@@ -1628,10 +1628,10 @@
         <w:tblLook w:val="04A0" w:firstRow="1" w:lastRow="0" w:firstColumn="1" w:lastColumn="0" w:noHBand="0" w:noVBand="1"/>
       </w:tblPr>
       <w:tblGrid>
-        <w:gridCol w:w="991"/>
-        <w:gridCol w:w="1239"/>
-        <w:gridCol w:w="2142"/>
-        <w:gridCol w:w="4988"/>
+        <w:gridCol w:w="992"/>
+        <w:gridCol w:w="1244"/>
+        <w:gridCol w:w="2069"/>
+        <w:gridCol w:w="5056"/>
       </w:tblGrid>
       <w:tr>
         <w:trPr>
@@ -1640,7 +1640,7 @@
         </w:trPr>
         <w:tc>
           <w:tcPr>
-            <w:tcW w:w="991" w:type="dxa"/>
+            <w:tcW w:w="992" w:type="dxa"/>
             <w:shd w:val="clear" w:color="auto" w:fill="1F3A3D"/>
           </w:tcPr>
           <w:p>
@@ -1660,7 +1660,7 @@
         </w:tc>
         <w:tc>
           <w:tcPr>
-            <w:tcW w:w="1239" w:type="dxa"/>
+            <w:tcW w:w="1244" w:type="dxa"/>
             <w:shd w:val="clear" w:color="auto" w:fill="1F3A3D"/>
           </w:tcPr>
           <w:p>
@@ -1680,7 +1680,7 @@
         </w:tc>
         <w:tc>
           <w:tcPr>
-            <w:tcW w:w="2142" w:type="dxa"/>
+            <w:tcW w:w="2069" w:type="dxa"/>
             <w:shd w:val="clear" w:color="auto" w:fill="1F3A3D"/>
           </w:tcPr>
           <w:p>
@@ -1700,7 +1700,7 @@
         </w:tc>
         <w:tc>
           <w:tcPr>
-            <w:tcW w:w="4988" w:type="dxa"/>
+            <w:tcW w:w="5056" w:type="dxa"/>
             <w:shd w:val="clear" w:color="auto" w:fill="1F3A3D"/>
           </w:tcPr>
           <w:p>
@@ -1725,7 +1725,7 @@
         </w:trPr>
         <w:tc>
           <w:tcPr>
-            <w:tcW w:w="991" w:type="dxa"/>
+            <w:tcW w:w="992" w:type="dxa"/>
           </w:tcPr>
           <w:p>
             <w:pPr>
@@ -1743,7 +1743,7 @@
         </w:tc>
         <w:tc>
           <w:tcPr>
-            <w:tcW w:w="1239" w:type="dxa"/>
+            <w:tcW w:w="1244" w:type="dxa"/>
           </w:tcPr>
           <w:p>
             <w:pPr>
@@ -1760,7 +1760,7 @@
         </w:tc>
         <w:tc>
           <w:tcPr>
-            <w:tcW w:w="2142" w:type="dxa"/>
+            <w:tcW w:w="2069" w:type="dxa"/>
           </w:tcPr>
           <w:p>
             <w:pPr>
@@ -1777,7 +1777,7 @@
         </w:tc>
         <w:tc>
           <w:tcPr>
-            <w:tcW w:w="4988" w:type="dxa"/>
+            <w:tcW w:w="5056" w:type="dxa"/>
           </w:tcPr>
           <w:p>
             <w:pPr>
@@ -1798,7 +1798,7 @@
         </w:trPr>
         <w:tc>
           <w:tcPr>
-            <w:tcW w:w="991" w:type="dxa"/>
+            <w:tcW w:w="992" w:type="dxa"/>
             <w:shd w:val="clear" w:color="auto" w:fill="F3F6F8"/>
           </w:tcPr>
           <w:p>
@@ -1817,7 +1817,7 @@
         </w:tc>
         <w:tc>
           <w:tcPr>
-            <w:tcW w:w="1239" w:type="dxa"/>
+            <w:tcW w:w="1244" w:type="dxa"/>
             <w:shd w:val="clear" w:color="auto" w:fill="F3F6F8"/>
           </w:tcPr>
           <w:p>
@@ -1835,7 +1835,7 @@
         </w:tc>
         <w:tc>
           <w:tcPr>
-            <w:tcW w:w="2142" w:type="dxa"/>
+            <w:tcW w:w="2069" w:type="dxa"/>
             <w:shd w:val="clear" w:color="auto" w:fill="F3F6F8"/>
           </w:tcPr>
           <w:p>
@@ -1853,7 +1853,7 @@
         </w:tc>
         <w:tc>
           <w:tcPr>
-            <w:tcW w:w="4988" w:type="dxa"/>
+            <w:tcW w:w="5056" w:type="dxa"/>
             <w:shd w:val="clear" w:color="auto" w:fill="F3F6F8"/>
           </w:tcPr>
           <w:p>
@@ -2022,7 +2022,7 @@
         </w:trPr>
         <w:tc>
           <w:tcPr>
-            <w:tcW w:w="991" w:type="dxa"/>
+            <w:tcW w:w="992" w:type="dxa"/>
           </w:tcPr>
           <w:p>
             <w:pPr>
@@ -2040,7 +2040,7 @@
         </w:tc>
         <w:tc>
           <w:tcPr>
-            <w:tcW w:w="1239" w:type="dxa"/>
+            <w:tcW w:w="1244" w:type="dxa"/>
           </w:tcPr>
           <w:p>
             <w:pPr>
@@ -2057,7 +2057,7 @@
         </w:tc>
         <w:tc>
           <w:tcPr>
-            <w:tcW w:w="2142" w:type="dxa"/>
+            <w:tcW w:w="2069" w:type="dxa"/>
           </w:tcPr>
           <w:p>
             <w:pPr>
@@ -2068,13 +2068,13 @@
               <w:rPr>
                 <w:sz w:val="17"/>
               </w:rPr>
-              <w:t>Capstone Team (Claude review)</w:t>
-            </w:r>
-          </w:p>
-        </w:tc>
-        <w:tc>
-          <w:tcPr>
-            <w:tcW w:w="4988" w:type="dxa"/>
+              <w:t>Capstone Team</w:t>
+            </w:r>
+          </w:p>
+        </w:tc>
+        <w:tc>
+          <w:tcPr>
+            <w:tcW w:w="5056" w:type="dxa"/>
           </w:tcPr>
           <w:p>
             <w:pPr>
@@ -2096,7 +2096,7 @@
         </w:trPr>
         <w:tc>
           <w:tcPr>
-            <w:tcW w:w="991" w:type="dxa"/>
+            <w:tcW w:w="992" w:type="dxa"/>
             <w:shd w:val="clear" w:color="auto" w:fill="F3F6F8"/>
           </w:tcPr>
           <w:p>
@@ -2115,7 +2115,7 @@
         </w:tc>
         <w:tc>
           <w:tcPr>
-            <w:tcW w:w="1239" w:type="dxa"/>
+            <w:tcW w:w="1244" w:type="dxa"/>
             <w:shd w:val="clear" w:color="auto" w:fill="F3F6F8"/>
           </w:tcPr>
           <w:p>
@@ -2133,7 +2133,7 @@
         </w:tc>
         <w:tc>
           <w:tcPr>
-            <w:tcW w:w="2142" w:type="dxa"/>
+            <w:tcW w:w="2069" w:type="dxa"/>
             <w:shd w:val="clear" w:color="auto" w:fill="F3F6F8"/>
           </w:tcPr>
           <w:p>
@@ -2145,13 +2145,13 @@
               <w:rPr>
                 <w:sz w:val="17"/>
               </w:rPr>
-              <w:t>Capstone Team (Claude, sprint synchronization)</w:t>
-            </w:r>
-          </w:p>
-        </w:tc>
-        <w:tc>
-          <w:tcPr>
-            <w:tcW w:w="4988" w:type="dxa"/>
+              <w:t>Capstone Team (sprint synchronization)</w:t>
+            </w:r>
+          </w:p>
+        </w:tc>
+        <w:tc>
+          <w:tcPr>
+            <w:tcW w:w="5056" w:type="dxa"/>
             <w:shd w:val="clear" w:color="auto" w:fill="F3F6F8"/>
           </w:tcPr>
           <w:p>
@@ -2216,7 +2216,7 @@
         </w:trPr>
         <w:tc>
           <w:tcPr>
-            <w:tcW w:w="991" w:type="dxa"/>
+            <w:tcW w:w="992" w:type="dxa"/>
           </w:tcPr>
           <w:p>
             <w:pPr>
@@ -2234,7 +2234,7 @@
         </w:tc>
         <w:tc>
           <w:tcPr>
-            <w:tcW w:w="1239" w:type="dxa"/>
+            <w:tcW w:w="1244" w:type="dxa"/>
           </w:tcPr>
           <w:p>
             <w:pPr>
@@ -2251,7 +2251,7 @@
         </w:tc>
         <w:tc>
           <w:tcPr>
-            <w:tcW w:w="2142" w:type="dxa"/>
+            <w:tcW w:w="2069" w:type="dxa"/>
           </w:tcPr>
           <w:p>
             <w:pPr>
@@ -2262,13 +2262,13 @@
               <w:rPr>
                 <w:sz w:val="17"/>
               </w:rPr>
-              <w:t>Capstone Team (Claude, submission review)</w:t>
-            </w:r>
-          </w:p>
-        </w:tc>
-        <w:tc>
-          <w:tcPr>
-            <w:tcW w:w="4988" w:type="dxa"/>
+              <w:t>Capstone Team (submission review)</w:t>
+            </w:r>
+          </w:p>
+        </w:tc>
+        <w:tc>
+          <w:tcPr>
+            <w:tcW w:w="5056" w:type="dxa"/>
           </w:tcPr>
           <w:p>
             <w:pPr>
@@ -2318,7 +2318,7 @@
         </w:trPr>
         <w:tc>
           <w:tcPr>
-            <w:tcW w:w="991" w:type="dxa"/>
+            <w:tcW w:w="992" w:type="dxa"/>
             <w:shd w:val="clear" w:color="auto" w:fill="F3F6F8"/>
           </w:tcPr>
           <w:p>
@@ -2337,7 +2337,7 @@
         </w:tc>
         <w:tc>
           <w:tcPr>
-            <w:tcW w:w="1239" w:type="dxa"/>
+            <w:tcW w:w="1244" w:type="dxa"/>
             <w:shd w:val="clear" w:color="auto" w:fill="F3F6F8"/>
           </w:tcPr>
           <w:p>
@@ -2355,7 +2355,7 @@
         </w:tc>
         <w:tc>
           <w:tcPr>
-            <w:tcW w:w="2142" w:type="dxa"/>
+            <w:tcW w:w="2069" w:type="dxa"/>
             <w:shd w:val="clear" w:color="auto" w:fill="F3F6F8"/>
           </w:tcPr>
           <w:p>
@@ -2373,7 +2373,7 @@
         </w:tc>
         <w:tc>
           <w:tcPr>
-            <w:tcW w:w="4988" w:type="dxa"/>
+            <w:tcW w:w="5056" w:type="dxa"/>
             <w:shd w:val="clear" w:color="auto" w:fill="F3F6F8"/>
           </w:tcPr>
           <w:p>
@@ -2396,7 +2396,7 @@
         </w:trPr>
         <w:tc>
           <w:tcPr>
-            <w:tcW w:w="991" w:type="dxa"/>
+            <w:tcW w:w="992" w:type="dxa"/>
           </w:tcPr>
           <w:p>
             <w:pPr>
@@ -2414,7 +2414,7 @@
         </w:tc>
         <w:tc>
           <w:tcPr>
-            <w:tcW w:w="1239" w:type="dxa"/>
+            <w:tcW w:w="1244" w:type="dxa"/>
           </w:tcPr>
           <w:p>
             <w:pPr>
@@ -2431,7 +2431,7 @@
         </w:tc>
         <w:tc>
           <w:tcPr>
-            <w:tcW w:w="2142" w:type="dxa"/>
+            <w:tcW w:w="2069" w:type="dxa"/>
           </w:tcPr>
           <w:p>
             <w:pPr>
@@ -2442,13 +2442,13 @@
               <w:rPr>
                 <w:sz w:val="17"/>
               </w:rPr>
-              <w:t>Capstone Team (Claude, card 30)</w:t>
-            </w:r>
-          </w:p>
-        </w:tc>
-        <w:tc>
-          <w:tcPr>
-            <w:tcW w:w="4988" w:type="dxa"/>
+              <w:t>Capstone Team (card 30)</w:t>
+            </w:r>
+          </w:p>
+        </w:tc>
+        <w:tc>
+          <w:tcPr>
+            <w:tcW w:w="5056" w:type="dxa"/>
           </w:tcPr>
           <w:p>
             <w:pPr>
@@ -2484,7 +2484,7 @@
         </w:trPr>
         <w:tc>
           <w:tcPr>
-            <w:tcW w:w="991" w:type="dxa"/>
+            <w:tcW w:w="992" w:type="dxa"/>
             <w:shd w:val="clear" w:color="auto" w:fill="F3F6F8"/>
           </w:tcPr>
           <w:p>
@@ -2503,7 +2503,7 @@
         </w:tc>
         <w:tc>
           <w:tcPr>
-            <w:tcW w:w="1239" w:type="dxa"/>
+            <w:tcW w:w="1244" w:type="dxa"/>
             <w:shd w:val="clear" w:color="auto" w:fill="F3F6F8"/>
           </w:tcPr>
           <w:p>
@@ -2521,7 +2521,7 @@
         </w:tc>
         <w:tc>
           <w:tcPr>
-            <w:tcW w:w="2142" w:type="dxa"/>
+            <w:tcW w:w="2069" w:type="dxa"/>
             <w:shd w:val="clear" w:color="auto" w:fill="F3F6F8"/>
           </w:tcPr>
           <w:p>
@@ -2533,13 +2533,13 @@
               <w:rPr>
                 <w:sz w:val="17"/>
               </w:rPr>
-              <w:t>Capstone Team (Claude, card 31)</w:t>
-            </w:r>
-          </w:p>
-        </w:tc>
-        <w:tc>
-          <w:tcPr>
-            <w:tcW w:w="4988" w:type="dxa"/>
+              <w:t>Capstone Team (card 31)</w:t>
+            </w:r>
+          </w:p>
+        </w:tc>
+        <w:tc>
+          <w:tcPr>
+            <w:tcW w:w="5056" w:type="dxa"/>
             <w:shd w:val="clear" w:color="auto" w:fill="F3F6F8"/>
           </w:tcPr>
           <w:p>
@@ -2579,7 +2579,7 @@
       <w:pPr>
         <w:pStyle w:val="Heading1"/>
       </w:pPr>
-      <w:bookmarkStart w:id="1" w:name="_Toc242912323"/>
+      <w:bookmarkStart w:id="1" w:name="_Toc243212140"/>
       <w:r>
         <w:t>1. Project Overview &amp; Scope Refactoring</w:t>
       </w:r>
@@ -2589,7 +2589,7 @@
       <w:pPr>
         <w:pStyle w:val="Heading2"/>
       </w:pPr>
-      <w:bookmarkStart w:id="2" w:name="_Toc242912324"/>
+      <w:bookmarkStart w:id="2" w:name="_Toc243212141"/>
       <w:r>
         <w:t>1.1 Project Purpose &amp; Executive Summary</w:t>
       </w:r>
@@ -2607,7 +2607,7 @@
       <w:pPr>
         <w:pStyle w:val="Heading2"/>
       </w:pPr>
-      <w:bookmarkStart w:id="3" w:name="_Toc242912325"/>
+      <w:bookmarkStart w:id="3" w:name="_Toc243212142"/>
       <w:r>
         <w:t>1.2 Interconnected Deliverables Traceability Baseline</w:t>
       </w:r>
@@ -3885,7 +3885,7 @@
       <w:pPr>
         <w:pStyle w:val="Heading2"/>
       </w:pPr>
-      <w:bookmarkStart w:id="4" w:name="_Toc242912326"/>
+      <w:bookmarkStart w:id="4" w:name="_Toc243212143"/>
       <w:r>
         <w:t>1.3 Scope Baseline &amp; Phased Implementation Strategy</w:t>
       </w:r>
@@ -3998,7 +3998,7 @@
       <w:pPr>
         <w:pStyle w:val="Heading1"/>
       </w:pPr>
-      <w:bookmarkStart w:id="5" w:name="_Toc242912327"/>
+      <w:bookmarkStart w:id="5" w:name="_Toc243212144"/>
       <w:r>
         <w:t>2. Work Breakdown Structure (WBS) &amp; Deliverables</w:t>
       </w:r>
@@ -4364,7 +4364,7 @@
       <w:pPr>
         <w:pStyle w:val="Heading1"/>
       </w:pPr>
-      <w:bookmarkStart w:id="6" w:name="_Toc242912328"/>
+      <w:bookmarkStart w:id="6" w:name="_Toc243212145"/>
       <w:r>
         <w:t>3. Activities, Milestones &amp; Revised Master Schedule</w:t>
       </w:r>
@@ -5861,7 +5861,7 @@
       <w:pPr>
         <w:pStyle w:val="Heading1"/>
       </w:pPr>
-      <w:bookmarkStart w:id="7" w:name="_Toc242912329"/>
+      <w:bookmarkStart w:id="7" w:name="_Toc243212146"/>
       <w:r>
         <w:t>4. Resource Allocation &amp; Infrastructure</w:t>
       </w:r>
@@ -5871,7 +5871,7 @@
       <w:pPr>
         <w:pStyle w:val="Heading2"/>
       </w:pPr>
-      <w:bookmarkStart w:id="8" w:name="_Toc242912330"/>
+      <w:bookmarkStart w:id="8" w:name="_Toc243212147"/>
       <w:r>
         <w:t>4.1 Development &amp; Processing Infrastructure</w:t>
       </w:r>
@@ -5953,7 +5953,7 @@
       <w:pPr>
         <w:pStyle w:val="Heading2"/>
       </w:pPr>
-      <w:bookmarkStart w:id="9" w:name="_Toc242912331"/>
+      <w:bookmarkStart w:id="9" w:name="_Toc243212148"/>
       <w:r>
         <w:t>4.2 Target Hardware &amp; Test Fleet</w:t>
       </w:r>
@@ -6011,7 +6011,7 @@
       <w:pPr>
         <w:pStyle w:val="Heading2"/>
       </w:pPr>
-      <w:bookmarkStart w:id="10" w:name="_Toc242912332"/>
+      <w:bookmarkStart w:id="10" w:name="_Toc243212149"/>
       <w:r>
         <w:t>4.3 Software Libraries &amp; Frameworks</w:t>
       </w:r>
@@ -6174,7 +6174,7 @@
       <w:pPr>
         <w:pStyle w:val="Heading1"/>
       </w:pPr>
-      <w:bookmarkStart w:id="11" w:name="_Toc242912333"/>
+      <w:bookmarkStart w:id="11" w:name="_Toc243212150"/>
       <w:r>
         <w:t>5. Team Roles and Responsibilities</w:t>
       </w:r>
@@ -6793,7 +6793,7 @@
       <w:pPr>
         <w:pStyle w:val="Heading1"/>
       </w:pPr>
-      <w:bookmarkStart w:id="12" w:name="_Toc242912334"/>
+      <w:bookmarkStart w:id="12" w:name="_Toc243212151"/>
       <w:r>
         <w:t>6. Comprehensive Risk Management &amp; Mitigation Matrix</w:t>
       </w:r>
@@ -8263,7 +8263,7 @@
       <w:pPr>
         <w:pStyle w:val="Heading1"/>
       </w:pPr>
-      <w:bookmarkStart w:id="13" w:name="_Toc242912335"/>
+      <w:bookmarkStart w:id="13" w:name="_Toc243212152"/>
       <w:r>
         <w:t>7. Configuration Management &amp; Quality Assurance</w:t>
       </w:r>
@@ -8273,7 +8273,7 @@
       <w:pPr>
         <w:pStyle w:val="Heading2"/>
       </w:pPr>
-      <w:bookmarkStart w:id="14" w:name="_Toc242912336"/>
+      <w:bookmarkStart w:id="14" w:name="_Toc243212153"/>
       <w:r>
         <w:t>7.1 Configuration Management &amp; Asset Versioning</w:t>
       </w:r>
@@ -8456,7 +8456,7 @@
       <w:pPr>
         <w:pStyle w:val="Heading2"/>
       </w:pPr>
-      <w:bookmarkStart w:id="15" w:name="_Toc242912337"/>
+      <w:bookmarkStart w:id="15" w:name="_Toc243212154"/>
       <w:r>
         <w:t>7.2 Quality Assurance &amp; Verification Protocol</w:t>
       </w:r>
@@ -8963,31 +8963,31 @@
       </w:rPr>
     </w:lvl>
   </w:abstractNum>
-  <w:num w:numId="1" w16cid:durableId="597257872">
+  <w:num w:numId="1" w16cid:durableId="372315317">
     <w:abstractNumId w:val="8"/>
   </w:num>
-  <w:num w:numId="2" w16cid:durableId="18899581">
+  <w:num w:numId="2" w16cid:durableId="380523537">
     <w:abstractNumId w:val="6"/>
   </w:num>
-  <w:num w:numId="3" w16cid:durableId="374237733">
+  <w:num w:numId="3" w16cid:durableId="516502181">
     <w:abstractNumId w:val="5"/>
   </w:num>
-  <w:num w:numId="4" w16cid:durableId="1219589570">
+  <w:num w:numId="4" w16cid:durableId="696929511">
     <w:abstractNumId w:val="4"/>
   </w:num>
-  <w:num w:numId="5" w16cid:durableId="1277564023">
+  <w:num w:numId="5" w16cid:durableId="374623542">
     <w:abstractNumId w:val="7"/>
   </w:num>
-  <w:num w:numId="6" w16cid:durableId="1491679493">
+  <w:num w:numId="6" w16cid:durableId="1223834963">
     <w:abstractNumId w:val="3"/>
   </w:num>
-  <w:num w:numId="7" w16cid:durableId="888415318">
+  <w:num w:numId="7" w16cid:durableId="871503366">
     <w:abstractNumId w:val="2"/>
   </w:num>
-  <w:num w:numId="8" w16cid:durableId="1560171074">
+  <w:num w:numId="8" w16cid:durableId="751395715">
     <w:abstractNumId w:val="1"/>
   </w:num>
-  <w:num w:numId="9" w16cid:durableId="403334792">
+  <w:num w:numId="9" w16cid:durableId="1411731773">
     <w:abstractNumId w:val="0"/>
   </w:num>
 </w:numbering>
@@ -20382,7 +20382,7 @@
     <w:autoRedefine/>
     <w:uiPriority w:val="39"/>
     <w:unhideWhenUsed/>
-    <w:rsid w:val="00E10879"/>
+    <w:rsid w:val="00562659"/>
     <w:pPr>
       <w:spacing w:after="100"/>
     </w:pPr>
@@ -20394,7 +20394,7 @@
     <w:autoRedefine/>
     <w:uiPriority w:val="39"/>
     <w:unhideWhenUsed/>
-    <w:rsid w:val="00E10879"/>
+    <w:rsid w:val="00562659"/>
     <w:pPr>
       <w:spacing w:after="100"/>
       <w:ind w:left="200"/>
@@ -20405,7 +20405,7 @@
     <w:basedOn w:val="DefaultParagraphFont"/>
     <w:uiPriority w:val="99"/>
     <w:unhideWhenUsed/>
-    <w:rsid w:val="00E10879"/>
+    <w:rsid w:val="00562659"/>
     <w:rPr>
       <w:color w:val="0000FF" w:themeColor="hyperlink"/>
       <w:u w:val="single"/>

--- a/docs/submission/playIT_SPMP_v2.0.docx
+++ b/docs/submission/playIT_SPMP_v2.0.docx
@@ -12,7 +12,7 @@
           <w:noProof/>
         </w:rPr>
         <w:drawing>
-          <wp:inline distT="0" distB="0" distL="0" distR="0" wp14:anchorId="6566CF24" wp14:editId="34258E2B">
+          <wp:inline distT="0" distB="0" distL="0" distR="0" wp14:anchorId="2EF4F77B" wp14:editId="06C6E794">
             <wp:extent cx="1463040" cy="1034415"/>
             <wp:effectExtent l="0" t="0" r="0" b="0"/>
             <wp:docPr id="1" name="Picture 1"/>
@@ -209,7 +209,7 @@
               <w:rPr>
                 <w:sz w:val="19"/>
               </w:rPr>
-              <w:t>2.0 (Post-MVP Refactored Baseline), revision 2.6</w:t>
+              <w:t>2.0 (Post-MVP Refactored Baseline), revision 2.7</w:t>
             </w:r>
           </w:p>
         </w:tc>
@@ -245,7 +245,7 @@
               <w:rPr>
                 <w:sz w:val="19"/>
               </w:rPr>
-              <w:t>September 26, 2026 (Revised October 14, 2026)</w:t>
+              <w:t>September 26, 2026 (Revised October 18, 2026)</w:t>
             </w:r>
           </w:p>
         </w:tc>
@@ -403,7 +403,7 @@
       <w:r>
         <w:fldChar w:fldCharType="separate"/>
       </w:r>
-      <w:hyperlink w:anchor="_Toc243212139" w:history="1">
+      <w:hyperlink w:anchor="_Toc243335921" w:history="1">
         <w:r>
           <w:rPr>
             <w:rStyle w:val="Hyperlink"/>
@@ -430,7 +430,7 @@
             <w:noProof/>
             <w:webHidden/>
           </w:rPr>
-          <w:instrText xml:space="preserve"> PAGEREF _Toc243212139 \h </w:instrText>
+          <w:instrText xml:space="preserve"> PAGEREF _Toc243335921 \h </w:instrText>
         </w:r>
         <w:r>
           <w:rPr>
@@ -478,7 +478,7 @@
           <w14:ligatures w14:val="standardContextual"/>
         </w:rPr>
       </w:pPr>
-      <w:hyperlink w:anchor="_Toc243212140" w:history="1">
+      <w:hyperlink w:anchor="_Toc243335922" w:history="1">
         <w:r>
           <w:rPr>
             <w:rStyle w:val="Hyperlink"/>
@@ -505,7 +505,7 @@
             <w:noProof/>
             <w:webHidden/>
           </w:rPr>
-          <w:instrText xml:space="preserve"> PAGEREF _Toc243212140 \h </w:instrText>
+          <w:instrText xml:space="preserve"> PAGEREF _Toc243335922 \h </w:instrText>
         </w:r>
         <w:r>
           <w:rPr>
@@ -553,7 +553,7 @@
           <w14:ligatures w14:val="standardContextual"/>
         </w:rPr>
       </w:pPr>
-      <w:hyperlink w:anchor="_Toc243212141" w:history="1">
+      <w:hyperlink w:anchor="_Toc243335923" w:history="1">
         <w:r>
           <w:rPr>
             <w:rStyle w:val="Hyperlink"/>
@@ -580,7 +580,7 @@
             <w:noProof/>
             <w:webHidden/>
           </w:rPr>
-          <w:instrText xml:space="preserve"> PAGEREF _Toc243212141 \h </w:instrText>
+          <w:instrText xml:space="preserve"> PAGEREF _Toc243335923 \h </w:instrText>
         </w:r>
         <w:r>
           <w:rPr>
@@ -628,7 +628,7 @@
           <w14:ligatures w14:val="standardContextual"/>
         </w:rPr>
       </w:pPr>
-      <w:hyperlink w:anchor="_Toc243212142" w:history="1">
+      <w:hyperlink w:anchor="_Toc243335924" w:history="1">
         <w:r>
           <w:rPr>
             <w:rStyle w:val="Hyperlink"/>
@@ -655,7 +655,7 @@
             <w:noProof/>
             <w:webHidden/>
           </w:rPr>
-          <w:instrText xml:space="preserve"> PAGEREF _Toc243212142 \h </w:instrText>
+          <w:instrText xml:space="preserve"> PAGEREF _Toc243335924 \h </w:instrText>
         </w:r>
         <w:r>
           <w:rPr>
@@ -703,7 +703,7 @@
           <w14:ligatures w14:val="standardContextual"/>
         </w:rPr>
       </w:pPr>
-      <w:hyperlink w:anchor="_Toc243212143" w:history="1">
+      <w:hyperlink w:anchor="_Toc243335925" w:history="1">
         <w:r>
           <w:rPr>
             <w:rStyle w:val="Hyperlink"/>
@@ -730,7 +730,7 @@
             <w:noProof/>
             <w:webHidden/>
           </w:rPr>
-          <w:instrText xml:space="preserve"> PAGEREF _Toc243212143 \h </w:instrText>
+          <w:instrText xml:space="preserve"> PAGEREF _Toc243335925 \h </w:instrText>
         </w:r>
         <w:r>
           <w:rPr>
@@ -778,7 +778,7 @@
           <w14:ligatures w14:val="standardContextual"/>
         </w:rPr>
       </w:pPr>
-      <w:hyperlink w:anchor="_Toc243212144" w:history="1">
+      <w:hyperlink w:anchor="_Toc243335926" w:history="1">
         <w:r>
           <w:rPr>
             <w:rStyle w:val="Hyperlink"/>
@@ -805,7 +805,7 @@
             <w:noProof/>
             <w:webHidden/>
           </w:rPr>
-          <w:instrText xml:space="preserve"> PAGEREF _Toc243212144 \h </w:instrText>
+          <w:instrText xml:space="preserve"> PAGEREF _Toc243335926 \h </w:instrText>
         </w:r>
         <w:r>
           <w:rPr>
@@ -853,7 +853,7 @@
           <w14:ligatures w14:val="standardContextual"/>
         </w:rPr>
       </w:pPr>
-      <w:hyperlink w:anchor="_Toc243212145" w:history="1">
+      <w:hyperlink w:anchor="_Toc243335927" w:history="1">
         <w:r>
           <w:rPr>
             <w:rStyle w:val="Hyperlink"/>
@@ -880,7 +880,7 @@
             <w:noProof/>
             <w:webHidden/>
           </w:rPr>
-          <w:instrText xml:space="preserve"> PAGEREF _Toc243212145 \h </w:instrText>
+          <w:instrText xml:space="preserve"> PAGEREF _Toc243335927 \h </w:instrText>
         </w:r>
         <w:r>
           <w:rPr>
@@ -928,7 +928,7 @@
           <w14:ligatures w14:val="standardContextual"/>
         </w:rPr>
       </w:pPr>
-      <w:hyperlink w:anchor="_Toc243212146" w:history="1">
+      <w:hyperlink w:anchor="_Toc243335928" w:history="1">
         <w:r>
           <w:rPr>
             <w:rStyle w:val="Hyperlink"/>
@@ -955,7 +955,7 @@
             <w:noProof/>
             <w:webHidden/>
           </w:rPr>
-          <w:instrText xml:space="preserve"> PAGEREF _Toc243212146 \h </w:instrText>
+          <w:instrText xml:space="preserve"> PAGEREF _Toc243335928 \h </w:instrText>
         </w:r>
         <w:r>
           <w:rPr>
@@ -1003,7 +1003,7 @@
           <w14:ligatures w14:val="standardContextual"/>
         </w:rPr>
       </w:pPr>
-      <w:hyperlink w:anchor="_Toc243212147" w:history="1">
+      <w:hyperlink w:anchor="_Toc243335929" w:history="1">
         <w:r>
           <w:rPr>
             <w:rStyle w:val="Hyperlink"/>
@@ -1030,7 +1030,7 @@
             <w:noProof/>
             <w:webHidden/>
           </w:rPr>
-          <w:instrText xml:space="preserve"> PAGEREF _Toc243212147 \h </w:instrText>
+          <w:instrText xml:space="preserve"> PAGEREF _Toc243335929 \h </w:instrText>
         </w:r>
         <w:r>
           <w:rPr>
@@ -1078,7 +1078,7 @@
           <w14:ligatures w14:val="standardContextual"/>
         </w:rPr>
       </w:pPr>
-      <w:hyperlink w:anchor="_Toc243212148" w:history="1">
+      <w:hyperlink w:anchor="_Toc243335930" w:history="1">
         <w:r>
           <w:rPr>
             <w:rStyle w:val="Hyperlink"/>
@@ -1105,7 +1105,7 @@
             <w:noProof/>
             <w:webHidden/>
           </w:rPr>
-          <w:instrText xml:space="preserve"> PAGEREF _Toc243212148 \h </w:instrText>
+          <w:instrText xml:space="preserve"> PAGEREF _Toc243335930 \h </w:instrText>
         </w:r>
         <w:r>
           <w:rPr>
@@ -1153,7 +1153,7 @@
           <w14:ligatures w14:val="standardContextual"/>
         </w:rPr>
       </w:pPr>
-      <w:hyperlink w:anchor="_Toc243212149" w:history="1">
+      <w:hyperlink w:anchor="_Toc243335931" w:history="1">
         <w:r>
           <w:rPr>
             <w:rStyle w:val="Hyperlink"/>
@@ -1180,7 +1180,7 @@
             <w:noProof/>
             <w:webHidden/>
           </w:rPr>
-          <w:instrText xml:space="preserve"> PAGEREF _Toc243212149 \h </w:instrText>
+          <w:instrText xml:space="preserve"> PAGEREF _Toc243335931 \h </w:instrText>
         </w:r>
         <w:r>
           <w:rPr>
@@ -1228,7 +1228,7 @@
           <w14:ligatures w14:val="standardContextual"/>
         </w:rPr>
       </w:pPr>
-      <w:hyperlink w:anchor="_Toc243212150" w:history="1">
+      <w:hyperlink w:anchor="_Toc243335932" w:history="1">
         <w:r>
           <w:rPr>
             <w:rStyle w:val="Hyperlink"/>
@@ -1255,7 +1255,7 @@
             <w:noProof/>
             <w:webHidden/>
           </w:rPr>
-          <w:instrText xml:space="preserve"> PAGEREF _Toc243212150 \h </w:instrText>
+          <w:instrText xml:space="preserve"> PAGEREF _Toc243335932 \h </w:instrText>
         </w:r>
         <w:r>
           <w:rPr>
@@ -1303,7 +1303,7 @@
           <w14:ligatures w14:val="standardContextual"/>
         </w:rPr>
       </w:pPr>
-      <w:hyperlink w:anchor="_Toc243212151" w:history="1">
+      <w:hyperlink w:anchor="_Toc243335933" w:history="1">
         <w:r>
           <w:rPr>
             <w:rStyle w:val="Hyperlink"/>
@@ -1330,7 +1330,7 @@
             <w:noProof/>
             <w:webHidden/>
           </w:rPr>
-          <w:instrText xml:space="preserve"> PAGEREF _Toc243212151 \h </w:instrText>
+          <w:instrText xml:space="preserve"> PAGEREF _Toc243335933 \h </w:instrText>
         </w:r>
         <w:r>
           <w:rPr>
@@ -1378,7 +1378,7 @@
           <w14:ligatures w14:val="standardContextual"/>
         </w:rPr>
       </w:pPr>
-      <w:hyperlink w:anchor="_Toc243212152" w:history="1">
+      <w:hyperlink w:anchor="_Toc243335934" w:history="1">
         <w:r>
           <w:rPr>
             <w:rStyle w:val="Hyperlink"/>
@@ -1405,7 +1405,7 @@
             <w:noProof/>
             <w:webHidden/>
           </w:rPr>
-          <w:instrText xml:space="preserve"> PAGEREF _Toc243212152 \h </w:instrText>
+          <w:instrText xml:space="preserve"> PAGEREF _Toc243335934 \h </w:instrText>
         </w:r>
         <w:r>
           <w:rPr>
@@ -1453,7 +1453,7 @@
           <w14:ligatures w14:val="standardContextual"/>
         </w:rPr>
       </w:pPr>
-      <w:hyperlink w:anchor="_Toc243212153" w:history="1">
+      <w:hyperlink w:anchor="_Toc243335935" w:history="1">
         <w:r>
           <w:rPr>
             <w:rStyle w:val="Hyperlink"/>
@@ -1480,7 +1480,7 @@
             <w:noProof/>
             <w:webHidden/>
           </w:rPr>
-          <w:instrText xml:space="preserve"> PAGEREF _Toc243212153 \h </w:instrText>
+          <w:instrText xml:space="preserve"> PAGEREF _Toc243335935 \h </w:instrText>
         </w:r>
         <w:r>
           <w:rPr>
@@ -1528,7 +1528,7 @@
           <w14:ligatures w14:val="standardContextual"/>
         </w:rPr>
       </w:pPr>
-      <w:hyperlink w:anchor="_Toc243212154" w:history="1">
+      <w:hyperlink w:anchor="_Toc243335936" w:history="1">
         <w:r>
           <w:rPr>
             <w:rStyle w:val="Hyperlink"/>
@@ -1555,7 +1555,7 @@
             <w:noProof/>
             <w:webHidden/>
           </w:rPr>
-          <w:instrText xml:space="preserve"> PAGEREF _Toc243212154 \h </w:instrText>
+          <w:instrText xml:space="preserve"> PAGEREF _Toc243335936 \h </w:instrText>
         </w:r>
         <w:r>
           <w:rPr>
@@ -1600,7 +1600,7 @@
       <w:pPr>
         <w:pStyle w:val="Heading1"/>
       </w:pPr>
-      <w:bookmarkStart w:id="0" w:name="_Toc243212139"/>
+      <w:bookmarkStart w:id="0" w:name="_Toc243335921"/>
       <w:r>
         <w:t>Document Revision History</w:t>
       </w:r>
@@ -1628,10 +1628,10 @@
         <w:tblLook w:val="04A0" w:firstRow="1" w:lastRow="0" w:firstColumn="1" w:lastColumn="0" w:noHBand="0" w:noVBand="1"/>
       </w:tblPr>
       <w:tblGrid>
-        <w:gridCol w:w="992"/>
-        <w:gridCol w:w="1244"/>
-        <w:gridCol w:w="2069"/>
-        <w:gridCol w:w="5056"/>
+        <w:gridCol w:w="994"/>
+        <w:gridCol w:w="1255"/>
+        <w:gridCol w:w="2081"/>
+        <w:gridCol w:w="5030"/>
       </w:tblGrid>
       <w:tr>
         <w:trPr>
@@ -1640,7 +1640,7 @@
         </w:trPr>
         <w:tc>
           <w:tcPr>
-            <w:tcW w:w="992" w:type="dxa"/>
+            <w:tcW w:w="994" w:type="dxa"/>
             <w:shd w:val="clear" w:color="auto" w:fill="1F3A3D"/>
           </w:tcPr>
           <w:p>
@@ -1660,7 +1660,7 @@
         </w:tc>
         <w:tc>
           <w:tcPr>
-            <w:tcW w:w="1244" w:type="dxa"/>
+            <w:tcW w:w="1255" w:type="dxa"/>
             <w:shd w:val="clear" w:color="auto" w:fill="1F3A3D"/>
           </w:tcPr>
           <w:p>
@@ -1680,7 +1680,7 @@
         </w:tc>
         <w:tc>
           <w:tcPr>
-            <w:tcW w:w="2069" w:type="dxa"/>
+            <w:tcW w:w="2081" w:type="dxa"/>
             <w:shd w:val="clear" w:color="auto" w:fill="1F3A3D"/>
           </w:tcPr>
           <w:p>
@@ -1700,7 +1700,7 @@
         </w:tc>
         <w:tc>
           <w:tcPr>
-            <w:tcW w:w="5056" w:type="dxa"/>
+            <w:tcW w:w="5030" w:type="dxa"/>
             <w:shd w:val="clear" w:color="auto" w:fill="1F3A3D"/>
           </w:tcPr>
           <w:p>
@@ -1725,7 +1725,7 @@
         </w:trPr>
         <w:tc>
           <w:tcPr>
-            <w:tcW w:w="992" w:type="dxa"/>
+            <w:tcW w:w="994" w:type="dxa"/>
           </w:tcPr>
           <w:p>
             <w:pPr>
@@ -1743,7 +1743,7 @@
         </w:tc>
         <w:tc>
           <w:tcPr>
-            <w:tcW w:w="1244" w:type="dxa"/>
+            <w:tcW w:w="1255" w:type="dxa"/>
           </w:tcPr>
           <w:p>
             <w:pPr>
@@ -1760,7 +1760,7 @@
         </w:tc>
         <w:tc>
           <w:tcPr>
-            <w:tcW w:w="2069" w:type="dxa"/>
+            <w:tcW w:w="2081" w:type="dxa"/>
           </w:tcPr>
           <w:p>
             <w:pPr>
@@ -1777,7 +1777,7 @@
         </w:tc>
         <w:tc>
           <w:tcPr>
-            <w:tcW w:w="5056" w:type="dxa"/>
+            <w:tcW w:w="5030" w:type="dxa"/>
           </w:tcPr>
           <w:p>
             <w:pPr>
@@ -1798,7 +1798,7 @@
         </w:trPr>
         <w:tc>
           <w:tcPr>
-            <w:tcW w:w="992" w:type="dxa"/>
+            <w:tcW w:w="994" w:type="dxa"/>
             <w:shd w:val="clear" w:color="auto" w:fill="F3F6F8"/>
           </w:tcPr>
           <w:p>
@@ -1817,7 +1817,7 @@
         </w:tc>
         <w:tc>
           <w:tcPr>
-            <w:tcW w:w="1244" w:type="dxa"/>
+            <w:tcW w:w="1255" w:type="dxa"/>
             <w:shd w:val="clear" w:color="auto" w:fill="F3F6F8"/>
           </w:tcPr>
           <w:p>
@@ -1835,7 +1835,7 @@
         </w:tc>
         <w:tc>
           <w:tcPr>
-            <w:tcW w:w="2069" w:type="dxa"/>
+            <w:tcW w:w="2081" w:type="dxa"/>
             <w:shd w:val="clear" w:color="auto" w:fill="F3F6F8"/>
           </w:tcPr>
           <w:p>
@@ -1853,7 +1853,7 @@
         </w:tc>
         <w:tc>
           <w:tcPr>
-            <w:tcW w:w="5056" w:type="dxa"/>
+            <w:tcW w:w="5030" w:type="dxa"/>
             <w:shd w:val="clear" w:color="auto" w:fill="F3F6F8"/>
           </w:tcPr>
           <w:p>
@@ -2022,7 +2022,7 @@
         </w:trPr>
         <w:tc>
           <w:tcPr>
-            <w:tcW w:w="992" w:type="dxa"/>
+            <w:tcW w:w="994" w:type="dxa"/>
           </w:tcPr>
           <w:p>
             <w:pPr>
@@ -2040,7 +2040,7 @@
         </w:tc>
         <w:tc>
           <w:tcPr>
-            <w:tcW w:w="1244" w:type="dxa"/>
+            <w:tcW w:w="1255" w:type="dxa"/>
           </w:tcPr>
           <w:p>
             <w:pPr>
@@ -2057,7 +2057,7 @@
         </w:tc>
         <w:tc>
           <w:tcPr>
-            <w:tcW w:w="2069" w:type="dxa"/>
+            <w:tcW w:w="2081" w:type="dxa"/>
           </w:tcPr>
           <w:p>
             <w:pPr>
@@ -2074,7 +2074,7 @@
         </w:tc>
         <w:tc>
           <w:tcPr>
-            <w:tcW w:w="5056" w:type="dxa"/>
+            <w:tcW w:w="5030" w:type="dxa"/>
           </w:tcPr>
           <w:p>
             <w:pPr>
@@ -2096,7 +2096,7 @@
         </w:trPr>
         <w:tc>
           <w:tcPr>
-            <w:tcW w:w="992" w:type="dxa"/>
+            <w:tcW w:w="994" w:type="dxa"/>
             <w:shd w:val="clear" w:color="auto" w:fill="F3F6F8"/>
           </w:tcPr>
           <w:p>
@@ -2115,7 +2115,7 @@
         </w:tc>
         <w:tc>
           <w:tcPr>
-            <w:tcW w:w="1244" w:type="dxa"/>
+            <w:tcW w:w="1255" w:type="dxa"/>
             <w:shd w:val="clear" w:color="auto" w:fill="F3F6F8"/>
           </w:tcPr>
           <w:p>
@@ -2133,7 +2133,7 @@
         </w:tc>
         <w:tc>
           <w:tcPr>
-            <w:tcW w:w="2069" w:type="dxa"/>
+            <w:tcW w:w="2081" w:type="dxa"/>
             <w:shd w:val="clear" w:color="auto" w:fill="F3F6F8"/>
           </w:tcPr>
           <w:p>
@@ -2151,7 +2151,7 @@
         </w:tc>
         <w:tc>
           <w:tcPr>
-            <w:tcW w:w="5056" w:type="dxa"/>
+            <w:tcW w:w="5030" w:type="dxa"/>
             <w:shd w:val="clear" w:color="auto" w:fill="F3F6F8"/>
           </w:tcPr>
           <w:p>
@@ -2216,7 +2216,7 @@
         </w:trPr>
         <w:tc>
           <w:tcPr>
-            <w:tcW w:w="992" w:type="dxa"/>
+            <w:tcW w:w="994" w:type="dxa"/>
           </w:tcPr>
           <w:p>
             <w:pPr>
@@ -2234,7 +2234,7 @@
         </w:tc>
         <w:tc>
           <w:tcPr>
-            <w:tcW w:w="1244" w:type="dxa"/>
+            <w:tcW w:w="1255" w:type="dxa"/>
           </w:tcPr>
           <w:p>
             <w:pPr>
@@ -2251,7 +2251,7 @@
         </w:tc>
         <w:tc>
           <w:tcPr>
-            <w:tcW w:w="2069" w:type="dxa"/>
+            <w:tcW w:w="2081" w:type="dxa"/>
           </w:tcPr>
           <w:p>
             <w:pPr>
@@ -2268,7 +2268,7 @@
         </w:tc>
         <w:tc>
           <w:tcPr>
-            <w:tcW w:w="5056" w:type="dxa"/>
+            <w:tcW w:w="5030" w:type="dxa"/>
           </w:tcPr>
           <w:p>
             <w:pPr>
@@ -2318,7 +2318,7 @@
         </w:trPr>
         <w:tc>
           <w:tcPr>
-            <w:tcW w:w="992" w:type="dxa"/>
+            <w:tcW w:w="994" w:type="dxa"/>
             <w:shd w:val="clear" w:color="auto" w:fill="F3F6F8"/>
           </w:tcPr>
           <w:p>
@@ -2337,7 +2337,7 @@
         </w:tc>
         <w:tc>
           <w:tcPr>
-            <w:tcW w:w="1244" w:type="dxa"/>
+            <w:tcW w:w="1255" w:type="dxa"/>
             <w:shd w:val="clear" w:color="auto" w:fill="F3F6F8"/>
           </w:tcPr>
           <w:p>
@@ -2355,7 +2355,7 @@
         </w:tc>
         <w:tc>
           <w:tcPr>
-            <w:tcW w:w="2069" w:type="dxa"/>
+            <w:tcW w:w="2081" w:type="dxa"/>
             <w:shd w:val="clear" w:color="auto" w:fill="F3F6F8"/>
           </w:tcPr>
           <w:p>
@@ -2373,7 +2373,7 @@
         </w:tc>
         <w:tc>
           <w:tcPr>
-            <w:tcW w:w="5056" w:type="dxa"/>
+            <w:tcW w:w="5030" w:type="dxa"/>
             <w:shd w:val="clear" w:color="auto" w:fill="F3F6F8"/>
           </w:tcPr>
           <w:p>
@@ -2396,7 +2396,7 @@
         </w:trPr>
         <w:tc>
           <w:tcPr>
-            <w:tcW w:w="992" w:type="dxa"/>
+            <w:tcW w:w="994" w:type="dxa"/>
           </w:tcPr>
           <w:p>
             <w:pPr>
@@ -2414,7 +2414,7 @@
         </w:tc>
         <w:tc>
           <w:tcPr>
-            <w:tcW w:w="1244" w:type="dxa"/>
+            <w:tcW w:w="1255" w:type="dxa"/>
           </w:tcPr>
           <w:p>
             <w:pPr>
@@ -2431,7 +2431,7 @@
         </w:tc>
         <w:tc>
           <w:tcPr>
-            <w:tcW w:w="2069" w:type="dxa"/>
+            <w:tcW w:w="2081" w:type="dxa"/>
           </w:tcPr>
           <w:p>
             <w:pPr>
@@ -2448,7 +2448,7 @@
         </w:tc>
         <w:tc>
           <w:tcPr>
-            <w:tcW w:w="5056" w:type="dxa"/>
+            <w:tcW w:w="5030" w:type="dxa"/>
           </w:tcPr>
           <w:p>
             <w:pPr>
@@ -2484,7 +2484,7 @@
         </w:trPr>
         <w:tc>
           <w:tcPr>
-            <w:tcW w:w="992" w:type="dxa"/>
+            <w:tcW w:w="994" w:type="dxa"/>
             <w:shd w:val="clear" w:color="auto" w:fill="F3F6F8"/>
           </w:tcPr>
           <w:p>
@@ -2503,7 +2503,7 @@
         </w:tc>
         <w:tc>
           <w:tcPr>
-            <w:tcW w:w="1244" w:type="dxa"/>
+            <w:tcW w:w="1255" w:type="dxa"/>
             <w:shd w:val="clear" w:color="auto" w:fill="F3F6F8"/>
           </w:tcPr>
           <w:p>
@@ -2521,7 +2521,7 @@
         </w:tc>
         <w:tc>
           <w:tcPr>
-            <w:tcW w:w="2069" w:type="dxa"/>
+            <w:tcW w:w="2081" w:type="dxa"/>
             <w:shd w:val="clear" w:color="auto" w:fill="F3F6F8"/>
           </w:tcPr>
           <w:p>
@@ -2539,7 +2539,7 @@
         </w:tc>
         <w:tc>
           <w:tcPr>
-            <w:tcW w:w="5056" w:type="dxa"/>
+            <w:tcW w:w="5030" w:type="dxa"/>
             <w:shd w:val="clear" w:color="auto" w:fill="F3F6F8"/>
           </w:tcPr>
           <w:p>
@@ -2565,6 +2565,80 @@
                 <w:sz w:val="17"/>
               </w:rPr>
               <w:t>, 433 unit tests) replaces APK G as the submission build. The calmer sound set and Lily's shorter lines (cards 31b, 31c) are with the team lead for a listening review. No change to the later milestones.</w:t>
+            </w:r>
+          </w:p>
+        </w:tc>
+      </w:tr>
+      <w:tr>
+        <w:trPr>
+          <w:cantSplit/>
+          <w:jc w:val="center"/>
+        </w:trPr>
+        <w:tc>
+          <w:tcPr>
+            <w:tcW w:w="994" w:type="dxa"/>
+          </w:tcPr>
+          <w:p>
+            <w:pPr>
+              <w:spacing w:before="20" w:after="20" w:line="252" w:lineRule="auto"/>
+              <w:jc w:val="center"/>
+            </w:pPr>
+            <w:r>
+              <w:rPr>
+                <w:b/>
+                <w:sz w:val="17"/>
+              </w:rPr>
+              <w:t>2.7</w:t>
+            </w:r>
+          </w:p>
+        </w:tc>
+        <w:tc>
+          <w:tcPr>
+            <w:tcW w:w="1255" w:type="dxa"/>
+          </w:tcPr>
+          <w:p>
+            <w:pPr>
+              <w:spacing w:before="20" w:after="20" w:line="252" w:lineRule="auto"/>
+              <w:jc w:val="center"/>
+            </w:pPr>
+            <w:r>
+              <w:rPr>
+                <w:sz w:val="17"/>
+              </w:rPr>
+              <w:t>October 18, 2026</w:t>
+            </w:r>
+          </w:p>
+        </w:tc>
+        <w:tc>
+          <w:tcPr>
+            <w:tcW w:w="2081" w:type="dxa"/>
+          </w:tcPr>
+          <w:p>
+            <w:pPr>
+              <w:spacing w:before="20" w:after="20" w:line="252" w:lineRule="auto"/>
+              <w:jc w:val="center"/>
+            </w:pPr>
+            <w:r>
+              <w:rPr>
+                <w:sz w:val="17"/>
+              </w:rPr>
+              <w:t>Capstone Team</w:t>
+            </w:r>
+          </w:p>
+        </w:tc>
+        <w:tc>
+          <w:tcPr>
+            <w:tcW w:w="5030" w:type="dxa"/>
+          </w:tcPr>
+          <w:p>
+            <w:pPr>
+              <w:spacing w:before="20" w:after="20" w:line="252" w:lineRule="auto"/>
+            </w:pPr>
+            <w:r>
+              <w:rPr>
+                <w:sz w:val="17"/>
+              </w:rPr>
+              <w:t>Final midterm alignment: updated publication date and verified project milestone baseline for IT411 midterm submission.</w:t>
             </w:r>
           </w:p>
         </w:tc>
@@ -2579,7 +2653,7 @@
       <w:pPr>
         <w:pStyle w:val="Heading1"/>
       </w:pPr>
-      <w:bookmarkStart w:id="1" w:name="_Toc243212140"/>
+      <w:bookmarkStart w:id="1" w:name="_Toc243335922"/>
       <w:r>
         <w:t>1. Project Overview &amp; Scope Refactoring</w:t>
       </w:r>
@@ -2589,7 +2663,7 @@
       <w:pPr>
         <w:pStyle w:val="Heading2"/>
       </w:pPr>
-      <w:bookmarkStart w:id="2" w:name="_Toc243212141"/>
+      <w:bookmarkStart w:id="2" w:name="_Toc243335923"/>
       <w:r>
         <w:t>1.1 Project Purpose &amp; Executive Summary</w:t>
       </w:r>
@@ -2607,7 +2681,7 @@
       <w:pPr>
         <w:pStyle w:val="Heading2"/>
       </w:pPr>
-      <w:bookmarkStart w:id="3" w:name="_Toc243212142"/>
+      <w:bookmarkStart w:id="3" w:name="_Toc243335924"/>
       <w:r>
         <w:t>1.2 Interconnected Deliverables Traceability Baseline</w:t>
       </w:r>
@@ -3885,7 +3959,7 @@
       <w:pPr>
         <w:pStyle w:val="Heading2"/>
       </w:pPr>
-      <w:bookmarkStart w:id="4" w:name="_Toc243212143"/>
+      <w:bookmarkStart w:id="4" w:name="_Toc243335925"/>
       <w:r>
         <w:t>1.3 Scope Baseline &amp; Phased Implementation Strategy</w:t>
       </w:r>
@@ -3998,7 +4072,7 @@
       <w:pPr>
         <w:pStyle w:val="Heading1"/>
       </w:pPr>
-      <w:bookmarkStart w:id="5" w:name="_Toc243212144"/>
+      <w:bookmarkStart w:id="5" w:name="_Toc243335926"/>
       <w:r>
         <w:t>2. Work Breakdown Structure (WBS) &amp; Deliverables</w:t>
       </w:r>
@@ -4364,7 +4438,7 @@
       <w:pPr>
         <w:pStyle w:val="Heading1"/>
       </w:pPr>
-      <w:bookmarkStart w:id="6" w:name="_Toc243212145"/>
+      <w:bookmarkStart w:id="6" w:name="_Toc243335927"/>
       <w:r>
         <w:t>3. Activities, Milestones &amp; Revised Master Schedule</w:t>
       </w:r>
@@ -5861,7 +5935,7 @@
       <w:pPr>
         <w:pStyle w:val="Heading1"/>
       </w:pPr>
-      <w:bookmarkStart w:id="7" w:name="_Toc243212146"/>
+      <w:bookmarkStart w:id="7" w:name="_Toc243335928"/>
       <w:r>
         <w:t>4. Resource Allocation &amp; Infrastructure</w:t>
       </w:r>
@@ -5871,7 +5945,7 @@
       <w:pPr>
         <w:pStyle w:val="Heading2"/>
       </w:pPr>
-      <w:bookmarkStart w:id="8" w:name="_Toc243212147"/>
+      <w:bookmarkStart w:id="8" w:name="_Toc243335929"/>
       <w:r>
         <w:t>4.1 Development &amp; Processing Infrastructure</w:t>
       </w:r>
@@ -5953,7 +6027,7 @@
       <w:pPr>
         <w:pStyle w:val="Heading2"/>
       </w:pPr>
-      <w:bookmarkStart w:id="9" w:name="_Toc243212148"/>
+      <w:bookmarkStart w:id="9" w:name="_Toc243335930"/>
       <w:r>
         <w:t>4.2 Target Hardware &amp; Test Fleet</w:t>
       </w:r>
@@ -6011,7 +6085,7 @@
       <w:pPr>
         <w:pStyle w:val="Heading2"/>
       </w:pPr>
-      <w:bookmarkStart w:id="10" w:name="_Toc243212149"/>
+      <w:bookmarkStart w:id="10" w:name="_Toc243335931"/>
       <w:r>
         <w:t>4.3 Software Libraries &amp; Frameworks</w:t>
       </w:r>
@@ -6174,7 +6248,7 @@
       <w:pPr>
         <w:pStyle w:val="Heading1"/>
       </w:pPr>
-      <w:bookmarkStart w:id="11" w:name="_Toc243212150"/>
+      <w:bookmarkStart w:id="11" w:name="_Toc243335932"/>
       <w:r>
         <w:t>5. Team Roles and Responsibilities</w:t>
       </w:r>
@@ -6793,7 +6867,7 @@
       <w:pPr>
         <w:pStyle w:val="Heading1"/>
       </w:pPr>
-      <w:bookmarkStart w:id="12" w:name="_Toc243212151"/>
+      <w:bookmarkStart w:id="12" w:name="_Toc243335933"/>
       <w:r>
         <w:t>6. Comprehensive Risk Management &amp; Mitigation Matrix</w:t>
       </w:r>
@@ -8263,7 +8337,7 @@
       <w:pPr>
         <w:pStyle w:val="Heading1"/>
       </w:pPr>
-      <w:bookmarkStart w:id="13" w:name="_Toc243212152"/>
+      <w:bookmarkStart w:id="13" w:name="_Toc243335934"/>
       <w:r>
         <w:t>7. Configuration Management &amp; Quality Assurance</w:t>
       </w:r>
@@ -8273,7 +8347,7 @@
       <w:pPr>
         <w:pStyle w:val="Heading2"/>
       </w:pPr>
-      <w:bookmarkStart w:id="14" w:name="_Toc243212153"/>
+      <w:bookmarkStart w:id="14" w:name="_Toc243335935"/>
       <w:r>
         <w:t>7.1 Configuration Management &amp; Asset Versioning</w:t>
       </w:r>
@@ -8456,7 +8530,7 @@
       <w:pPr>
         <w:pStyle w:val="Heading2"/>
       </w:pPr>
-      <w:bookmarkStart w:id="15" w:name="_Toc243212154"/>
+      <w:bookmarkStart w:id="15" w:name="_Toc243335936"/>
       <w:r>
         <w:t>7.2 Quality Assurance &amp; Verification Protocol</w:t>
       </w:r>
@@ -8963,31 +9037,31 @@
       </w:rPr>
     </w:lvl>
   </w:abstractNum>
-  <w:num w:numId="1" w16cid:durableId="372315317">
+  <w:num w:numId="1" w16cid:durableId="1810396962">
     <w:abstractNumId w:val="8"/>
   </w:num>
-  <w:num w:numId="2" w16cid:durableId="380523537">
+  <w:num w:numId="2" w16cid:durableId="1316957667">
     <w:abstractNumId w:val="6"/>
   </w:num>
-  <w:num w:numId="3" w16cid:durableId="516502181">
+  <w:num w:numId="3" w16cid:durableId="1945648092">
     <w:abstractNumId w:val="5"/>
   </w:num>
-  <w:num w:numId="4" w16cid:durableId="696929511">
+  <w:num w:numId="4" w16cid:durableId="1813671322">
     <w:abstractNumId w:val="4"/>
   </w:num>
-  <w:num w:numId="5" w16cid:durableId="374623542">
+  <w:num w:numId="5" w16cid:durableId="647638393">
     <w:abstractNumId w:val="7"/>
   </w:num>
-  <w:num w:numId="6" w16cid:durableId="1223834963">
+  <w:num w:numId="6" w16cid:durableId="1752267668">
     <w:abstractNumId w:val="3"/>
   </w:num>
-  <w:num w:numId="7" w16cid:durableId="871503366">
+  <w:num w:numId="7" w16cid:durableId="385640520">
     <w:abstractNumId w:val="2"/>
   </w:num>
-  <w:num w:numId="8" w16cid:durableId="751395715">
+  <w:num w:numId="8" w16cid:durableId="1840387092">
     <w:abstractNumId w:val="1"/>
   </w:num>
-  <w:num w:numId="9" w16cid:durableId="1411731773">
+  <w:num w:numId="9" w16cid:durableId="2105565707">
     <w:abstractNumId w:val="0"/>
   </w:num>
 </w:numbering>
@@ -20382,7 +20456,7 @@
     <w:autoRedefine/>
     <w:uiPriority w:val="39"/>
     <w:unhideWhenUsed/>
-    <w:rsid w:val="00562659"/>
+    <w:rsid w:val="0086584D"/>
     <w:pPr>
       <w:spacing w:after="100"/>
     </w:pPr>
@@ -20394,7 +20468,7 @@
     <w:autoRedefine/>
     <w:uiPriority w:val="39"/>
     <w:unhideWhenUsed/>
-    <w:rsid w:val="00562659"/>
+    <w:rsid w:val="0086584D"/>
     <w:pPr>
       <w:spacing w:after="100"/>
       <w:ind w:left="200"/>
@@ -20405,7 +20479,7 @@
     <w:basedOn w:val="DefaultParagraphFont"/>
     <w:uiPriority w:val="99"/>
     <w:unhideWhenUsed/>
-    <w:rsid w:val="00562659"/>
+    <w:rsid w:val="0086584D"/>
     <w:rPr>
       <w:color w:val="0000FF" w:themeColor="hyperlink"/>
       <w:u w:val="single"/>
